--- a/Memoria.docx
+++ b/Memoria.docx
@@ -73,7 +73,7 @@
         </w:p>
         <w:p>
           <w:pPr>
-            <w:pStyle w:val="BodyText"/>
+            <w:pStyle w:val="Textoindependiente"/>
             <w:spacing w:before="240" w:after="240"/>
             <w:jc w:val="center"/>
             <w:rPr>
@@ -83,7 +83,7 @@
         </w:p>
         <w:p>
           <w:pPr>
-            <w:pStyle w:val="BodyText"/>
+            <w:pStyle w:val="Textoindependiente"/>
             <w:spacing w:before="240" w:after="240"/>
             <w:jc w:val="center"/>
             <w:rPr>
@@ -233,7 +233,7 @@
         </w:p>
         <w:p>
           <w:pPr>
-            <w:pStyle w:val="BodyText"/>
+            <w:pStyle w:val="Textoindependiente"/>
             <w:rPr>
               <w:b/>
               <w:sz w:val="28"/>
@@ -242,7 +242,7 @@
         </w:p>
         <w:p>
           <w:pPr>
-            <w:pStyle w:val="BodyText"/>
+            <w:pStyle w:val="Textoindependiente"/>
             <w:rPr>
               <w:b/>
               <w:sz w:val="28"/>
@@ -251,7 +251,7 @@
         </w:p>
         <w:p>
           <w:pPr>
-            <w:pStyle w:val="BodyText"/>
+            <w:pStyle w:val="Textoindependiente"/>
             <w:rPr>
               <w:b/>
               <w:sz w:val="28"/>
@@ -260,7 +260,7 @@
         </w:p>
         <w:p>
           <w:pPr>
-            <w:pStyle w:val="BodyText"/>
+            <w:pStyle w:val="Textoindependiente"/>
             <w:rPr>
               <w:b/>
               <w:sz w:val="28"/>
@@ -269,7 +269,7 @@
         </w:p>
         <w:p>
           <w:pPr>
-            <w:pStyle w:val="BodyText"/>
+            <w:pStyle w:val="Textoindependiente"/>
             <w:rPr>
               <w:b/>
               <w:sz w:val="28"/>
@@ -278,7 +278,7 @@
         </w:p>
         <w:p>
           <w:pPr>
-            <w:pStyle w:val="BodyText"/>
+            <w:pStyle w:val="Textoindependiente"/>
             <w:rPr>
               <w:b/>
               <w:sz w:val="28"/>
@@ -287,25 +287,25 @@
         </w:p>
         <w:p>
           <w:pPr>
-            <w:pStyle w:val="Heading4"/>
+            <w:pStyle w:val="Ttulo4"/>
             <w:jc w:val="center"/>
           </w:pPr>
         </w:p>
         <w:p>
           <w:pPr>
-            <w:pStyle w:val="Heading4"/>
+            <w:pStyle w:val="Ttulo4"/>
             <w:jc w:val="center"/>
           </w:pPr>
         </w:p>
         <w:p>
           <w:pPr>
-            <w:pStyle w:val="Heading4"/>
+            <w:pStyle w:val="Ttulo4"/>
             <w:jc w:val="center"/>
           </w:pPr>
         </w:p>
         <w:p>
           <w:pPr>
-            <w:pStyle w:val="Heading4"/>
+            <w:pStyle w:val="Ttulo4"/>
             <w:jc w:val="center"/>
           </w:pPr>
         </w:p>
@@ -313,7 +313,7 @@
         <w:p/>
         <w:p>
           <w:pPr>
-            <w:pStyle w:val="Heading4"/>
+            <w:pStyle w:val="Ttulo4"/>
             <w:jc w:val="center"/>
             <w:rPr>
               <w:rFonts w:ascii="Times New Roman" w:hAnsi="Times New Roman" w:cs="Times New Roman"/>
@@ -332,7 +332,7 @@
         </w:p>
         <w:p>
           <w:pPr>
-            <w:pStyle w:val="Heading4"/>
+            <w:pStyle w:val="Ttulo4"/>
             <w:jc w:val="center"/>
             <w:rPr>
               <w:rFonts w:ascii="Times New Roman" w:hAnsi="Times New Roman" w:cs="Times New Roman"/>
@@ -374,7 +374,7 @@
           <w:sdtContent>
             <w:p>
               <w:pPr>
-                <w:pStyle w:val="TOCHeading"/>
+                <w:pStyle w:val="TtuloTDC"/>
               </w:pPr>
               <w:r>
                 <w:t>Contenido</w:t>
@@ -382,7 +382,7 @@
             </w:p>
             <w:p>
               <w:pPr>
-                <w:pStyle w:val="TOC1"/>
+                <w:pStyle w:val="TDC1"/>
                 <w:tabs>
                   <w:tab w:val="right" w:leader="dot" w:pos="8494"/>
                 </w:tabs>
@@ -403,7 +403,7 @@
               <w:hyperlink w:anchor="_Toc225964259" w:history="1">
                 <w:r>
                   <w:rPr>
-                    <w:rStyle w:val="Hyperlink"/>
+                    <w:rStyle w:val="Hipervnculo"/>
                     <w:noProof/>
                   </w:rPr>
                   <w:t>Generación de entidades</w:t>
@@ -460,7 +460,7 @@
             </w:p>
             <w:p>
               <w:pPr>
-                <w:pStyle w:val="TOC1"/>
+                <w:pStyle w:val="TDC1"/>
                 <w:tabs>
                   <w:tab w:val="right" w:leader="dot" w:pos="8494"/>
                 </w:tabs>
@@ -472,7 +472,7 @@
               <w:hyperlink w:anchor="_Toc225964260" w:history="1">
                 <w:r>
                   <w:rPr>
-                    <w:rStyle w:val="Hyperlink"/>
+                    <w:rStyle w:val="Hipervnculo"/>
                     <w:noProof/>
                   </w:rPr>
                   <w:t>Comportamiento de las entidades</w:t>
@@ -529,7 +529,7 @@
             </w:p>
             <w:p>
               <w:pPr>
-                <w:pStyle w:val="TOC1"/>
+                <w:pStyle w:val="TDC1"/>
                 <w:tabs>
                   <w:tab w:val="right" w:leader="dot" w:pos="8494"/>
                 </w:tabs>
@@ -541,14 +541,14 @@
               <w:hyperlink w:anchor="_Toc225964261" w:history="1">
                 <w:r>
                   <w:rPr>
-                    <w:rStyle w:val="Hyperlink"/>
+                    <w:rStyle w:val="Hipervnculo"/>
                     <w:noProof/>
                   </w:rPr>
                   <w:t xml:space="preserve">Peces con </w:t>
                 </w:r>
                 <w:r>
                   <w:rPr>
-                    <w:rStyle w:val="Hyperlink"/>
+                    <w:rStyle w:val="Hipervnculo"/>
                     <w:i/>
                     <w:iCs/>
                     <w:noProof/>
@@ -557,7 +557,7 @@
                 </w:r>
                 <w:r>
                   <w:rPr>
-                    <w:rStyle w:val="Hyperlink"/>
+                    <w:rStyle w:val="Hipervnculo"/>
                     <w:noProof/>
                   </w:rPr>
                   <w:t>de geometría</w:t>
@@ -614,7 +614,7 @@
             </w:p>
             <w:p>
               <w:pPr>
-                <w:pStyle w:val="TOC1"/>
+                <w:pStyle w:val="TDC1"/>
                 <w:tabs>
                   <w:tab w:val="right" w:leader="dot" w:pos="8494"/>
                 </w:tabs>
@@ -626,14 +626,14 @@
               <w:hyperlink w:anchor="_Toc225964262" w:history="1">
                 <w:r>
                   <w:rPr>
-                    <w:rStyle w:val="Hyperlink"/>
+                    <w:rStyle w:val="Hipervnculo"/>
                     <w:noProof/>
                   </w:rPr>
                   <w:t xml:space="preserve">Gaviotas con </w:t>
                 </w:r>
                 <w:r>
                   <w:rPr>
-                    <w:rStyle w:val="Hyperlink"/>
+                    <w:rStyle w:val="Hipervnculo"/>
                     <w:i/>
                     <w:iCs/>
                     <w:noProof/>
@@ -642,7 +642,7 @@
                 </w:r>
                 <w:r>
                   <w:rPr>
-                    <w:rStyle w:val="Hyperlink"/>
+                    <w:rStyle w:val="Hipervnculo"/>
                     <w:noProof/>
                   </w:rPr>
                   <w:t xml:space="preserve"> de geometría</w:t>
@@ -699,7 +699,7 @@
             </w:p>
             <w:p>
               <w:pPr>
-                <w:pStyle w:val="TOC1"/>
+                <w:pStyle w:val="TDC1"/>
                 <w:tabs>
                   <w:tab w:val="right" w:leader="dot" w:pos="8494"/>
                 </w:tabs>
@@ -711,14 +711,14 @@
               <w:hyperlink w:anchor="_Toc225964263" w:history="1">
                 <w:r>
                   <w:rPr>
-                    <w:rStyle w:val="Hyperlink"/>
+                    <w:rStyle w:val="Hipervnculo"/>
                     <w:noProof/>
                   </w:rPr>
                   <w:t xml:space="preserve">Mar con </w:t>
                 </w:r>
                 <w:r>
                   <w:rPr>
-                    <w:rStyle w:val="Hyperlink"/>
+                    <w:rStyle w:val="Hipervnculo"/>
                     <w:i/>
                     <w:iCs/>
                     <w:noProof/>
@@ -727,7 +727,7 @@
                 </w:r>
                 <w:r>
                   <w:rPr>
-                    <w:rStyle w:val="Hyperlink"/>
+                    <w:rStyle w:val="Hipervnculo"/>
                     <w:noProof/>
                   </w:rPr>
                   <w:t>y teselación</w:t>
@@ -784,7 +784,7 @@
             </w:p>
             <w:p>
               <w:pPr>
-                <w:pStyle w:val="TOC1"/>
+                <w:pStyle w:val="TDC1"/>
                 <w:tabs>
                   <w:tab w:val="right" w:leader="dot" w:pos="8494"/>
                 </w:tabs>
@@ -796,7 +796,7 @@
               <w:hyperlink w:anchor="_Toc225964264" w:history="1">
                 <w:r>
                   <w:rPr>
-                    <w:rStyle w:val="Hyperlink"/>
+                    <w:rStyle w:val="Hipervnculo"/>
                     <w:noProof/>
                   </w:rPr>
                   <w:t>Movimiento de olas</w:t>
@@ -853,7 +853,7 @@
             </w:p>
             <w:p>
               <w:pPr>
-                <w:pStyle w:val="TOC1"/>
+                <w:pStyle w:val="TDC1"/>
                 <w:tabs>
                   <w:tab w:val="right" w:leader="dot" w:pos="8494"/>
                 </w:tabs>
@@ -865,7 +865,7 @@
               <w:hyperlink w:anchor="_Toc225964265" w:history="1">
                 <w:r>
                   <w:rPr>
-                    <w:rStyle w:val="Hyperlink"/>
+                    <w:rStyle w:val="Hipervnculo"/>
                     <w:noProof/>
                   </w:rPr>
                   <w:t>Teselación adaptativa</w:t>
@@ -922,7 +922,7 @@
             </w:p>
             <w:p>
               <w:pPr>
-                <w:pStyle w:val="TOC1"/>
+                <w:pStyle w:val="TDC1"/>
                 <w:tabs>
                   <w:tab w:val="right" w:leader="dot" w:pos="8494"/>
                 </w:tabs>
@@ -934,14 +934,14 @@
               <w:hyperlink w:anchor="_Toc225964266" w:history="1">
                 <w:r>
                   <w:rPr>
-                    <w:rStyle w:val="Hyperlink"/>
+                    <w:rStyle w:val="Hipervnculo"/>
                     <w:noProof/>
                   </w:rPr>
                   <w:t xml:space="preserve">Movimiento de peces con </w:t>
                 </w:r>
                 <w:r>
                   <w:rPr>
-                    <w:rStyle w:val="Hyperlink"/>
+                    <w:rStyle w:val="Hipervnculo"/>
                     <w:i/>
                     <w:iCs/>
                     <w:noProof/>
@@ -950,7 +950,7 @@
                 </w:r>
                 <w:r>
                   <w:rPr>
-                    <w:rStyle w:val="Hyperlink"/>
+                    <w:rStyle w:val="Hipervnculo"/>
                     <w:noProof/>
                   </w:rPr>
                   <w:t>de cómputo</w:t>
@@ -1007,7 +1007,7 @@
             </w:p>
             <w:p>
               <w:pPr>
-                <w:pStyle w:val="TOC1"/>
+                <w:pStyle w:val="TDC1"/>
                 <w:tabs>
                   <w:tab w:val="right" w:leader="dot" w:pos="8494"/>
                 </w:tabs>
@@ -1019,14 +1019,14 @@
               <w:hyperlink w:anchor="_Toc225964267" w:history="1">
                 <w:r>
                   <w:rPr>
-                    <w:rStyle w:val="Hyperlink"/>
+                    <w:rStyle w:val="Hipervnculo"/>
                     <w:noProof/>
                   </w:rPr>
                   <w:t xml:space="preserve">Movimiento de gaviotas con </w:t>
                 </w:r>
                 <w:r>
                   <w:rPr>
-                    <w:rStyle w:val="Hyperlink"/>
+                    <w:rStyle w:val="Hipervnculo"/>
                     <w:i/>
                     <w:iCs/>
                     <w:noProof/>
@@ -1035,7 +1035,7 @@
                 </w:r>
                 <w:r>
                   <w:rPr>
-                    <w:rStyle w:val="Hyperlink"/>
+                    <w:rStyle w:val="Hipervnculo"/>
                     <w:noProof/>
                   </w:rPr>
                   <w:t xml:space="preserve"> de cómputo</w:t>
@@ -1092,7 +1092,7 @@
             </w:p>
             <w:p>
               <w:pPr>
-                <w:pStyle w:val="TOC1"/>
+                <w:pStyle w:val="TDC1"/>
                 <w:tabs>
                   <w:tab w:val="right" w:leader="dot" w:pos="8494"/>
                 </w:tabs>
@@ -1104,7 +1104,7 @@
               <w:hyperlink w:anchor="_Toc225964268" w:history="1">
                 <w:r>
                   <w:rPr>
-                    <w:rStyle w:val="Hyperlink"/>
+                    <w:rStyle w:val="Hipervnculo"/>
                     <w:noProof/>
                   </w:rPr>
                   <w:t>Otros aspectos</w:t>
@@ -1189,7 +1189,7 @@
         </w:p>
         <w:p>
           <w:pPr>
-            <w:pStyle w:val="Heading1"/>
+            <w:pStyle w:val="Ttulo1"/>
           </w:pPr>
           <w:bookmarkStart w:id="0" w:name="_Toc225964259"/>
           <w:r>
@@ -1222,7 +1222,6 @@
           <w:r>
             <w:t xml:space="preserve">das haciendo uso de </w:t>
           </w:r>
-          <w:proofErr w:type="spellStart"/>
           <w:r>
             <w:rPr>
               <w:i/>
@@ -1230,7 +1229,6 @@
             </w:rPr>
             <w:t>shaders</w:t>
           </w:r>
-          <w:proofErr w:type="spellEnd"/>
           <w:r>
             <w:t xml:space="preserve"> de geometría. Para ello, se creó el </w:t>
           </w:r>
@@ -1239,17 +1237,8 @@
               <w:i/>
               <w:iCs/>
             </w:rPr>
-            <w:t xml:space="preserve">script </w:t>
+            <w:t>script EntityGenerator.cs</w:t>
           </w:r>
-          <w:proofErr w:type="spellStart"/>
-          <w:r>
-            <w:rPr>
-              <w:i/>
-              <w:iCs/>
-            </w:rPr>
-            <w:t>EntityGenerator.cs</w:t>
-          </w:r>
-          <w:proofErr w:type="spellEnd"/>
           <w:r>
             <w:t xml:space="preserve">, que cuenta con las siguientes </w:t>
           </w:r>
@@ -1262,7 +1251,7 @@
         </w:p>
         <w:p>
           <w:pPr>
-            <w:pStyle w:val="ListParagraph"/>
+            <w:pStyle w:val="Prrafodelista"/>
             <w:numPr>
               <w:ilvl w:val="0"/>
               <w:numId w:val="2"/>
@@ -1272,7 +1261,6 @@
           <w:r>
             <w:t>Un número de entidades a generar (</w:t>
           </w:r>
-          <w:proofErr w:type="spellStart"/>
           <w:r>
             <w:rPr>
               <w:i/>
@@ -1280,14 +1268,13 @@
             </w:rPr>
             <w:t>numEntities</w:t>
           </w:r>
-          <w:proofErr w:type="spellEnd"/>
           <w:r>
             <w:t>).</w:t>
           </w:r>
         </w:p>
         <w:p>
           <w:pPr>
-            <w:pStyle w:val="ListParagraph"/>
+            <w:pStyle w:val="Prrafodelista"/>
             <w:numPr>
               <w:ilvl w:val="0"/>
               <w:numId w:val="2"/>
@@ -1303,26 +1290,16 @@
           <w:r>
             <w:t>rvalos numéricos (</w:t>
           </w:r>
-          <w:proofErr w:type="spellStart"/>
           <w:r>
             <w:rPr>
               <w:i/>
               <w:iCs/>
             </w:rPr>
-            <w:t>widthRange</w:t>
-          </w:r>
-          <w:proofErr w:type="spellEnd"/>
-          <w:r>
-            <w:rPr>
-              <w:i/>
-              <w:iCs/>
-            </w:rPr>
-            <w:t xml:space="preserve"> </w:t>
+            <w:t xml:space="preserve">widthRange </w:t>
           </w:r>
           <w:r>
             <w:t xml:space="preserve">y </w:t>
           </w:r>
-          <w:proofErr w:type="spellStart"/>
           <w:r>
             <w:rPr>
               <w:i/>
@@ -1330,11 +1307,9 @@
             </w:rPr>
             <w:t>heightRange</w:t>
           </w:r>
-          <w:proofErr w:type="spellEnd"/>
           <w:r>
             <w:t xml:space="preserve">) que permiten la creación de entidades con distinto ancho y algo con el objetivo de generar variedad visual. Junto con ellos, un booleano </w:t>
           </w:r>
-          <w:proofErr w:type="spellStart"/>
           <w:r>
             <w:rPr>
               <w:i/>
@@ -1342,25 +1317,15 @@
             </w:rPr>
             <w:t>matchWidthAndHeight</w:t>
           </w:r>
-          <w:proofErr w:type="spellEnd"/>
           <w:r>
             <w:t xml:space="preserve">, útil para mantener el </w:t>
           </w:r>
-          <w:proofErr w:type="spellStart"/>
           <w:r>
             <w:rPr>
               <w:i/>
               <w:iCs/>
             </w:rPr>
-            <w:t>aspect</w:t>
-          </w:r>
-          <w:proofErr w:type="spellEnd"/>
-          <w:r>
-            <w:rPr>
-              <w:i/>
-              <w:iCs/>
-            </w:rPr>
-            <w:t xml:space="preserve"> ratio</w:t>
+            <w:t>aspect ratio</w:t>
           </w:r>
           <w:r>
             <w:t xml:space="preserve"> de las imágenes originales de las entidades.</w:t>
@@ -1368,7 +1333,7 @@
         </w:p>
         <w:p>
           <w:pPr>
-            <w:pStyle w:val="ListParagraph"/>
+            <w:pStyle w:val="Prrafodelista"/>
             <w:numPr>
               <w:ilvl w:val="0"/>
               <w:numId w:val="2"/>
@@ -1381,7 +1346,6 @@
           <w:r>
             <w:t xml:space="preserve"> La generación de las entidades puede ser tanto en el centro del dominio como en posiciones aleatorias, dependiendo del booleano </w:t>
           </w:r>
-          <w:proofErr w:type="spellStart"/>
           <w:r>
             <w:rPr>
               <w:i/>
@@ -1389,14 +1353,13 @@
             </w:rPr>
             <w:t>initRandomPositions</w:t>
           </w:r>
-          <w:proofErr w:type="spellEnd"/>
           <w:r>
             <w:t>.</w:t>
           </w:r>
         </w:p>
         <w:p>
           <w:pPr>
-            <w:pStyle w:val="ListParagraph"/>
+            <w:pStyle w:val="Prrafodelista"/>
             <w:numPr>
               <w:ilvl w:val="0"/>
               <w:numId w:val="2"/>
@@ -1406,7 +1369,6 @@
           <w:r>
             <w:t xml:space="preserve">Un componente </w:t>
           </w:r>
-          <w:proofErr w:type="spellStart"/>
           <w:r>
             <w:rPr>
               <w:i/>
@@ -1414,7 +1376,6 @@
             </w:rPr>
             <w:t>MeshFilter</w:t>
           </w:r>
-          <w:proofErr w:type="spellEnd"/>
           <w:r>
             <w:t xml:space="preserve"> sin malla asignada.</w:t>
           </w:r>
@@ -1426,21 +1387,12 @@
           <w:r>
             <w:t xml:space="preserve">Al comienzo de la ejecución, </w:t>
           </w:r>
-          <w:proofErr w:type="spellStart"/>
           <w:r>
             <w:rPr>
               <w:i/>
               <w:iCs/>
             </w:rPr>
-            <w:t>EntityGenerator</w:t>
-          </w:r>
-          <w:proofErr w:type="spellEnd"/>
-          <w:r>
-            <w:rPr>
-              <w:i/>
-              <w:iCs/>
-            </w:rPr>
-            <w:t xml:space="preserve"> </w:t>
+            <w:t xml:space="preserve">EntityGenerator </w:t>
           </w:r>
           <w:r>
             <w:t>crea</w:t>
@@ -1448,31 +1400,13 @@
           <w:r>
             <w:t xml:space="preserve"> un </w:t>
           </w:r>
-          <w:proofErr w:type="spellStart"/>
           <w:r>
             <w:rPr>
               <w:i/>
               <w:iCs/>
             </w:rPr>
-            <w:t>point</w:t>
+            <w:t>point mesh</w:t>
           </w:r>
-          <w:proofErr w:type="spellEnd"/>
-          <w:r>
-            <w:rPr>
-              <w:i/>
-              <w:iCs/>
-            </w:rPr>
-            <w:t xml:space="preserve"> </w:t>
-          </w:r>
-          <w:proofErr w:type="spellStart"/>
-          <w:r>
-            <w:rPr>
-              <w:i/>
-              <w:iCs/>
-            </w:rPr>
-            <w:t>mesh</w:t>
-          </w:r>
-          <w:proofErr w:type="spellEnd"/>
           <w:r>
             <w:t xml:space="preserve"> </w:t>
           </w:r>
@@ -1497,30 +1431,12 @@
           <w:r>
             <w:t xml:space="preserve">, el cual es visualizado en el editor de Unity al pintar sus límites en </w:t>
           </w:r>
-          <w:proofErr w:type="spellStart"/>
-          <w:proofErr w:type="gramStart"/>
           <w:r>
             <w:rPr>
               <w:i/>
               <w:iCs/>
             </w:rPr>
-            <w:t>OnDrawGizmos</w:t>
-          </w:r>
-          <w:proofErr w:type="spellEnd"/>
-          <w:r>
-            <w:rPr>
-              <w:i/>
-              <w:iCs/>
-            </w:rPr>
-            <w:t>(</w:t>
-          </w:r>
-          <w:proofErr w:type="gramEnd"/>
-          <w:r>
-            <w:rPr>
-              <w:i/>
-              <w:iCs/>
-            </w:rPr>
-            <w:t>)</w:t>
+            <w:t>OnDrawGizmos()</w:t>
           </w:r>
           <w:r>
             <w:t xml:space="preserve">, tal y como </w:t>
@@ -1603,7 +1519,7 @@
     </w:p>
     <w:p>
       <w:pPr>
-        <w:pStyle w:val="Caption"/>
+        <w:pStyle w:val="Descripcin"/>
         <w:jc w:val="center"/>
       </w:pPr>
       <w:bookmarkStart w:id="1" w:name="_Ref225903049"/>
@@ -1627,7 +1543,7 @@
     </w:p>
     <w:p>
       <w:pPr>
-        <w:pStyle w:val="Heading1"/>
+        <w:pStyle w:val="Ttulo1"/>
       </w:pPr>
       <w:bookmarkStart w:id="3" w:name="_Toc225964260"/>
       <w:r>
@@ -1643,7 +1559,6 @@
       <w:r>
         <w:t xml:space="preserve">Antes de entrar en detalles sobre la implementación de los </w:t>
       </w:r>
-      <w:proofErr w:type="spellStart"/>
       <w:r>
         <w:rPr>
           <w:i/>
@@ -1651,35 +1566,16 @@
         </w:rPr>
         <w:t>shaders</w:t>
       </w:r>
-      <w:proofErr w:type="spellEnd"/>
       <w:r>
         <w:t xml:space="preserve"> que transforman los puntos del </w:t>
       </w:r>
-      <w:proofErr w:type="spellStart"/>
-      <w:r>
-        <w:rPr>
-          <w:i/>
-          <w:iCs/>
-        </w:rPr>
-        <w:t>point</w:t>
-      </w:r>
-      <w:proofErr w:type="spellEnd"/>
-      <w:r>
-        <w:rPr>
-          <w:i/>
-          <w:iCs/>
-        </w:rPr>
-        <w:t xml:space="preserve"> </w:t>
-      </w:r>
-      <w:proofErr w:type="spellStart"/>
-      <w:r>
-        <w:rPr>
-          <w:i/>
-          <w:iCs/>
-        </w:rPr>
-        <w:t>mesh</w:t>
-      </w:r>
-      <w:proofErr w:type="spellEnd"/>
+      <w:r>
+        <w:rPr>
+          <w:i/>
+          <w:iCs/>
+        </w:rPr>
+        <w:t>point mesh</w:t>
+      </w:r>
       <w:r>
         <w:t xml:space="preserve"> en gaviotas y peces, es preciso hablar del </w:t>
       </w:r>
@@ -1693,7 +1589,6 @@
       <w:r>
         <w:t xml:space="preserve">encargado del comportamiento básico de dichas entidades: </w:t>
       </w:r>
-      <w:proofErr w:type="spellStart"/>
       <w:r>
         <w:rPr>
           <w:i/>
@@ -1701,11 +1596,9 @@
         </w:rPr>
         <w:t>EntityGroupController.cs</w:t>
       </w:r>
-      <w:proofErr w:type="spellEnd"/>
       <w:r>
         <w:t xml:space="preserve">. Se trata de un componente que se adjunta a un </w:t>
       </w:r>
-      <w:proofErr w:type="spellStart"/>
       <w:r>
         <w:rPr>
           <w:i/>
@@ -1713,7 +1606,6 @@
         </w:rPr>
         <w:t>EntityGenerator</w:t>
       </w:r>
-      <w:proofErr w:type="spellEnd"/>
       <w:r>
         <w:t xml:space="preserve"> para controlar las entidades que este genera.</w:t>
       </w:r>
@@ -1738,17 +1630,11 @@
         <w:t xml:space="preserve"> siguiente</w:t>
       </w:r>
       <w:r>
-        <w:t xml:space="preserve"> forma, a través de </w:t>
-      </w:r>
-      <w:proofErr w:type="spellStart"/>
-      <w:r>
-        <w:t>corrutinas</w:t>
-      </w:r>
-      <w:proofErr w:type="spellEnd"/>
+        <w:t xml:space="preserve"> forma, a través de corrutinas</w:t>
+      </w:r>
       <w:r>
         <w:t>: cada entidad decide una posición aleatoria de destino dentro del dominio del generador a la que ir a una velocidad aleatoria comprendida en un determinado rango (</w:t>
       </w:r>
-      <w:proofErr w:type="spellStart"/>
       <w:r>
         <w:rPr>
           <w:i/>
@@ -1756,14 +1642,12 @@
         </w:rPr>
         <w:t>speedRange</w:t>
       </w:r>
-      <w:proofErr w:type="spellEnd"/>
       <w:r>
         <w:t>). Una vez alcanzado el destino</w:t>
       </w:r>
       <w:r>
         <w:t>, descansaría un tiempo aleatorio (</w:t>
       </w:r>
-      <w:proofErr w:type="spellStart"/>
       <w:r>
         <w:rPr>
           <w:i/>
@@ -1771,7 +1655,6 @@
         </w:rPr>
         <w:t>restTimeRange</w:t>
       </w:r>
-      <w:proofErr w:type="spellEnd"/>
       <w:r>
         <w:t xml:space="preserve">) y volvería a comenzar el ciclo. </w:t>
       </w:r>
@@ -1783,7 +1666,6 @@
       <w:r>
         <w:t xml:space="preserve">Se decidió que las entidades, al ser visualizadas como imágenes 2D, serían </w:t>
       </w:r>
-      <w:proofErr w:type="spellStart"/>
       <w:r>
         <w:rPr>
           <w:i/>
@@ -1791,11 +1673,9 @@
         </w:rPr>
         <w:t>billboards</w:t>
       </w:r>
-      <w:proofErr w:type="spellEnd"/>
       <w:r>
         <w:t xml:space="preserve">, es decir, que siempre mirarían a la cámara. De esta forma, durante el movimiento de los vértices también se calcula si se debe hacer un </w:t>
       </w:r>
-      <w:proofErr w:type="spellStart"/>
       <w:r>
         <w:rPr>
           <w:i/>
@@ -1803,7 +1683,6 @@
         </w:rPr>
         <w:t>flip</w:t>
       </w:r>
-      <w:proofErr w:type="spellEnd"/>
       <w:r>
         <w:t xml:space="preserve"> horizontal a la imagen, dependiendo de hacia qué lado </w:t>
       </w:r>
@@ -1821,7 +1700,6 @@
       <w:r>
         <w:t xml:space="preserve">Como la práctica demanda animaciones asociadas al movimiento de las entidades, se tomó la decisión de hacer que la velocidad de dichas animaciones fuera directamente proporcional a la velocidad de los vértices. Con el fin de obtener un buen resultado visual, se agregaron las variables </w:t>
       </w:r>
-      <w:proofErr w:type="spellStart"/>
       <w:r>
         <w:rPr>
           <w:i/>
@@ -1829,11 +1707,9 @@
         </w:rPr>
         <w:t>animSpeedMult</w:t>
       </w:r>
-      <w:proofErr w:type="spellEnd"/>
       <w:r>
         <w:t xml:space="preserve">, que actúa como multiplicador a la velocidad de animación, y </w:t>
       </w:r>
-      <w:proofErr w:type="spellStart"/>
       <w:r>
         <w:rPr>
           <w:i/>
@@ -1841,7 +1717,6 @@
         </w:rPr>
         <w:t>maxAnimSpeed</w:t>
       </w:r>
-      <w:proofErr w:type="spellEnd"/>
       <w:r>
         <w:t>, que la limita.</w:t>
       </w:r>
@@ -1853,64 +1728,36 @@
       <w:r>
         <w:t xml:space="preserve">Por tanto, el último paso para obtener comportamiento básico de entidades sería comunicar los datos previamente mencionados al </w:t>
       </w:r>
-      <w:proofErr w:type="spellStart"/>
-      <w:r>
-        <w:rPr>
-          <w:i/>
-          <w:iCs/>
-        </w:rPr>
-        <w:t>shader</w:t>
-      </w:r>
-      <w:proofErr w:type="spellEnd"/>
-      <w:r>
-        <w:rPr>
-          <w:i/>
-          <w:iCs/>
-        </w:rPr>
-        <w:t xml:space="preserve"> </w:t>
+      <w:r>
+        <w:rPr>
+          <w:i/>
+          <w:iCs/>
+        </w:rPr>
+        <w:t xml:space="preserve">shader </w:t>
       </w:r>
       <w:r>
         <w:t xml:space="preserve">de la entidad en cuestión para que pueda aplicarlos a las entidades. Para ello, se definió el </w:t>
       </w:r>
-      <w:proofErr w:type="spellStart"/>
-      <w:r>
-        <w:rPr>
-          <w:i/>
-          <w:iCs/>
-        </w:rPr>
-        <w:t>struct</w:t>
-      </w:r>
-      <w:proofErr w:type="spellEnd"/>
-      <w:r>
-        <w:rPr>
-          <w:i/>
-          <w:iCs/>
-        </w:rPr>
-        <w:t xml:space="preserve"> </w:t>
-      </w:r>
-      <w:proofErr w:type="spellStart"/>
-      <w:r>
-        <w:rPr>
-          <w:i/>
-          <w:iCs/>
-        </w:rPr>
-        <w:t>EntityData</w:t>
-      </w:r>
-      <w:proofErr w:type="spellEnd"/>
+      <w:r>
+        <w:rPr>
+          <w:i/>
+          <w:iCs/>
+        </w:rPr>
+        <w:t>struct EntityData</w:t>
+      </w:r>
       <w:r>
         <w:t>, con las siguientes variables:</w:t>
       </w:r>
     </w:p>
     <w:p>
       <w:pPr>
-        <w:pStyle w:val="ListParagraph"/>
+        <w:pStyle w:val="Prrafodelista"/>
         <w:numPr>
           <w:ilvl w:val="0"/>
           <w:numId w:val="2"/>
         </w:numPr>
         <w:jc w:val="both"/>
       </w:pPr>
-      <w:proofErr w:type="spellStart"/>
       <w:r>
         <w:rPr>
           <w:i/>
@@ -1918,11 +1765,9 @@
         </w:rPr>
         <w:t>flip</w:t>
       </w:r>
-      <w:proofErr w:type="spellEnd"/>
       <w:r>
         <w:t xml:space="preserve">: entero que indica si el </w:t>
       </w:r>
-      <w:proofErr w:type="spellStart"/>
       <w:r>
         <w:rPr>
           <w:i/>
@@ -1930,21 +1775,19 @@
         </w:rPr>
         <w:t>billboard</w:t>
       </w:r>
-      <w:proofErr w:type="spellEnd"/>
       <w:r>
         <w:t xml:space="preserve"> ha de ser invertido en el eje x para que mire en la dirección en la que se mueve la entidad.</w:t>
       </w:r>
     </w:p>
     <w:p>
       <w:pPr>
-        <w:pStyle w:val="ListParagraph"/>
+        <w:pStyle w:val="Prrafodelista"/>
         <w:numPr>
           <w:ilvl w:val="0"/>
           <w:numId w:val="2"/>
         </w:numPr>
         <w:jc w:val="both"/>
       </w:pPr>
-      <w:proofErr w:type="spellStart"/>
       <w:r>
         <w:rPr>
           <w:i/>
@@ -1952,14 +1795,12 @@
         </w:rPr>
         <w:t>rotation</w:t>
       </w:r>
-      <w:proofErr w:type="spellEnd"/>
       <w:r>
         <w:t>:</w:t>
       </w:r>
       <w:r>
         <w:t xml:space="preserve"> indica si hay que rotar el </w:t>
       </w:r>
-      <w:proofErr w:type="spellStart"/>
       <w:r>
         <w:rPr>
           <w:i/>
@@ -1967,21 +1808,19 @@
         </w:rPr>
         <w:t>billboard</w:t>
       </w:r>
-      <w:proofErr w:type="spellEnd"/>
       <w:r>
         <w:t xml:space="preserve"> como consecuencia de desplazamiento vertical.</w:t>
       </w:r>
     </w:p>
     <w:p>
       <w:pPr>
-        <w:pStyle w:val="ListParagraph"/>
+        <w:pStyle w:val="Prrafodelista"/>
         <w:numPr>
           <w:ilvl w:val="0"/>
           <w:numId w:val="2"/>
         </w:numPr>
         <w:jc w:val="both"/>
       </w:pPr>
-      <w:proofErr w:type="spellStart"/>
       <w:r>
         <w:rPr>
           <w:i/>
@@ -1989,45 +1828,26 @@
         </w:rPr>
         <w:t>speed</w:t>
       </w:r>
-      <w:proofErr w:type="spellEnd"/>
       <w:r>
         <w:t>: velocidad de la animación.</w:t>
       </w:r>
     </w:p>
     <w:p>
       <w:pPr>
-        <w:pStyle w:val="ListParagraph"/>
+        <w:pStyle w:val="Prrafodelista"/>
         <w:numPr>
           <w:ilvl w:val="0"/>
           <w:numId w:val="2"/>
         </w:numPr>
         <w:jc w:val="both"/>
       </w:pPr>
-      <w:proofErr w:type="spellStart"/>
-      <w:r>
-        <w:rPr>
-          <w:i/>
-          <w:iCs/>
-        </w:rPr>
-        <w:t>sizeX</w:t>
-      </w:r>
-      <w:proofErr w:type="spellEnd"/>
-      <w:r>
-        <w:rPr>
-          <w:i/>
-          <w:iCs/>
-        </w:rPr>
-        <w:t xml:space="preserve"> y </w:t>
-      </w:r>
-      <w:proofErr w:type="spellStart"/>
-      <w:r>
-        <w:rPr>
-          <w:i/>
-          <w:iCs/>
-        </w:rPr>
-        <w:t>sizeY</w:t>
-      </w:r>
-      <w:proofErr w:type="spellEnd"/>
+      <w:r>
+        <w:rPr>
+          <w:i/>
+          <w:iCs/>
+        </w:rPr>
+        <w:t>sizeX y sizeY</w:t>
+      </w:r>
       <w:r>
         <w:t>:</w:t>
       </w:r>
@@ -2042,7 +1862,6 @@
       <w:r>
         <w:t xml:space="preserve">Un array de </w:t>
       </w:r>
-      <w:proofErr w:type="spellStart"/>
       <w:r>
         <w:rPr>
           <w:i/>
@@ -2050,11 +1869,9 @@
         </w:rPr>
         <w:t>EntityData</w:t>
       </w:r>
-      <w:proofErr w:type="spellEnd"/>
       <w:r>
         <w:t xml:space="preserve"> con los datos de todas las entidades es enviado al </w:t>
       </w:r>
-      <w:proofErr w:type="spellStart"/>
       <w:r>
         <w:rPr>
           <w:i/>
@@ -2062,11 +1879,9 @@
         </w:rPr>
         <w:t>shader</w:t>
       </w:r>
-      <w:proofErr w:type="spellEnd"/>
       <w:r>
         <w:t xml:space="preserve"> a través de un </w:t>
       </w:r>
-      <w:proofErr w:type="spellStart"/>
       <w:r>
         <w:rPr>
           <w:i/>
@@ -2074,7 +1889,6 @@
         </w:rPr>
         <w:t>GraphicsBuffer</w:t>
       </w:r>
-      <w:proofErr w:type="spellEnd"/>
       <w:r>
         <w:t>, dando así por finalizada la implementación del comportamiento básico de las entidades.</w:t>
       </w:r>
@@ -2086,7 +1900,49 @@
       <w:r>
         <w:t xml:space="preserve">Más adelante se hablará de comportamientos más complejos o eficientes realizados en </w:t>
       </w:r>
-      <w:proofErr w:type="spellStart"/>
+      <w:r>
+        <w:rPr>
+          <w:i/>
+          <w:iCs/>
+        </w:rPr>
+        <w:t xml:space="preserve">shaders </w:t>
+      </w:r>
+      <w:r>
+        <w:t xml:space="preserve">de cómputo. </w:t>
+      </w:r>
+      <w:r>
+        <w:t xml:space="preserve">Por ello, cabe recalcar que </w:t>
+      </w:r>
+      <w:r>
+        <w:rPr>
+          <w:i/>
+          <w:iCs/>
+        </w:rPr>
+        <w:t>EntityGroupController</w:t>
+      </w:r>
+      <w:r>
+        <w:t xml:space="preserve"> está preparado para no lanzar las corrutinas de actualización de las entidades en caso de que otro </w:t>
+      </w:r>
+      <w:r>
+        <w:rPr>
+          <w:i/>
+          <w:iCs/>
+        </w:rPr>
+        <w:t>script</w:t>
+      </w:r>
+      <w:r>
+        <w:t xml:space="preserve"> esté llevando a cabo el cálculo de posiciones y velocidades, a la vez que proporciona a dichos </w:t>
+      </w:r>
+      <w:r>
+        <w:rPr>
+          <w:i/>
+          <w:iCs/>
+        </w:rPr>
+        <w:t>scripts</w:t>
+      </w:r>
+      <w:r>
+        <w:t xml:space="preserve"> las funciones necesarias para realizar la actualización de información en las variables de los </w:t>
+      </w:r>
       <w:r>
         <w:rPr>
           <w:i/>
@@ -2094,61 +1950,45 @@
         </w:rPr>
         <w:t>shaders</w:t>
       </w:r>
-      <w:proofErr w:type="spellEnd"/>
-      <w:r>
-        <w:rPr>
-          <w:i/>
-          <w:iCs/>
-        </w:rPr>
+      <w:r>
         <w:t xml:space="preserve"> </w:t>
       </w:r>
       <w:r>
-        <w:t xml:space="preserve">de cómputo. </w:t>
-      </w:r>
-      <w:r>
-        <w:t xml:space="preserve">Por ello, cabe recalcar que </w:t>
-      </w:r>
-      <w:proofErr w:type="spellStart"/>
-      <w:r>
-        <w:rPr>
-          <w:i/>
-          <w:iCs/>
-        </w:rPr>
-        <w:t>EntityGroupController</w:t>
-      </w:r>
-      <w:proofErr w:type="spellEnd"/>
-      <w:r>
-        <w:t xml:space="preserve"> está preparado para no lanzar las </w:t>
-      </w:r>
-      <w:proofErr w:type="spellStart"/>
-      <w:r>
-        <w:t>corrutinas</w:t>
-      </w:r>
-      <w:proofErr w:type="spellEnd"/>
-      <w:r>
-        <w:t xml:space="preserve"> de actualización de las entidades en caso de que otro </w:t>
-      </w:r>
-      <w:r>
-        <w:rPr>
-          <w:i/>
-          <w:iCs/>
-        </w:rPr>
-        <w:t>script</w:t>
-      </w:r>
-      <w:r>
-        <w:t xml:space="preserve"> esté llevando a cabo el cálculo de posiciones y velocidades, a la vez que proporciona a dichos </w:t>
-      </w:r>
-      <w:r>
-        <w:rPr>
-          <w:i/>
-          <w:iCs/>
-        </w:rPr>
-        <w:t>scripts</w:t>
-      </w:r>
-      <w:r>
-        <w:t xml:space="preserve"> las funciones necesarias para realizar la actualización de información en las variables de los </w:t>
-      </w:r>
-      <w:proofErr w:type="spellStart"/>
+        <w:rPr>
+          <w:i/>
+          <w:iCs/>
+        </w:rPr>
+        <w:t xml:space="preserve">Fish.shader </w:t>
+      </w:r>
+      <w:r>
+        <w:t xml:space="preserve">y </w:t>
+      </w:r>
+      <w:r>
+        <w:rPr>
+          <w:i/>
+          <w:iCs/>
+        </w:rPr>
+        <w:t>Seagull.shader</w:t>
+      </w:r>
+      <w:r>
+        <w:t xml:space="preserve">. En cualquier caso, el </w:t>
+      </w:r>
+      <w:r>
+        <w:rPr>
+          <w:i/>
+          <w:iCs/>
+        </w:rPr>
+        <w:t>controller</w:t>
+      </w:r>
+      <w:r>
+        <w:t xml:space="preserve"> </w:t>
+      </w:r>
+      <w:r>
+        <w:t>siempre se encarga de subir</w:t>
+      </w:r>
+      <w:r>
+        <w:t xml:space="preserve"> la información de CPU a GPU para los </w:t>
+      </w:r>
       <w:r>
         <w:rPr>
           <w:i/>
@@ -2156,75 +1996,13 @@
         </w:rPr>
         <w:t>shaders</w:t>
       </w:r>
-      <w:proofErr w:type="spellEnd"/>
-      <w:r>
-        <w:t xml:space="preserve"> </w:t>
-      </w:r>
-      <w:proofErr w:type="spellStart"/>
-      <w:r>
-        <w:rPr>
-          <w:i/>
-          <w:iCs/>
-        </w:rPr>
-        <w:t>Fish.shader</w:t>
-      </w:r>
-      <w:proofErr w:type="spellEnd"/>
-      <w:r>
-        <w:rPr>
-          <w:i/>
-          <w:iCs/>
-        </w:rPr>
-        <w:t xml:space="preserve"> </w:t>
-      </w:r>
-      <w:r>
-        <w:t xml:space="preserve">y </w:t>
-      </w:r>
-      <w:proofErr w:type="spellStart"/>
-      <w:r>
-        <w:rPr>
-          <w:i/>
-          <w:iCs/>
-        </w:rPr>
-        <w:t>Seagull.shader</w:t>
-      </w:r>
-      <w:proofErr w:type="spellEnd"/>
-      <w:r>
-        <w:t xml:space="preserve">. En cualquier caso, el </w:t>
-      </w:r>
-      <w:proofErr w:type="spellStart"/>
-      <w:r>
-        <w:rPr>
-          <w:i/>
-          <w:iCs/>
-        </w:rPr>
-        <w:t>controller</w:t>
-      </w:r>
-      <w:proofErr w:type="spellEnd"/>
-      <w:r>
-        <w:t xml:space="preserve"> </w:t>
-      </w:r>
-      <w:r>
-        <w:t>siempre se encarga de subir</w:t>
-      </w:r>
-      <w:r>
-        <w:t xml:space="preserve"> la información de CPU a GPU para los </w:t>
-      </w:r>
-      <w:proofErr w:type="spellStart"/>
-      <w:r>
-        <w:rPr>
-          <w:i/>
-          <w:iCs/>
-        </w:rPr>
-        <w:t>shaders</w:t>
-      </w:r>
-      <w:proofErr w:type="spellEnd"/>
       <w:r>
         <w:t xml:space="preserve"> de las entidades.</w:t>
       </w:r>
     </w:p>
     <w:p>
       <w:pPr>
-        <w:pStyle w:val="Heading1"/>
+        <w:pStyle w:val="Ttulo1"/>
       </w:pPr>
       <w:bookmarkStart w:id="4" w:name="_Toc225964261"/>
       <w:r>
@@ -2234,7 +2012,54 @@
       <w:r>
         <w:t xml:space="preserve"> con </w:t>
       </w:r>
-      <w:proofErr w:type="spellStart"/>
+      <w:r>
+        <w:rPr>
+          <w:i/>
+          <w:iCs/>
+        </w:rPr>
+        <w:t xml:space="preserve">shader </w:t>
+      </w:r>
+      <w:r>
+        <w:t>de geometría</w:t>
+      </w:r>
+      <w:bookmarkEnd w:id="4"/>
+    </w:p>
+    <w:p>
+      <w:pPr>
+        <w:jc w:val="both"/>
+      </w:pPr>
+      <w:r>
+        <w:t xml:space="preserve">Gracias al generador de entidades y al controlador de </w:t>
+      </w:r>
+      <w:r>
+        <w:t>estas</w:t>
+      </w:r>
+      <w:r>
+        <w:t xml:space="preserve">, únicamente queda implementar el </w:t>
+      </w:r>
+      <w:r>
+        <w:rPr>
+          <w:i/>
+          <w:iCs/>
+        </w:rPr>
+        <w:t xml:space="preserve">shader FishShader </w:t>
+      </w:r>
+      <w:r>
+        <w:t>correspondiente</w:t>
+      </w:r>
+      <w:r>
+        <w:rPr>
+          <w:i/>
+          <w:iCs/>
+        </w:rPr>
+        <w:t xml:space="preserve"> </w:t>
+      </w:r>
+      <w:r>
+        <w:t xml:space="preserve">para contar con conjuntos de peces animados que se muevan en un dominio establecido. </w:t>
+      </w:r>
+      <w:r>
+        <w:t xml:space="preserve">Para poder recibir información del controlador, en este </w:t>
+      </w:r>
       <w:r>
         <w:rPr>
           <w:i/>
@@ -2242,290 +2067,127 @@
         </w:rPr>
         <w:t>shader</w:t>
       </w:r>
-      <w:proofErr w:type="spellEnd"/>
-      <w:r>
-        <w:rPr>
-          <w:i/>
-          <w:iCs/>
-        </w:rPr>
+      <w:r>
+        <w:t xml:space="preserve"> se declararon el </w:t>
+      </w:r>
+      <w:r>
+        <w:rPr>
+          <w:i/>
+          <w:iCs/>
+        </w:rPr>
+        <w:t xml:space="preserve">struct EntityData </w:t>
+      </w:r>
+      <w:r>
+        <w:t xml:space="preserve">junto con un </w:t>
+      </w:r>
+      <w:r>
+        <w:rPr>
+          <w:i/>
+          <w:iCs/>
+        </w:rPr>
+        <w:t>StructuredBuffer</w:t>
+      </w:r>
+      <w:r>
+        <w:t xml:space="preserve"> asociado.</w:t>
+      </w:r>
+    </w:p>
+    <w:p>
+      <w:pPr>
+        <w:jc w:val="both"/>
+      </w:pPr>
+      <w:r>
+        <w:t xml:space="preserve">Como las entidades son </w:t>
+      </w:r>
+      <w:r>
+        <w:rPr>
+          <w:i/>
+          <w:iCs/>
+        </w:rPr>
+        <w:t>billboards</w:t>
+      </w:r>
+      <w:r>
+        <w:t xml:space="preserve"> el </w:t>
+      </w:r>
+      <w:r>
+        <w:rPr>
+          <w:i/>
+          <w:iCs/>
+        </w:rPr>
+        <w:t xml:space="preserve">shader </w:t>
+      </w:r>
+      <w:r>
+        <w:t xml:space="preserve">de geometría va a trabajar en espacio de vista, por lo que la única función del </w:t>
+      </w:r>
+      <w:r>
+        <w:rPr>
+          <w:i/>
+          <w:iCs/>
+        </w:rPr>
+        <w:t>vertex shader</w:t>
+      </w:r>
+      <w:r>
+        <w:t xml:space="preserve"> es multiplicar cada vértice por la matriz </w:t>
+      </w:r>
+      <w:r>
+        <w:rPr>
+          <w:i/>
+          <w:iCs/>
+        </w:rPr>
+        <w:t>ModelView</w:t>
+      </w:r>
+      <w:r>
+        <w:t xml:space="preserve"> y propagar su identificador a etapas posteriores</w:t>
+      </w:r>
+      <w:r>
+        <w:t xml:space="preserve"> para poder leer la información correspondiente del </w:t>
+      </w:r>
+      <w:r>
+        <w:rPr>
+          <w:i/>
+          <w:iCs/>
+        </w:rPr>
+        <w:t>StructuredBuffer</w:t>
+      </w:r>
+      <w:r>
+        <w:t>.</w:t>
+      </w:r>
+    </w:p>
+    <w:p>
+      <w:pPr>
+        <w:jc w:val="both"/>
+      </w:pPr>
+      <w:r>
+        <w:t>Posteriormente, el</w:t>
+      </w:r>
+      <w:r>
         <w:t xml:space="preserve"> </w:t>
       </w:r>
       <w:r>
-        <w:t>de geometría</w:t>
-      </w:r>
-      <w:bookmarkEnd w:id="4"/>
+        <w:rPr>
+          <w:i/>
+          <w:iCs/>
+        </w:rPr>
+        <w:t>shader</w:t>
+      </w:r>
+      <w:r>
+        <w:t xml:space="preserve"> de geometría recibe cada vértice del </w:t>
+      </w:r>
+      <w:r>
+        <w:rPr>
+          <w:i/>
+          <w:iCs/>
+        </w:rPr>
+        <w:t>point mesh</w:t>
+      </w:r>
+      <w:r>
+        <w:t xml:space="preserve"> de forma individual y genera a partir de él la geometría completa de un pez, compuesta por un máximo de NUM_VERTEX vértices.</w:t>
+      </w:r>
     </w:p>
     <w:p>
       <w:pPr>
         <w:jc w:val="both"/>
       </w:pPr>
       <w:r>
-        <w:t xml:space="preserve">Gracias al generador de entidades y al controlador de </w:t>
-      </w:r>
-      <w:r>
-        <w:t>estas</w:t>
-      </w:r>
-      <w:r>
-        <w:t xml:space="preserve">, únicamente queda implementar el </w:t>
-      </w:r>
-      <w:proofErr w:type="spellStart"/>
-      <w:r>
-        <w:rPr>
-          <w:i/>
-          <w:iCs/>
-        </w:rPr>
-        <w:t>shader</w:t>
-      </w:r>
-      <w:proofErr w:type="spellEnd"/>
-      <w:r>
-        <w:rPr>
-          <w:i/>
-          <w:iCs/>
-        </w:rPr>
-        <w:t xml:space="preserve"> </w:t>
-      </w:r>
-      <w:proofErr w:type="spellStart"/>
-      <w:r>
-        <w:rPr>
-          <w:i/>
-          <w:iCs/>
-        </w:rPr>
-        <w:t>FishShader</w:t>
-      </w:r>
-      <w:proofErr w:type="spellEnd"/>
-      <w:r>
-        <w:rPr>
-          <w:i/>
-          <w:iCs/>
-        </w:rPr>
-        <w:t xml:space="preserve"> </w:t>
-      </w:r>
-      <w:r>
-        <w:t>correspondiente</w:t>
-      </w:r>
-      <w:r>
-        <w:rPr>
-          <w:i/>
-          <w:iCs/>
-        </w:rPr>
-        <w:t xml:space="preserve"> </w:t>
-      </w:r>
-      <w:r>
-        <w:t xml:space="preserve">para contar con conjuntos de peces animados que se muevan en un dominio establecido. </w:t>
-      </w:r>
-      <w:r>
-        <w:t xml:space="preserve">Para poder recibir información del controlador, en este </w:t>
-      </w:r>
-      <w:proofErr w:type="spellStart"/>
-      <w:r>
-        <w:rPr>
-          <w:i/>
-          <w:iCs/>
-        </w:rPr>
-        <w:t>shader</w:t>
-      </w:r>
-      <w:proofErr w:type="spellEnd"/>
-      <w:r>
-        <w:t xml:space="preserve"> se declararon el </w:t>
-      </w:r>
-      <w:proofErr w:type="spellStart"/>
-      <w:r>
-        <w:rPr>
-          <w:i/>
-          <w:iCs/>
-        </w:rPr>
-        <w:t>struct</w:t>
-      </w:r>
-      <w:proofErr w:type="spellEnd"/>
-      <w:r>
-        <w:rPr>
-          <w:i/>
-          <w:iCs/>
-        </w:rPr>
-        <w:t xml:space="preserve"> </w:t>
-      </w:r>
-      <w:proofErr w:type="spellStart"/>
-      <w:r>
-        <w:rPr>
-          <w:i/>
-          <w:iCs/>
-        </w:rPr>
-        <w:t>EntityData</w:t>
-      </w:r>
-      <w:proofErr w:type="spellEnd"/>
-      <w:r>
-        <w:rPr>
-          <w:i/>
-          <w:iCs/>
-        </w:rPr>
-        <w:t xml:space="preserve"> </w:t>
-      </w:r>
-      <w:r>
-        <w:t xml:space="preserve">junto con un </w:t>
-      </w:r>
-      <w:proofErr w:type="spellStart"/>
-      <w:r>
-        <w:rPr>
-          <w:i/>
-          <w:iCs/>
-        </w:rPr>
-        <w:t>StructuredBuffer</w:t>
-      </w:r>
-      <w:proofErr w:type="spellEnd"/>
-      <w:r>
-        <w:t xml:space="preserve"> asociado.</w:t>
-      </w:r>
-    </w:p>
-    <w:p>
-      <w:pPr>
-        <w:jc w:val="both"/>
-      </w:pPr>
-      <w:r>
-        <w:t xml:space="preserve">Como las entidades son </w:t>
-      </w:r>
-      <w:proofErr w:type="spellStart"/>
-      <w:r>
-        <w:rPr>
-          <w:i/>
-          <w:iCs/>
-        </w:rPr>
-        <w:t>billboards</w:t>
-      </w:r>
-      <w:proofErr w:type="spellEnd"/>
-      <w:r>
-        <w:t xml:space="preserve"> el </w:t>
-      </w:r>
-      <w:proofErr w:type="spellStart"/>
-      <w:r>
-        <w:rPr>
-          <w:i/>
-          <w:iCs/>
-        </w:rPr>
-        <w:t>shader</w:t>
-      </w:r>
-      <w:proofErr w:type="spellEnd"/>
-      <w:r>
-        <w:rPr>
-          <w:i/>
-          <w:iCs/>
-        </w:rPr>
-        <w:t xml:space="preserve"> </w:t>
-      </w:r>
-      <w:r>
-        <w:t xml:space="preserve">de geometría va a trabajar en espacio de vista, por lo que la única función del </w:t>
-      </w:r>
-      <w:proofErr w:type="spellStart"/>
-      <w:r>
-        <w:rPr>
-          <w:i/>
-          <w:iCs/>
-        </w:rPr>
-        <w:t>vertex</w:t>
-      </w:r>
-      <w:proofErr w:type="spellEnd"/>
-      <w:r>
-        <w:rPr>
-          <w:i/>
-          <w:iCs/>
-        </w:rPr>
-        <w:t xml:space="preserve"> </w:t>
-      </w:r>
-      <w:proofErr w:type="spellStart"/>
-      <w:r>
-        <w:rPr>
-          <w:i/>
-          <w:iCs/>
-        </w:rPr>
-        <w:t>shader</w:t>
-      </w:r>
-      <w:proofErr w:type="spellEnd"/>
-      <w:r>
-        <w:t xml:space="preserve"> es multiplicar cada vértice por la matriz </w:t>
-      </w:r>
-      <w:proofErr w:type="spellStart"/>
-      <w:r>
-        <w:rPr>
-          <w:i/>
-          <w:iCs/>
-        </w:rPr>
-        <w:t>ModelView</w:t>
-      </w:r>
-      <w:proofErr w:type="spellEnd"/>
-      <w:r>
-        <w:t xml:space="preserve"> y propagar su identificador a etapas posteriores</w:t>
-      </w:r>
-      <w:r>
-        <w:t xml:space="preserve"> para poder leer la información correspondiente del </w:t>
-      </w:r>
-      <w:proofErr w:type="spellStart"/>
-      <w:r>
-        <w:rPr>
-          <w:i/>
-          <w:iCs/>
-        </w:rPr>
-        <w:t>StructuredBuffer</w:t>
-      </w:r>
-      <w:proofErr w:type="spellEnd"/>
-      <w:r>
-        <w:t>.</w:t>
-      </w:r>
-    </w:p>
-    <w:p>
-      <w:pPr>
-        <w:jc w:val="both"/>
-      </w:pPr>
-      <w:r>
-        <w:t>Posteriormente, el</w:t>
-      </w:r>
-      <w:r>
-        <w:t xml:space="preserve"> </w:t>
-      </w:r>
-      <w:proofErr w:type="spellStart"/>
-      <w:r>
-        <w:rPr>
-          <w:i/>
-          <w:iCs/>
-        </w:rPr>
-        <w:t>shader</w:t>
-      </w:r>
-      <w:proofErr w:type="spellEnd"/>
-      <w:r>
-        <w:t xml:space="preserve"> de geometría recibe cada vértice del </w:t>
-      </w:r>
-      <w:proofErr w:type="spellStart"/>
-      <w:r>
-        <w:rPr>
-          <w:i/>
-          <w:iCs/>
-        </w:rPr>
-        <w:t>point</w:t>
-      </w:r>
-      <w:proofErr w:type="spellEnd"/>
-      <w:r>
-        <w:rPr>
-          <w:i/>
-          <w:iCs/>
-        </w:rPr>
-        <w:t xml:space="preserve"> </w:t>
-      </w:r>
-      <w:proofErr w:type="spellStart"/>
-      <w:r>
-        <w:rPr>
-          <w:i/>
-          <w:iCs/>
-        </w:rPr>
-        <w:t>mesh</w:t>
-      </w:r>
-      <w:proofErr w:type="spellEnd"/>
-      <w:r>
-        <w:t xml:space="preserve"> de forma individual y genera a partir de él la geometría completa de un pez, compuesta por un máximo de NUM_VERTEX vértices.</w:t>
-      </w:r>
-    </w:p>
-    <w:p>
-      <w:pPr>
-        <w:jc w:val="both"/>
-      </w:pPr>
-      <w:r>
         <w:t xml:space="preserve">En base a la rotación especificada en el </w:t>
       </w:r>
       <w:r>
@@ -2569,21 +2231,12 @@
       <w:r>
         <w:t xml:space="preserve">, lo primero que se hace es establecer los ejes </w:t>
       </w:r>
-      <w:proofErr w:type="spellStart"/>
-      <w:r>
-        <w:rPr>
-          <w:i/>
-          <w:iCs/>
-        </w:rPr>
-        <w:t>right</w:t>
-      </w:r>
-      <w:proofErr w:type="spellEnd"/>
-      <w:r>
-        <w:rPr>
-          <w:i/>
-          <w:iCs/>
-        </w:rPr>
-        <w:t xml:space="preserve"> </w:t>
+      <w:r>
+        <w:rPr>
+          <w:i/>
+          <w:iCs/>
+        </w:rPr>
+        <w:t xml:space="preserve">right </w:t>
       </w:r>
       <w:r>
         <w:t xml:space="preserve">y </w:t>
@@ -2598,7 +2251,6 @@
       <w:r>
         <w:t xml:space="preserve"> del </w:t>
       </w:r>
-      <w:proofErr w:type="spellStart"/>
       <w:r>
         <w:rPr>
           <w:i/>
@@ -2606,7 +2258,6 @@
         </w:rPr>
         <w:t>billboard</w:t>
       </w:r>
-      <w:proofErr w:type="spellEnd"/>
       <w:r>
         <w:t xml:space="preserve">. </w:t>
       </w:r>
@@ -2687,7 +2338,7 @@
     </w:p>
     <w:p>
       <w:pPr>
-        <w:pStyle w:val="Caption"/>
+        <w:pStyle w:val="Descripcin"/>
         <w:jc w:val="center"/>
       </w:pPr>
       <w:bookmarkStart w:id="5" w:name="_Ref225906960"/>
@@ -2704,13 +2355,8 @@
       </w:fldSimple>
       <w:bookmarkEnd w:id="5"/>
       <w:r>
-        <w:t xml:space="preserve">. Obtención de los ejes del </w:t>
-      </w:r>
-      <w:proofErr w:type="spellStart"/>
-      <w:r>
-        <w:t>billboard</w:t>
-      </w:r>
-      <w:proofErr w:type="spellEnd"/>
+        <w:t>. Obtención de los ejes del billboard</w:t>
+      </w:r>
     </w:p>
     <w:p>
       <w:pPr>
@@ -2725,7 +2371,6 @@
       <w:r>
         <w:t xml:space="preserve"> </w:t>
       </w:r>
-      <w:proofErr w:type="spellStart"/>
       <w:r>
         <w:rPr>
           <w:i/>
@@ -2733,7 +2378,6 @@
         </w:rPr>
         <w:t>offsets</w:t>
       </w:r>
-      <w:proofErr w:type="spellEnd"/>
       <w:r>
         <w:t xml:space="preserve"> </w:t>
       </w:r>
@@ -2761,7 +2405,6 @@
       <w:r>
         <w:t xml:space="preserve"> </w:t>
       </w:r>
-      <w:proofErr w:type="spellStart"/>
       <w:r>
         <w:rPr>
           <w:i/>
@@ -2769,7 +2412,6 @@
         </w:rPr>
         <w:t>quad</w:t>
       </w:r>
-      <w:proofErr w:type="spellEnd"/>
       <w:r>
         <w:t xml:space="preserve"> sobre el </w:t>
       </w:r>
@@ -2831,7 +2473,7 @@
     </w:p>
     <w:p>
       <w:pPr>
-        <w:pStyle w:val="Caption"/>
+        <w:pStyle w:val="Descripcin"/>
         <w:jc w:val="center"/>
       </w:pPr>
       <w:bookmarkStart w:id="6" w:name="_Ref225907236"/>
@@ -2902,17 +2544,8 @@
           <w:i/>
           <w:iCs/>
         </w:rPr>
-        <w:t>_</w:t>
-      </w:r>
-      <w:proofErr w:type="spellStart"/>
-      <w:r>
-        <w:rPr>
-          <w:i/>
-          <w:iCs/>
-        </w:rPr>
-        <w:t>TailPosition</w:t>
-      </w:r>
-      <w:proofErr w:type="spellEnd"/>
+        <w:t>_TailPosition</w:t>
+      </w:r>
       <w:r>
         <w:t>, cuyo valor se encuentra acotado en el intervalo [0, 1], se realiza una interpolación para crear posiciones intermedias que permitan llevar a cabo el movimiento de la cola.</w:t>
       </w:r>
@@ -2993,7 +2626,7 @@
     </w:p>
     <w:p>
       <w:pPr>
-        <w:pStyle w:val="Caption"/>
+        <w:pStyle w:val="Descripcin"/>
         <w:jc w:val="center"/>
       </w:pPr>
       <w:bookmarkStart w:id="7" w:name="_Ref225908082"/>
@@ -3031,21 +2664,11 @@
           <w:i/>
           <w:iCs/>
         </w:rPr>
-        <w:t>_</w:t>
-      </w:r>
-      <w:proofErr w:type="spellStart"/>
-      <w:r>
-        <w:rPr>
-          <w:i/>
-          <w:iCs/>
-        </w:rPr>
-        <w:t>Time.y</w:t>
-      </w:r>
-      <w:proofErr w:type="spellEnd"/>
+        <w:t>_Time.y</w:t>
+      </w:r>
       <w:r>
         <w:t xml:space="preserve"> multiplicado por la velocidad de la entidad, que arroja un valor en el intervalo [-1, 1], y se multiplica por el valor _</w:t>
       </w:r>
-      <w:proofErr w:type="spellStart"/>
       <w:r>
         <w:rPr>
           <w:i/>
@@ -3053,7 +2676,6 @@
         </w:rPr>
         <w:t>MaxTailAngle</w:t>
       </w:r>
-      <w:proofErr w:type="spellEnd"/>
       <w:r>
         <w:t>, la angulación máxima que puede alcanzar la cola en grados.</w:t>
       </w:r>
@@ -3065,35 +2687,16 @@
       <w:r>
         <w:t xml:space="preserve">Para finalizar la etapa de geometría, haciendo uso de la función auxiliar </w:t>
       </w:r>
-      <w:proofErr w:type="spellStart"/>
-      <w:proofErr w:type="gramStart"/>
-      <w:r>
-        <w:rPr>
-          <w:i/>
-          <w:iCs/>
-        </w:rPr>
-        <w:t>GenerateVertex</w:t>
-      </w:r>
-      <w:proofErr w:type="spellEnd"/>
-      <w:r>
-        <w:rPr>
-          <w:i/>
-          <w:iCs/>
-        </w:rPr>
-        <w:t>(</w:t>
-      </w:r>
-      <w:proofErr w:type="gramEnd"/>
-      <w:r>
-        <w:rPr>
-          <w:i/>
-          <w:iCs/>
-        </w:rPr>
-        <w:t>)</w:t>
+      <w:r>
+        <w:rPr>
+          <w:i/>
+          <w:iCs/>
+        </w:rPr>
+        <w:t>GenerateVertex()</w:t>
       </w:r>
       <w:r>
         <w:t xml:space="preserve"> se crean las estructuras </w:t>
       </w:r>
-      <w:proofErr w:type="spellStart"/>
       <w:r>
         <w:rPr>
           <w:i/>
@@ -3101,7 +2704,6 @@
         </w:rPr>
         <w:t>GeometryOutput</w:t>
       </w:r>
-      <w:proofErr w:type="spellEnd"/>
       <w:r>
         <w:t xml:space="preserve"> con las que rellenar</w:t>
       </w:r>
@@ -3118,54 +2720,26 @@
       <w:r>
         <w:t xml:space="preserve"> </w:t>
       </w:r>
-      <w:proofErr w:type="spellStart"/>
-      <w:r>
-        <w:rPr>
-          <w:i/>
-          <w:iCs/>
-        </w:rPr>
-        <w:t>TriangleStream</w:t>
-      </w:r>
-      <w:proofErr w:type="spellEnd"/>
-      <w:r>
-        <w:rPr>
-          <w:i/>
-          <w:iCs/>
-        </w:rPr>
-        <w:t xml:space="preserve"> </w:t>
+      <w:r>
+        <w:rPr>
+          <w:i/>
+          <w:iCs/>
+        </w:rPr>
+        <w:t xml:space="preserve">TriangleStream </w:t>
       </w:r>
       <w:r>
         <w:t xml:space="preserve">saliente. </w:t>
       </w:r>
-      <w:proofErr w:type="spellStart"/>
-      <w:proofErr w:type="gramStart"/>
-      <w:r>
-        <w:rPr>
-          <w:i/>
-          <w:iCs/>
-        </w:rPr>
-        <w:t>GenerateVertex</w:t>
-      </w:r>
-      <w:proofErr w:type="spellEnd"/>
-      <w:r>
-        <w:rPr>
-          <w:i/>
-          <w:iCs/>
-        </w:rPr>
-        <w:t>(</w:t>
-      </w:r>
-      <w:proofErr w:type="gramEnd"/>
-      <w:r>
-        <w:rPr>
-          <w:i/>
-          <w:iCs/>
-        </w:rPr>
-        <w:t>)</w:t>
+      <w:r>
+        <w:rPr>
+          <w:i/>
+          <w:iCs/>
+        </w:rPr>
+        <w:t>GenerateVertex()</w:t>
       </w:r>
       <w:r>
         <w:t xml:space="preserve">, de forma muy similar al </w:t>
       </w:r>
-      <w:proofErr w:type="spellStart"/>
       <w:r>
         <w:rPr>
           <w:i/>
@@ -3173,7 +2747,6 @@
         </w:rPr>
         <w:t>shader</w:t>
       </w:r>
-      <w:proofErr w:type="spellEnd"/>
       <w:r>
         <w:t xml:space="preserve"> de hierba desarrollado en las clases prácticas de la asignatura, genera una estructura que almacena la posición en </w:t>
       </w:r>
@@ -3182,50 +2755,20 @@
           <w:i/>
           <w:iCs/>
         </w:rPr>
-        <w:t xml:space="preserve">clip </w:t>
-      </w:r>
-      <w:proofErr w:type="spellStart"/>
-      <w:r>
-        <w:rPr>
-          <w:i/>
-          <w:iCs/>
-        </w:rPr>
-        <w:t>space</w:t>
-      </w:r>
-      <w:proofErr w:type="spellEnd"/>
-      <w:r>
-        <w:rPr>
-          <w:i/>
-          <w:iCs/>
-        </w:rPr>
-        <w:t xml:space="preserve"> </w:t>
-      </w:r>
-      <w:r>
-        <w:t xml:space="preserve">de un determinado vértice junto con sus coordenadas </w:t>
-      </w:r>
-      <w:proofErr w:type="spellStart"/>
-      <w:r>
-        <w:t>uv</w:t>
-      </w:r>
-      <w:proofErr w:type="spellEnd"/>
+        <w:t xml:space="preserve">clip space </w:t>
+      </w:r>
+      <w:r>
+        <w:t>de un determinado vértice junto con sus coordenadas uv</w:t>
+      </w:r>
       <w:r>
         <w:t xml:space="preserve">, las cuales son asignadas de forma trivial al tratarse de un simple </w:t>
       </w:r>
-      <w:proofErr w:type="spellStart"/>
-      <w:r>
-        <w:rPr>
-          <w:i/>
-          <w:iCs/>
-        </w:rPr>
-        <w:t>quad</w:t>
-      </w:r>
-      <w:proofErr w:type="spellEnd"/>
-      <w:r>
-        <w:rPr>
-          <w:i/>
-          <w:iCs/>
-        </w:rPr>
-        <w:t xml:space="preserve"> </w:t>
+      <w:r>
+        <w:rPr>
+          <w:i/>
+          <w:iCs/>
+        </w:rPr>
+        <w:t xml:space="preserve">quad </w:t>
       </w:r>
       <w:r>
         <w:t>con dos vértices intermedios.</w:t>
@@ -3236,15 +2779,7 @@
         <w:jc w:val="both"/>
       </w:pPr>
       <w:r>
-        <w:t xml:space="preserve">Finalmente, en la etapa de fragmentos se lee la textura del pez a través de las coordenadas </w:t>
-      </w:r>
-      <w:proofErr w:type="spellStart"/>
-      <w:r>
-        <w:t>uv</w:t>
-      </w:r>
-      <w:proofErr w:type="spellEnd"/>
-      <w:r>
-        <w:t xml:space="preserve"> y, tras descartar la parte negra de la imagen y aplicar niebla, se devuelve el color final. La niebla es aplicada con el fin de conseguir que los peces más lejanos a la cámara se vean menos, tratando de simular la opacidad del agua.</w:t>
+        <w:t>Finalmente, en la etapa de fragmentos se lee la textura del pez a través de las coordenadas uv y, tras descartar la parte negra de la imagen y aplicar niebla, se devuelve el color final. La niebla es aplicada con el fin de conseguir que los peces más lejanos a la cámara se vean menos, tratando de simular la opacidad del agua.</w:t>
       </w:r>
     </w:p>
     <w:p>
@@ -3278,21 +2813,12 @@
       <w:r>
         <w:t xml:space="preserve"> se puede observar el resultado obtenido: un </w:t>
       </w:r>
-      <w:proofErr w:type="spellStart"/>
-      <w:r>
-        <w:rPr>
-          <w:i/>
-          <w:iCs/>
-        </w:rPr>
-        <w:t>billboard</w:t>
-      </w:r>
-      <w:proofErr w:type="spellEnd"/>
-      <w:r>
-        <w:rPr>
-          <w:i/>
-          <w:iCs/>
-        </w:rPr>
-        <w:t xml:space="preserve"> </w:t>
+      <w:r>
+        <w:rPr>
+          <w:i/>
+          <w:iCs/>
+        </w:rPr>
+        <w:t xml:space="preserve">billboard </w:t>
       </w:r>
       <w:r>
         <w:t>que muestra la imagen de</w:t>
@@ -3432,7 +2958,7 @@
     </w:p>
     <w:p>
       <w:pPr>
-        <w:pStyle w:val="Caption"/>
+        <w:pStyle w:val="Descripcin"/>
         <w:jc w:val="center"/>
       </w:pPr>
       <w:bookmarkStart w:id="8" w:name="_Ref225908774"/>
@@ -3449,13 +2975,8 @@
       </w:fldSimple>
       <w:bookmarkEnd w:id="8"/>
       <w:r>
-        <w:t xml:space="preserve">. Resultado de </w:t>
-      </w:r>
-      <w:proofErr w:type="spellStart"/>
-      <w:r>
-        <w:t>Fish.shader</w:t>
-      </w:r>
-      <w:proofErr w:type="spellEnd"/>
+        <w:t>. Resultado de Fish.shader</w:t>
+      </w:r>
     </w:p>
     <w:p>
       <w:pPr>
@@ -3499,7 +3020,7 @@
     </w:p>
     <w:p>
       <w:pPr>
-        <w:pStyle w:val="Heading1"/>
+        <w:pStyle w:val="Ttulo1"/>
       </w:pPr>
       <w:bookmarkStart w:id="9" w:name="_Toc225964262"/>
       <w:r>
@@ -3509,7 +3030,6 @@
       <w:r>
         <w:t xml:space="preserve"> con </w:t>
       </w:r>
-      <w:proofErr w:type="spellStart"/>
       <w:r>
         <w:rPr>
           <w:i/>
@@ -3517,7 +3037,6 @@
         </w:rPr>
         <w:t>shader</w:t>
       </w:r>
-      <w:proofErr w:type="spellEnd"/>
       <w:r>
         <w:t xml:space="preserve"> de geometría</w:t>
       </w:r>
@@ -3530,26 +3049,16 @@
       <w:r>
         <w:t xml:space="preserve">El </w:t>
       </w:r>
-      <w:proofErr w:type="spellStart"/>
-      <w:r>
-        <w:rPr>
-          <w:i/>
-          <w:iCs/>
-        </w:rPr>
-        <w:t>shader</w:t>
-      </w:r>
-      <w:proofErr w:type="spellEnd"/>
-      <w:r>
-        <w:rPr>
-          <w:i/>
-          <w:iCs/>
-        </w:rPr>
-        <w:t xml:space="preserve"> </w:t>
+      <w:r>
+        <w:rPr>
+          <w:i/>
+          <w:iCs/>
+        </w:rPr>
+        <w:t xml:space="preserve">shader </w:t>
       </w:r>
       <w:r>
         <w:t xml:space="preserve">de las gaviotas, encontrado en el archivo </w:t>
       </w:r>
-      <w:proofErr w:type="spellStart"/>
       <w:r>
         <w:rPr>
           <w:i/>
@@ -3557,11 +3066,9 @@
         </w:rPr>
         <w:t>Seagull.shader</w:t>
       </w:r>
-      <w:proofErr w:type="spellEnd"/>
       <w:r>
         <w:t xml:space="preserve">, sigue prácticamente la misma implementación que el de los peces, por lo que únicamente se profundizará en las diferencias respecto a </w:t>
       </w:r>
-      <w:proofErr w:type="spellStart"/>
       <w:r>
         <w:rPr>
           <w:i/>
@@ -3569,7 +3076,6 @@
         </w:rPr>
         <w:t>Fish.shader</w:t>
       </w:r>
-      <w:proofErr w:type="spellEnd"/>
       <w:r>
         <w:t>:</w:t>
       </w:r>
@@ -3581,7 +3087,6 @@
       <w:r>
         <w:t>En primer lugar, la imagen proporcionada se encuentra con la gaviota orientada en el eje vertical. Por motivos estéticos se decidió que las gaviotas quedarían mejor orientadas en el eje horizontal, por lo que se incluyó la propiedad _</w:t>
       </w:r>
-      <w:proofErr w:type="spellStart"/>
       <w:r>
         <w:rPr>
           <w:i/>
@@ -3589,7 +3094,6 @@
         </w:rPr>
         <w:t>StartingRot</w:t>
       </w:r>
-      <w:proofErr w:type="spellEnd"/>
       <w:r>
         <w:t xml:space="preserve"> que, de </w:t>
       </w:r>
@@ -3605,7 +3109,6 @@
       <w:r>
         <w:t xml:space="preserve">en el </w:t>
       </w:r>
-      <w:proofErr w:type="spellStart"/>
       <w:r>
         <w:rPr>
           <w:i/>
@@ -3613,7 +3116,6 @@
         </w:rPr>
         <w:t>billboard</w:t>
       </w:r>
-      <w:proofErr w:type="spellEnd"/>
       <w:r>
         <w:t xml:space="preserve"> del pez, </w:t>
       </w:r>
@@ -3633,17 +3135,8 @@
           <w:i/>
           <w:iCs/>
         </w:rPr>
-        <w:t>_</w:t>
-      </w:r>
-      <w:proofErr w:type="spellStart"/>
-      <w:r>
-        <w:rPr>
-          <w:i/>
-          <w:iCs/>
-        </w:rPr>
-        <w:t>WingsPosition</w:t>
-      </w:r>
-      <w:proofErr w:type="spellEnd"/>
+        <w:t>_WingsPosition</w:t>
+      </w:r>
       <w:r>
         <w:t>, asegurando de esta forma que las alas queden definidas de forma simétrica a partir de un único parámetro.</w:t>
       </w:r>
@@ -3737,7 +3230,7 @@
     </w:p>
     <w:p>
       <w:pPr>
-        <w:pStyle w:val="Caption"/>
+        <w:pStyle w:val="Descripcin"/>
         <w:jc w:val="center"/>
       </w:pPr>
       <w:bookmarkStart w:id="10" w:name="_Ref225941821"/>
@@ -3764,21 +3257,12 @@
       <w:r>
         <w:t xml:space="preserve">La última diferencia radica en que, al estar fuera del agua, en el </w:t>
       </w:r>
-      <w:proofErr w:type="spellStart"/>
-      <w:r>
-        <w:rPr>
-          <w:i/>
-          <w:iCs/>
-        </w:rPr>
-        <w:t>shader</w:t>
-      </w:r>
-      <w:proofErr w:type="spellEnd"/>
-      <w:r>
-        <w:rPr>
-          <w:i/>
-          <w:iCs/>
-        </w:rPr>
-        <w:t xml:space="preserve"> </w:t>
+      <w:r>
+        <w:rPr>
+          <w:i/>
+          <w:iCs/>
+        </w:rPr>
+        <w:t xml:space="preserve">shader </w:t>
       </w:r>
       <w:r>
         <w:t xml:space="preserve">de las gaviotas no hace falta incluir la niebla para simular la opacidad del agua. El resultado obtenido es visible en la </w:t>
@@ -3936,7 +3420,7 @@
     </w:p>
     <w:p>
       <w:pPr>
-        <w:pStyle w:val="Caption"/>
+        <w:pStyle w:val="Descripcin"/>
         <w:jc w:val="center"/>
       </w:pPr>
       <w:bookmarkStart w:id="11" w:name="_Ref225942193"/>
@@ -3953,39 +3437,25 @@
       </w:fldSimple>
       <w:bookmarkEnd w:id="11"/>
       <w:r>
-        <w:t xml:space="preserve">. Resultado de </w:t>
-      </w:r>
-      <w:proofErr w:type="spellStart"/>
-      <w:r>
-        <w:t>Seagull.shader</w:t>
-      </w:r>
-      <w:proofErr w:type="spellEnd"/>
+        <w:t>. Resultado de Seagull.shader</w:t>
+      </w:r>
     </w:p>
     <w:p/>
     <w:p>
       <w:pPr>
-        <w:pStyle w:val="Heading1"/>
+        <w:pStyle w:val="Ttulo1"/>
       </w:pPr>
       <w:bookmarkStart w:id="12" w:name="_Toc225964263"/>
       <w:r>
         <w:lastRenderedPageBreak/>
         <w:t xml:space="preserve">Mar con </w:t>
       </w:r>
-      <w:proofErr w:type="spellStart"/>
-      <w:r>
-        <w:rPr>
-          <w:i/>
-          <w:iCs/>
-        </w:rPr>
-        <w:t>displacement-map</w:t>
-      </w:r>
-      <w:proofErr w:type="spellEnd"/>
-      <w:r>
-        <w:rPr>
-          <w:i/>
-          <w:iCs/>
-        </w:rPr>
-        <w:t xml:space="preserve"> </w:t>
+      <w:r>
+        <w:rPr>
+          <w:i/>
+          <w:iCs/>
+        </w:rPr>
+        <w:t xml:space="preserve">displacement-map </w:t>
       </w:r>
       <w:r>
         <w:t>y teselación</w:t>
@@ -3999,60 +3469,25 @@
       <w:r>
         <w:t xml:space="preserve">La implementación del mar parte de un plano con el </w:t>
       </w:r>
-      <w:proofErr w:type="spellStart"/>
-      <w:r>
-        <w:rPr>
-          <w:i/>
-          <w:iCs/>
-        </w:rPr>
-        <w:t>shader</w:t>
-      </w:r>
-      <w:proofErr w:type="spellEnd"/>
-      <w:r>
-        <w:rPr>
-          <w:i/>
-          <w:iCs/>
-        </w:rPr>
-        <w:t xml:space="preserve"> </w:t>
-      </w:r>
-      <w:proofErr w:type="spellStart"/>
-      <w:r>
-        <w:rPr>
-          <w:i/>
-          <w:iCs/>
-        </w:rPr>
-        <w:t>Water.shader</w:t>
-      </w:r>
-      <w:proofErr w:type="spellEnd"/>
+      <w:r>
+        <w:rPr>
+          <w:i/>
+          <w:iCs/>
+        </w:rPr>
+        <w:t>shader Water.shader</w:t>
+      </w:r>
       <w:r>
         <w:t xml:space="preserve">. Este, en su etapa de vértices, genera un </w:t>
       </w:r>
-      <w:proofErr w:type="spellStart"/>
-      <w:r>
-        <w:rPr>
-          <w:i/>
-          <w:iCs/>
-        </w:rPr>
-        <w:t>VertexOutput</w:t>
-      </w:r>
-      <w:proofErr w:type="spellEnd"/>
-      <w:r>
-        <w:rPr>
-          <w:i/>
-          <w:iCs/>
-        </w:rPr>
-        <w:t xml:space="preserve"> </w:t>
-      </w:r>
-      <w:r>
-        <w:t xml:space="preserve">que consta de las posiciones locales, las normales, las tangentes y las coordenadas </w:t>
-      </w:r>
-      <w:proofErr w:type="spellStart"/>
-      <w:r>
-        <w:t>uv</w:t>
-      </w:r>
-      <w:proofErr w:type="spellEnd"/>
-      <w:r>
-        <w:t xml:space="preserve"> de los vértices, necesarias más adelante en la etapa de teselación. </w:t>
+      <w:r>
+        <w:rPr>
+          <w:i/>
+          <w:iCs/>
+        </w:rPr>
+        <w:t xml:space="preserve">VertexOutput </w:t>
+      </w:r>
+      <w:r>
+        <w:t xml:space="preserve">que consta de las posiciones locales, las normales, las tangentes y las coordenadas uv de los vértices, necesarias más adelante en la etapa de teselación. </w:t>
       </w:r>
     </w:p>
     <w:p>
@@ -4103,7 +3538,7 @@
     </w:p>
     <w:p>
       <w:pPr>
-        <w:pStyle w:val="Caption"/>
+        <w:pStyle w:val="Descripcin"/>
         <w:jc w:val="center"/>
       </w:pPr>
       <w:bookmarkStart w:id="13" w:name="_Ref225944203"/>
@@ -4120,13 +3555,8 @@
       </w:fldSimple>
       <w:bookmarkEnd w:id="13"/>
       <w:r>
-        <w:t xml:space="preserve">. Etapa de vértices de </w:t>
-      </w:r>
-      <w:proofErr w:type="spellStart"/>
-      <w:r>
-        <w:t>Water.shader</w:t>
-      </w:r>
-      <w:proofErr w:type="spellEnd"/>
+        <w:t>. Etapa de vértices de Water.shader</w:t>
+      </w:r>
     </w:p>
     <w:p>
       <w:pPr>
@@ -4159,88 +3589,52 @@
       <w:r>
         <w:t xml:space="preserve"> muestra la etapa de vértices en el </w:t>
       </w:r>
-      <w:proofErr w:type="spellStart"/>
-      <w:r>
-        <w:rPr>
-          <w:i/>
-          <w:iCs/>
-        </w:rPr>
-        <w:t>shader</w:t>
-      </w:r>
-      <w:proofErr w:type="spellEnd"/>
-      <w:r>
-        <w:rPr>
-          <w:i/>
-          <w:iCs/>
-        </w:rPr>
+      <w:r>
+        <w:rPr>
+          <w:i/>
+          <w:iCs/>
+        </w:rPr>
+        <w:t xml:space="preserve">shader </w:t>
+      </w:r>
+      <w:r>
+        <w:t>del agua, en la que se aprecia la multiplicación de los vértices por un factor de escala _</w:t>
+      </w:r>
+      <w:r>
+        <w:rPr>
+          <w:i/>
+          <w:iCs/>
+        </w:rPr>
+        <w:t>Scale</w:t>
+      </w:r>
+      <w:r>
+        <w:t xml:space="preserve"> con el objetivo de poder hacer el mar todo lo grande que se quiera. Las coordenadas se mantienen locales de momento, pues el </w:t>
+      </w:r>
+      <w:r>
+        <w:rPr>
+          <w:i/>
+          <w:iCs/>
+        </w:rPr>
+        <w:t xml:space="preserve">domain shader </w:t>
+      </w:r>
+      <w:r>
+        <w:t xml:space="preserve">de la etapa de teselación trabajará en este marco </w:t>
+      </w:r>
+      <w:r>
+        <w:t xml:space="preserve">para aplicar el </w:t>
+      </w:r>
+      <w:r>
+        <w:rPr>
+          <w:i/>
+          <w:iCs/>
+        </w:rPr>
+        <w:t>displacement-map</w:t>
+      </w:r>
+      <w:r>
+        <w:t>.</w:t>
+      </w:r>
+      <w:r>
         <w:t xml:space="preserve"> </w:t>
       </w:r>
-      <w:r>
-        <w:t>del agua, en la que se aprecia la multiplicación de los vértices por un factor de escala _</w:t>
-      </w:r>
-      <w:r>
-        <w:rPr>
-          <w:i/>
-          <w:iCs/>
-        </w:rPr>
-        <w:t>Scale</w:t>
-      </w:r>
-      <w:r>
-        <w:t xml:space="preserve"> con el objetivo de poder hacer el mar todo lo grande que se quiera. Las coordenadas se mantienen locales de momento, pues el </w:t>
-      </w:r>
-      <w:proofErr w:type="spellStart"/>
-      <w:r>
-        <w:rPr>
-          <w:i/>
-          <w:iCs/>
-        </w:rPr>
-        <w:t>domain</w:t>
-      </w:r>
-      <w:proofErr w:type="spellEnd"/>
-      <w:r>
-        <w:rPr>
-          <w:i/>
-          <w:iCs/>
-        </w:rPr>
-        <w:t xml:space="preserve"> </w:t>
-      </w:r>
-      <w:proofErr w:type="spellStart"/>
-      <w:r>
-        <w:rPr>
-          <w:i/>
-          <w:iCs/>
-        </w:rPr>
-        <w:t>shader</w:t>
-      </w:r>
-      <w:proofErr w:type="spellEnd"/>
-      <w:r>
-        <w:rPr>
-          <w:i/>
-          <w:iCs/>
-        </w:rPr>
-        <w:t xml:space="preserve"> </w:t>
-      </w:r>
-      <w:r>
-        <w:t xml:space="preserve">de la etapa de teselación trabajará en este marco </w:t>
-      </w:r>
-      <w:r>
-        <w:t xml:space="preserve">para aplicar el </w:t>
-      </w:r>
-      <w:proofErr w:type="spellStart"/>
-      <w:r>
-        <w:rPr>
-          <w:i/>
-          <w:iCs/>
-        </w:rPr>
-        <w:t>displacement-map</w:t>
-      </w:r>
-      <w:proofErr w:type="spellEnd"/>
-      <w:r>
-        <w:t>.</w:t>
-      </w:r>
-      <w:r>
-        <w:t xml:space="preserve"> </w:t>
-      </w:r>
     </w:p>
     <w:p>
       <w:pPr>
@@ -4249,82 +3643,36 @@
       <w:r>
         <w:t xml:space="preserve">Ya en etapa de teselación, el </w:t>
       </w:r>
-      <w:proofErr w:type="spellStart"/>
-      <w:r>
-        <w:rPr>
-          <w:i/>
-          <w:iCs/>
-        </w:rPr>
-        <w:t>hull</w:t>
-      </w:r>
-      <w:proofErr w:type="spellEnd"/>
-      <w:r>
-        <w:rPr>
-          <w:i/>
-          <w:iCs/>
-        </w:rPr>
-        <w:t xml:space="preserve"> </w:t>
-      </w:r>
-      <w:proofErr w:type="spellStart"/>
-      <w:r>
-        <w:rPr>
-          <w:i/>
-          <w:iCs/>
-        </w:rPr>
-        <w:t>shader</w:t>
-      </w:r>
-      <w:proofErr w:type="spellEnd"/>
+      <w:r>
+        <w:rPr>
+          <w:i/>
+          <w:iCs/>
+        </w:rPr>
+        <w:t>hull shader</w:t>
+      </w:r>
       <w:r>
         <w:t xml:space="preserve">, al igual que en el </w:t>
       </w:r>
-      <w:proofErr w:type="spellStart"/>
-      <w:r>
-        <w:rPr>
-          <w:i/>
-          <w:iCs/>
-        </w:rPr>
-        <w:t>shader</w:t>
-      </w:r>
-      <w:proofErr w:type="spellEnd"/>
-      <w:r>
-        <w:rPr>
-          <w:i/>
-          <w:iCs/>
-        </w:rPr>
-        <w:t xml:space="preserve"> </w:t>
+      <w:r>
+        <w:rPr>
+          <w:i/>
+          <w:iCs/>
+        </w:rPr>
+        <w:t xml:space="preserve">shader </w:t>
       </w:r>
       <w:r>
         <w:t xml:space="preserve">de hierba implementado en clase, hace uso de la función </w:t>
       </w:r>
-      <w:proofErr w:type="spellStart"/>
-      <w:proofErr w:type="gramStart"/>
-      <w:r>
-        <w:rPr>
-          <w:i/>
-          <w:iCs/>
-        </w:rPr>
-        <w:t>patchConstantFunction</w:t>
-      </w:r>
-      <w:proofErr w:type="spellEnd"/>
-      <w:r>
-        <w:rPr>
-          <w:i/>
-          <w:iCs/>
-        </w:rPr>
-        <w:t>(</w:t>
-      </w:r>
-      <w:proofErr w:type="gramEnd"/>
-      <w:r>
-        <w:rPr>
-          <w:i/>
-          <w:iCs/>
-        </w:rPr>
-        <w:t xml:space="preserve">) </w:t>
+      <w:r>
+        <w:rPr>
+          <w:i/>
+          <w:iCs/>
+        </w:rPr>
+        <w:t xml:space="preserve">patchConstantFunction() </w:t>
       </w:r>
       <w:r>
         <w:t xml:space="preserve">y de la estructura </w:t>
       </w:r>
-      <w:proofErr w:type="spellStart"/>
       <w:r>
         <w:rPr>
           <w:i/>
@@ -4332,17 +3680,8 @@
         </w:rPr>
         <w:t>TessellationFactors</w:t>
       </w:r>
-      <w:proofErr w:type="spellEnd"/>
-      <w:r>
-        <w:t xml:space="preserve"> para indicar al TPC el número de subdivisiones a realizar a partir de la variable _</w:t>
-      </w:r>
-      <w:proofErr w:type="spellStart"/>
-      <w:r>
-        <w:t>TessellationFactor</w:t>
-      </w:r>
-      <w:proofErr w:type="spellEnd"/>
-      <w:r>
-        <w:t>:</w:t>
+      <w:r>
+        <w:t xml:space="preserve"> para indicar al TPC el número de subdivisiones a realizar a partir de la variable _TessellationFactor:</w:t>
       </w:r>
     </w:p>
     <w:p>
@@ -4393,7 +3732,7 @@
     </w:p>
     <w:p>
       <w:pPr>
-        <w:pStyle w:val="Caption"/>
+        <w:pStyle w:val="Descripcin"/>
         <w:jc w:val="center"/>
       </w:pPr>
       <w:r>
@@ -4408,15 +3747,7 @@
         </w:r>
       </w:fldSimple>
       <w:r>
-        <w:t xml:space="preserve">. Hull </w:t>
-      </w:r>
-      <w:proofErr w:type="spellStart"/>
-      <w:r>
-        <w:t>shader</w:t>
-      </w:r>
-      <w:proofErr w:type="spellEnd"/>
-      <w:r>
-        <w:t xml:space="preserve"> del agua</w:t>
+        <w:t>. Hull shader del agua</w:t>
       </w:r>
     </w:p>
     <w:p>
@@ -4426,49 +3757,15 @@
       <w:r>
         <w:t xml:space="preserve">Posteriormente, en el </w:t>
       </w:r>
-      <w:proofErr w:type="spellStart"/>
-      <w:r>
-        <w:rPr>
-          <w:i/>
-          <w:iCs/>
-        </w:rPr>
-        <w:t>domain</w:t>
-      </w:r>
-      <w:proofErr w:type="spellEnd"/>
-      <w:r>
-        <w:rPr>
-          <w:i/>
-          <w:iCs/>
-        </w:rPr>
-        <w:t xml:space="preserve"> </w:t>
-      </w:r>
-      <w:proofErr w:type="spellStart"/>
-      <w:r>
-        <w:rPr>
-          <w:i/>
-          <w:iCs/>
-        </w:rPr>
-        <w:t>shader</w:t>
-      </w:r>
-      <w:proofErr w:type="spellEnd"/>
-      <w:r>
-        <w:t xml:space="preserve">, tras realizar la interpolación de los vértices, las normales, las tangentes y las coordenadas </w:t>
-      </w:r>
-      <w:proofErr w:type="spellStart"/>
-      <w:r>
-        <w:t>uv</w:t>
-      </w:r>
-      <w:proofErr w:type="spellEnd"/>
-      <w:r>
-        <w:t xml:space="preserve"> a través de coordenadas </w:t>
-      </w:r>
-      <w:proofErr w:type="spellStart"/>
-      <w:r>
-        <w:t>baricéntricas</w:t>
-      </w:r>
-      <w:proofErr w:type="spellEnd"/>
-      <w:r>
-        <w:t xml:space="preserve">, se lee la información del mapa de desplazamiento y se traduce </w:t>
+      <w:r>
+        <w:rPr>
+          <w:i/>
+          <w:iCs/>
+        </w:rPr>
+        <w:t>domain shader</w:t>
+      </w:r>
+      <w:r>
+        <w:t xml:space="preserve">, tras realizar la interpolación de los vértices, las normales, las tangentes y las coordenadas uv a través de coordenadas baricéntricas, se lee la información del mapa de desplazamiento y se traduce </w:t>
       </w:r>
       <w:r>
         <w:t>a</w:t>
@@ -4503,17 +3800,8 @@
           <w:i/>
           <w:iCs/>
         </w:rPr>
-        <w:t xml:space="preserve">clip </w:t>
-      </w:r>
-      <w:proofErr w:type="spellStart"/>
-      <w:r>
-        <w:rPr>
-          <w:i/>
-          <w:iCs/>
-        </w:rPr>
-        <w:t>space</w:t>
-      </w:r>
-      <w:proofErr w:type="spellEnd"/>
+        <w:t>clip space</w:t>
+      </w:r>
       <w:r>
         <w:t xml:space="preserve">. El proceso, mostrado en la </w:t>
       </w:r>
@@ -4541,21 +3829,12 @@
       <w:r>
         <w:t xml:space="preserve">, es simple: tras aplicar el </w:t>
       </w:r>
-      <w:proofErr w:type="spellStart"/>
-      <w:r>
-        <w:rPr>
-          <w:i/>
-          <w:iCs/>
-        </w:rPr>
-        <w:t>tiling</w:t>
-      </w:r>
-      <w:proofErr w:type="spellEnd"/>
-      <w:r>
-        <w:rPr>
-          <w:i/>
-          <w:iCs/>
-        </w:rPr>
-        <w:t xml:space="preserve"> </w:t>
+      <w:r>
+        <w:rPr>
+          <w:i/>
+          <w:iCs/>
+        </w:rPr>
+        <w:t xml:space="preserve">tiling </w:t>
       </w:r>
       <w:r>
         <w:t xml:space="preserve">y el </w:t>
@@ -4568,15 +3847,7 @@
         <w:t xml:space="preserve">offset </w:t>
       </w:r>
       <w:r>
-        <w:t xml:space="preserve">de la textura a las coordenadas </w:t>
-      </w:r>
-      <w:proofErr w:type="spellStart"/>
-      <w:r>
-        <w:t>uv</w:t>
-      </w:r>
-      <w:proofErr w:type="spellEnd"/>
-      <w:r>
-        <w:t xml:space="preserve"> interpoladas, se lee la información del mapa como valores dentro del rango [-1, 1]</w:t>
+        <w:t>de la textura a las coordenadas uv interpoladas, se lee la información del mapa como valores dentro del rango [-1, 1]</w:t>
       </w:r>
       <w:r>
         <w:t>. El resultado obtenido se multiplica por</w:t>
@@ -4589,17 +3860,8 @@
           <w:i/>
           <w:iCs/>
         </w:rPr>
-        <w:t>_</w:t>
-      </w:r>
-      <w:proofErr w:type="spellStart"/>
-      <w:r>
-        <w:rPr>
-          <w:i/>
-          <w:iCs/>
-        </w:rPr>
-        <w:t>MaxHeight</w:t>
-      </w:r>
-      <w:proofErr w:type="spellEnd"/>
+        <w:t>_MaxHeight</w:t>
+      </w:r>
       <w:r>
         <w:t xml:space="preserve">) </w:t>
       </w:r>
@@ -4662,7 +3924,7 @@
     </w:p>
     <w:p>
       <w:pPr>
-        <w:pStyle w:val="Caption"/>
+        <w:pStyle w:val="Descripcin"/>
         <w:jc w:val="center"/>
       </w:pPr>
       <w:bookmarkStart w:id="14" w:name="_Ref225945359"/>
@@ -4684,19 +3946,9 @@
       <w:r>
         <w:t xml:space="preserve">el </w:t>
       </w:r>
-      <w:proofErr w:type="spellStart"/>
-      <w:r>
-        <w:t>domain</w:t>
-      </w:r>
-      <w:proofErr w:type="spellEnd"/>
-      <w:r>
-        <w:t xml:space="preserve"> </w:t>
-      </w:r>
-      <w:proofErr w:type="spellStart"/>
-      <w:r>
-        <w:t>shader</w:t>
-      </w:r>
-      <w:proofErr w:type="spellEnd"/>
+      <w:r>
+        <w:t>domain shader</w:t>
+      </w:r>
     </w:p>
     <w:p>
       <w:pPr>
@@ -4705,31 +3957,13 @@
       <w:r>
         <w:t xml:space="preserve">La última tarea del </w:t>
       </w:r>
-      <w:proofErr w:type="spellStart"/>
-      <w:r>
-        <w:rPr>
-          <w:i/>
-          <w:iCs/>
-        </w:rPr>
-        <w:t>domain</w:t>
-      </w:r>
-      <w:proofErr w:type="spellEnd"/>
-      <w:r>
-        <w:rPr>
-          <w:i/>
-          <w:iCs/>
-        </w:rPr>
-        <w:t xml:space="preserve"> </w:t>
-      </w:r>
-      <w:proofErr w:type="spellStart"/>
-      <w:r>
-        <w:rPr>
-          <w:i/>
-          <w:iCs/>
-        </w:rPr>
-        <w:t>shader</w:t>
-      </w:r>
-      <w:proofErr w:type="spellEnd"/>
+      <w:r>
+        <w:rPr>
+          <w:i/>
+          <w:iCs/>
+        </w:rPr>
+        <w:t>domain shader</w:t>
+      </w:r>
       <w:r>
         <w:t xml:space="preserve">, mostrada en la </w:t>
       </w:r>
@@ -4761,23 +3995,13 @@
         <w:t xml:space="preserve"> sería calcular la normal final a partir de la cual realizar la iluminación en la etapa de fragmentos posterior. Para ello construye la matriz TBN en espacio de mundo a partir de las normales y tangentes interpoladas anteriormente, y la utiliza para multiplicar el valor obtenido de la textura normal asociada al mapa de desplazamiento, generada con la herramienta </w:t>
       </w:r>
       <w:hyperlink r:id="rId21" w:history="1">
-        <w:proofErr w:type="spellStart"/>
         <w:r>
           <w:rPr>
-            <w:rStyle w:val="Hyperlink"/>
+            <w:rStyle w:val="Hipervnculo"/>
             <w:i/>
             <w:iCs/>
           </w:rPr>
-          <w:t>NormalMap</w:t>
-        </w:r>
-        <w:proofErr w:type="spellEnd"/>
-        <w:r>
-          <w:rPr>
-            <w:rStyle w:val="Hyperlink"/>
-            <w:i/>
-            <w:iCs/>
-          </w:rPr>
-          <w:t>-Online</w:t>
+          <w:t>NormalMap-Online</w:t>
         </w:r>
       </w:hyperlink>
       <w:r>
@@ -4788,17 +4012,8 @@
           <w:i/>
           <w:iCs/>
         </w:rPr>
-        <w:t>_</w:t>
-      </w:r>
-      <w:proofErr w:type="spellStart"/>
-      <w:r>
-        <w:rPr>
-          <w:i/>
-          <w:iCs/>
-        </w:rPr>
-        <w:t>MaxHeight</w:t>
-      </w:r>
-      <w:proofErr w:type="spellEnd"/>
+        <w:t>_MaxHeight</w:t>
+      </w:r>
       <w:r>
         <w:t xml:space="preserve">, por lo que en algunos casos las normales recientemente calculadas pueden no cuadrar correctamente con la normal real. Por tanto, a partir del parámetro </w:t>
       </w:r>
@@ -4807,17 +4022,8 @@
           <w:i/>
           <w:iCs/>
         </w:rPr>
-        <w:t>_</w:t>
-      </w:r>
-      <w:proofErr w:type="spellStart"/>
-      <w:r>
-        <w:rPr>
-          <w:i/>
-          <w:iCs/>
-        </w:rPr>
-        <w:t>NormalMapStrength</w:t>
-      </w:r>
-      <w:proofErr w:type="spellEnd"/>
+        <w:t>_NormalMapStrength</w:t>
+      </w:r>
       <w:r>
         <w:t xml:space="preserve"> se puede interpolar entre la normal geométrica (la del plano) y la del mapa de normales, facilitando la obtención de iluminaciones realistas o más estéticamente placenteras. </w:t>
       </w:r>
@@ -4870,7 +4076,7 @@
     </w:p>
     <w:p>
       <w:pPr>
-        <w:pStyle w:val="Caption"/>
+        <w:pStyle w:val="Descripcin"/>
         <w:jc w:val="center"/>
       </w:pPr>
       <w:bookmarkStart w:id="15" w:name="_Ref225946752"/>
@@ -4887,21 +4093,8 @@
       </w:fldSimple>
       <w:bookmarkEnd w:id="15"/>
       <w:r>
-        <w:t xml:space="preserve">. Cálculo de normales en el </w:t>
-      </w:r>
-      <w:proofErr w:type="spellStart"/>
-      <w:r>
-        <w:t>domain</w:t>
-      </w:r>
-      <w:proofErr w:type="spellEnd"/>
-      <w:r>
-        <w:t xml:space="preserve"> </w:t>
-      </w:r>
-      <w:proofErr w:type="spellStart"/>
-      <w:r>
-        <w:t>shader</w:t>
-      </w:r>
-      <w:proofErr w:type="spellEnd"/>
+        <w:t>. Cálculo de normales en el domain shader</w:t>
+      </w:r>
     </w:p>
     <w:p>
       <w:pPr>
@@ -4910,31 +4103,13 @@
       <w:r>
         <w:t xml:space="preserve">Finalmente, en el </w:t>
       </w:r>
-      <w:proofErr w:type="spellStart"/>
-      <w:r>
-        <w:rPr>
-          <w:i/>
-          <w:iCs/>
-        </w:rPr>
-        <w:t>fragment</w:t>
-      </w:r>
-      <w:proofErr w:type="spellEnd"/>
-      <w:r>
-        <w:rPr>
-          <w:i/>
-          <w:iCs/>
-        </w:rPr>
-        <w:t xml:space="preserve"> </w:t>
-      </w:r>
-      <w:proofErr w:type="spellStart"/>
-      <w:r>
-        <w:rPr>
-          <w:i/>
-          <w:iCs/>
-        </w:rPr>
-        <w:t>shader</w:t>
-      </w:r>
-      <w:proofErr w:type="spellEnd"/>
+      <w:r>
+        <w:rPr>
+          <w:i/>
+          <w:iCs/>
+        </w:rPr>
+        <w:t>fragment shader</w:t>
+      </w:r>
       <w:r>
         <w:t xml:space="preserve"> se llevó a cabo la iluminación del agua haciendo uso de la posición en coordenadas de mundo, previamente almacenada, y de la normal. Tal y como se muestra en la </w:t>
       </w:r>
@@ -5021,7 +4196,7 @@
     </w:p>
     <w:p>
       <w:pPr>
-        <w:pStyle w:val="Caption"/>
+        <w:pStyle w:val="Descripcin"/>
         <w:jc w:val="center"/>
       </w:pPr>
       <w:bookmarkStart w:id="16" w:name="_Ref225947502"/>
@@ -5038,21 +4213,8 @@
       </w:fldSimple>
       <w:bookmarkEnd w:id="16"/>
       <w:r>
-        <w:t xml:space="preserve">. Iluminación del agua en el </w:t>
-      </w:r>
-      <w:proofErr w:type="spellStart"/>
-      <w:r>
-        <w:t>fragment</w:t>
-      </w:r>
-      <w:proofErr w:type="spellEnd"/>
-      <w:r>
-        <w:t xml:space="preserve"> </w:t>
-      </w:r>
-      <w:proofErr w:type="spellStart"/>
-      <w:r>
-        <w:t>shader</w:t>
-      </w:r>
-      <w:proofErr w:type="spellEnd"/>
+        <w:t>. Iluminación del agua en el fragment shader</w:t>
+      </w:r>
     </w:p>
     <w:p/>
     <w:p>
@@ -5133,7 +4295,7 @@
     </w:p>
     <w:p>
       <w:pPr>
-        <w:pStyle w:val="Caption"/>
+        <w:pStyle w:val="Descripcin"/>
         <w:jc w:val="center"/>
       </w:pPr>
       <w:bookmarkStart w:id="17" w:name="_Ref225947932"/>
@@ -5155,7 +4317,7 @@
     </w:p>
     <w:p>
       <w:pPr>
-        <w:pStyle w:val="Heading1"/>
+        <w:pStyle w:val="Ttulo1"/>
       </w:pPr>
       <w:bookmarkStart w:id="18" w:name="_Toc225964264"/>
       <w:r>
@@ -5194,112 +4356,84 @@
       <w:r>
         <w:t xml:space="preserve">, la obtención del desplazamiento vertical se ve afectada por el </w:t>
       </w:r>
-      <w:proofErr w:type="spellStart"/>
-      <w:r>
-        <w:rPr>
-          <w:i/>
-          <w:iCs/>
-        </w:rPr>
-        <w:t>tiling</w:t>
-      </w:r>
-      <w:proofErr w:type="spellEnd"/>
-      <w:r>
-        <w:rPr>
-          <w:i/>
-          <w:iCs/>
-        </w:rPr>
+      <w:r>
+        <w:rPr>
+          <w:i/>
+          <w:iCs/>
+        </w:rPr>
+        <w:t xml:space="preserve">tiling </w:t>
+      </w:r>
+      <w:r>
+        <w:t xml:space="preserve">y el </w:t>
+      </w:r>
+      <w:r>
+        <w:rPr>
+          <w:i/>
+          <w:iCs/>
+        </w:rPr>
+        <w:t xml:space="preserve">offset </w:t>
+      </w:r>
+      <w:r>
+        <w:t xml:space="preserve">de la textura. Sin embargo, en el propio </w:t>
+      </w:r>
+      <w:r>
+        <w:rPr>
+          <w:i/>
+          <w:iCs/>
+        </w:rPr>
+        <w:t xml:space="preserve">shader </w:t>
+      </w:r>
+      <w:r>
+        <w:t xml:space="preserve">no actualiza de ninguno de los dos parámetros, motivo por el cual las olas permanecen estáticas. </w:t>
+      </w:r>
+    </w:p>
+    <w:p>
+      <w:pPr>
+        <w:jc w:val="both"/>
+      </w:pPr>
+      <w:r>
+        <w:t xml:space="preserve">Para implementar el movimiento de las olas se creó el fichero </w:t>
+      </w:r>
+      <w:r>
+        <w:rPr>
+          <w:i/>
+          <w:iCs/>
+        </w:rPr>
+        <w:t>Water.cs</w:t>
+      </w:r>
+      <w:r>
+        <w:t xml:space="preserve">, que actualiza continuamente el </w:t>
+      </w:r>
+      <w:r>
+        <w:rPr>
+          <w:i/>
+          <w:iCs/>
+        </w:rPr>
+        <w:t>offset</w:t>
+      </w:r>
+      <w:r>
+        <w:t xml:space="preserve"> de la textura de desplazamiento para mover las olas a lo largo del tiempo. Adicionalmente, trata de simular cambios en la dirección del viento y, por consiguiente, en la dirección de las olas. Para </w:t>
+      </w:r>
+      <w:r>
+        <w:t>lograrlo, tras</w:t>
+      </w:r>
+      <w:r>
+        <w:t xml:space="preserve"> establece</w:t>
+      </w:r>
+      <w:r>
+        <w:t>r</w:t>
+      </w:r>
+      <w:r>
         <w:t xml:space="preserve"> </w:t>
       </w:r>
       <w:r>
-        <w:t xml:space="preserve">y el </w:t>
-      </w:r>
-      <w:r>
-        <w:rPr>
-          <w:i/>
-          <w:iCs/>
-        </w:rPr>
-        <w:t xml:space="preserve">offset </w:t>
-      </w:r>
-      <w:r>
-        <w:t xml:space="preserve">de la textura. Sin embargo, en el propio </w:t>
-      </w:r>
-      <w:proofErr w:type="spellStart"/>
-      <w:r>
-        <w:rPr>
-          <w:i/>
-          <w:iCs/>
-        </w:rPr>
-        <w:t>shader</w:t>
-      </w:r>
-      <w:proofErr w:type="spellEnd"/>
-      <w:r>
-        <w:rPr>
-          <w:i/>
-          <w:iCs/>
-        </w:rPr>
-        <w:t xml:space="preserve"> </w:t>
-      </w:r>
-      <w:r>
-        <w:t xml:space="preserve">no actualiza de ninguno de los dos parámetros, motivo por el cual las olas permanecen estáticas. </w:t>
-      </w:r>
-    </w:p>
-    <w:p>
-      <w:pPr>
-        <w:jc w:val="both"/>
-      </w:pPr>
-      <w:r>
-        <w:t xml:space="preserve">Para implementar el movimiento de las olas se creó el fichero </w:t>
-      </w:r>
-      <w:proofErr w:type="spellStart"/>
-      <w:r>
-        <w:rPr>
-          <w:i/>
-          <w:iCs/>
-        </w:rPr>
-        <w:t>Water.cs</w:t>
-      </w:r>
-      <w:proofErr w:type="spellEnd"/>
-      <w:r>
-        <w:t xml:space="preserve">, que actualiza continuamente el </w:t>
-      </w:r>
-      <w:r>
-        <w:rPr>
-          <w:i/>
-          <w:iCs/>
-        </w:rPr>
-        <w:t>offset</w:t>
-      </w:r>
-      <w:r>
-        <w:t xml:space="preserve"> de la textura de desplazamiento para mover las olas a lo largo del tiempo. Adicionalmente, trata de simular cambios en la dirección del viento y, por consiguiente, en la dirección de las olas. Para </w:t>
-      </w:r>
-      <w:r>
-        <w:t>lograrlo, tras</w:t>
-      </w:r>
-      <w:r>
-        <w:t xml:space="preserve"> establece</w:t>
-      </w:r>
-      <w:r>
-        <w:t>r</w:t>
-      </w:r>
-      <w:r>
-        <w:t xml:space="preserve"> </w:t>
-      </w:r>
-      <w:r>
         <w:t xml:space="preserve">una velocidad máxima, </w:t>
       </w:r>
       <w:r>
         <w:t xml:space="preserve">un intervalo de tiempo y una velocidad de interpolación, </w:t>
       </w:r>
       <w:r>
-        <w:t xml:space="preserve">a través de una </w:t>
-      </w:r>
-      <w:proofErr w:type="spellStart"/>
-      <w:r>
-        <w:t>corrutina</w:t>
-      </w:r>
-      <w:proofErr w:type="spellEnd"/>
-      <w:r>
-        <w:t xml:space="preserve"> actualiza la velocidad de desplazamiento del </w:t>
+        <w:t xml:space="preserve">a través de una corrutina actualiza la velocidad de desplazamiento del </w:t>
       </w:r>
       <w:r>
         <w:rPr>
@@ -5384,7 +4518,7 @@
     </w:p>
     <w:p>
       <w:pPr>
-        <w:pStyle w:val="Caption"/>
+        <w:pStyle w:val="Descripcin"/>
         <w:jc w:val="center"/>
       </w:pPr>
       <w:bookmarkStart w:id="19" w:name="_Ref225948412"/>
@@ -5408,30 +4542,12 @@
       <w:r>
         <w:t xml:space="preserve">En el </w:t>
       </w:r>
-      <w:proofErr w:type="spellStart"/>
-      <w:proofErr w:type="gramStart"/>
-      <w:r>
-        <w:rPr>
-          <w:i/>
-          <w:iCs/>
-        </w:rPr>
-        <w:t>Update</w:t>
-      </w:r>
-      <w:proofErr w:type="spellEnd"/>
-      <w:r>
-        <w:rPr>
-          <w:i/>
-          <w:iCs/>
-        </w:rPr>
-        <w:t>(</w:t>
-      </w:r>
-      <w:proofErr w:type="gramEnd"/>
-      <w:r>
-        <w:rPr>
-          <w:i/>
-          <w:iCs/>
-        </w:rPr>
-        <w:t>)</w:t>
+      <w:r>
+        <w:rPr>
+          <w:i/>
+          <w:iCs/>
+        </w:rPr>
+        <w:t>Update()</w:t>
       </w:r>
       <w:r>
         <w:t xml:space="preserve"> de este componente se actualiza el </w:t>
@@ -5449,7 +4565,7 @@
     </w:p>
     <w:p>
       <w:pPr>
-        <w:pStyle w:val="Heading1"/>
+        <w:pStyle w:val="Ttulo1"/>
       </w:pPr>
       <w:bookmarkStart w:id="20" w:name="_Toc225964265"/>
       <w:r>
@@ -5465,37 +4581,20 @@
       <w:r>
         <w:t xml:space="preserve">Opcionalmente, se implementó un sistema de teselación adaptativa sobre el </w:t>
       </w:r>
-      <w:proofErr w:type="spellStart"/>
-      <w:r>
-        <w:rPr>
-          <w:i/>
-          <w:iCs/>
-        </w:rPr>
-        <w:t>shader</w:t>
-      </w:r>
-      <w:proofErr w:type="spellEnd"/>
-      <w:r>
-        <w:rPr>
-          <w:i/>
-          <w:iCs/>
-        </w:rPr>
-        <w:t xml:space="preserve"> </w:t>
-      </w:r>
-      <w:r>
-        <w:t xml:space="preserve">del agua capaz de teselar la malla </w:t>
-      </w:r>
-      <w:proofErr w:type="gramStart"/>
-      <w:r>
-        <w:t>en relación a</w:t>
-      </w:r>
-      <w:proofErr w:type="gramEnd"/>
-      <w:r>
-        <w:t xml:space="preserve"> la cercanía de los vértices de soporte a la cámara. Para ello se agregaron las siguientes propiedades:</w:t>
-      </w:r>
-    </w:p>
-    <w:p>
-      <w:pPr>
-        <w:pStyle w:val="ListParagraph"/>
+      <w:r>
+        <w:rPr>
+          <w:i/>
+          <w:iCs/>
+        </w:rPr>
+        <w:t xml:space="preserve">shader </w:t>
+      </w:r>
+      <w:r>
+        <w:t>del agua capaz de teselar la malla en relación a la cercanía de los vértices de soporte a la cámara. Para ello se agregaron las siguientes propiedades:</w:t>
+      </w:r>
+    </w:p>
+    <w:p>
+      <w:pPr>
+        <w:pStyle w:val="Prrafodelista"/>
         <w:numPr>
           <w:ilvl w:val="0"/>
           <w:numId w:val="2"/>
@@ -5507,24 +4606,15 @@
           <w:i/>
           <w:iCs/>
         </w:rPr>
-        <w:t>_</w:t>
-      </w:r>
-      <w:proofErr w:type="spellStart"/>
-      <w:r>
-        <w:rPr>
-          <w:i/>
-          <w:iCs/>
-        </w:rPr>
-        <w:t>MaxTessellationFactor</w:t>
-      </w:r>
-      <w:proofErr w:type="spellEnd"/>
+        <w:t>_MaxTessellationFactor</w:t>
+      </w:r>
       <w:r>
         <w:t>: factor de teselación máxima, asociado a distancias cercanas.</w:t>
       </w:r>
     </w:p>
     <w:p>
       <w:pPr>
-        <w:pStyle w:val="ListParagraph"/>
+        <w:pStyle w:val="Prrafodelista"/>
         <w:numPr>
           <w:ilvl w:val="0"/>
           <w:numId w:val="2"/>
@@ -5536,17 +4626,8 @@
           <w:i/>
           <w:iCs/>
         </w:rPr>
-        <w:t>_</w:t>
-      </w:r>
-      <w:proofErr w:type="spellStart"/>
-      <w:r>
-        <w:rPr>
-          <w:i/>
-          <w:iCs/>
-        </w:rPr>
-        <w:t>MinTessellationFactor</w:t>
-      </w:r>
-      <w:proofErr w:type="spellEnd"/>
+        <w:t>_MinTessellationFactor</w:t>
+      </w:r>
       <w:r>
         <w:t>:</w:t>
       </w:r>
@@ -5556,7 +4637,7 @@
     </w:p>
     <w:p>
       <w:pPr>
-        <w:pStyle w:val="ListParagraph"/>
+        <w:pStyle w:val="Prrafodelista"/>
         <w:numPr>
           <w:ilvl w:val="0"/>
           <w:numId w:val="2"/>
@@ -5568,17 +4649,8 @@
           <w:i/>
           <w:iCs/>
         </w:rPr>
-        <w:t>_</w:t>
-      </w:r>
-      <w:proofErr w:type="spellStart"/>
-      <w:r>
-        <w:rPr>
-          <w:i/>
-          <w:iCs/>
-        </w:rPr>
-        <w:t>NearDist</w:t>
-      </w:r>
-      <w:proofErr w:type="spellEnd"/>
+        <w:t>_NearDist</w:t>
+      </w:r>
       <w:r>
         <w:t>:</w:t>
       </w:r>
@@ -5588,7 +4660,7 @@
     </w:p>
     <w:p>
       <w:pPr>
-        <w:pStyle w:val="ListParagraph"/>
+        <w:pStyle w:val="Prrafodelista"/>
         <w:numPr>
           <w:ilvl w:val="0"/>
           <w:numId w:val="2"/>
@@ -5600,17 +4672,8 @@
           <w:i/>
           <w:iCs/>
         </w:rPr>
-        <w:t>_</w:t>
-      </w:r>
-      <w:proofErr w:type="spellStart"/>
-      <w:r>
-        <w:rPr>
-          <w:i/>
-          <w:iCs/>
-        </w:rPr>
-        <w:t>FarDist</w:t>
-      </w:r>
-      <w:proofErr w:type="spellEnd"/>
+        <w:t>_FarDist</w:t>
+      </w:r>
       <w:r>
         <w:t>:</w:t>
       </w:r>
@@ -5625,7 +4688,6 @@
       <w:r>
         <w:t xml:space="preserve">A </w:t>
       </w:r>
-      <w:proofErr w:type="spellStart"/>
       <w:r>
         <w:rPr>
           <w:i/>
@@ -5633,11 +4695,9 @@
         </w:rPr>
         <w:t>VertexOutput</w:t>
       </w:r>
-      <w:proofErr w:type="spellEnd"/>
       <w:r>
         <w:t xml:space="preserve"> se le agregó el valor </w:t>
       </w:r>
-      <w:proofErr w:type="spellStart"/>
       <w:r>
         <w:rPr>
           <w:i/>
@@ -5645,25 +4705,15 @@
         </w:rPr>
         <w:t>distToCam</w:t>
       </w:r>
-      <w:proofErr w:type="spellEnd"/>
       <w:r>
         <w:t xml:space="preserve"> al cual se le asigna en el </w:t>
       </w:r>
-      <w:proofErr w:type="spellStart"/>
-      <w:r>
-        <w:rPr>
-          <w:i/>
-          <w:iCs/>
-        </w:rPr>
-        <w:t>shader</w:t>
-      </w:r>
-      <w:proofErr w:type="spellEnd"/>
-      <w:r>
-        <w:rPr>
-          <w:i/>
-          <w:iCs/>
-        </w:rPr>
-        <w:t xml:space="preserve"> </w:t>
+      <w:r>
+        <w:rPr>
+          <w:i/>
+          <w:iCs/>
+        </w:rPr>
+        <w:t xml:space="preserve">shader </w:t>
       </w:r>
       <w:r>
         <w:t xml:space="preserve">de vértices la profundidad del vértice en coordenadas de cámara, es decir, la posición </w:t>
@@ -5674,7 +4724,6 @@
       <w:r>
         <w:t xml:space="preserve">en el eje z tras multiplicar por la matriz </w:t>
       </w:r>
-      <w:proofErr w:type="spellStart"/>
       <w:r>
         <w:rPr>
           <w:i/>
@@ -5682,7 +4731,6 @@
         </w:rPr>
         <w:t>ModelView</w:t>
       </w:r>
-      <w:proofErr w:type="spellEnd"/>
       <w:r>
         <w:t xml:space="preserve">. </w:t>
       </w:r>
@@ -5694,31 +4742,13 @@
       <w:r>
         <w:t xml:space="preserve">A partir de esta distancia calculada, en la etapa de </w:t>
       </w:r>
-      <w:proofErr w:type="spellStart"/>
-      <w:r>
-        <w:rPr>
-          <w:i/>
-          <w:iCs/>
-        </w:rPr>
-        <w:t>hull</w:t>
-      </w:r>
-      <w:proofErr w:type="spellEnd"/>
-      <w:r>
-        <w:rPr>
-          <w:i/>
-          <w:iCs/>
-        </w:rPr>
-        <w:t xml:space="preserve"> </w:t>
-      </w:r>
-      <w:proofErr w:type="spellStart"/>
-      <w:r>
-        <w:rPr>
-          <w:i/>
-          <w:iCs/>
-        </w:rPr>
-        <w:t>shader</w:t>
-      </w:r>
-      <w:proofErr w:type="spellEnd"/>
+      <w:r>
+        <w:rPr>
+          <w:i/>
+          <w:iCs/>
+        </w:rPr>
+        <w:t>hull shader</w:t>
+      </w:r>
       <w:r>
         <w:t xml:space="preserve"> se puede ajustar el factor de teselación dependiendo de la distancia de los vértices a la cámara:</w:t>
       </w:r>
@@ -5771,7 +4801,7 @@
     </w:p>
     <w:p>
       <w:pPr>
-        <w:pStyle w:val="Caption"/>
+        <w:pStyle w:val="Descripcin"/>
         <w:jc w:val="center"/>
       </w:pPr>
       <w:bookmarkStart w:id="21" w:name="_Ref225949617"/>
@@ -5788,21 +4818,8 @@
       </w:fldSimple>
       <w:bookmarkEnd w:id="21"/>
       <w:r>
-        <w:t xml:space="preserve">. Teselación adaptativa en </w:t>
-      </w:r>
-      <w:proofErr w:type="spellStart"/>
-      <w:r>
-        <w:t>hull</w:t>
-      </w:r>
-      <w:proofErr w:type="spellEnd"/>
-      <w:r>
-        <w:t xml:space="preserve"> </w:t>
-      </w:r>
-      <w:proofErr w:type="spellStart"/>
-      <w:r>
-        <w:t>shader</w:t>
-      </w:r>
-      <w:proofErr w:type="spellEnd"/>
+        <w:t>. Teselación adaptativa en hull shader</w:t>
+      </w:r>
     </w:p>
     <w:p>
       <w:pPr>
@@ -5835,21 +4852,12 @@
       <w:r>
         <w:t xml:space="preserve">, se toma la distancia del vértice de control más cercano a la cámara y a partir de él se calcula un factor de interpolación t, comprendido en el intervalo [0, 1], con el que hacer un </w:t>
       </w:r>
-      <w:proofErr w:type="spellStart"/>
-      <w:r>
-        <w:rPr>
-          <w:i/>
-          <w:iCs/>
-        </w:rPr>
-        <w:t>lerp</w:t>
-      </w:r>
-      <w:proofErr w:type="spellEnd"/>
-      <w:r>
-        <w:rPr>
-          <w:i/>
-          <w:iCs/>
-        </w:rPr>
-        <w:t xml:space="preserve"> </w:t>
+      <w:r>
+        <w:rPr>
+          <w:i/>
+          <w:iCs/>
+        </w:rPr>
+        <w:t xml:space="preserve">lerp </w:t>
       </w:r>
       <w:r>
         <w:t>entre los factores mínimo y máximo de teselación.</w:t>
@@ -5912,7 +4920,7 @@
     </w:p>
     <w:p>
       <w:pPr>
-        <w:pStyle w:val="Caption"/>
+        <w:pStyle w:val="Descripcin"/>
         <w:jc w:val="center"/>
       </w:pPr>
       <w:r>
@@ -5933,28 +4941,19 @@
     <w:p/>
     <w:p>
       <w:pPr>
-        <w:pStyle w:val="Heading1"/>
+        <w:pStyle w:val="Ttulo1"/>
       </w:pPr>
       <w:bookmarkStart w:id="22" w:name="_Toc225964266"/>
       <w:r>
         <w:lastRenderedPageBreak/>
         <w:t xml:space="preserve">Movimiento de peces con </w:t>
       </w:r>
-      <w:proofErr w:type="spellStart"/>
-      <w:r>
-        <w:rPr>
-          <w:i/>
-          <w:iCs/>
-        </w:rPr>
-        <w:t>shader</w:t>
-      </w:r>
-      <w:proofErr w:type="spellEnd"/>
-      <w:r>
-        <w:rPr>
-          <w:i/>
-          <w:iCs/>
-        </w:rPr>
-        <w:t xml:space="preserve"> </w:t>
+      <w:r>
+        <w:rPr>
+          <w:i/>
+          <w:iCs/>
+        </w:rPr>
+        <w:t xml:space="preserve">shader </w:t>
       </w:r>
       <w:r>
         <w:t>de cómputo</w:t>
@@ -5968,7 +4967,6 @@
       <w:r>
         <w:t xml:space="preserve">El movimiento básico definido por </w:t>
       </w:r>
-      <w:proofErr w:type="spellStart"/>
       <w:r>
         <w:rPr>
           <w:i/>
@@ -5976,7 +4974,6 @@
         </w:rPr>
         <w:t>EntityGroupController</w:t>
       </w:r>
-      <w:proofErr w:type="spellEnd"/>
       <w:r>
         <w:t xml:space="preserve">, a pesar de funcionar correctamente, es ineficiente, sobre todo cuando el número de entidades a controlar es muy elevado. Esto se debe a que dicho comportamiento se implementa </w:t>
       </w:r>
@@ -5984,15 +4981,7 @@
         <w:t>a través de</w:t>
       </w:r>
       <w:r>
-        <w:t xml:space="preserve"> una </w:t>
-      </w:r>
-      <w:proofErr w:type="spellStart"/>
-      <w:r>
-        <w:t>corrutina</w:t>
-      </w:r>
-      <w:proofErr w:type="spellEnd"/>
-      <w:r>
-        <w:t xml:space="preserve"> por cada entidad generada. Para mejorar el rendimiento, se decidió implementar </w:t>
+        <w:t xml:space="preserve"> una corrutina por cada entidad generada. Para mejorar el rendimiento, se decidió implementar </w:t>
       </w:r>
       <w:r>
         <w:t>el</w:t>
@@ -6000,26 +4989,16 @@
       <w:r>
         <w:t xml:space="preserve"> mismo comportamiento de deambulación en un </w:t>
       </w:r>
-      <w:proofErr w:type="spellStart"/>
-      <w:r>
-        <w:rPr>
-          <w:i/>
-          <w:iCs/>
-        </w:rPr>
-        <w:t>shader</w:t>
-      </w:r>
-      <w:proofErr w:type="spellEnd"/>
-      <w:r>
-        <w:rPr>
-          <w:i/>
-          <w:iCs/>
-        </w:rPr>
-        <w:t xml:space="preserve"> </w:t>
+      <w:r>
+        <w:rPr>
+          <w:i/>
+          <w:iCs/>
+        </w:rPr>
+        <w:t xml:space="preserve">shader </w:t>
       </w:r>
       <w:r>
         <w:t xml:space="preserve">de cómputo en el archivo </w:t>
       </w:r>
-      <w:proofErr w:type="spellStart"/>
       <w:r>
         <w:rPr>
           <w:i/>
@@ -6027,7 +5006,6 @@
         </w:rPr>
         <w:t>WanderComputeShader.compute</w:t>
       </w:r>
-      <w:proofErr w:type="spellEnd"/>
       <w:r>
         <w:t>.</w:t>
       </w:r>
@@ -6039,35 +5017,18 @@
       <w:r>
         <w:t xml:space="preserve">Como el movimiento de los peces es independiente respecto al resto de entidades, la llamada al </w:t>
       </w:r>
-      <w:proofErr w:type="spellStart"/>
-      <w:r>
-        <w:rPr>
-          <w:i/>
-          <w:iCs/>
-        </w:rPr>
-        <w:t>kernel</w:t>
-      </w:r>
-      <w:proofErr w:type="spellEnd"/>
-      <w:r>
-        <w:rPr>
-          <w:i/>
-          <w:iCs/>
-        </w:rPr>
-        <w:t xml:space="preserve"> </w:t>
+      <w:r>
+        <w:rPr>
+          <w:i/>
+          <w:iCs/>
+        </w:rPr>
+        <w:t xml:space="preserve">kernel </w:t>
       </w:r>
       <w:r>
         <w:t>se efectúa únicamente en bloques con dimensionalidad (256, 1, 1)</w:t>
       </w:r>
       <w:r>
-        <w:t xml:space="preserve">. En él, el comportamiento de la </w:t>
-      </w:r>
-      <w:proofErr w:type="spellStart"/>
-      <w:r>
-        <w:t>corrutina</w:t>
-      </w:r>
-      <w:proofErr w:type="spellEnd"/>
-      <w:r>
-        <w:t xml:space="preserve"> es reproducido tal y como muestra el código de la </w:t>
+        <w:t xml:space="preserve">. En él, el comportamiento de la corrutina es reproducido tal y como muestra el código de la </w:t>
       </w:r>
       <w:r>
         <w:fldChar w:fldCharType="begin"/>
@@ -6142,7 +5103,7 @@
     </w:p>
     <w:p>
       <w:pPr>
-        <w:pStyle w:val="Caption"/>
+        <w:pStyle w:val="Descripcin"/>
         <w:jc w:val="center"/>
       </w:pPr>
       <w:bookmarkStart w:id="23" w:name="_Ref225956501"/>
@@ -6160,48 +5121,135 @@
       </w:fldSimple>
       <w:bookmarkEnd w:id="23"/>
       <w:r>
-        <w:t xml:space="preserve">. Implementación del </w:t>
-      </w:r>
-      <w:proofErr w:type="spellStart"/>
-      <w:r>
+        <w:t>. Implementación del kernel de wander</w:t>
+      </w:r>
+      <w:bookmarkEnd w:id="24"/>
+    </w:p>
+    <w:p>
+      <w:pPr>
+        <w:jc w:val="both"/>
+      </w:pPr>
+      <w:r>
+        <w:t xml:space="preserve">Tal y como se aprecia en la imagen, el </w:t>
+      </w:r>
+      <w:r>
+        <w:rPr>
+          <w:i/>
+          <w:iCs/>
+        </w:rPr>
+        <w:t xml:space="preserve">shader </w:t>
+      </w:r>
+      <w:r>
+        <w:t xml:space="preserve">de cómputo necesita tanto de una serie de </w:t>
+      </w:r>
+      <w:r>
+        <w:rPr>
+          <w:i/>
+          <w:iCs/>
+        </w:rPr>
+        <w:t>buffers</w:t>
+      </w:r>
+      <w:r>
+        <w:t xml:space="preserve"> para almacenar la información de los peces (posiciones, velocidades, destinos y tiempos de descanso) como de una serie de parámetros que controlen su comportamiento (rango de velocidades, dominio en el que se pueden mover…).</w:t>
+      </w:r>
+      <w:r>
+        <w:t xml:space="preserve"> </w:t>
+      </w:r>
+    </w:p>
+    <w:p>
+      <w:pPr>
+        <w:jc w:val="both"/>
+      </w:pPr>
+      <w:r>
+        <w:t xml:space="preserve">Por tanto, para poder hacer uso de él es necesario un </w:t>
+      </w:r>
+      <w:r>
+        <w:rPr>
+          <w:i/>
+          <w:iCs/>
+        </w:rPr>
+        <w:t>script</w:t>
+      </w:r>
+      <w:r>
+        <w:t xml:space="preserve"> que inicialice y actualice los </w:t>
+      </w:r>
+      <w:r>
+        <w:rPr>
+          <w:i/>
+          <w:iCs/>
+        </w:rPr>
+        <w:t xml:space="preserve">buffers </w:t>
+      </w:r>
+      <w:r>
+        <w:t xml:space="preserve">y parámetros y realice las llamadas al </w:t>
+      </w:r>
+      <w:r>
+        <w:rPr>
+          <w:i/>
+          <w:iCs/>
+        </w:rPr>
         <w:t>kernel</w:t>
       </w:r>
-      <w:proofErr w:type="spellEnd"/>
-      <w:r>
-        <w:t xml:space="preserve"> de </w:t>
-      </w:r>
-      <w:proofErr w:type="spellStart"/>
-      <w:r>
-        <w:t>wander</w:t>
-      </w:r>
-      <w:bookmarkEnd w:id="24"/>
-      <w:proofErr w:type="spellEnd"/>
+      <w:r>
+        <w:t xml:space="preserve">. Dicho </w:t>
+      </w:r>
+      <w:r>
+        <w:rPr>
+          <w:i/>
+          <w:iCs/>
+        </w:rPr>
+        <w:t xml:space="preserve">script </w:t>
+      </w:r>
+      <w:r>
+        <w:t xml:space="preserve">es </w:t>
+      </w:r>
+      <w:r>
+        <w:rPr>
+          <w:i/>
+          <w:iCs/>
+        </w:rPr>
+        <w:t>WanderMovement.cs</w:t>
+      </w:r>
+      <w:r>
+        <w:t>, el cual puede ser adjuntado</w:t>
+      </w:r>
+      <w:r>
+        <w:t xml:space="preserve"> a un </w:t>
+      </w:r>
+      <w:r>
+        <w:rPr>
+          <w:i/>
+          <w:iCs/>
+        </w:rPr>
+        <w:t>EntityGenerator</w:t>
+      </w:r>
+      <w:r>
+        <w:t xml:space="preserve"> y a un </w:t>
+      </w:r>
+      <w:r>
+        <w:rPr>
+          <w:i/>
+          <w:iCs/>
+        </w:rPr>
+        <w:t>EntityGroupController</w:t>
+      </w:r>
+      <w:r>
+        <w:t xml:space="preserve"> para tomar control de la posición y velocidades de las entidades.</w:t>
+      </w:r>
     </w:p>
     <w:p>
       <w:pPr>
         <w:jc w:val="both"/>
       </w:pPr>
       <w:r>
-        <w:t xml:space="preserve">Tal y como se aprecia en la imagen, el </w:t>
-      </w:r>
-      <w:proofErr w:type="spellStart"/>
-      <w:r>
-        <w:rPr>
-          <w:i/>
-          <w:iCs/>
-        </w:rPr>
-        <w:t>shader</w:t>
-      </w:r>
-      <w:proofErr w:type="spellEnd"/>
-      <w:r>
-        <w:rPr>
-          <w:i/>
-          <w:iCs/>
-        </w:rPr>
-        <w:t xml:space="preserve"> </w:t>
-      </w:r>
-      <w:r>
-        <w:t xml:space="preserve">de cómputo necesita tanto de una serie de </w:t>
+        <w:rPr>
+          <w:i/>
+          <w:iCs/>
+        </w:rPr>
+        <w:t xml:space="preserve">WanderMovement </w:t>
+      </w:r>
+      <w:r>
+        <w:t xml:space="preserve">se encarga únicamente de inicializar los </w:t>
       </w:r>
       <w:r>
         <w:rPr>
@@ -6211,256 +5259,58 @@
         <w:t>buffers</w:t>
       </w:r>
       <w:r>
-        <w:t xml:space="preserve"> para almacenar la información de los peces (posiciones, velocidades, destinos y tiempos de descanso) como de una serie de parámetros que controlen su comportamiento (rango de velocidades, dominio en el que se pueden mover…).</w:t>
-      </w:r>
-      <w:r>
-        <w:t xml:space="preserve"> </w:t>
-      </w:r>
-    </w:p>
-    <w:p>
-      <w:pPr>
-        <w:jc w:val="both"/>
-      </w:pPr>
-      <w:r>
-        <w:t xml:space="preserve">Por tanto, para poder hacer uso de él es necesario un </w:t>
-      </w:r>
-      <w:r>
-        <w:rPr>
-          <w:i/>
-          <w:iCs/>
-        </w:rPr>
-        <w:t>script</w:t>
-      </w:r>
-      <w:r>
-        <w:t xml:space="preserve"> que inicialice y actualice los </w:t>
-      </w:r>
-      <w:r>
-        <w:rPr>
-          <w:i/>
-          <w:iCs/>
-        </w:rPr>
-        <w:t xml:space="preserve">buffers </w:t>
-      </w:r>
-      <w:r>
-        <w:t xml:space="preserve">y parámetros y realice las llamadas al </w:t>
-      </w:r>
-      <w:proofErr w:type="spellStart"/>
-      <w:r>
-        <w:rPr>
-          <w:i/>
-          <w:iCs/>
-        </w:rPr>
-        <w:t>kernel</w:t>
-      </w:r>
-      <w:proofErr w:type="spellEnd"/>
-      <w:r>
-        <w:t xml:space="preserve">. Dicho </w:t>
-      </w:r>
-      <w:r>
-        <w:rPr>
-          <w:i/>
-          <w:iCs/>
-        </w:rPr>
-        <w:t xml:space="preserve">script </w:t>
-      </w:r>
-      <w:r>
-        <w:t xml:space="preserve">es </w:t>
-      </w:r>
-      <w:proofErr w:type="spellStart"/>
-      <w:r>
-        <w:rPr>
-          <w:i/>
-          <w:iCs/>
-        </w:rPr>
-        <w:t>WanderMovement.cs</w:t>
-      </w:r>
-      <w:proofErr w:type="spellEnd"/>
-      <w:r>
-        <w:t>, el cual puede ser adjuntado</w:t>
-      </w:r>
-      <w:r>
-        <w:t xml:space="preserve"> a un </w:t>
-      </w:r>
-      <w:proofErr w:type="spellStart"/>
-      <w:r>
-        <w:rPr>
-          <w:i/>
-          <w:iCs/>
-        </w:rPr>
-        <w:t>EntityGenerator</w:t>
-      </w:r>
-      <w:proofErr w:type="spellEnd"/>
-      <w:r>
-        <w:t xml:space="preserve"> y a un </w:t>
-      </w:r>
-      <w:proofErr w:type="spellStart"/>
-      <w:r>
-        <w:rPr>
-          <w:i/>
-          <w:iCs/>
-        </w:rPr>
-        <w:t>EntityGroupController</w:t>
-      </w:r>
-      <w:proofErr w:type="spellEnd"/>
-      <w:r>
-        <w:t xml:space="preserve"> para tomar control de la posición y velocidades de las entidades.</w:t>
-      </w:r>
-    </w:p>
-    <w:p>
-      <w:pPr>
-        <w:jc w:val="both"/>
-      </w:pPr>
-      <w:proofErr w:type="spellStart"/>
-      <w:r>
-        <w:rPr>
-          <w:i/>
-          <w:iCs/>
-        </w:rPr>
-        <w:t>WanderMovement</w:t>
-      </w:r>
-      <w:proofErr w:type="spellEnd"/>
-      <w:r>
-        <w:rPr>
-          <w:i/>
-          <w:iCs/>
-        </w:rPr>
-        <w:t xml:space="preserve"> </w:t>
-      </w:r>
-      <w:r>
-        <w:t xml:space="preserve">se encarga únicamente de inicializar los </w:t>
-      </w:r>
-      <w:r>
-        <w:rPr>
-          <w:i/>
-          <w:iCs/>
-        </w:rPr>
-        <w:t>buffers</w:t>
-      </w:r>
-      <w:r>
         <w:t xml:space="preserve"> y parámetros en </w:t>
       </w:r>
-      <w:proofErr w:type="gramStart"/>
-      <w:r>
-        <w:rPr>
-          <w:i/>
-          <w:iCs/>
-        </w:rPr>
-        <w:t>Start(</w:t>
-      </w:r>
-      <w:proofErr w:type="gramEnd"/>
-      <w:r>
-        <w:rPr>
-          <w:i/>
-          <w:iCs/>
-        </w:rPr>
-        <w:t>)</w:t>
+      <w:r>
+        <w:rPr>
+          <w:i/>
+          <w:iCs/>
+        </w:rPr>
+        <w:t>Start()</w:t>
       </w:r>
       <w:r>
         <w:t xml:space="preserve">, de liberar la memoria asociada a ellos en </w:t>
       </w:r>
-      <w:proofErr w:type="spellStart"/>
-      <w:proofErr w:type="gramStart"/>
-      <w:r>
-        <w:rPr>
-          <w:i/>
-          <w:iCs/>
-        </w:rPr>
-        <w:t>OnDestroy</w:t>
-      </w:r>
-      <w:proofErr w:type="spellEnd"/>
-      <w:r>
-        <w:rPr>
-          <w:i/>
-          <w:iCs/>
-        </w:rPr>
-        <w:t>(</w:t>
-      </w:r>
-      <w:proofErr w:type="gramEnd"/>
-      <w:r>
-        <w:rPr>
-          <w:i/>
-          <w:iCs/>
-        </w:rPr>
-        <w:t>)</w:t>
+      <w:r>
+        <w:rPr>
+          <w:i/>
+          <w:iCs/>
+        </w:rPr>
+        <w:t>OnDestroy()</w:t>
       </w:r>
       <w:r>
         <w:t xml:space="preserve"> y de realizar la actualización de datos y el </w:t>
       </w:r>
-      <w:proofErr w:type="spellStart"/>
-      <w:proofErr w:type="gramStart"/>
-      <w:r>
-        <w:rPr>
-          <w:i/>
-          <w:iCs/>
-        </w:rPr>
-        <w:t>Dispatch</w:t>
-      </w:r>
-      <w:proofErr w:type="spellEnd"/>
-      <w:r>
-        <w:rPr>
-          <w:i/>
-          <w:iCs/>
-        </w:rPr>
-        <w:t>(</w:t>
-      </w:r>
-      <w:proofErr w:type="gramEnd"/>
-      <w:r>
-        <w:rPr>
-          <w:i/>
-          <w:iCs/>
-        </w:rPr>
-        <w:t xml:space="preserve">) </w:t>
+      <w:r>
+        <w:rPr>
+          <w:i/>
+          <w:iCs/>
+        </w:rPr>
+        <w:t xml:space="preserve">Dispatch() </w:t>
       </w:r>
       <w:r>
         <w:t xml:space="preserve">en el </w:t>
       </w:r>
-      <w:proofErr w:type="spellStart"/>
-      <w:proofErr w:type="gramStart"/>
-      <w:r>
-        <w:rPr>
-          <w:i/>
-          <w:iCs/>
-        </w:rPr>
-        <w:t>Update</w:t>
-      </w:r>
-      <w:proofErr w:type="spellEnd"/>
-      <w:r>
-        <w:rPr>
-          <w:i/>
-          <w:iCs/>
-        </w:rPr>
-        <w:t>(</w:t>
-      </w:r>
-      <w:proofErr w:type="gramEnd"/>
-      <w:r>
-        <w:rPr>
-          <w:i/>
-          <w:iCs/>
-        </w:rPr>
-        <w:t>)</w:t>
-      </w:r>
-      <w:r>
-        <w:t xml:space="preserve">. Al ser un código tan sencillo no se incluirán capturas </w:t>
-      </w:r>
-      <w:proofErr w:type="gramStart"/>
-      <w:r>
-        <w:t>del mismo</w:t>
-      </w:r>
-      <w:proofErr w:type="gramEnd"/>
-      <w:r>
-        <w:t>.</w:t>
-      </w:r>
-    </w:p>
-    <w:p>
-      <w:pPr>
-        <w:pStyle w:val="Heading1"/>
+      <w:r>
+        <w:rPr>
+          <w:i/>
+          <w:iCs/>
+        </w:rPr>
+        <w:t>Update()</w:t>
+      </w:r>
+      <w:r>
+        <w:t>. Al ser un código tan sencillo no se incluirán capturas del mismo.</w:t>
+      </w:r>
+    </w:p>
+    <w:p>
+      <w:pPr>
+        <w:pStyle w:val="Ttulo1"/>
       </w:pPr>
       <w:bookmarkStart w:id="25" w:name="_Toc225964267"/>
       <w:r>
         <w:lastRenderedPageBreak/>
         <w:t xml:space="preserve">Movimiento de gaviotas con </w:t>
       </w:r>
-      <w:proofErr w:type="spellStart"/>
       <w:r>
         <w:rPr>
           <w:i/>
@@ -6468,7 +5318,6 @@
         </w:rPr>
         <w:t>shaders</w:t>
       </w:r>
-      <w:proofErr w:type="spellEnd"/>
       <w:r>
         <w:t xml:space="preserve"> de cómputo</w:t>
       </w:r>
@@ -6481,7 +5330,6 @@
       <w:r>
         <w:t xml:space="preserve">Para el movimiento de gaviotas organizadas en </w:t>
       </w:r>
-      <w:proofErr w:type="spellStart"/>
       <w:r>
         <w:rPr>
           <w:i/>
@@ -6489,11 +5337,9 @@
         </w:rPr>
         <w:t>flocks</w:t>
       </w:r>
-      <w:proofErr w:type="spellEnd"/>
       <w:r>
         <w:t xml:space="preserve">, de forma similar al comportamiento </w:t>
       </w:r>
-      <w:proofErr w:type="spellStart"/>
       <w:r>
         <w:rPr>
           <w:i/>
@@ -6501,25 +5347,15 @@
         </w:rPr>
         <w:t>wander</w:t>
       </w:r>
-      <w:proofErr w:type="spellEnd"/>
       <w:r>
         <w:t xml:space="preserve"> en </w:t>
       </w:r>
-      <w:proofErr w:type="spellStart"/>
-      <w:r>
-        <w:rPr>
-          <w:i/>
-          <w:iCs/>
-        </w:rPr>
-        <w:t>shaders</w:t>
-      </w:r>
-      <w:proofErr w:type="spellEnd"/>
-      <w:r>
-        <w:rPr>
-          <w:i/>
-          <w:iCs/>
-        </w:rPr>
-        <w:t xml:space="preserve"> </w:t>
+      <w:r>
+        <w:rPr>
+          <w:i/>
+          <w:iCs/>
+        </w:rPr>
+        <w:t xml:space="preserve">shaders </w:t>
       </w:r>
       <w:r>
         <w:t xml:space="preserve">de cómputo, </w:t>
@@ -6530,7 +5366,6 @@
       <w:r>
         <w:t xml:space="preserve"> creó el archivo </w:t>
       </w:r>
-      <w:proofErr w:type="spellStart"/>
       <w:r>
         <w:rPr>
           <w:i/>
@@ -6538,14 +5373,12 @@
         </w:rPr>
         <w:t>FlockComputeShader.compute</w:t>
       </w:r>
-      <w:proofErr w:type="spellEnd"/>
       <w:r>
         <w:t>. En él se realizó una implementación propia de las ecuaciones</w:t>
       </w:r>
       <w:r>
         <w:t xml:space="preserve"> de </w:t>
       </w:r>
-      <w:proofErr w:type="spellStart"/>
       <w:r>
         <w:rPr>
           <w:i/>
@@ -6553,19 +5386,16 @@
         </w:rPr>
         <w:t>boids</w:t>
       </w:r>
-      <w:proofErr w:type="spellEnd"/>
       <w:r>
         <w:t xml:space="preserve"> encontradas en el </w:t>
       </w:r>
       <w:hyperlink r:id="rId29" w:history="1">
-        <w:proofErr w:type="gramStart"/>
         <w:r>
           <w:rPr>
-            <w:rStyle w:val="Hyperlink"/>
+            <w:rStyle w:val="Hipervnculo"/>
           </w:rPr>
           <w:t>link</w:t>
         </w:r>
-        <w:proofErr w:type="gramEnd"/>
       </w:hyperlink>
       <w:r>
         <w:t xml:space="preserve"> proporcionado por el enunciado de la práctica.</w:t>
@@ -6573,7 +5403,6 @@
       <w:r>
         <w:t xml:space="preserve"> Sobre dichas ecuaciones se agregó un cuarto término denominado </w:t>
       </w:r>
-      <w:proofErr w:type="spellStart"/>
       <w:r>
         <w:rPr>
           <w:i/>
@@ -6581,7 +5410,6 @@
         </w:rPr>
         <w:t>destForce</w:t>
       </w:r>
-      <w:proofErr w:type="spellEnd"/>
       <w:r>
         <w:t xml:space="preserve">, junto con su peso asociado, el cual introduce una fuerza hacia una posición de destino, tal y como se observa en la </w:t>
       </w:r>
@@ -6658,7 +5486,7 @@
     </w:p>
     <w:p>
       <w:pPr>
-        <w:pStyle w:val="Caption"/>
+        <w:pStyle w:val="Descripcin"/>
         <w:jc w:val="center"/>
       </w:pPr>
       <w:bookmarkStart w:id="26" w:name="_Ref225960222"/>
@@ -6675,15 +5503,7 @@
       </w:fldSimple>
       <w:bookmarkEnd w:id="26"/>
       <w:r>
-        <w:t xml:space="preserve">. Obtención de posiciones y velocidades con </w:t>
-      </w:r>
-      <w:proofErr w:type="spellStart"/>
-      <w:r>
-        <w:t>destForce</w:t>
-      </w:r>
-      <w:proofErr w:type="spellEnd"/>
-      <w:r>
-        <w:t xml:space="preserve"> añadido</w:t>
+        <w:t>. Obtención de posiciones y velocidades con destForce añadido</w:t>
       </w:r>
     </w:p>
     <w:p>
@@ -6737,7 +5557,6 @@
       <w:r>
         <w:t xml:space="preserve">y </w:t>
       </w:r>
-      <w:proofErr w:type="spellStart"/>
       <w:r>
         <w:rPr>
           <w:i/>
@@ -6745,7 +5564,6 @@
         </w:rPr>
         <w:t>velocities</w:t>
       </w:r>
-      <w:proofErr w:type="spellEnd"/>
       <w:r>
         <w:t>)</w:t>
       </w:r>
@@ -6765,26 +5583,16 @@
       <w:r>
         <w:t xml:space="preserve"> de escritura y lectura (</w:t>
       </w:r>
-      <w:proofErr w:type="spellStart"/>
-      <w:r>
-        <w:rPr>
-          <w:i/>
-          <w:iCs/>
-        </w:rPr>
-        <w:t>newPositions</w:t>
-      </w:r>
-      <w:proofErr w:type="spellEnd"/>
-      <w:r>
-        <w:rPr>
-          <w:i/>
-          <w:iCs/>
-        </w:rPr>
-        <w:t xml:space="preserve"> </w:t>
+      <w:r>
+        <w:rPr>
+          <w:i/>
+          <w:iCs/>
+        </w:rPr>
+        <w:t xml:space="preserve">newPositions </w:t>
       </w:r>
       <w:r>
         <w:t xml:space="preserve">y </w:t>
       </w:r>
-      <w:proofErr w:type="spellStart"/>
       <w:r>
         <w:rPr>
           <w:i/>
@@ -6792,7 +5600,6 @@
         </w:rPr>
         <w:t>newVelocities</w:t>
       </w:r>
-      <w:proofErr w:type="spellEnd"/>
       <w:r>
         <w:t>)</w:t>
       </w:r>
@@ -6835,21 +5642,11 @@
           <w:i/>
           <w:iCs/>
         </w:rPr>
-        <w:t xml:space="preserve">compute </w:t>
-      </w:r>
-      <w:proofErr w:type="spellStart"/>
-      <w:r>
-        <w:rPr>
-          <w:i/>
-          <w:iCs/>
-        </w:rPr>
-        <w:t>shader</w:t>
-      </w:r>
-      <w:proofErr w:type="spellEnd"/>
+        <w:t>compute shader</w:t>
+      </w:r>
       <w:r>
         <w:t xml:space="preserve"> y encargar al </w:t>
       </w:r>
-      <w:proofErr w:type="spellStart"/>
       <w:r>
         <w:rPr>
           <w:i/>
@@ -6857,7 +5654,6 @@
         </w:rPr>
         <w:t>EntityGroupConroller</w:t>
       </w:r>
-      <w:proofErr w:type="spellEnd"/>
       <w:r>
         <w:t xml:space="preserve"> asociado la actualización de parámetros. El </w:t>
       </w:r>
@@ -6871,7 +5667,6 @@
       <w:r>
         <w:t xml:space="preserve">creado para este caso es </w:t>
       </w:r>
-      <w:proofErr w:type="spellStart"/>
       <w:r>
         <w:rPr>
           <w:i/>
@@ -6879,11 +5674,9 @@
         </w:rPr>
         <w:t>FlockMovement.cs</w:t>
       </w:r>
-      <w:proofErr w:type="spellEnd"/>
       <w:r>
         <w:t xml:space="preserve">, que, además de llevar a cabo las mismas tareas que </w:t>
       </w:r>
-      <w:proofErr w:type="spellStart"/>
       <w:r>
         <w:rPr>
           <w:i/>
@@ -6891,17 +5684,8 @@
         </w:rPr>
         <w:t>WanderMovement.cs</w:t>
       </w:r>
-      <w:proofErr w:type="spellEnd"/>
-      <w:r>
-        <w:t xml:space="preserve">, contiene una </w:t>
-      </w:r>
-      <w:proofErr w:type="spellStart"/>
-      <w:r>
-        <w:t>corrutina</w:t>
-      </w:r>
-      <w:proofErr w:type="spellEnd"/>
-      <w:r>
-        <w:t xml:space="preserve"> que actualiza la posición destino de las gaviotas tras intervalos aleatorios de tiempo.</w:t>
+      <w:r>
+        <w:t>, contiene una corrutina que actualiza la posición destino de las gaviotas tras intervalos aleatorios de tiempo.</w:t>
       </w:r>
     </w:p>
     <w:p>
@@ -6911,7 +5695,6 @@
       <w:r>
         <w:t xml:space="preserve">El resultado obtenido es coherente con la teoría de </w:t>
       </w:r>
-      <w:proofErr w:type="spellStart"/>
       <w:r>
         <w:rPr>
           <w:i/>
@@ -6919,7 +5702,6 @@
         </w:rPr>
         <w:t>boids</w:t>
       </w:r>
-      <w:proofErr w:type="spellEnd"/>
       <w:r>
         <w:t xml:space="preserve">, como se muestra en la </w:t>
       </w:r>
@@ -7005,7 +5787,7 @@
     </w:p>
     <w:p>
       <w:pPr>
-        <w:pStyle w:val="Caption"/>
+        <w:pStyle w:val="Descripcin"/>
         <w:jc w:val="center"/>
       </w:pPr>
       <w:bookmarkStart w:id="27" w:name="_Ref225962041"/>
@@ -7031,7 +5813,7 @@
     <w:p/>
     <w:p>
       <w:pPr>
-        <w:pStyle w:val="Heading1"/>
+        <w:pStyle w:val="Ttulo1"/>
       </w:pPr>
       <w:bookmarkStart w:id="28" w:name="_Toc225964268"/>
       <w:r>
@@ -7084,7 +5866,6 @@
       <w:r>
         <w:t xml:space="preserve"> en estado </w:t>
       </w:r>
-      <w:proofErr w:type="spellStart"/>
       <w:r>
         <w:rPr>
           <w:i/>
@@ -7092,30 +5873,19 @@
         </w:rPr>
         <w:t>hover</w:t>
       </w:r>
-      <w:proofErr w:type="spellEnd"/>
       <w:r>
         <w:t xml:space="preserve">, dando </w:t>
       </w:r>
-      <w:proofErr w:type="spellStart"/>
-      <w:r>
-        <w:rPr>
-          <w:i/>
-          <w:iCs/>
-        </w:rPr>
-        <w:t>feedback</w:t>
-      </w:r>
-      <w:proofErr w:type="spellEnd"/>
-      <w:r>
-        <w:rPr>
-          <w:i/>
-          <w:iCs/>
-        </w:rPr>
-        <w:t xml:space="preserve"> </w:t>
+      <w:r>
+        <w:rPr>
+          <w:i/>
+          <w:iCs/>
+        </w:rPr>
+        <w:t xml:space="preserve">feedback </w:t>
       </w:r>
       <w:r>
         <w:t xml:space="preserve">visual que permite saber que la interacción está permitida. Si se pulsa E mientras un elemento está en </w:t>
       </w:r>
-      <w:proofErr w:type="spellStart"/>
       <w:r>
         <w:rPr>
           <w:i/>
@@ -7123,7 +5893,6 @@
         </w:rPr>
         <w:t>hover</w:t>
       </w:r>
-      <w:proofErr w:type="spellEnd"/>
       <w:r>
         <w:t xml:space="preserve"> se interactúa con él.</w:t>
       </w:r>
@@ -7150,26 +5919,31 @@
         <w:jc w:val="both"/>
       </w:pPr>
       <w:r>
-        <w:t xml:space="preserve">El mapa se trata de una isla similar a de la </w:t>
-      </w:r>
-      <w:proofErr w:type="spellStart"/>
-      <w:r>
-        <w:rPr>
-          <w:i/>
-          <w:iCs/>
-        </w:rPr>
-        <w:t>intro</w:t>
-      </w:r>
-      <w:proofErr w:type="spellEnd"/>
-      <w:r>
-        <w:rPr>
-          <w:i/>
-          <w:iCs/>
-        </w:rPr>
+        <w:t xml:space="preserve">El mapa se trata de una isla </w:t>
+      </w:r>
+      <w:r>
+        <w:t>inspirada en la</w:t>
+      </w:r>
+      <w:r>
         <w:t xml:space="preserve"> </w:t>
       </w:r>
       <w:r>
-        <w:t xml:space="preserve">de Bob Esponja, durante el atardecer. Desde ella se pueden apreciar gaviotas, además de algunos peces cerca de la superficie. En su centro se encuentra un ascensor similar a los del metro de Madrid con el que se puede interactuar, permitiendo que el jugador descienda a una cúpula bajo el agua desde la cual apreciar mejor los peces. </w:t>
+        <w:t xml:space="preserve">mostrada durante el tema de apertura </w:t>
+      </w:r>
+      <w:r>
+        <w:t xml:space="preserve">de Bob Esponja, </w:t>
+      </w:r>
+      <w:r>
+        <w:t xml:space="preserve">pero </w:t>
+      </w:r>
+      <w:r>
+        <w:t>durante el atardecer. Desde ella se pueden apreciar gaviotas</w:t>
+      </w:r>
+      <w:r>
+        <w:t>, junto a</w:t>
+      </w:r>
+      <w:r>
+        <w:t xml:space="preserve"> algunos peces cerca de la superficie. En su centro se encuentra un ascensor similar a los del metro de Madrid con el que se puede interactuar, permitiendo que el jugador descienda a una cúpula bajo el agua desde la cual apreciar mejor los peces. </w:t>
       </w:r>
     </w:p>
     <w:p>
@@ -7177,35 +5951,99 @@
         <w:jc w:val="both"/>
       </w:pPr>
       <w:r>
-        <w:rPr>
-          <w:highlight w:val="yellow"/>
-        </w:rPr>
-        <w:t>Los mode</w:t>
-      </w:r>
-      <w:r>
-        <w:rPr>
-          <w:highlight w:val="yellow"/>
-        </w:rPr>
-        <w:t>los</w:t>
-      </w:r>
-      <w:r>
-        <w:rPr>
-          <w:highlight w:val="yellow"/>
-        </w:rPr>
-        <w:t>…</w:t>
+        <w:t>Para el</w:t>
+      </w:r>
+      <w:r>
+        <w:t xml:space="preserve"> escenario se ha modelado</w:t>
+      </w:r>
+      <w:r>
+        <w:t xml:space="preserve"> </w:t>
+      </w:r>
+      <w:r>
+        <w:t xml:space="preserve">primero </w:t>
+      </w:r>
+      <w:r>
+        <w:t xml:space="preserve">un modelo estático </w:t>
+      </w:r>
+      <w:r>
+        <w:t>en</w:t>
+      </w:r>
+      <w:r>
+        <w:t xml:space="preserve"> </w:t>
+      </w:r>
+      <w:r>
+        <w:rPr>
+          <w:i/>
+          <w:iCs/>
+        </w:rPr>
+        <w:t>3ds Max</w:t>
+      </w:r>
+      <w:r>
+        <w:rPr>
+          <w:i/>
+          <w:iCs/>
+        </w:rPr>
+        <w:t xml:space="preserve"> 2026 </w:t>
+      </w:r>
+      <w:r>
+        <w:t xml:space="preserve">(siendo sus texturas creadas </w:t>
+      </w:r>
+      <w:r>
+        <w:t>en</w:t>
+      </w:r>
+      <w:r>
+        <w:t xml:space="preserve"> </w:t>
+      </w:r>
+      <w:r>
+        <w:rPr>
+          <w:i/>
+          <w:iCs/>
+        </w:rPr>
+        <w:t>Paint.NET</w:t>
+      </w:r>
+      <w:r>
+        <w:t>)</w:t>
+      </w:r>
+      <w:r>
+        <w:t>,</w:t>
+      </w:r>
+      <w:r>
+        <w:t xml:space="preserve"> y</w:t>
+      </w:r>
+      <w:r>
+        <w:t xml:space="preserve"> posteriormente se ha importado a </w:t>
+      </w:r>
+      <w:r>
+        <w:rPr>
+          <w:i/>
+          <w:iCs/>
+        </w:rPr>
+        <w:t>Unity</w:t>
+      </w:r>
+      <w:r>
+        <w:t xml:space="preserve">; dónde se ha </w:t>
+      </w:r>
+      <w:r>
+        <w:t>combinado con los elementos adicionales (tanto elementos nuevos como los ya explicados de la práctica) para otorgarle más vida y dinamismo.</w:t>
       </w:r>
     </w:p>
     <w:p>
       <w:pPr>
         <w:jc w:val="both"/>
-      </w:pPr>
-      <w:r>
-        <w:t>En el mapa destacan:</w:t>
-      </w:r>
-    </w:p>
-    <w:p>
-      <w:pPr>
-        <w:pStyle w:val="ListParagraph"/>
+        <w:rPr>
+          <w:u w:val="single"/>
+        </w:rPr>
+      </w:pPr>
+      <w:r>
+        <w:t>Los nuevos elementos a destacar son</w:t>
+      </w:r>
+      <w:r>
+        <w:t>:</w:t>
+      </w:r>
+    </w:p>
+    <w:p>
+      <w:pPr>
+        <w:pStyle w:val="Prrafodelista"/>
         <w:numPr>
           <w:ilvl w:val="0"/>
           <w:numId w:val="2"/>
@@ -7214,27 +6052,45 @@
         <w:jc w:val="both"/>
       </w:pPr>
       <w:r>
-        <w:t xml:space="preserve">Charcos: </w:t>
-      </w:r>
-      <w:r>
-        <w:t>planos en el suelo que representan charcos de agua</w:t>
-      </w:r>
-      <w:r>
-        <w:t xml:space="preserve">. Dichos planos </w:t>
-      </w:r>
-      <w:r>
-        <w:t xml:space="preserve">incorporan la ecuación de la onda, lo cual permite crear ondulaciones </w:t>
+        <w:t>Lago</w:t>
+      </w:r>
+      <w:r>
+        <w:t xml:space="preserve">: </w:t>
+      </w:r>
+      <w:r>
+        <w:t xml:space="preserve">alrededor del ascensor hay un </w:t>
+      </w:r>
+      <w:r>
+        <w:t>plano en</w:t>
+      </w:r>
+      <w:r>
+        <w:t xml:space="preserve"> el suelo que </w:t>
+      </w:r>
+      <w:r>
+        <w:t>representa un lago alrededor del ascensor</w:t>
+      </w:r>
+      <w:r>
+        <w:t xml:space="preserve">. Dicho plano </w:t>
+      </w:r>
+      <w:r>
+        <w:t xml:space="preserve">incorpora la ecuación de la onda, lo cual permite crear ondulaciones </w:t>
       </w:r>
       <w:r>
         <w:t xml:space="preserve">en su superficie </w:t>
       </w:r>
       <w:r>
-        <w:t>al caminar sobre ellos.</w:t>
-      </w:r>
-    </w:p>
-    <w:p>
-      <w:pPr>
-        <w:pStyle w:val="ListParagraph"/>
+        <w:t xml:space="preserve">al caminar sobre </w:t>
+      </w:r>
+      <w:r>
+        <w:t>él</w:t>
+      </w:r>
+      <w:r>
+        <w:t>.</w:t>
+      </w:r>
+    </w:p>
+    <w:p>
+      <w:pPr>
+        <w:pStyle w:val="Prrafodelista"/>
         <w:numPr>
           <w:ilvl w:val="0"/>
           <w:numId w:val="2"/>
@@ -7242,23 +6098,20 @@
         <w:jc w:val="both"/>
       </w:pPr>
       <w:r>
-        <w:t xml:space="preserve">Hierba: algunas zonas del suelo están cubiertas por el </w:t>
-      </w:r>
-      <w:proofErr w:type="spellStart"/>
-      <w:r>
-        <w:rPr>
-          <w:i/>
-          <w:iCs/>
-        </w:rPr>
-        <w:t>shader</w:t>
-      </w:r>
-      <w:proofErr w:type="spellEnd"/>
-      <w:r>
-        <w:rPr>
-          <w:i/>
-          <w:iCs/>
-        </w:rPr>
-        <w:t xml:space="preserve"> </w:t>
+        <w:t xml:space="preserve">Hierba: </w:t>
+      </w:r>
+      <w:r>
+        <w:t>la zona del suelo cerca del ascensor está</w:t>
+      </w:r>
+      <w:r>
+        <w:t xml:space="preserve"> cubierta por el </w:t>
+      </w:r>
+      <w:r>
+        <w:rPr>
+          <w:i/>
+          <w:iCs/>
+        </w:rPr>
+        <w:t xml:space="preserve">shader </w:t>
       </w:r>
       <w:r>
         <w:t>de hierba implementado en las clases prácticas de la asignatura.</w:t>
@@ -7266,7 +6119,7 @@
     </w:p>
     <w:p>
       <w:pPr>
-        <w:pStyle w:val="ListParagraph"/>
+        <w:pStyle w:val="Prrafodelista"/>
         <w:numPr>
           <w:ilvl w:val="0"/>
           <w:numId w:val="2"/>
@@ -7285,6 +6138,21 @@
     </w:p>
     <w:p>
       <w:pPr>
+        <w:ind w:left="360"/>
+        <w:jc w:val="both"/>
+      </w:pPr>
+      <w:r>
+        <w:t>Siendo este el resultado final del escenario:</w:t>
+      </w:r>
+    </w:p>
+    <w:p>
+      <w:pPr>
+        <w:ind w:left="360"/>
+        <w:jc w:val="both"/>
+      </w:pPr>
+    </w:p>
+    <w:p>
+      <w:pPr>
         <w:spacing w:after="0"/>
         <w:jc w:val="both"/>
         <w:rPr>
@@ -7305,22 +6173,60 @@
         <w:jc w:val="both"/>
       </w:pPr>
       <w:r>
-        <w:t>Se han agregado efectos de sonido para complementar la experiencia: gaviotas, agua, viento</w:t>
-      </w:r>
-      <w:r>
-        <w:t>,</w:t>
-      </w:r>
-      <w:r>
-        <w:t xml:space="preserve"> pasos,</w:t>
-      </w:r>
-      <w:r>
-        <w:t xml:space="preserve"> ascensor…</w:t>
-      </w:r>
-    </w:p>
-    <w:p>
-      <w:pPr>
+        <w:t>Se han agregado efectos de sonido para complementar la experiencia</w:t>
+      </w:r>
+      <w:r>
+        <w:t>:</w:t>
+      </w:r>
+    </w:p>
+    <w:p>
+      <w:pPr>
+        <w:pStyle w:val="Prrafodelista"/>
+        <w:numPr>
+          <w:ilvl w:val="0"/>
+          <w:numId w:val="2"/>
+        </w:numPr>
         <w:spacing w:after="0"/>
         <w:jc w:val="both"/>
+      </w:pPr>
+      <w:r>
+        <w:t xml:space="preserve">Ambientales: funcionan de manera independiente al </w:t>
+      </w:r>
+      <w:r>
+        <w:t>usuario; se trata de los graznidos de las gaviotas, el ruido del oleaje, el sonido del mar, y la música del ascensor.</w:t>
+      </w:r>
+    </w:p>
+    <w:p>
+      <w:pPr>
+        <w:pStyle w:val="Prrafodelista"/>
+        <w:numPr>
+          <w:ilvl w:val="0"/>
+          <w:numId w:val="2"/>
+        </w:numPr>
+        <w:jc w:val="both"/>
+      </w:pPr>
+      <w:r>
+        <w:t>Interactivos</w:t>
+      </w:r>
+      <w:r>
+        <w:t xml:space="preserve">: </w:t>
+      </w:r>
+      <w:r>
+        <w:t>estos elementos solo ocurren mediante la relación del jugador con el entorno; estos abarcan los pasos del jugador (que cambian dependiendo del tipo de superficie por la que se camine) y el botón del ascensor (que solo suena al interactuar con este)</w:t>
+      </w:r>
+      <w:r>
+        <w:t>.</w:t>
+      </w:r>
+    </w:p>
+    <w:p>
+      <w:pPr>
+        <w:jc w:val="both"/>
+      </w:pPr>
+    </w:p>
+    <w:p>
+      <w:pPr>
+        <w:spacing w:after="0"/>
+        <w:jc w:val="both"/>
         <w:rPr>
           <w:b/>
           <w:bCs/>
@@ -7339,9 +6245,9 @@
         <w:jc w:val="both"/>
       </w:pPr>
       <w:r>
+        <w:lastRenderedPageBreak/>
         <w:t xml:space="preserve">Para conseguir un mejor acabado visual se crearon dos </w:t>
       </w:r>
-      <w:proofErr w:type="spellStart"/>
       <w:r>
         <w:rPr>
           <w:i/>
@@ -7349,7 +6255,6 @@
         </w:rPr>
         <w:t>skybox</w:t>
       </w:r>
-      <w:proofErr w:type="spellEnd"/>
       <w:r>
         <w:t xml:space="preserve"> para la escena: una para la superficie y otra para la cúpula. Cuando el jugador toma el ascensor</w:t>
       </w:r>
@@ -7359,7 +6264,6 @@
       <w:r>
         <w:t xml:space="preserve">las </w:t>
       </w:r>
-      <w:proofErr w:type="spellStart"/>
       <w:r>
         <w:rPr>
           <w:i/>
@@ -7367,7 +6271,6 @@
         </w:rPr>
         <w:t>skybox</w:t>
       </w:r>
-      <w:proofErr w:type="spellEnd"/>
       <w:r>
         <w:t xml:space="preserve"> se cambian automáticamente.</w:t>
       </w:r>
@@ -7392,42 +6295,16 @@
       <w:r>
         <w:t xml:space="preserve">Finalmente, se creó un </w:t>
       </w:r>
-      <w:proofErr w:type="spellStart"/>
-      <w:r>
-        <w:rPr>
-          <w:i/>
-          <w:iCs/>
-        </w:rPr>
-        <w:t>shader</w:t>
-      </w:r>
-      <w:proofErr w:type="spellEnd"/>
-      <w:r>
-        <w:rPr>
-          <w:i/>
-          <w:iCs/>
-        </w:rPr>
-        <w:t xml:space="preserve"> </w:t>
-      </w:r>
-      <w:proofErr w:type="spellStart"/>
-      <w:r>
-        <w:rPr>
-          <w:i/>
-          <w:iCs/>
-        </w:rPr>
-        <w:t>unlit</w:t>
-      </w:r>
-      <w:proofErr w:type="spellEnd"/>
-      <w:r>
-        <w:rPr>
-          <w:i/>
-          <w:iCs/>
-        </w:rPr>
-        <w:t xml:space="preserve"> </w:t>
+      <w:r>
+        <w:rPr>
+          <w:i/>
+          <w:iCs/>
+        </w:rPr>
+        <w:t xml:space="preserve">shader unlit </w:t>
       </w:r>
       <w:r>
         <w:t xml:space="preserve">de </w:t>
       </w:r>
-      <w:proofErr w:type="spellStart"/>
       <w:r>
         <w:rPr>
           <w:i/>
@@ -7435,35 +6312,16 @@
         </w:rPr>
         <w:t>outline</w:t>
       </w:r>
-      <w:proofErr w:type="spellEnd"/>
       <w:r>
         <w:t xml:space="preserve"> basado en </w:t>
       </w:r>
-      <w:proofErr w:type="spellStart"/>
-      <w:r>
-        <w:rPr>
-          <w:i/>
-          <w:iCs/>
-        </w:rPr>
-        <w:t>backface</w:t>
-      </w:r>
-      <w:proofErr w:type="spellEnd"/>
-      <w:r>
-        <w:rPr>
-          <w:i/>
-          <w:iCs/>
-        </w:rPr>
-        <w:t xml:space="preserve"> </w:t>
-      </w:r>
-      <w:proofErr w:type="spellStart"/>
-      <w:r>
-        <w:rPr>
-          <w:i/>
-          <w:iCs/>
-        </w:rPr>
-        <w:t>rendering</w:t>
-      </w:r>
-      <w:proofErr w:type="spellEnd"/>
+      <w:r>
+        <w:rPr>
+          <w:i/>
+          <w:iCs/>
+        </w:rPr>
+        <w:t>backface rendering</w:t>
+      </w:r>
       <w:r>
         <w:t xml:space="preserve"> con el objetivo de resaltar el botón del ascensor cuando se pueda interactuar con él.</w:t>
       </w:r>
@@ -8122,11 +6980,11 @@
     <w:name w:val="Normal"/>
     <w:qFormat/>
   </w:style>
-  <w:style w:type="paragraph" w:styleId="Heading1">
+  <w:style w:type="paragraph" w:styleId="Ttulo1">
     <w:name w:val="heading 1"/>
     <w:basedOn w:val="Normal"/>
     <w:next w:val="Normal"/>
-    <w:link w:val="Heading1Char"/>
+    <w:link w:val="Ttulo1Car"/>
     <w:uiPriority w:val="9"/>
     <w:qFormat/>
     <w:rsid w:val="009B6004"/>
@@ -8143,11 +7001,11 @@
       <w:szCs w:val="40"/>
     </w:rPr>
   </w:style>
-  <w:style w:type="paragraph" w:styleId="Heading2">
+  <w:style w:type="paragraph" w:styleId="Ttulo2">
     <w:name w:val="heading 2"/>
     <w:basedOn w:val="Normal"/>
     <w:next w:val="Normal"/>
-    <w:link w:val="Heading2Char"/>
+    <w:link w:val="Ttulo2Car"/>
     <w:uiPriority w:val="9"/>
     <w:unhideWhenUsed/>
     <w:qFormat/>
@@ -8165,11 +7023,11 @@
       <w:szCs w:val="32"/>
     </w:rPr>
   </w:style>
-  <w:style w:type="paragraph" w:styleId="Heading3">
+  <w:style w:type="paragraph" w:styleId="Ttulo3">
     <w:name w:val="heading 3"/>
     <w:basedOn w:val="Normal"/>
     <w:next w:val="Normal"/>
-    <w:link w:val="Heading3Char"/>
+    <w:link w:val="Ttulo3Car"/>
     <w:uiPriority w:val="9"/>
     <w:semiHidden/>
     <w:unhideWhenUsed/>
@@ -8188,11 +7046,11 @@
       <w:szCs w:val="28"/>
     </w:rPr>
   </w:style>
-  <w:style w:type="paragraph" w:styleId="Heading4">
+  <w:style w:type="paragraph" w:styleId="Ttulo4">
     <w:name w:val="heading 4"/>
     <w:basedOn w:val="Normal"/>
     <w:next w:val="Normal"/>
-    <w:link w:val="Heading4Char"/>
+    <w:link w:val="Ttulo4Car"/>
     <w:uiPriority w:val="9"/>
     <w:unhideWhenUsed/>
     <w:qFormat/>
@@ -8210,11 +7068,11 @@
       <w:color w:val="0F4761" w:themeColor="accent1" w:themeShade="BF"/>
     </w:rPr>
   </w:style>
-  <w:style w:type="paragraph" w:styleId="Heading5">
+  <w:style w:type="paragraph" w:styleId="Ttulo5">
     <w:name w:val="heading 5"/>
     <w:basedOn w:val="Normal"/>
     <w:next w:val="Normal"/>
-    <w:link w:val="Heading5Char"/>
+    <w:link w:val="Ttulo5Car"/>
     <w:uiPriority w:val="9"/>
     <w:semiHidden/>
     <w:unhideWhenUsed/>
@@ -8231,11 +7089,11 @@
       <w:color w:val="0F4761" w:themeColor="accent1" w:themeShade="BF"/>
     </w:rPr>
   </w:style>
-  <w:style w:type="paragraph" w:styleId="Heading6">
+  <w:style w:type="paragraph" w:styleId="Ttulo6">
     <w:name w:val="heading 6"/>
     <w:basedOn w:val="Normal"/>
     <w:next w:val="Normal"/>
-    <w:link w:val="Heading6Char"/>
+    <w:link w:val="Ttulo6Car"/>
     <w:uiPriority w:val="9"/>
     <w:semiHidden/>
     <w:unhideWhenUsed/>
@@ -8254,11 +7112,11 @@
       <w:color w:val="595959" w:themeColor="text1" w:themeTint="A6"/>
     </w:rPr>
   </w:style>
-  <w:style w:type="paragraph" w:styleId="Heading7">
+  <w:style w:type="paragraph" w:styleId="Ttulo7">
     <w:name w:val="heading 7"/>
     <w:basedOn w:val="Normal"/>
     <w:next w:val="Normal"/>
-    <w:link w:val="Heading7Char"/>
+    <w:link w:val="Ttulo7Car"/>
     <w:uiPriority w:val="9"/>
     <w:semiHidden/>
     <w:unhideWhenUsed/>
@@ -8275,11 +7133,11 @@
       <w:color w:val="595959" w:themeColor="text1" w:themeTint="A6"/>
     </w:rPr>
   </w:style>
-  <w:style w:type="paragraph" w:styleId="Heading8">
+  <w:style w:type="paragraph" w:styleId="Ttulo8">
     <w:name w:val="heading 8"/>
     <w:basedOn w:val="Normal"/>
     <w:next w:val="Normal"/>
-    <w:link w:val="Heading8Char"/>
+    <w:link w:val="Ttulo8Car"/>
     <w:uiPriority w:val="9"/>
     <w:semiHidden/>
     <w:unhideWhenUsed/>
@@ -8298,11 +7156,11 @@
       <w:color w:val="272727" w:themeColor="text1" w:themeTint="D8"/>
     </w:rPr>
   </w:style>
-  <w:style w:type="paragraph" w:styleId="Heading9">
+  <w:style w:type="paragraph" w:styleId="Ttulo9">
     <w:name w:val="heading 9"/>
     <w:basedOn w:val="Normal"/>
     <w:next w:val="Normal"/>
-    <w:link w:val="Heading9Char"/>
+    <w:link w:val="Ttulo9Car"/>
     <w:uiPriority w:val="9"/>
     <w:semiHidden/>
     <w:unhideWhenUsed/>
@@ -8319,13 +7177,13 @@
       <w:color w:val="272727" w:themeColor="text1" w:themeTint="D8"/>
     </w:rPr>
   </w:style>
-  <w:style w:type="character" w:default="1" w:styleId="DefaultParagraphFont">
+  <w:style w:type="character" w:default="1" w:styleId="Fuentedeprrafopredeter">
     <w:name w:val="Default Paragraph Font"/>
     <w:uiPriority w:val="1"/>
     <w:semiHidden/>
     <w:unhideWhenUsed/>
   </w:style>
-  <w:style w:type="table" w:default="1" w:styleId="TableNormal">
+  <w:style w:type="table" w:default="1" w:styleId="Tablanormal">
     <w:name w:val="Normal Table"/>
     <w:uiPriority w:val="99"/>
     <w:semiHidden/>
@@ -8340,16 +7198,16 @@
       </w:tblCellMar>
     </w:tblPr>
   </w:style>
-  <w:style w:type="numbering" w:default="1" w:styleId="NoList">
+  <w:style w:type="numbering" w:default="1" w:styleId="Sinlista">
     <w:name w:val="No List"/>
     <w:uiPriority w:val="99"/>
     <w:semiHidden/>
     <w:unhideWhenUsed/>
   </w:style>
-  <w:style w:type="character" w:customStyle="1" w:styleId="Heading1Char">
-    <w:name w:val="Heading 1 Char"/>
-    <w:basedOn w:val="DefaultParagraphFont"/>
-    <w:link w:val="Heading1"/>
+  <w:style w:type="character" w:customStyle="1" w:styleId="Ttulo1Car">
+    <w:name w:val="Título 1 Car"/>
+    <w:basedOn w:val="Fuentedeprrafopredeter"/>
+    <w:link w:val="Ttulo1"/>
     <w:uiPriority w:val="9"/>
     <w:rsid w:val="009B6004"/>
     <w:rPr>
@@ -8359,10 +7217,10 @@
       <w:szCs w:val="40"/>
     </w:rPr>
   </w:style>
-  <w:style w:type="character" w:customStyle="1" w:styleId="Heading2Char">
-    <w:name w:val="Heading 2 Char"/>
-    <w:basedOn w:val="DefaultParagraphFont"/>
-    <w:link w:val="Heading2"/>
+  <w:style w:type="character" w:customStyle="1" w:styleId="Ttulo2Car">
+    <w:name w:val="Título 2 Car"/>
+    <w:basedOn w:val="Fuentedeprrafopredeter"/>
+    <w:link w:val="Ttulo2"/>
     <w:uiPriority w:val="9"/>
     <w:rsid w:val="009B6004"/>
     <w:rPr>
@@ -8372,10 +7230,10 @@
       <w:szCs w:val="32"/>
     </w:rPr>
   </w:style>
-  <w:style w:type="character" w:customStyle="1" w:styleId="Heading3Char">
-    <w:name w:val="Heading 3 Char"/>
-    <w:basedOn w:val="DefaultParagraphFont"/>
-    <w:link w:val="Heading3"/>
+  <w:style w:type="character" w:customStyle="1" w:styleId="Ttulo3Car">
+    <w:name w:val="Título 3 Car"/>
+    <w:basedOn w:val="Fuentedeprrafopredeter"/>
+    <w:link w:val="Ttulo3"/>
     <w:uiPriority w:val="9"/>
     <w:semiHidden/>
     <w:rsid w:val="009B6004"/>
@@ -8386,10 +7244,10 @@
       <w:szCs w:val="28"/>
     </w:rPr>
   </w:style>
-  <w:style w:type="character" w:customStyle="1" w:styleId="Heading4Char">
-    <w:name w:val="Heading 4 Char"/>
-    <w:basedOn w:val="DefaultParagraphFont"/>
-    <w:link w:val="Heading4"/>
+  <w:style w:type="character" w:customStyle="1" w:styleId="Ttulo4Car">
+    <w:name w:val="Título 4 Car"/>
+    <w:basedOn w:val="Fuentedeprrafopredeter"/>
+    <w:link w:val="Ttulo4"/>
     <w:uiPriority w:val="9"/>
     <w:rsid w:val="009B6004"/>
     <w:rPr>
@@ -8399,10 +7257,10 @@
       <w:color w:val="0F4761" w:themeColor="accent1" w:themeShade="BF"/>
     </w:rPr>
   </w:style>
-  <w:style w:type="character" w:customStyle="1" w:styleId="Heading5Char">
-    <w:name w:val="Heading 5 Char"/>
-    <w:basedOn w:val="DefaultParagraphFont"/>
-    <w:link w:val="Heading5"/>
+  <w:style w:type="character" w:customStyle="1" w:styleId="Ttulo5Car">
+    <w:name w:val="Título 5 Car"/>
+    <w:basedOn w:val="Fuentedeprrafopredeter"/>
+    <w:link w:val="Ttulo5"/>
     <w:uiPriority w:val="9"/>
     <w:semiHidden/>
     <w:rsid w:val="009B6004"/>
@@ -8411,10 +7269,10 @@
       <w:color w:val="0F4761" w:themeColor="accent1" w:themeShade="BF"/>
     </w:rPr>
   </w:style>
-  <w:style w:type="character" w:customStyle="1" w:styleId="Heading6Char">
-    <w:name w:val="Heading 6 Char"/>
-    <w:basedOn w:val="DefaultParagraphFont"/>
-    <w:link w:val="Heading6"/>
+  <w:style w:type="character" w:customStyle="1" w:styleId="Ttulo6Car">
+    <w:name w:val="Título 6 Car"/>
+    <w:basedOn w:val="Fuentedeprrafopredeter"/>
+    <w:link w:val="Ttulo6"/>
     <w:uiPriority w:val="9"/>
     <w:semiHidden/>
     <w:rsid w:val="009B6004"/>
@@ -8425,10 +7283,10 @@
       <w:color w:val="595959" w:themeColor="text1" w:themeTint="A6"/>
     </w:rPr>
   </w:style>
-  <w:style w:type="character" w:customStyle="1" w:styleId="Heading7Char">
-    <w:name w:val="Heading 7 Char"/>
-    <w:basedOn w:val="DefaultParagraphFont"/>
-    <w:link w:val="Heading7"/>
+  <w:style w:type="character" w:customStyle="1" w:styleId="Ttulo7Car">
+    <w:name w:val="Título 7 Car"/>
+    <w:basedOn w:val="Fuentedeprrafopredeter"/>
+    <w:link w:val="Ttulo7"/>
     <w:uiPriority w:val="9"/>
     <w:semiHidden/>
     <w:rsid w:val="009B6004"/>
@@ -8437,10 +7295,10 @@
       <w:color w:val="595959" w:themeColor="text1" w:themeTint="A6"/>
     </w:rPr>
   </w:style>
-  <w:style w:type="character" w:customStyle="1" w:styleId="Heading8Char">
-    <w:name w:val="Heading 8 Char"/>
-    <w:basedOn w:val="DefaultParagraphFont"/>
-    <w:link w:val="Heading8"/>
+  <w:style w:type="character" w:customStyle="1" w:styleId="Ttulo8Car">
+    <w:name w:val="Título 8 Car"/>
+    <w:basedOn w:val="Fuentedeprrafopredeter"/>
+    <w:link w:val="Ttulo8"/>
     <w:uiPriority w:val="9"/>
     <w:semiHidden/>
     <w:rsid w:val="009B6004"/>
@@ -8451,10 +7309,10 @@
       <w:color w:val="272727" w:themeColor="text1" w:themeTint="D8"/>
     </w:rPr>
   </w:style>
-  <w:style w:type="character" w:customStyle="1" w:styleId="Heading9Char">
-    <w:name w:val="Heading 9 Char"/>
-    <w:basedOn w:val="DefaultParagraphFont"/>
-    <w:link w:val="Heading9"/>
+  <w:style w:type="character" w:customStyle="1" w:styleId="Ttulo9Car">
+    <w:name w:val="Título 9 Car"/>
+    <w:basedOn w:val="Fuentedeprrafopredeter"/>
+    <w:link w:val="Ttulo9"/>
     <w:uiPriority w:val="9"/>
     <w:semiHidden/>
     <w:rsid w:val="009B6004"/>
@@ -8463,11 +7321,11 @@
       <w:color w:val="272727" w:themeColor="text1" w:themeTint="D8"/>
     </w:rPr>
   </w:style>
-  <w:style w:type="paragraph" w:styleId="Title">
+  <w:style w:type="paragraph" w:styleId="Ttulo">
     <w:name w:val="Title"/>
     <w:basedOn w:val="Normal"/>
     <w:next w:val="Normal"/>
-    <w:link w:val="TitleChar"/>
+    <w:link w:val="TtuloCar"/>
     <w:uiPriority w:val="10"/>
     <w:qFormat/>
     <w:rsid w:val="009B6004"/>
@@ -8483,10 +7341,10 @@
       <w:szCs w:val="56"/>
     </w:rPr>
   </w:style>
-  <w:style w:type="character" w:customStyle="1" w:styleId="TitleChar">
-    <w:name w:val="Title Char"/>
-    <w:basedOn w:val="DefaultParagraphFont"/>
-    <w:link w:val="Title"/>
+  <w:style w:type="character" w:customStyle="1" w:styleId="TtuloCar">
+    <w:name w:val="Título Car"/>
+    <w:basedOn w:val="Fuentedeprrafopredeter"/>
+    <w:link w:val="Ttulo"/>
     <w:uiPriority w:val="10"/>
     <w:rsid w:val="009B6004"/>
     <w:rPr>
@@ -8497,11 +7355,11 @@
       <w:szCs w:val="56"/>
     </w:rPr>
   </w:style>
-  <w:style w:type="paragraph" w:styleId="Subtitle">
+  <w:style w:type="paragraph" w:styleId="Subttulo">
     <w:name w:val="Subtitle"/>
     <w:basedOn w:val="Normal"/>
     <w:next w:val="Normal"/>
-    <w:link w:val="SubtitleChar"/>
+    <w:link w:val="SubttuloCar"/>
     <w:uiPriority w:val="11"/>
     <w:qFormat/>
     <w:rsid w:val="009B6004"/>
@@ -8518,10 +7376,10 @@
       <w:szCs w:val="28"/>
     </w:rPr>
   </w:style>
-  <w:style w:type="character" w:customStyle="1" w:styleId="SubtitleChar">
-    <w:name w:val="Subtitle Char"/>
-    <w:basedOn w:val="DefaultParagraphFont"/>
-    <w:link w:val="Subtitle"/>
+  <w:style w:type="character" w:customStyle="1" w:styleId="SubttuloCar">
+    <w:name w:val="Subtítulo Car"/>
+    <w:basedOn w:val="Fuentedeprrafopredeter"/>
+    <w:link w:val="Subttulo"/>
     <w:uiPriority w:val="11"/>
     <w:rsid w:val="009B6004"/>
     <w:rPr>
@@ -8532,11 +7390,11 @@
       <w:szCs w:val="28"/>
     </w:rPr>
   </w:style>
-  <w:style w:type="paragraph" w:styleId="Quote">
+  <w:style w:type="paragraph" w:styleId="Cita">
     <w:name w:val="Quote"/>
     <w:basedOn w:val="Normal"/>
     <w:next w:val="Normal"/>
-    <w:link w:val="QuoteChar"/>
+    <w:link w:val="CitaCar"/>
     <w:uiPriority w:val="29"/>
     <w:qFormat/>
     <w:rsid w:val="009B6004"/>
@@ -8550,10 +7408,10 @@
       <w:color w:val="404040" w:themeColor="text1" w:themeTint="BF"/>
     </w:rPr>
   </w:style>
-  <w:style w:type="character" w:customStyle="1" w:styleId="QuoteChar">
-    <w:name w:val="Quote Char"/>
-    <w:basedOn w:val="DefaultParagraphFont"/>
-    <w:link w:val="Quote"/>
+  <w:style w:type="character" w:customStyle="1" w:styleId="CitaCar">
+    <w:name w:val="Cita Car"/>
+    <w:basedOn w:val="Fuentedeprrafopredeter"/>
+    <w:link w:val="Cita"/>
     <w:uiPriority w:val="29"/>
     <w:rsid w:val="009B6004"/>
     <w:rPr>
@@ -8562,7 +7420,7 @@
       <w:color w:val="404040" w:themeColor="text1" w:themeTint="BF"/>
     </w:rPr>
   </w:style>
-  <w:style w:type="paragraph" w:styleId="ListParagraph">
+  <w:style w:type="paragraph" w:styleId="Prrafodelista">
     <w:name w:val="List Paragraph"/>
     <w:basedOn w:val="Normal"/>
     <w:uiPriority w:val="34"/>
@@ -8573,9 +7431,9 @@
       <w:contextualSpacing/>
     </w:pPr>
   </w:style>
-  <w:style w:type="character" w:styleId="IntenseEmphasis">
+  <w:style w:type="character" w:styleId="nfasisintenso">
     <w:name w:val="Intense Emphasis"/>
-    <w:basedOn w:val="DefaultParagraphFont"/>
+    <w:basedOn w:val="Fuentedeprrafopredeter"/>
     <w:uiPriority w:val="21"/>
     <w:qFormat/>
     <w:rsid w:val="009B6004"/>
@@ -8585,11 +7443,11 @@
       <w:color w:val="0F4761" w:themeColor="accent1" w:themeShade="BF"/>
     </w:rPr>
   </w:style>
-  <w:style w:type="paragraph" w:styleId="IntenseQuote">
+  <w:style w:type="paragraph" w:styleId="Citadestacada">
     <w:name w:val="Intense Quote"/>
     <w:basedOn w:val="Normal"/>
     <w:next w:val="Normal"/>
-    <w:link w:val="IntenseQuoteChar"/>
+    <w:link w:val="CitadestacadaCar"/>
     <w:uiPriority w:val="30"/>
     <w:qFormat/>
     <w:rsid w:val="009B6004"/>
@@ -8608,10 +7466,10 @@
       <w:color w:val="0F4761" w:themeColor="accent1" w:themeShade="BF"/>
     </w:rPr>
   </w:style>
-  <w:style w:type="character" w:customStyle="1" w:styleId="IntenseQuoteChar">
-    <w:name w:val="Intense Quote Char"/>
-    <w:basedOn w:val="DefaultParagraphFont"/>
-    <w:link w:val="IntenseQuote"/>
+  <w:style w:type="character" w:customStyle="1" w:styleId="CitadestacadaCar">
+    <w:name w:val="Cita destacada Car"/>
+    <w:basedOn w:val="Fuentedeprrafopredeter"/>
+    <w:link w:val="Citadestacada"/>
     <w:uiPriority w:val="30"/>
     <w:rsid w:val="009B6004"/>
     <w:rPr>
@@ -8620,9 +7478,9 @@
       <w:color w:val="0F4761" w:themeColor="accent1" w:themeShade="BF"/>
     </w:rPr>
   </w:style>
-  <w:style w:type="character" w:styleId="IntenseReference">
+  <w:style w:type="character" w:styleId="Referenciaintensa">
     <w:name w:val="Intense Reference"/>
-    <w:basedOn w:val="DefaultParagraphFont"/>
+    <w:basedOn w:val="Fuentedeprrafopredeter"/>
     <w:uiPriority w:val="32"/>
     <w:qFormat/>
     <w:rsid w:val="009B6004"/>
@@ -8634,10 +7492,10 @@
       <w:spacing w:val="5"/>
     </w:rPr>
   </w:style>
-  <w:style w:type="paragraph" w:styleId="BodyText">
+  <w:style w:type="paragraph" w:styleId="Textoindependiente">
     <w:name w:val="Body Text"/>
     <w:basedOn w:val="Normal"/>
-    <w:link w:val="BodyTextChar"/>
+    <w:link w:val="TextoindependienteCar"/>
     <w:uiPriority w:val="1"/>
     <w:qFormat/>
     <w:rsid w:val="008715DD"/>
@@ -8653,10 +7511,10 @@
       <w:szCs w:val="24"/>
     </w:rPr>
   </w:style>
-  <w:style w:type="character" w:customStyle="1" w:styleId="BodyTextChar">
-    <w:name w:val="Body Text Char"/>
-    <w:basedOn w:val="DefaultParagraphFont"/>
-    <w:link w:val="BodyText"/>
+  <w:style w:type="character" w:customStyle="1" w:styleId="TextoindependienteCar">
+    <w:name w:val="Texto independiente Car"/>
+    <w:basedOn w:val="Fuentedeprrafopredeter"/>
+    <w:link w:val="Textoindependiente"/>
     <w:uiPriority w:val="1"/>
     <w:rsid w:val="008715DD"/>
     <w:rPr>
@@ -8683,7 +7541,7 @@
       <w:sz w:val="24"/>
     </w:rPr>
   </w:style>
-  <w:style w:type="paragraph" w:styleId="Caption">
+  <w:style w:type="paragraph" w:styleId="Descripcin">
     <w:name w:val="caption"/>
     <w:basedOn w:val="Normal"/>
     <w:next w:val="Normal"/>
@@ -8702,9 +7560,9 @@
       <w:szCs w:val="18"/>
     </w:rPr>
   </w:style>
-  <w:style w:type="character" w:styleId="PlaceholderText">
+  <w:style w:type="character" w:styleId="Textodelmarcadordeposicin">
     <w:name w:val="Placeholder Text"/>
-    <w:basedOn w:val="DefaultParagraphFont"/>
+    <w:basedOn w:val="Fuentedeprrafopredeter"/>
     <w:uiPriority w:val="99"/>
     <w:semiHidden/>
     <w:rsid w:val="00197339"/>
@@ -8712,9 +7570,9 @@
       <w:color w:val="666666"/>
     </w:rPr>
   </w:style>
-  <w:style w:type="table" w:styleId="TableGrid">
+  <w:style w:type="table" w:styleId="Tablaconcuadrcula">
     <w:name w:val="Table Grid"/>
-    <w:basedOn w:val="TableNormal"/>
+    <w:basedOn w:val="Tablanormal"/>
     <w:uiPriority w:val="39"/>
     <w:rsid w:val="00565717"/>
     <w:pPr>
@@ -8731,9 +7589,9 @@
       </w:tblBorders>
     </w:tblPr>
   </w:style>
-  <w:style w:type="character" w:styleId="Hyperlink">
+  <w:style w:type="character" w:styleId="Hipervnculo">
     <w:name w:val="Hyperlink"/>
-    <w:basedOn w:val="DefaultParagraphFont"/>
+    <w:basedOn w:val="Fuentedeprrafopredeter"/>
     <w:uiPriority w:val="99"/>
     <w:unhideWhenUsed/>
     <w:rsid w:val="00311B4C"/>
@@ -8742,9 +7600,9 @@
       <w:u w:val="single"/>
     </w:rPr>
   </w:style>
-  <w:style w:type="character" w:styleId="UnresolvedMention">
+  <w:style w:type="character" w:styleId="Mencinsinresolver">
     <w:name w:val="Unresolved Mention"/>
-    <w:basedOn w:val="DefaultParagraphFont"/>
+    <w:basedOn w:val="Fuentedeprrafopredeter"/>
     <w:uiPriority w:val="99"/>
     <w:semiHidden/>
     <w:unhideWhenUsed/>
@@ -8754,9 +7612,9 @@
       <w:shd w:val="clear" w:color="auto" w:fill="E1DFDD"/>
     </w:rPr>
   </w:style>
-  <w:style w:type="character" w:styleId="FollowedHyperlink">
+  <w:style w:type="character" w:styleId="Hipervnculovisitado">
     <w:name w:val="FollowedHyperlink"/>
-    <w:basedOn w:val="DefaultParagraphFont"/>
+    <w:basedOn w:val="Fuentedeprrafopredeter"/>
     <w:uiPriority w:val="99"/>
     <w:semiHidden/>
     <w:unhideWhenUsed/>
@@ -8766,9 +7624,9 @@
       <w:u w:val="single"/>
     </w:rPr>
   </w:style>
-  <w:style w:type="paragraph" w:styleId="TOCHeading">
+  <w:style w:type="paragraph" w:styleId="TtuloTDC">
     <w:name w:val="TOC Heading"/>
-    <w:basedOn w:val="Heading1"/>
+    <w:basedOn w:val="Ttulo1"/>
     <w:next w:val="Normal"/>
     <w:uiPriority w:val="39"/>
     <w:unhideWhenUsed/>
@@ -8784,7 +7642,7 @@
       <w:lang w:eastAsia="es-ES"/>
     </w:rPr>
   </w:style>
-  <w:style w:type="paragraph" w:styleId="TOC1">
+  <w:style w:type="paragraph" w:styleId="TDC1">
     <w:name w:val="toc 1"/>
     <w:basedOn w:val="Normal"/>
     <w:next w:val="Normal"/>

--- a/Memoria.docx
+++ b/Memoria.docx
@@ -1222,6 +1222,7 @@
           <w:r>
             <w:t xml:space="preserve">das haciendo uso de </w:t>
           </w:r>
+          <w:proofErr w:type="spellStart"/>
           <w:r>
             <w:rPr>
               <w:i/>
@@ -1229,6 +1230,7 @@
             </w:rPr>
             <w:t>shaders</w:t>
           </w:r>
+          <w:proofErr w:type="spellEnd"/>
           <w:r>
             <w:t xml:space="preserve"> de geometría. Para ello, se creó el </w:t>
           </w:r>
@@ -1237,8 +1239,17 @@
               <w:i/>
               <w:iCs/>
             </w:rPr>
-            <w:t>script EntityGenerator.cs</w:t>
+            <w:t xml:space="preserve">script </w:t>
           </w:r>
+          <w:proofErr w:type="spellStart"/>
+          <w:r>
+            <w:rPr>
+              <w:i/>
+              <w:iCs/>
+            </w:rPr>
+            <w:t>EntityGenerator.cs</w:t>
+          </w:r>
+          <w:proofErr w:type="spellEnd"/>
           <w:r>
             <w:t xml:space="preserve">, que cuenta con las siguientes </w:t>
           </w:r>
@@ -1261,6 +1272,7 @@
           <w:r>
             <w:t>Un número de entidades a generar (</w:t>
           </w:r>
+          <w:proofErr w:type="spellStart"/>
           <w:r>
             <w:rPr>
               <w:i/>
@@ -1268,6 +1280,7 @@
             </w:rPr>
             <w:t>numEntities</w:t>
           </w:r>
+          <w:proofErr w:type="spellEnd"/>
           <w:r>
             <w:t>).</w:t>
           </w:r>
@@ -1290,16 +1303,26 @@
           <w:r>
             <w:t>rvalos numéricos (</w:t>
           </w:r>
+          <w:proofErr w:type="spellStart"/>
           <w:r>
             <w:rPr>
               <w:i/>
               <w:iCs/>
             </w:rPr>
-            <w:t xml:space="preserve">widthRange </w:t>
+            <w:t>widthRange</w:t>
+          </w:r>
+          <w:proofErr w:type="spellEnd"/>
+          <w:r>
+            <w:rPr>
+              <w:i/>
+              <w:iCs/>
+            </w:rPr>
+            <w:t xml:space="preserve"> </w:t>
           </w:r>
           <w:r>
             <w:t xml:space="preserve">y </w:t>
           </w:r>
+          <w:proofErr w:type="spellStart"/>
           <w:r>
             <w:rPr>
               <w:i/>
@@ -1307,9 +1330,32 @@
             </w:rPr>
             <w:t>heightRange</w:t>
           </w:r>
+          <w:proofErr w:type="spellEnd"/>
           <w:r>
-            <w:t xml:space="preserve">) que permiten la creación de entidades con distinto ancho y algo con el objetivo de generar variedad visual. Junto con ellos, un booleano </w:t>
+            <w:t xml:space="preserve">) que permiten la creación de entidades con distinto ancho y </w:t>
           </w:r>
+          <w:r>
+            <w:rPr>
+              <w:u w:val="single"/>
+            </w:rPr>
+            <w:t>al</w:t>
+          </w:r>
+          <w:r>
+            <w:rPr>
+              <w:u w:val="single"/>
+            </w:rPr>
+            <w:t>t</w:t>
+          </w:r>
+          <w:r>
+            <w:rPr>
+              <w:u w:val="single"/>
+            </w:rPr>
+            <w:t>o</w:t>
+          </w:r>
+          <w:r>
+            <w:t xml:space="preserve"> con el objetivo de generar variedad visual. Junto con ellos, un booleano </w:t>
+          </w:r>
+          <w:proofErr w:type="spellStart"/>
           <w:r>
             <w:rPr>
               <w:i/>
@@ -1317,15 +1363,25 @@
             </w:rPr>
             <w:t>matchWidthAndHeight</w:t>
           </w:r>
+          <w:proofErr w:type="spellEnd"/>
           <w:r>
             <w:t xml:space="preserve">, útil para mantener el </w:t>
           </w:r>
+          <w:proofErr w:type="spellStart"/>
           <w:r>
             <w:rPr>
               <w:i/>
               <w:iCs/>
             </w:rPr>
-            <w:t>aspect ratio</w:t>
+            <w:t>aspect</w:t>
+          </w:r>
+          <w:proofErr w:type="spellEnd"/>
+          <w:r>
+            <w:rPr>
+              <w:i/>
+              <w:iCs/>
+            </w:rPr>
+            <w:t xml:space="preserve"> ratio</w:t>
           </w:r>
           <w:r>
             <w:t xml:space="preserve"> de las imágenes originales de las entidades.</w:t>
@@ -1346,6 +1402,7 @@
           <w:r>
             <w:t xml:space="preserve"> La generación de las entidades puede ser tanto en el centro del dominio como en posiciones aleatorias, dependiendo del booleano </w:t>
           </w:r>
+          <w:proofErr w:type="spellStart"/>
           <w:r>
             <w:rPr>
               <w:i/>
@@ -1353,6 +1410,7 @@
             </w:rPr>
             <w:t>initRandomPositions</w:t>
           </w:r>
+          <w:proofErr w:type="spellEnd"/>
           <w:r>
             <w:t>.</w:t>
           </w:r>
@@ -1369,6 +1427,7 @@
           <w:r>
             <w:t xml:space="preserve">Un componente </w:t>
           </w:r>
+          <w:proofErr w:type="spellStart"/>
           <w:r>
             <w:rPr>
               <w:i/>
@@ -1376,6 +1435,7 @@
             </w:rPr>
             <w:t>MeshFilter</w:t>
           </w:r>
+          <w:proofErr w:type="spellEnd"/>
           <w:r>
             <w:t xml:space="preserve"> sin malla asignada.</w:t>
           </w:r>
@@ -1387,12 +1447,21 @@
           <w:r>
             <w:t xml:space="preserve">Al comienzo de la ejecución, </w:t>
           </w:r>
+          <w:proofErr w:type="spellStart"/>
           <w:r>
             <w:rPr>
               <w:i/>
               <w:iCs/>
             </w:rPr>
-            <w:t xml:space="preserve">EntityGenerator </w:t>
+            <w:t>EntityGenerator</w:t>
+          </w:r>
+          <w:proofErr w:type="spellEnd"/>
+          <w:r>
+            <w:rPr>
+              <w:i/>
+              <w:iCs/>
+            </w:rPr>
+            <w:t xml:space="preserve"> </w:t>
           </w:r>
           <w:r>
             <w:t>crea</w:t>
@@ -1400,13 +1469,31 @@
           <w:r>
             <w:t xml:space="preserve"> un </w:t>
           </w:r>
+          <w:proofErr w:type="spellStart"/>
           <w:r>
             <w:rPr>
               <w:i/>
               <w:iCs/>
             </w:rPr>
-            <w:t>point mesh</w:t>
+            <w:t>point</w:t>
           </w:r>
+          <w:proofErr w:type="spellEnd"/>
+          <w:r>
+            <w:rPr>
+              <w:i/>
+              <w:iCs/>
+            </w:rPr>
+            <w:t xml:space="preserve"> </w:t>
+          </w:r>
+          <w:proofErr w:type="spellStart"/>
+          <w:r>
+            <w:rPr>
+              <w:i/>
+              <w:iCs/>
+            </w:rPr>
+            <w:t>mesh</w:t>
+          </w:r>
+          <w:proofErr w:type="spellEnd"/>
           <w:r>
             <w:t xml:space="preserve"> </w:t>
           </w:r>
@@ -1431,12 +1518,21 @@
           <w:r>
             <w:t xml:space="preserve">, el cual es visualizado en el editor de Unity al pintar sus límites en </w:t>
           </w:r>
+          <w:proofErr w:type="spellStart"/>
           <w:r>
             <w:rPr>
               <w:i/>
               <w:iCs/>
             </w:rPr>
-            <w:t>OnDrawGizmos()</w:t>
+            <w:t>OnDrawGizmos</w:t>
+          </w:r>
+          <w:proofErr w:type="spellEnd"/>
+          <w:r>
+            <w:rPr>
+              <w:i/>
+              <w:iCs/>
+            </w:rPr>
+            <w:t>()</w:t>
           </w:r>
           <w:r>
             <w:t xml:space="preserve">, tal y como </w:t>
@@ -1559,6 +1655,7 @@
       <w:r>
         <w:t xml:space="preserve">Antes de entrar en detalles sobre la implementación de los </w:t>
       </w:r>
+      <w:proofErr w:type="spellStart"/>
       <w:r>
         <w:rPr>
           <w:i/>
@@ -1566,16 +1663,35 @@
         </w:rPr>
         <w:t>shaders</w:t>
       </w:r>
+      <w:proofErr w:type="spellEnd"/>
       <w:r>
         <w:t xml:space="preserve"> que transforman los puntos del </w:t>
       </w:r>
-      <w:r>
-        <w:rPr>
-          <w:i/>
-          <w:iCs/>
-        </w:rPr>
-        <w:t>point mesh</w:t>
-      </w:r>
+      <w:proofErr w:type="spellStart"/>
+      <w:r>
+        <w:rPr>
+          <w:i/>
+          <w:iCs/>
+        </w:rPr>
+        <w:t>point</w:t>
+      </w:r>
+      <w:proofErr w:type="spellEnd"/>
+      <w:r>
+        <w:rPr>
+          <w:i/>
+          <w:iCs/>
+        </w:rPr>
+        <w:t xml:space="preserve"> </w:t>
+      </w:r>
+      <w:proofErr w:type="spellStart"/>
+      <w:r>
+        <w:rPr>
+          <w:i/>
+          <w:iCs/>
+        </w:rPr>
+        <w:t>mesh</w:t>
+      </w:r>
+      <w:proofErr w:type="spellEnd"/>
       <w:r>
         <w:t xml:space="preserve"> en gaviotas y peces, es preciso hablar del </w:t>
       </w:r>
@@ -1589,6 +1705,7 @@
       <w:r>
         <w:t xml:space="preserve">encargado del comportamiento básico de dichas entidades: </w:t>
       </w:r>
+      <w:proofErr w:type="spellStart"/>
       <w:r>
         <w:rPr>
           <w:i/>
@@ -1596,9 +1713,11 @@
         </w:rPr>
         <w:t>EntityGroupController.cs</w:t>
       </w:r>
+      <w:proofErr w:type="spellEnd"/>
       <w:r>
         <w:t xml:space="preserve">. Se trata de un componente que se adjunta a un </w:t>
       </w:r>
+      <w:proofErr w:type="spellStart"/>
       <w:r>
         <w:rPr>
           <w:i/>
@@ -1606,6 +1725,7 @@
         </w:rPr>
         <w:t>EntityGenerator</w:t>
       </w:r>
+      <w:proofErr w:type="spellEnd"/>
       <w:r>
         <w:t xml:space="preserve"> para controlar las entidades que este genera.</w:t>
       </w:r>
@@ -1630,11 +1750,17 @@
         <w:t xml:space="preserve"> siguiente</w:t>
       </w:r>
       <w:r>
-        <w:t xml:space="preserve"> forma, a través de corrutinas</w:t>
-      </w:r>
+        <w:t xml:space="preserve"> forma, a través de </w:t>
+      </w:r>
+      <w:proofErr w:type="spellStart"/>
+      <w:r>
+        <w:t>corrutinas</w:t>
+      </w:r>
+      <w:proofErr w:type="spellEnd"/>
       <w:r>
         <w:t>: cada entidad decide una posición aleatoria de destino dentro del dominio del generador a la que ir a una velocidad aleatoria comprendida en un determinado rango (</w:t>
       </w:r>
+      <w:proofErr w:type="spellStart"/>
       <w:r>
         <w:rPr>
           <w:i/>
@@ -1642,12 +1768,14 @@
         </w:rPr>
         <w:t>speedRange</w:t>
       </w:r>
+      <w:proofErr w:type="spellEnd"/>
       <w:r>
         <w:t>). Una vez alcanzado el destino</w:t>
       </w:r>
       <w:r>
         <w:t>, descansaría un tiempo aleatorio (</w:t>
       </w:r>
+      <w:proofErr w:type="spellStart"/>
       <w:r>
         <w:rPr>
           <w:i/>
@@ -1655,6 +1783,7 @@
         </w:rPr>
         <w:t>restTimeRange</w:t>
       </w:r>
+      <w:proofErr w:type="spellEnd"/>
       <w:r>
         <w:t xml:space="preserve">) y volvería a comenzar el ciclo. </w:t>
       </w:r>
@@ -1666,6 +1795,7 @@
       <w:r>
         <w:t xml:space="preserve">Se decidió que las entidades, al ser visualizadas como imágenes 2D, serían </w:t>
       </w:r>
+      <w:proofErr w:type="spellStart"/>
       <w:r>
         <w:rPr>
           <w:i/>
@@ -1673,9 +1803,11 @@
         </w:rPr>
         <w:t>billboards</w:t>
       </w:r>
+      <w:proofErr w:type="spellEnd"/>
       <w:r>
         <w:t xml:space="preserve">, es decir, que siempre mirarían a la cámara. De esta forma, durante el movimiento de los vértices también se calcula si se debe hacer un </w:t>
       </w:r>
+      <w:proofErr w:type="spellStart"/>
       <w:r>
         <w:rPr>
           <w:i/>
@@ -1683,6 +1815,7 @@
         </w:rPr>
         <w:t>flip</w:t>
       </w:r>
+      <w:proofErr w:type="spellEnd"/>
       <w:r>
         <w:t xml:space="preserve"> horizontal a la imagen, dependiendo de hacia qué lado </w:t>
       </w:r>
@@ -1700,6 +1833,7 @@
       <w:r>
         <w:t xml:space="preserve">Como la práctica demanda animaciones asociadas al movimiento de las entidades, se tomó la decisión de hacer que la velocidad de dichas animaciones fuera directamente proporcional a la velocidad de los vértices. Con el fin de obtener un buen resultado visual, se agregaron las variables </w:t>
       </w:r>
+      <w:proofErr w:type="spellStart"/>
       <w:r>
         <w:rPr>
           <w:i/>
@@ -1707,9 +1841,11 @@
         </w:rPr>
         <w:t>animSpeedMult</w:t>
       </w:r>
+      <w:proofErr w:type="spellEnd"/>
       <w:r>
         <w:t xml:space="preserve">, que actúa como multiplicador a la velocidad de animación, y </w:t>
       </w:r>
+      <w:proofErr w:type="spellStart"/>
       <w:r>
         <w:rPr>
           <w:i/>
@@ -1717,6 +1853,7 @@
         </w:rPr>
         <w:t>maxAnimSpeed</w:t>
       </w:r>
+      <w:proofErr w:type="spellEnd"/>
       <w:r>
         <w:t>, que la limita.</w:t>
       </w:r>
@@ -1728,23 +1865,50 @@
       <w:r>
         <w:t xml:space="preserve">Por tanto, el último paso para obtener comportamiento básico de entidades sería comunicar los datos previamente mencionados al </w:t>
       </w:r>
-      <w:r>
-        <w:rPr>
-          <w:i/>
-          <w:iCs/>
-        </w:rPr>
-        <w:t xml:space="preserve">shader </w:t>
+      <w:proofErr w:type="spellStart"/>
+      <w:r>
+        <w:rPr>
+          <w:i/>
+          <w:iCs/>
+        </w:rPr>
+        <w:t>shader</w:t>
+      </w:r>
+      <w:proofErr w:type="spellEnd"/>
+      <w:r>
+        <w:rPr>
+          <w:i/>
+          <w:iCs/>
+        </w:rPr>
+        <w:t xml:space="preserve"> </w:t>
       </w:r>
       <w:r>
         <w:t xml:space="preserve">de la entidad en cuestión para que pueda aplicarlos a las entidades. Para ello, se definió el </w:t>
       </w:r>
-      <w:r>
-        <w:rPr>
-          <w:i/>
-          <w:iCs/>
-        </w:rPr>
-        <w:t>struct EntityData</w:t>
-      </w:r>
+      <w:proofErr w:type="spellStart"/>
+      <w:r>
+        <w:rPr>
+          <w:i/>
+          <w:iCs/>
+        </w:rPr>
+        <w:t>struct</w:t>
+      </w:r>
+      <w:proofErr w:type="spellEnd"/>
+      <w:r>
+        <w:rPr>
+          <w:i/>
+          <w:iCs/>
+        </w:rPr>
+        <w:t xml:space="preserve"> </w:t>
+      </w:r>
+      <w:proofErr w:type="spellStart"/>
+      <w:r>
+        <w:rPr>
+          <w:i/>
+          <w:iCs/>
+        </w:rPr>
+        <w:t>EntityData</w:t>
+      </w:r>
+      <w:proofErr w:type="spellEnd"/>
       <w:r>
         <w:t>, con las siguientes variables:</w:t>
       </w:r>
@@ -1758,6 +1922,7 @@
         </w:numPr>
         <w:jc w:val="both"/>
       </w:pPr>
+      <w:proofErr w:type="spellStart"/>
       <w:r>
         <w:rPr>
           <w:i/>
@@ -1765,9 +1930,11 @@
         </w:rPr>
         <w:t>flip</w:t>
       </w:r>
+      <w:proofErr w:type="spellEnd"/>
       <w:r>
         <w:t xml:space="preserve">: entero que indica si el </w:t>
       </w:r>
+      <w:proofErr w:type="spellStart"/>
       <w:r>
         <w:rPr>
           <w:i/>
@@ -1775,6 +1942,7 @@
         </w:rPr>
         <w:t>billboard</w:t>
       </w:r>
+      <w:proofErr w:type="spellEnd"/>
       <w:r>
         <w:t xml:space="preserve"> ha de ser invertido en el eje x para que mire en la dirección en la que se mueve la entidad.</w:t>
       </w:r>
@@ -1788,6 +1956,7 @@
         </w:numPr>
         <w:jc w:val="both"/>
       </w:pPr>
+      <w:proofErr w:type="spellStart"/>
       <w:r>
         <w:rPr>
           <w:i/>
@@ -1795,12 +1964,14 @@
         </w:rPr>
         <w:t>rotation</w:t>
       </w:r>
+      <w:proofErr w:type="spellEnd"/>
       <w:r>
         <w:t>:</w:t>
       </w:r>
       <w:r>
         <w:t xml:space="preserve"> indica si hay que rotar el </w:t>
       </w:r>
+      <w:proofErr w:type="spellStart"/>
       <w:r>
         <w:rPr>
           <w:i/>
@@ -1808,6 +1979,7 @@
         </w:rPr>
         <w:t>billboard</w:t>
       </w:r>
+      <w:proofErr w:type="spellEnd"/>
       <w:r>
         <w:t xml:space="preserve"> como consecuencia de desplazamiento vertical.</w:t>
       </w:r>
@@ -1821,6 +1993,7 @@
         </w:numPr>
         <w:jc w:val="both"/>
       </w:pPr>
+      <w:proofErr w:type="spellStart"/>
       <w:r>
         <w:rPr>
           <w:i/>
@@ -1828,6 +2001,7 @@
         </w:rPr>
         <w:t>speed</w:t>
       </w:r>
+      <w:proofErr w:type="spellEnd"/>
       <w:r>
         <w:t>: velocidad de la animación.</w:t>
       </w:r>
@@ -1841,13 +2015,31 @@
         </w:numPr>
         <w:jc w:val="both"/>
       </w:pPr>
-      <w:r>
-        <w:rPr>
-          <w:i/>
-          <w:iCs/>
-        </w:rPr>
-        <w:t>sizeX y sizeY</w:t>
-      </w:r>
+      <w:proofErr w:type="spellStart"/>
+      <w:r>
+        <w:rPr>
+          <w:i/>
+          <w:iCs/>
+        </w:rPr>
+        <w:t>sizeX</w:t>
+      </w:r>
+      <w:proofErr w:type="spellEnd"/>
+      <w:r>
+        <w:rPr>
+          <w:i/>
+          <w:iCs/>
+        </w:rPr>
+        <w:t xml:space="preserve"> y </w:t>
+      </w:r>
+      <w:proofErr w:type="spellStart"/>
+      <w:r>
+        <w:rPr>
+          <w:i/>
+          <w:iCs/>
+        </w:rPr>
+        <w:t>sizeY</w:t>
+      </w:r>
+      <w:proofErr w:type="spellEnd"/>
       <w:r>
         <w:t>:</w:t>
       </w:r>
@@ -1862,6 +2054,7 @@
       <w:r>
         <w:t xml:space="preserve">Un array de </w:t>
       </w:r>
+      <w:proofErr w:type="spellStart"/>
       <w:r>
         <w:rPr>
           <w:i/>
@@ -1869,9 +2062,11 @@
         </w:rPr>
         <w:t>EntityData</w:t>
       </w:r>
+      <w:proofErr w:type="spellEnd"/>
       <w:r>
         <w:t xml:space="preserve"> con los datos de todas las entidades es enviado al </w:t>
       </w:r>
+      <w:proofErr w:type="spellStart"/>
       <w:r>
         <w:rPr>
           <w:i/>
@@ -1879,9 +2074,11 @@
         </w:rPr>
         <w:t>shader</w:t>
       </w:r>
+      <w:proofErr w:type="spellEnd"/>
       <w:r>
         <w:t xml:space="preserve"> a través de un </w:t>
       </w:r>
+      <w:proofErr w:type="spellStart"/>
       <w:r>
         <w:rPr>
           <w:i/>
@@ -1889,6 +2086,7 @@
         </w:rPr>
         <w:t>GraphicsBuffer</w:t>
       </w:r>
+      <w:proofErr w:type="spellEnd"/>
       <w:r>
         <w:t>, dando así por finalizada la implementación del comportamiento básico de las entidades.</w:t>
       </w:r>
@@ -1900,12 +2098,21 @@
       <w:r>
         <w:t xml:space="preserve">Más adelante se hablará de comportamientos más complejos o eficientes realizados en </w:t>
       </w:r>
-      <w:r>
-        <w:rPr>
-          <w:i/>
-          <w:iCs/>
-        </w:rPr>
-        <w:t xml:space="preserve">shaders </w:t>
+      <w:proofErr w:type="spellStart"/>
+      <w:r>
+        <w:rPr>
+          <w:i/>
+          <w:iCs/>
+        </w:rPr>
+        <w:t>shaders</w:t>
+      </w:r>
+      <w:proofErr w:type="spellEnd"/>
+      <w:r>
+        <w:rPr>
+          <w:i/>
+          <w:iCs/>
+        </w:rPr>
+        <w:t xml:space="preserve"> </w:t>
       </w:r>
       <w:r>
         <w:t xml:space="preserve">de cómputo. </w:t>
@@ -1913,6 +2120,7 @@
       <w:r>
         <w:t xml:space="preserve">Por ello, cabe recalcar que </w:t>
       </w:r>
+      <w:proofErr w:type="spellStart"/>
       <w:r>
         <w:rPr>
           <w:i/>
@@ -1920,8 +2128,17 @@
         </w:rPr>
         <w:t>EntityGroupController</w:t>
       </w:r>
-      <w:r>
-        <w:t xml:space="preserve"> está preparado para no lanzar las corrutinas de actualización de las entidades en caso de que otro </w:t>
+      <w:proofErr w:type="spellEnd"/>
+      <w:r>
+        <w:t xml:space="preserve"> está preparado para no lanzar las </w:t>
+      </w:r>
+      <w:proofErr w:type="spellStart"/>
+      <w:r>
+        <w:t>corrutinas</w:t>
+      </w:r>
+      <w:proofErr w:type="spellEnd"/>
+      <w:r>
+        <w:t xml:space="preserve"> de actualización de las entidades en caso de que otro </w:t>
       </w:r>
       <w:r>
         <w:rPr>
@@ -1943,6 +2160,7 @@
       <w:r>
         <w:t xml:space="preserve"> las funciones necesarias para realizar la actualización de información en las variables de los </w:t>
       </w:r>
+      <w:proofErr w:type="spellStart"/>
       <w:r>
         <w:rPr>
           <w:i/>
@@ -1950,19 +2168,30 @@
         </w:rPr>
         <w:t>shaders</w:t>
       </w:r>
+      <w:proofErr w:type="spellEnd"/>
       <w:r>
         <w:t xml:space="preserve"> </w:t>
       </w:r>
-      <w:r>
-        <w:rPr>
-          <w:i/>
-          <w:iCs/>
-        </w:rPr>
-        <w:t xml:space="preserve">Fish.shader </w:t>
+      <w:proofErr w:type="spellStart"/>
+      <w:r>
+        <w:rPr>
+          <w:i/>
+          <w:iCs/>
+        </w:rPr>
+        <w:t>Fish.shader</w:t>
+      </w:r>
+      <w:proofErr w:type="spellEnd"/>
+      <w:r>
+        <w:rPr>
+          <w:i/>
+          <w:iCs/>
+        </w:rPr>
+        <w:t xml:space="preserve"> </w:t>
       </w:r>
       <w:r>
         <w:t xml:space="preserve">y </w:t>
       </w:r>
+      <w:proofErr w:type="spellStart"/>
       <w:r>
         <w:rPr>
           <w:i/>
@@ -1970,9 +2199,11 @@
         </w:rPr>
         <w:t>Seagull.shader</w:t>
       </w:r>
+      <w:proofErr w:type="spellEnd"/>
       <w:r>
         <w:t xml:space="preserve">. En cualquier caso, el </w:t>
       </w:r>
+      <w:proofErr w:type="spellStart"/>
       <w:r>
         <w:rPr>
           <w:i/>
@@ -1980,6 +2211,7 @@
         </w:rPr>
         <w:t>controller</w:t>
       </w:r>
+      <w:proofErr w:type="spellEnd"/>
       <w:r>
         <w:t xml:space="preserve"> </w:t>
       </w:r>
@@ -1989,6 +2221,7 @@
       <w:r>
         <w:t xml:space="preserve"> la información de CPU a GPU para los </w:t>
       </w:r>
+      <w:proofErr w:type="spellStart"/>
       <w:r>
         <w:rPr>
           <w:i/>
@@ -1996,6 +2229,7 @@
         </w:rPr>
         <w:t>shaders</w:t>
       </w:r>
+      <w:proofErr w:type="spellEnd"/>
       <w:r>
         <w:t xml:space="preserve"> de las entidades.</w:t>
       </w:r>
@@ -2012,12 +2246,21 @@
       <w:r>
         <w:t xml:space="preserve"> con </w:t>
       </w:r>
-      <w:r>
-        <w:rPr>
-          <w:i/>
-          <w:iCs/>
-        </w:rPr>
-        <w:t xml:space="preserve">shader </w:t>
+      <w:proofErr w:type="spellStart"/>
+      <w:r>
+        <w:rPr>
+          <w:i/>
+          <w:iCs/>
+        </w:rPr>
+        <w:t>shader</w:t>
+      </w:r>
+      <w:proofErr w:type="spellEnd"/>
+      <w:r>
+        <w:rPr>
+          <w:i/>
+          <w:iCs/>
+        </w:rPr>
+        <w:t xml:space="preserve"> </w:t>
       </w:r>
       <w:r>
         <w:t>de geometría</w:t>
@@ -2037,12 +2280,37 @@
       <w:r>
         <w:t xml:space="preserve">, únicamente queda implementar el </w:t>
       </w:r>
-      <w:r>
-        <w:rPr>
-          <w:i/>
-          <w:iCs/>
-        </w:rPr>
-        <w:t xml:space="preserve">shader FishShader </w:t>
+      <w:proofErr w:type="spellStart"/>
+      <w:r>
+        <w:rPr>
+          <w:i/>
+          <w:iCs/>
+        </w:rPr>
+        <w:t>shader</w:t>
+      </w:r>
+      <w:proofErr w:type="spellEnd"/>
+      <w:r>
+        <w:rPr>
+          <w:i/>
+          <w:iCs/>
+        </w:rPr>
+        <w:t xml:space="preserve"> </w:t>
+      </w:r>
+      <w:proofErr w:type="spellStart"/>
+      <w:r>
+        <w:rPr>
+          <w:i/>
+          <w:iCs/>
+        </w:rPr>
+        <w:t>FishShader</w:t>
+      </w:r>
+      <w:proofErr w:type="spellEnd"/>
+      <w:r>
+        <w:rPr>
+          <w:i/>
+          <w:iCs/>
+        </w:rPr>
+        <w:t xml:space="preserve"> </w:t>
       </w:r>
       <w:r>
         <w:t>correspondiente</w:t>
@@ -2060,6 +2328,7 @@
       <w:r>
         <w:t xml:space="preserve">Para poder recibir información del controlador, en este </w:t>
       </w:r>
+      <w:proofErr w:type="spellStart"/>
       <w:r>
         <w:rPr>
           <w:i/>
@@ -2067,19 +2336,46 @@
         </w:rPr>
         <w:t>shader</w:t>
       </w:r>
+      <w:proofErr w:type="spellEnd"/>
       <w:r>
         <w:t xml:space="preserve"> se declararon el </w:t>
       </w:r>
-      <w:r>
-        <w:rPr>
-          <w:i/>
-          <w:iCs/>
-        </w:rPr>
-        <w:t xml:space="preserve">struct EntityData </w:t>
+      <w:proofErr w:type="spellStart"/>
+      <w:r>
+        <w:rPr>
+          <w:i/>
+          <w:iCs/>
+        </w:rPr>
+        <w:t>struct</w:t>
+      </w:r>
+      <w:proofErr w:type="spellEnd"/>
+      <w:r>
+        <w:rPr>
+          <w:i/>
+          <w:iCs/>
+        </w:rPr>
+        <w:t xml:space="preserve"> </w:t>
+      </w:r>
+      <w:proofErr w:type="spellStart"/>
+      <w:r>
+        <w:rPr>
+          <w:i/>
+          <w:iCs/>
+        </w:rPr>
+        <w:t>EntityData</w:t>
+      </w:r>
+      <w:proofErr w:type="spellEnd"/>
+      <w:r>
+        <w:rPr>
+          <w:i/>
+          <w:iCs/>
+        </w:rPr>
+        <w:t xml:space="preserve"> </w:t>
       </w:r>
       <w:r>
         <w:t xml:space="preserve">junto con un </w:t>
       </w:r>
+      <w:proofErr w:type="spellStart"/>
       <w:r>
         <w:rPr>
           <w:i/>
@@ -2087,6 +2383,7 @@
         </w:rPr>
         <w:t>StructuredBuffer</w:t>
       </w:r>
+      <w:proofErr w:type="spellEnd"/>
       <w:r>
         <w:t xml:space="preserve"> asociado.</w:t>
       </w:r>
@@ -2098,6 +2395,7 @@
       <w:r>
         <w:t xml:space="preserve">Como las entidades son </w:t>
       </w:r>
+      <w:proofErr w:type="spellStart"/>
       <w:r>
         <w:rPr>
           <w:i/>
@@ -2105,29 +2403,58 @@
         </w:rPr>
         <w:t>billboards</w:t>
       </w:r>
+      <w:proofErr w:type="spellEnd"/>
       <w:r>
         <w:t xml:space="preserve"> el </w:t>
       </w:r>
-      <w:r>
-        <w:rPr>
-          <w:i/>
-          <w:iCs/>
-        </w:rPr>
-        <w:t xml:space="preserve">shader </w:t>
+      <w:proofErr w:type="spellStart"/>
+      <w:r>
+        <w:rPr>
+          <w:i/>
+          <w:iCs/>
+        </w:rPr>
+        <w:t>shader</w:t>
+      </w:r>
+      <w:proofErr w:type="spellEnd"/>
+      <w:r>
+        <w:rPr>
+          <w:i/>
+          <w:iCs/>
+        </w:rPr>
+        <w:t xml:space="preserve"> </w:t>
       </w:r>
       <w:r>
         <w:t xml:space="preserve">de geometría va a trabajar en espacio de vista, por lo que la única función del </w:t>
       </w:r>
-      <w:r>
-        <w:rPr>
-          <w:i/>
-          <w:iCs/>
-        </w:rPr>
-        <w:t>vertex shader</w:t>
-      </w:r>
+      <w:proofErr w:type="spellStart"/>
+      <w:r>
+        <w:rPr>
+          <w:i/>
+          <w:iCs/>
+        </w:rPr>
+        <w:t>vertex</w:t>
+      </w:r>
+      <w:proofErr w:type="spellEnd"/>
+      <w:r>
+        <w:rPr>
+          <w:i/>
+          <w:iCs/>
+        </w:rPr>
+        <w:t xml:space="preserve"> </w:t>
+      </w:r>
+      <w:proofErr w:type="spellStart"/>
+      <w:r>
+        <w:rPr>
+          <w:i/>
+          <w:iCs/>
+        </w:rPr>
+        <w:t>shader</w:t>
+      </w:r>
+      <w:proofErr w:type="spellEnd"/>
       <w:r>
         <w:t xml:space="preserve"> es multiplicar cada vértice por la matriz </w:t>
       </w:r>
+      <w:proofErr w:type="spellStart"/>
       <w:r>
         <w:rPr>
           <w:i/>
@@ -2135,12 +2462,14 @@
         </w:rPr>
         <w:t>ModelView</w:t>
       </w:r>
+      <w:proofErr w:type="spellEnd"/>
       <w:r>
         <w:t xml:space="preserve"> y propagar su identificador a etapas posteriores</w:t>
       </w:r>
       <w:r>
         <w:t xml:space="preserve"> para poder leer la información correspondiente del </w:t>
       </w:r>
+      <w:proofErr w:type="spellStart"/>
       <w:r>
         <w:rPr>
           <w:i/>
@@ -2148,6 +2477,7 @@
         </w:rPr>
         <w:t>StructuredBuffer</w:t>
       </w:r>
+      <w:proofErr w:type="spellEnd"/>
       <w:r>
         <w:t>.</w:t>
       </w:r>
@@ -2162,6 +2492,7 @@
       <w:r>
         <w:t xml:space="preserve"> </w:t>
       </w:r>
+      <w:proofErr w:type="spellStart"/>
       <w:r>
         <w:rPr>
           <w:i/>
@@ -2169,16 +2500,35 @@
         </w:rPr>
         <w:t>shader</w:t>
       </w:r>
+      <w:proofErr w:type="spellEnd"/>
       <w:r>
         <w:t xml:space="preserve"> de geometría recibe cada vértice del </w:t>
       </w:r>
-      <w:r>
-        <w:rPr>
-          <w:i/>
-          <w:iCs/>
-        </w:rPr>
-        <w:t>point mesh</w:t>
-      </w:r>
+      <w:proofErr w:type="spellStart"/>
+      <w:r>
+        <w:rPr>
+          <w:i/>
+          <w:iCs/>
+        </w:rPr>
+        <w:t>point</w:t>
+      </w:r>
+      <w:proofErr w:type="spellEnd"/>
+      <w:r>
+        <w:rPr>
+          <w:i/>
+          <w:iCs/>
+        </w:rPr>
+        <w:t xml:space="preserve"> </w:t>
+      </w:r>
+      <w:proofErr w:type="spellStart"/>
+      <w:r>
+        <w:rPr>
+          <w:i/>
+          <w:iCs/>
+        </w:rPr>
+        <w:t>mesh</w:t>
+      </w:r>
+      <w:proofErr w:type="spellEnd"/>
       <w:r>
         <w:t xml:space="preserve"> de forma individual y genera a partir de él la geometría completa de un pez, compuesta por un máximo de NUM_VERTEX vértices.</w:t>
       </w:r>
@@ -2231,12 +2581,21 @@
       <w:r>
         <w:t xml:space="preserve">, lo primero que se hace es establecer los ejes </w:t>
       </w:r>
-      <w:r>
-        <w:rPr>
-          <w:i/>
-          <w:iCs/>
-        </w:rPr>
-        <w:t xml:space="preserve">right </w:t>
+      <w:proofErr w:type="spellStart"/>
+      <w:r>
+        <w:rPr>
+          <w:i/>
+          <w:iCs/>
+        </w:rPr>
+        <w:t>right</w:t>
+      </w:r>
+      <w:proofErr w:type="spellEnd"/>
+      <w:r>
+        <w:rPr>
+          <w:i/>
+          <w:iCs/>
+        </w:rPr>
+        <w:t xml:space="preserve"> </w:t>
       </w:r>
       <w:r>
         <w:t xml:space="preserve">y </w:t>
@@ -2251,6 +2610,7 @@
       <w:r>
         <w:t xml:space="preserve"> del </w:t>
       </w:r>
+      <w:proofErr w:type="spellStart"/>
       <w:r>
         <w:rPr>
           <w:i/>
@@ -2258,6 +2618,7 @@
         </w:rPr>
         <w:t>billboard</w:t>
       </w:r>
+      <w:proofErr w:type="spellEnd"/>
       <w:r>
         <w:t xml:space="preserve">. </w:t>
       </w:r>
@@ -2355,8 +2716,13 @@
       </w:fldSimple>
       <w:bookmarkEnd w:id="5"/>
       <w:r>
-        <w:t>. Obtención de los ejes del billboard</w:t>
-      </w:r>
+        <w:t xml:space="preserve">. Obtención de los ejes del </w:t>
+      </w:r>
+      <w:proofErr w:type="spellStart"/>
+      <w:r>
+        <w:t>billboard</w:t>
+      </w:r>
+      <w:proofErr w:type="spellEnd"/>
     </w:p>
     <w:p>
       <w:pPr>
@@ -2371,6 +2737,7 @@
       <w:r>
         <w:t xml:space="preserve"> </w:t>
       </w:r>
+      <w:proofErr w:type="spellStart"/>
       <w:r>
         <w:rPr>
           <w:i/>
@@ -2378,6 +2745,7 @@
         </w:rPr>
         <w:t>offsets</w:t>
       </w:r>
+      <w:proofErr w:type="spellEnd"/>
       <w:r>
         <w:t xml:space="preserve"> </w:t>
       </w:r>
@@ -2405,6 +2773,7 @@
       <w:r>
         <w:t xml:space="preserve"> </w:t>
       </w:r>
+      <w:proofErr w:type="spellStart"/>
       <w:r>
         <w:rPr>
           <w:i/>
@@ -2412,6 +2781,7 @@
         </w:rPr>
         <w:t>quad</w:t>
       </w:r>
+      <w:proofErr w:type="spellEnd"/>
       <w:r>
         <w:t xml:space="preserve"> sobre el </w:t>
       </w:r>
@@ -2544,8 +2914,17 @@
           <w:i/>
           <w:iCs/>
         </w:rPr>
-        <w:t>_TailPosition</w:t>
-      </w:r>
+        <w:t>_</w:t>
+      </w:r>
+      <w:proofErr w:type="spellStart"/>
+      <w:r>
+        <w:rPr>
+          <w:i/>
+          <w:iCs/>
+        </w:rPr>
+        <w:t>TailPosition</w:t>
+      </w:r>
+      <w:proofErr w:type="spellEnd"/>
       <w:r>
         <w:t>, cuyo valor se encuentra acotado en el intervalo [0, 1], se realiza una interpolación para crear posiciones intermedias que permitan llevar a cabo el movimiento de la cola.</w:t>
       </w:r>
@@ -2664,11 +3043,21 @@
           <w:i/>
           <w:iCs/>
         </w:rPr>
-        <w:t>_Time.y</w:t>
-      </w:r>
+        <w:t>_</w:t>
+      </w:r>
+      <w:proofErr w:type="spellStart"/>
+      <w:r>
+        <w:rPr>
+          <w:i/>
+          <w:iCs/>
+        </w:rPr>
+        <w:t>Time.y</w:t>
+      </w:r>
+      <w:proofErr w:type="spellEnd"/>
       <w:r>
         <w:t xml:space="preserve"> multiplicado por la velocidad de la entidad, que arroja un valor en el intervalo [-1, 1], y se multiplica por el valor _</w:t>
       </w:r>
+      <w:proofErr w:type="spellStart"/>
       <w:r>
         <w:rPr>
           <w:i/>
@@ -2676,6 +3065,7 @@
         </w:rPr>
         <w:t>MaxTailAngle</w:t>
       </w:r>
+      <w:proofErr w:type="spellEnd"/>
       <w:r>
         <w:t>, la angulación máxima que puede alcanzar la cola en grados.</w:t>
       </w:r>
@@ -2687,16 +3077,26 @@
       <w:r>
         <w:t xml:space="preserve">Para finalizar la etapa de geometría, haciendo uso de la función auxiliar </w:t>
       </w:r>
-      <w:r>
-        <w:rPr>
-          <w:i/>
-          <w:iCs/>
-        </w:rPr>
-        <w:t>GenerateVertex()</w:t>
+      <w:proofErr w:type="spellStart"/>
+      <w:r>
+        <w:rPr>
+          <w:i/>
+          <w:iCs/>
+        </w:rPr>
+        <w:t>GenerateVertex</w:t>
+      </w:r>
+      <w:proofErr w:type="spellEnd"/>
+      <w:r>
+        <w:rPr>
+          <w:i/>
+          <w:iCs/>
+        </w:rPr>
+        <w:t>()</w:t>
       </w:r>
       <w:r>
         <w:t xml:space="preserve"> se crean las estructuras </w:t>
       </w:r>
+      <w:proofErr w:type="spellStart"/>
       <w:r>
         <w:rPr>
           <w:i/>
@@ -2704,6 +3104,7 @@
         </w:rPr>
         <w:t>GeometryOutput</w:t>
       </w:r>
+      <w:proofErr w:type="spellEnd"/>
       <w:r>
         <w:t xml:space="preserve"> con las que rellenar</w:t>
       </w:r>
@@ -2720,26 +3121,45 @@
       <w:r>
         <w:t xml:space="preserve"> </w:t>
       </w:r>
-      <w:r>
-        <w:rPr>
-          <w:i/>
-          <w:iCs/>
-        </w:rPr>
-        <w:t xml:space="preserve">TriangleStream </w:t>
+      <w:proofErr w:type="spellStart"/>
+      <w:r>
+        <w:rPr>
+          <w:i/>
+          <w:iCs/>
+        </w:rPr>
+        <w:t>TriangleStream</w:t>
+      </w:r>
+      <w:proofErr w:type="spellEnd"/>
+      <w:r>
+        <w:rPr>
+          <w:i/>
+          <w:iCs/>
+        </w:rPr>
+        <w:t xml:space="preserve"> </w:t>
       </w:r>
       <w:r>
         <w:t xml:space="preserve">saliente. </w:t>
       </w:r>
-      <w:r>
-        <w:rPr>
-          <w:i/>
-          <w:iCs/>
-        </w:rPr>
-        <w:t>GenerateVertex()</w:t>
+      <w:proofErr w:type="spellStart"/>
+      <w:r>
+        <w:rPr>
+          <w:i/>
+          <w:iCs/>
+        </w:rPr>
+        <w:t>GenerateVertex</w:t>
+      </w:r>
+      <w:proofErr w:type="spellEnd"/>
+      <w:r>
+        <w:rPr>
+          <w:i/>
+          <w:iCs/>
+        </w:rPr>
+        <w:t>()</w:t>
       </w:r>
       <w:r>
         <w:t xml:space="preserve">, de forma muy similar al </w:t>
       </w:r>
+      <w:proofErr w:type="spellStart"/>
       <w:r>
         <w:rPr>
           <w:i/>
@@ -2747,6 +3167,7 @@
         </w:rPr>
         <w:t>shader</w:t>
       </w:r>
+      <w:proofErr w:type="spellEnd"/>
       <w:r>
         <w:t xml:space="preserve"> de hierba desarrollado en las clases prácticas de la asignatura, genera una estructura que almacena la posición en </w:t>
       </w:r>
@@ -2755,20 +3176,50 @@
           <w:i/>
           <w:iCs/>
         </w:rPr>
-        <w:t xml:space="preserve">clip space </w:t>
-      </w:r>
-      <w:r>
-        <w:t>de un determinado vértice junto con sus coordenadas uv</w:t>
-      </w:r>
+        <w:t xml:space="preserve">clip </w:t>
+      </w:r>
+      <w:proofErr w:type="spellStart"/>
+      <w:r>
+        <w:rPr>
+          <w:i/>
+          <w:iCs/>
+        </w:rPr>
+        <w:t>space</w:t>
+      </w:r>
+      <w:proofErr w:type="spellEnd"/>
+      <w:r>
+        <w:rPr>
+          <w:i/>
+          <w:iCs/>
+        </w:rPr>
+        <w:t xml:space="preserve"> </w:t>
+      </w:r>
+      <w:r>
+        <w:t xml:space="preserve">de un determinado vértice junto con sus coordenadas </w:t>
+      </w:r>
+      <w:proofErr w:type="spellStart"/>
+      <w:r>
+        <w:t>uv</w:t>
+      </w:r>
+      <w:proofErr w:type="spellEnd"/>
       <w:r>
         <w:t xml:space="preserve">, las cuales son asignadas de forma trivial al tratarse de un simple </w:t>
       </w:r>
-      <w:r>
-        <w:rPr>
-          <w:i/>
-          <w:iCs/>
-        </w:rPr>
-        <w:t xml:space="preserve">quad </w:t>
+      <w:proofErr w:type="spellStart"/>
+      <w:r>
+        <w:rPr>
+          <w:i/>
+          <w:iCs/>
+        </w:rPr>
+        <w:t>quad</w:t>
+      </w:r>
+      <w:proofErr w:type="spellEnd"/>
+      <w:r>
+        <w:rPr>
+          <w:i/>
+          <w:iCs/>
+        </w:rPr>
+        <w:t xml:space="preserve"> </w:t>
       </w:r>
       <w:r>
         <w:t>con dos vértices intermedios.</w:t>
@@ -2779,7 +3230,15 @@
         <w:jc w:val="both"/>
       </w:pPr>
       <w:r>
-        <w:t>Finalmente, en la etapa de fragmentos se lee la textura del pez a través de las coordenadas uv y, tras descartar la parte negra de la imagen y aplicar niebla, se devuelve el color final. La niebla es aplicada con el fin de conseguir que los peces más lejanos a la cámara se vean menos, tratando de simular la opacidad del agua.</w:t>
+        <w:t xml:space="preserve">Finalmente, en la etapa de fragmentos se lee la textura del pez a través de las coordenadas </w:t>
+      </w:r>
+      <w:proofErr w:type="spellStart"/>
+      <w:r>
+        <w:t>uv</w:t>
+      </w:r>
+      <w:proofErr w:type="spellEnd"/>
+      <w:r>
+        <w:t xml:space="preserve"> y, tras descartar la parte negra de la imagen y aplicar niebla, se devuelve el color final. La niebla es aplicada con el fin de conseguir que los peces más lejanos a la cámara se vean menos, tratando de simular la opacidad del agua.</w:t>
       </w:r>
     </w:p>
     <w:p>
@@ -2813,12 +3272,21 @@
       <w:r>
         <w:t xml:space="preserve"> se puede observar el resultado obtenido: un </w:t>
       </w:r>
-      <w:r>
-        <w:rPr>
-          <w:i/>
-          <w:iCs/>
-        </w:rPr>
-        <w:t xml:space="preserve">billboard </w:t>
+      <w:proofErr w:type="spellStart"/>
+      <w:r>
+        <w:rPr>
+          <w:i/>
+          <w:iCs/>
+        </w:rPr>
+        <w:t>billboard</w:t>
+      </w:r>
+      <w:proofErr w:type="spellEnd"/>
+      <w:r>
+        <w:rPr>
+          <w:i/>
+          <w:iCs/>
+        </w:rPr>
+        <w:t xml:space="preserve"> </w:t>
       </w:r>
       <w:r>
         <w:t>que muestra la imagen de</w:t>
@@ -2975,8 +3443,13 @@
       </w:fldSimple>
       <w:bookmarkEnd w:id="8"/>
       <w:r>
-        <w:t>. Resultado de Fish.shader</w:t>
-      </w:r>
+        <w:t xml:space="preserve">. Resultado de </w:t>
+      </w:r>
+      <w:proofErr w:type="spellStart"/>
+      <w:r>
+        <w:t>Fish.shader</w:t>
+      </w:r>
+      <w:proofErr w:type="spellEnd"/>
     </w:p>
     <w:p>
       <w:pPr>
@@ -3030,6 +3503,7 @@
       <w:r>
         <w:t xml:space="preserve"> con </w:t>
       </w:r>
+      <w:proofErr w:type="spellStart"/>
       <w:r>
         <w:rPr>
           <w:i/>
@@ -3037,6 +3511,7 @@
         </w:rPr>
         <w:t>shader</w:t>
       </w:r>
+      <w:proofErr w:type="spellEnd"/>
       <w:r>
         <w:t xml:space="preserve"> de geometría</w:t>
       </w:r>
@@ -3049,16 +3524,26 @@
       <w:r>
         <w:t xml:space="preserve">El </w:t>
       </w:r>
-      <w:r>
-        <w:rPr>
-          <w:i/>
-          <w:iCs/>
-        </w:rPr>
-        <w:t xml:space="preserve">shader </w:t>
+      <w:proofErr w:type="spellStart"/>
+      <w:r>
+        <w:rPr>
+          <w:i/>
+          <w:iCs/>
+        </w:rPr>
+        <w:t>shader</w:t>
+      </w:r>
+      <w:proofErr w:type="spellEnd"/>
+      <w:r>
+        <w:rPr>
+          <w:i/>
+          <w:iCs/>
+        </w:rPr>
+        <w:t xml:space="preserve"> </w:t>
       </w:r>
       <w:r>
         <w:t xml:space="preserve">de las gaviotas, encontrado en el archivo </w:t>
       </w:r>
+      <w:proofErr w:type="spellStart"/>
       <w:r>
         <w:rPr>
           <w:i/>
@@ -3066,9 +3551,11 @@
         </w:rPr>
         <w:t>Seagull.shader</w:t>
       </w:r>
+      <w:proofErr w:type="spellEnd"/>
       <w:r>
         <w:t xml:space="preserve">, sigue prácticamente la misma implementación que el de los peces, por lo que únicamente se profundizará en las diferencias respecto a </w:t>
       </w:r>
+      <w:proofErr w:type="spellStart"/>
       <w:r>
         <w:rPr>
           <w:i/>
@@ -3076,6 +3563,7 @@
         </w:rPr>
         <w:t>Fish.shader</w:t>
       </w:r>
+      <w:proofErr w:type="spellEnd"/>
       <w:r>
         <w:t>:</w:t>
       </w:r>
@@ -3087,6 +3575,7 @@
       <w:r>
         <w:t>En primer lugar, la imagen proporcionada se encuentra con la gaviota orientada en el eje vertical. Por motivos estéticos se decidió que las gaviotas quedarían mejor orientadas en el eje horizontal, por lo que se incluyó la propiedad _</w:t>
       </w:r>
+      <w:proofErr w:type="spellStart"/>
       <w:r>
         <w:rPr>
           <w:i/>
@@ -3094,6 +3583,7 @@
         </w:rPr>
         <w:t>StartingRot</w:t>
       </w:r>
+      <w:proofErr w:type="spellEnd"/>
       <w:r>
         <w:t xml:space="preserve"> que, de </w:t>
       </w:r>
@@ -3109,6 +3599,7 @@
       <w:r>
         <w:t xml:space="preserve">en el </w:t>
       </w:r>
+      <w:proofErr w:type="spellStart"/>
       <w:r>
         <w:rPr>
           <w:i/>
@@ -3116,6 +3607,7 @@
         </w:rPr>
         <w:t>billboard</w:t>
       </w:r>
+      <w:proofErr w:type="spellEnd"/>
       <w:r>
         <w:t xml:space="preserve"> del pez, </w:t>
       </w:r>
@@ -3135,8 +3627,17 @@
           <w:i/>
           <w:iCs/>
         </w:rPr>
-        <w:t>_WingsPosition</w:t>
-      </w:r>
+        <w:t>_</w:t>
+      </w:r>
+      <w:proofErr w:type="spellStart"/>
+      <w:r>
+        <w:rPr>
+          <w:i/>
+          <w:iCs/>
+        </w:rPr>
+        <w:t>WingsPosition</w:t>
+      </w:r>
+      <w:proofErr w:type="spellEnd"/>
       <w:r>
         <w:t>, asegurando de esta forma que las alas queden definidas de forma simétrica a partir de un único parámetro.</w:t>
       </w:r>
@@ -3257,12 +3758,21 @@
       <w:r>
         <w:t xml:space="preserve">La última diferencia radica en que, al estar fuera del agua, en el </w:t>
       </w:r>
-      <w:r>
-        <w:rPr>
-          <w:i/>
-          <w:iCs/>
-        </w:rPr>
-        <w:t xml:space="preserve">shader </w:t>
+      <w:proofErr w:type="spellStart"/>
+      <w:r>
+        <w:rPr>
+          <w:i/>
+          <w:iCs/>
+        </w:rPr>
+        <w:t>shader</w:t>
+      </w:r>
+      <w:proofErr w:type="spellEnd"/>
+      <w:r>
+        <w:rPr>
+          <w:i/>
+          <w:iCs/>
+        </w:rPr>
+        <w:t xml:space="preserve"> </w:t>
       </w:r>
       <w:r>
         <w:t xml:space="preserve">de las gaviotas no hace falta incluir la niebla para simular la opacidad del agua. El resultado obtenido es visible en la </w:t>
@@ -3437,8 +3947,13 @@
       </w:fldSimple>
       <w:bookmarkEnd w:id="11"/>
       <w:r>
-        <w:t>. Resultado de Seagull.shader</w:t>
-      </w:r>
+        <w:t xml:space="preserve">. Resultado de </w:t>
+      </w:r>
+      <w:proofErr w:type="spellStart"/>
+      <w:r>
+        <w:t>Seagull.shader</w:t>
+      </w:r>
+      <w:proofErr w:type="spellEnd"/>
     </w:p>
     <w:p/>
     <w:p>
@@ -3450,12 +3965,21 @@
         <w:lastRenderedPageBreak/>
         <w:t xml:space="preserve">Mar con </w:t>
       </w:r>
-      <w:r>
-        <w:rPr>
-          <w:i/>
-          <w:iCs/>
-        </w:rPr>
-        <w:t xml:space="preserve">displacement-map </w:t>
+      <w:proofErr w:type="spellStart"/>
+      <w:r>
+        <w:rPr>
+          <w:i/>
+          <w:iCs/>
+        </w:rPr>
+        <w:t>displacement-map</w:t>
+      </w:r>
+      <w:proofErr w:type="spellEnd"/>
+      <w:r>
+        <w:rPr>
+          <w:i/>
+          <w:iCs/>
+        </w:rPr>
+        <w:t xml:space="preserve"> </w:t>
       </w:r>
       <w:r>
         <w:t>y teselación</w:t>
@@ -3469,25 +3993,60 @@
       <w:r>
         <w:t xml:space="preserve">La implementación del mar parte de un plano con el </w:t>
       </w:r>
-      <w:r>
-        <w:rPr>
-          <w:i/>
-          <w:iCs/>
-        </w:rPr>
-        <w:t>shader Water.shader</w:t>
-      </w:r>
+      <w:proofErr w:type="spellStart"/>
+      <w:r>
+        <w:rPr>
+          <w:i/>
+          <w:iCs/>
+        </w:rPr>
+        <w:t>shader</w:t>
+      </w:r>
+      <w:proofErr w:type="spellEnd"/>
+      <w:r>
+        <w:rPr>
+          <w:i/>
+          <w:iCs/>
+        </w:rPr>
+        <w:t xml:space="preserve"> </w:t>
+      </w:r>
+      <w:proofErr w:type="spellStart"/>
+      <w:r>
+        <w:rPr>
+          <w:i/>
+          <w:iCs/>
+        </w:rPr>
+        <w:t>Water.shader</w:t>
+      </w:r>
+      <w:proofErr w:type="spellEnd"/>
       <w:r>
         <w:t xml:space="preserve">. Este, en su etapa de vértices, genera un </w:t>
       </w:r>
-      <w:r>
-        <w:rPr>
-          <w:i/>
-          <w:iCs/>
-        </w:rPr>
-        <w:t xml:space="preserve">VertexOutput </w:t>
-      </w:r>
-      <w:r>
-        <w:t xml:space="preserve">que consta de las posiciones locales, las normales, las tangentes y las coordenadas uv de los vértices, necesarias más adelante en la etapa de teselación. </w:t>
+      <w:proofErr w:type="spellStart"/>
+      <w:r>
+        <w:rPr>
+          <w:i/>
+          <w:iCs/>
+        </w:rPr>
+        <w:t>VertexOutput</w:t>
+      </w:r>
+      <w:proofErr w:type="spellEnd"/>
+      <w:r>
+        <w:rPr>
+          <w:i/>
+          <w:iCs/>
+        </w:rPr>
+        <w:t xml:space="preserve"> </w:t>
+      </w:r>
+      <w:r>
+        <w:t xml:space="preserve">que consta de las posiciones locales, las normales, las tangentes y las coordenadas </w:t>
+      </w:r>
+      <w:proofErr w:type="spellStart"/>
+      <w:r>
+        <w:t>uv</w:t>
+      </w:r>
+      <w:proofErr w:type="spellEnd"/>
+      <w:r>
+        <w:t xml:space="preserve"> de los vértices, necesarias más adelante en la etapa de teselación. </w:t>
       </w:r>
     </w:p>
     <w:p>
@@ -3555,8 +4114,13 @@
       </w:fldSimple>
       <w:bookmarkEnd w:id="13"/>
       <w:r>
-        <w:t>. Etapa de vértices de Water.shader</w:t>
-      </w:r>
+        <w:t xml:space="preserve">. Etapa de vértices de </w:t>
+      </w:r>
+      <w:proofErr w:type="spellStart"/>
+      <w:r>
+        <w:t>Water.shader</w:t>
+      </w:r>
+      <w:proofErr w:type="spellEnd"/>
     </w:p>
     <w:p>
       <w:pPr>
@@ -3589,12 +4153,21 @@
       <w:r>
         <w:t xml:space="preserve"> muestra la etapa de vértices en el </w:t>
       </w:r>
-      <w:r>
-        <w:rPr>
-          <w:i/>
-          <w:iCs/>
-        </w:rPr>
-        <w:t xml:space="preserve">shader </w:t>
+      <w:proofErr w:type="spellStart"/>
+      <w:r>
+        <w:rPr>
+          <w:i/>
+          <w:iCs/>
+        </w:rPr>
+        <w:t>shader</w:t>
+      </w:r>
+      <w:proofErr w:type="spellEnd"/>
+      <w:r>
+        <w:rPr>
+          <w:i/>
+          <w:iCs/>
+        </w:rPr>
+        <w:t xml:space="preserve"> </w:t>
       </w:r>
       <w:r>
         <w:t>del agua, en la que se aprecia la multiplicación de los vértices por un factor de escala _</w:t>
@@ -3609,12 +4182,37 @@
       <w:r>
         <w:t xml:space="preserve"> con el objetivo de poder hacer el mar todo lo grande que se quiera. Las coordenadas se mantienen locales de momento, pues el </w:t>
       </w:r>
-      <w:r>
-        <w:rPr>
-          <w:i/>
-          <w:iCs/>
-        </w:rPr>
-        <w:t xml:space="preserve">domain shader </w:t>
+      <w:proofErr w:type="spellStart"/>
+      <w:r>
+        <w:rPr>
+          <w:i/>
+          <w:iCs/>
+        </w:rPr>
+        <w:t>domain</w:t>
+      </w:r>
+      <w:proofErr w:type="spellEnd"/>
+      <w:r>
+        <w:rPr>
+          <w:i/>
+          <w:iCs/>
+        </w:rPr>
+        <w:t xml:space="preserve"> </w:t>
+      </w:r>
+      <w:proofErr w:type="spellStart"/>
+      <w:r>
+        <w:rPr>
+          <w:i/>
+          <w:iCs/>
+        </w:rPr>
+        <w:t>shader</w:t>
+      </w:r>
+      <w:proofErr w:type="spellEnd"/>
+      <w:r>
+        <w:rPr>
+          <w:i/>
+          <w:iCs/>
+        </w:rPr>
+        <w:t xml:space="preserve"> </w:t>
       </w:r>
       <w:r>
         <w:t xml:space="preserve">de la etapa de teselación trabajará en este marco </w:t>
@@ -3622,6 +4220,7 @@
       <w:r>
         <w:t xml:space="preserve">para aplicar el </w:t>
       </w:r>
+      <w:proofErr w:type="spellStart"/>
       <w:r>
         <w:rPr>
           <w:i/>
@@ -3629,6 +4228,7 @@
         </w:rPr>
         <w:t>displacement-map</w:t>
       </w:r>
+      <w:proofErr w:type="spellEnd"/>
       <w:r>
         <w:t>.</w:t>
       </w:r>
@@ -3643,36 +4243,73 @@
       <w:r>
         <w:t xml:space="preserve">Ya en etapa de teselación, el </w:t>
       </w:r>
-      <w:r>
-        <w:rPr>
-          <w:i/>
-          <w:iCs/>
-        </w:rPr>
-        <w:t>hull shader</w:t>
-      </w:r>
+      <w:proofErr w:type="spellStart"/>
+      <w:r>
+        <w:rPr>
+          <w:i/>
+          <w:iCs/>
+        </w:rPr>
+        <w:t>hull</w:t>
+      </w:r>
+      <w:proofErr w:type="spellEnd"/>
+      <w:r>
+        <w:rPr>
+          <w:i/>
+          <w:iCs/>
+        </w:rPr>
+        <w:t xml:space="preserve"> </w:t>
+      </w:r>
+      <w:proofErr w:type="spellStart"/>
+      <w:r>
+        <w:rPr>
+          <w:i/>
+          <w:iCs/>
+        </w:rPr>
+        <w:t>shader</w:t>
+      </w:r>
+      <w:proofErr w:type="spellEnd"/>
       <w:r>
         <w:t xml:space="preserve">, al igual que en el </w:t>
       </w:r>
-      <w:r>
-        <w:rPr>
-          <w:i/>
-          <w:iCs/>
-        </w:rPr>
-        <w:t xml:space="preserve">shader </w:t>
+      <w:proofErr w:type="spellStart"/>
+      <w:r>
+        <w:rPr>
+          <w:i/>
+          <w:iCs/>
+        </w:rPr>
+        <w:t>shader</w:t>
+      </w:r>
+      <w:proofErr w:type="spellEnd"/>
+      <w:r>
+        <w:rPr>
+          <w:i/>
+          <w:iCs/>
+        </w:rPr>
+        <w:t xml:space="preserve"> </w:t>
       </w:r>
       <w:r>
         <w:t xml:space="preserve">de hierba implementado en clase, hace uso de la función </w:t>
       </w:r>
-      <w:r>
-        <w:rPr>
-          <w:i/>
-          <w:iCs/>
-        </w:rPr>
-        <w:t xml:space="preserve">patchConstantFunction() </w:t>
+      <w:proofErr w:type="spellStart"/>
+      <w:r>
+        <w:rPr>
+          <w:i/>
+          <w:iCs/>
+        </w:rPr>
+        <w:t>patchConstantFunction</w:t>
+      </w:r>
+      <w:proofErr w:type="spellEnd"/>
+      <w:r>
+        <w:rPr>
+          <w:i/>
+          <w:iCs/>
+        </w:rPr>
+        <w:t xml:space="preserve">() </w:t>
       </w:r>
       <w:r>
         <w:t xml:space="preserve">y de la estructura </w:t>
       </w:r>
+      <w:proofErr w:type="spellStart"/>
       <w:r>
         <w:rPr>
           <w:i/>
@@ -3680,8 +4317,17 @@
         </w:rPr>
         <w:t>TessellationFactors</w:t>
       </w:r>
-      <w:r>
-        <w:t xml:space="preserve"> para indicar al TPC el número de subdivisiones a realizar a partir de la variable _TessellationFactor:</w:t>
+      <w:proofErr w:type="spellEnd"/>
+      <w:r>
+        <w:t xml:space="preserve"> para indicar al TPC el número de subdivisiones a realizar a partir de la variable _</w:t>
+      </w:r>
+      <w:proofErr w:type="spellStart"/>
+      <w:r>
+        <w:t>TessellationFactor</w:t>
+      </w:r>
+      <w:proofErr w:type="spellEnd"/>
+      <w:r>
+        <w:t>:</w:t>
       </w:r>
     </w:p>
     <w:p>
@@ -3747,7 +4393,15 @@
         </w:r>
       </w:fldSimple>
       <w:r>
-        <w:t>. Hull shader del agua</w:t>
+        <w:t xml:space="preserve">. Hull </w:t>
+      </w:r>
+      <w:proofErr w:type="spellStart"/>
+      <w:r>
+        <w:t>shader</w:t>
+      </w:r>
+      <w:proofErr w:type="spellEnd"/>
+      <w:r>
+        <w:t xml:space="preserve"> del agua</w:t>
       </w:r>
     </w:p>
     <w:p>
@@ -3757,15 +4411,49 @@
       <w:r>
         <w:t xml:space="preserve">Posteriormente, en el </w:t>
       </w:r>
-      <w:r>
-        <w:rPr>
-          <w:i/>
-          <w:iCs/>
-        </w:rPr>
-        <w:t>domain shader</w:t>
-      </w:r>
-      <w:r>
-        <w:t xml:space="preserve">, tras realizar la interpolación de los vértices, las normales, las tangentes y las coordenadas uv a través de coordenadas baricéntricas, se lee la información del mapa de desplazamiento y se traduce </w:t>
+      <w:proofErr w:type="spellStart"/>
+      <w:r>
+        <w:rPr>
+          <w:i/>
+          <w:iCs/>
+        </w:rPr>
+        <w:t>domain</w:t>
+      </w:r>
+      <w:proofErr w:type="spellEnd"/>
+      <w:r>
+        <w:rPr>
+          <w:i/>
+          <w:iCs/>
+        </w:rPr>
+        <w:t xml:space="preserve"> </w:t>
+      </w:r>
+      <w:proofErr w:type="spellStart"/>
+      <w:r>
+        <w:rPr>
+          <w:i/>
+          <w:iCs/>
+        </w:rPr>
+        <w:t>shader</w:t>
+      </w:r>
+      <w:proofErr w:type="spellEnd"/>
+      <w:r>
+        <w:t xml:space="preserve">, tras realizar la interpolación de los vértices, las normales, las tangentes y las coordenadas </w:t>
+      </w:r>
+      <w:proofErr w:type="spellStart"/>
+      <w:r>
+        <w:t>uv</w:t>
+      </w:r>
+      <w:proofErr w:type="spellEnd"/>
+      <w:r>
+        <w:t xml:space="preserve"> a través de coordenadas </w:t>
+      </w:r>
+      <w:proofErr w:type="spellStart"/>
+      <w:r>
+        <w:t>baricéntricas</w:t>
+      </w:r>
+      <w:proofErr w:type="spellEnd"/>
+      <w:r>
+        <w:t xml:space="preserve">, se lee la información del mapa de desplazamiento y se traduce </w:t>
       </w:r>
       <w:r>
         <w:t>a</w:t>
@@ -3800,8 +4488,17 @@
           <w:i/>
           <w:iCs/>
         </w:rPr>
-        <w:t>clip space</w:t>
-      </w:r>
+        <w:t xml:space="preserve">clip </w:t>
+      </w:r>
+      <w:proofErr w:type="spellStart"/>
+      <w:r>
+        <w:rPr>
+          <w:i/>
+          <w:iCs/>
+        </w:rPr>
+        <w:t>space</w:t>
+      </w:r>
+      <w:proofErr w:type="spellEnd"/>
       <w:r>
         <w:t xml:space="preserve">. El proceso, mostrado en la </w:t>
       </w:r>
@@ -3829,12 +4526,21 @@
       <w:r>
         <w:t xml:space="preserve">, es simple: tras aplicar el </w:t>
       </w:r>
-      <w:r>
-        <w:rPr>
-          <w:i/>
-          <w:iCs/>
-        </w:rPr>
-        <w:t xml:space="preserve">tiling </w:t>
+      <w:proofErr w:type="spellStart"/>
+      <w:r>
+        <w:rPr>
+          <w:i/>
+          <w:iCs/>
+        </w:rPr>
+        <w:t>tiling</w:t>
+      </w:r>
+      <w:proofErr w:type="spellEnd"/>
+      <w:r>
+        <w:rPr>
+          <w:i/>
+          <w:iCs/>
+        </w:rPr>
+        <w:t xml:space="preserve"> </w:t>
       </w:r>
       <w:r>
         <w:t xml:space="preserve">y el </w:t>
@@ -3847,7 +4553,15 @@
         <w:t xml:space="preserve">offset </w:t>
       </w:r>
       <w:r>
-        <w:t>de la textura a las coordenadas uv interpoladas, se lee la información del mapa como valores dentro del rango [-1, 1]</w:t>
+        <w:t xml:space="preserve">de la textura a las coordenadas </w:t>
+      </w:r>
+      <w:proofErr w:type="spellStart"/>
+      <w:r>
+        <w:t>uv</w:t>
+      </w:r>
+      <w:proofErr w:type="spellEnd"/>
+      <w:r>
+        <w:t xml:space="preserve"> interpoladas, se lee la información del mapa como valores dentro del rango [-1, 1]</w:t>
       </w:r>
       <w:r>
         <w:t>. El resultado obtenido se multiplica por</w:t>
@@ -3860,8 +4574,17 @@
           <w:i/>
           <w:iCs/>
         </w:rPr>
-        <w:t>_MaxHeight</w:t>
-      </w:r>
+        <w:t>_</w:t>
+      </w:r>
+      <w:proofErr w:type="spellStart"/>
+      <w:r>
+        <w:rPr>
+          <w:i/>
+          <w:iCs/>
+        </w:rPr>
+        <w:t>MaxHeight</w:t>
+      </w:r>
+      <w:proofErr w:type="spellEnd"/>
       <w:r>
         <w:t xml:space="preserve">) </w:t>
       </w:r>
@@ -3946,9 +4669,19 @@
       <w:r>
         <w:t xml:space="preserve">el </w:t>
       </w:r>
-      <w:r>
-        <w:t>domain shader</w:t>
-      </w:r>
+      <w:proofErr w:type="spellStart"/>
+      <w:r>
+        <w:t>domain</w:t>
+      </w:r>
+      <w:proofErr w:type="spellEnd"/>
+      <w:r>
+        <w:t xml:space="preserve"> </w:t>
+      </w:r>
+      <w:proofErr w:type="spellStart"/>
+      <w:r>
+        <w:t>shader</w:t>
+      </w:r>
+      <w:proofErr w:type="spellEnd"/>
     </w:p>
     <w:p>
       <w:pPr>
@@ -3957,13 +4690,31 @@
       <w:r>
         <w:t xml:space="preserve">La última tarea del </w:t>
       </w:r>
-      <w:r>
-        <w:rPr>
-          <w:i/>
-          <w:iCs/>
-        </w:rPr>
-        <w:t>domain shader</w:t>
-      </w:r>
+      <w:proofErr w:type="spellStart"/>
+      <w:r>
+        <w:rPr>
+          <w:i/>
+          <w:iCs/>
+        </w:rPr>
+        <w:t>domain</w:t>
+      </w:r>
+      <w:proofErr w:type="spellEnd"/>
+      <w:r>
+        <w:rPr>
+          <w:i/>
+          <w:iCs/>
+        </w:rPr>
+        <w:t xml:space="preserve"> </w:t>
+      </w:r>
+      <w:proofErr w:type="spellStart"/>
+      <w:r>
+        <w:rPr>
+          <w:i/>
+          <w:iCs/>
+        </w:rPr>
+        <w:t>shader</w:t>
+      </w:r>
+      <w:proofErr w:type="spellEnd"/>
       <w:r>
         <w:t xml:space="preserve">, mostrada en la </w:t>
       </w:r>
@@ -3995,13 +4746,23 @@
         <w:t xml:space="preserve"> sería calcular la normal final a partir de la cual realizar la iluminación en la etapa de fragmentos posterior. Para ello construye la matriz TBN en espacio de mundo a partir de las normales y tangentes interpoladas anteriormente, y la utiliza para multiplicar el valor obtenido de la textura normal asociada al mapa de desplazamiento, generada con la herramienta </w:t>
       </w:r>
       <w:hyperlink r:id="rId21" w:history="1">
+        <w:proofErr w:type="spellStart"/>
         <w:r>
           <w:rPr>
             <w:rStyle w:val="Hipervnculo"/>
             <w:i/>
             <w:iCs/>
           </w:rPr>
-          <w:t>NormalMap-Online</w:t>
+          <w:t>NormalMap</w:t>
+        </w:r>
+        <w:proofErr w:type="spellEnd"/>
+        <w:r>
+          <w:rPr>
+            <w:rStyle w:val="Hipervnculo"/>
+            <w:i/>
+            <w:iCs/>
+          </w:rPr>
+          <w:t>-Online</w:t>
         </w:r>
       </w:hyperlink>
       <w:r>
@@ -4012,8 +4773,17 @@
           <w:i/>
           <w:iCs/>
         </w:rPr>
-        <w:t>_MaxHeight</w:t>
-      </w:r>
+        <w:t>_</w:t>
+      </w:r>
+      <w:proofErr w:type="spellStart"/>
+      <w:r>
+        <w:rPr>
+          <w:i/>
+          <w:iCs/>
+        </w:rPr>
+        <w:t>MaxHeight</w:t>
+      </w:r>
+      <w:proofErr w:type="spellEnd"/>
       <w:r>
         <w:t xml:space="preserve">, por lo que en algunos casos las normales recientemente calculadas pueden no cuadrar correctamente con la normal real. Por tanto, a partir del parámetro </w:t>
       </w:r>
@@ -4022,8 +4792,17 @@
           <w:i/>
           <w:iCs/>
         </w:rPr>
-        <w:t>_NormalMapStrength</w:t>
-      </w:r>
+        <w:t>_</w:t>
+      </w:r>
+      <w:proofErr w:type="spellStart"/>
+      <w:r>
+        <w:rPr>
+          <w:i/>
+          <w:iCs/>
+        </w:rPr>
+        <w:t>NormalMapStrength</w:t>
+      </w:r>
+      <w:proofErr w:type="spellEnd"/>
       <w:r>
         <w:t xml:space="preserve"> se puede interpolar entre la normal geométrica (la del plano) y la del mapa de normales, facilitando la obtención de iluminaciones realistas o más estéticamente placenteras. </w:t>
       </w:r>
@@ -4093,8 +4872,21 @@
       </w:fldSimple>
       <w:bookmarkEnd w:id="15"/>
       <w:r>
-        <w:t>. Cálculo de normales en el domain shader</w:t>
-      </w:r>
+        <w:t xml:space="preserve">. Cálculo de normales en el </w:t>
+      </w:r>
+      <w:proofErr w:type="spellStart"/>
+      <w:r>
+        <w:t>domain</w:t>
+      </w:r>
+      <w:proofErr w:type="spellEnd"/>
+      <w:r>
+        <w:t xml:space="preserve"> </w:t>
+      </w:r>
+      <w:proofErr w:type="spellStart"/>
+      <w:r>
+        <w:t>shader</w:t>
+      </w:r>
+      <w:proofErr w:type="spellEnd"/>
     </w:p>
     <w:p>
       <w:pPr>
@@ -4103,13 +4895,31 @@
       <w:r>
         <w:t xml:space="preserve">Finalmente, en el </w:t>
       </w:r>
-      <w:r>
-        <w:rPr>
-          <w:i/>
-          <w:iCs/>
-        </w:rPr>
-        <w:t>fragment shader</w:t>
-      </w:r>
+      <w:proofErr w:type="spellStart"/>
+      <w:r>
+        <w:rPr>
+          <w:i/>
+          <w:iCs/>
+        </w:rPr>
+        <w:t>fragment</w:t>
+      </w:r>
+      <w:proofErr w:type="spellEnd"/>
+      <w:r>
+        <w:rPr>
+          <w:i/>
+          <w:iCs/>
+        </w:rPr>
+        <w:t xml:space="preserve"> </w:t>
+      </w:r>
+      <w:proofErr w:type="spellStart"/>
+      <w:r>
+        <w:rPr>
+          <w:i/>
+          <w:iCs/>
+        </w:rPr>
+        <w:t>shader</w:t>
+      </w:r>
+      <w:proofErr w:type="spellEnd"/>
       <w:r>
         <w:t xml:space="preserve"> se llevó a cabo la iluminación del agua haciendo uso de la posición en coordenadas de mundo, previamente almacenada, y de la normal. Tal y como se muestra en la </w:t>
       </w:r>
@@ -4213,8 +5023,21 @@
       </w:fldSimple>
       <w:bookmarkEnd w:id="16"/>
       <w:r>
-        <w:t>. Iluminación del agua en el fragment shader</w:t>
-      </w:r>
+        <w:t xml:space="preserve">. Iluminación del agua en el </w:t>
+      </w:r>
+      <w:proofErr w:type="spellStart"/>
+      <w:r>
+        <w:t>fragment</w:t>
+      </w:r>
+      <w:proofErr w:type="spellEnd"/>
+      <w:r>
+        <w:t xml:space="preserve"> </w:t>
+      </w:r>
+      <w:proofErr w:type="spellStart"/>
+      <w:r>
+        <w:t>shader</w:t>
+      </w:r>
+      <w:proofErr w:type="spellEnd"/>
     </w:p>
     <w:p/>
     <w:p>
@@ -4356,12 +5179,21 @@
       <w:r>
         <w:t xml:space="preserve">, la obtención del desplazamiento vertical se ve afectada por el </w:t>
       </w:r>
-      <w:r>
-        <w:rPr>
-          <w:i/>
-          <w:iCs/>
-        </w:rPr>
-        <w:t xml:space="preserve">tiling </w:t>
+      <w:proofErr w:type="spellStart"/>
+      <w:r>
+        <w:rPr>
+          <w:i/>
+          <w:iCs/>
+        </w:rPr>
+        <w:t>tiling</w:t>
+      </w:r>
+      <w:proofErr w:type="spellEnd"/>
+      <w:r>
+        <w:rPr>
+          <w:i/>
+          <w:iCs/>
+        </w:rPr>
+        <w:t xml:space="preserve"> </w:t>
       </w:r>
       <w:r>
         <w:t xml:space="preserve">y el </w:t>
@@ -4376,12 +5208,21 @@
       <w:r>
         <w:t xml:space="preserve">de la textura. Sin embargo, en el propio </w:t>
       </w:r>
-      <w:r>
-        <w:rPr>
-          <w:i/>
-          <w:iCs/>
-        </w:rPr>
-        <w:t xml:space="preserve">shader </w:t>
+      <w:proofErr w:type="spellStart"/>
+      <w:r>
+        <w:rPr>
+          <w:i/>
+          <w:iCs/>
+        </w:rPr>
+        <w:t>shader</w:t>
+      </w:r>
+      <w:proofErr w:type="spellEnd"/>
+      <w:r>
+        <w:rPr>
+          <w:i/>
+          <w:iCs/>
+        </w:rPr>
+        <w:t xml:space="preserve"> </w:t>
       </w:r>
       <w:r>
         <w:t xml:space="preserve">no actualiza de ninguno de los dos parámetros, motivo por el cual las olas permanecen estáticas. </w:t>
@@ -4394,6 +5235,7 @@
       <w:r>
         <w:t xml:space="preserve">Para implementar el movimiento de las olas se creó el fichero </w:t>
       </w:r>
+      <w:proofErr w:type="spellStart"/>
       <w:r>
         <w:rPr>
           <w:i/>
@@ -4401,6 +5243,7 @@
         </w:rPr>
         <w:t>Water.cs</w:t>
       </w:r>
+      <w:proofErr w:type="spellEnd"/>
       <w:r>
         <w:t xml:space="preserve">, que actualiza continuamente el </w:t>
       </w:r>
@@ -4433,7 +5276,15 @@
         <w:t xml:space="preserve">un intervalo de tiempo y una velocidad de interpolación, </w:t>
       </w:r>
       <w:r>
-        <w:t xml:space="preserve">a través de una corrutina actualiza la velocidad de desplazamiento del </w:t>
+        <w:t xml:space="preserve">a través de una </w:t>
+      </w:r>
+      <w:proofErr w:type="spellStart"/>
+      <w:r>
+        <w:t>corrutina</w:t>
+      </w:r>
+      <w:proofErr w:type="spellEnd"/>
+      <w:r>
+        <w:t xml:space="preserve"> actualiza la velocidad de desplazamiento del </w:t>
       </w:r>
       <w:r>
         <w:rPr>
@@ -4542,12 +5393,21 @@
       <w:r>
         <w:t xml:space="preserve">En el </w:t>
       </w:r>
-      <w:r>
-        <w:rPr>
-          <w:i/>
-          <w:iCs/>
-        </w:rPr>
-        <w:t>Update()</w:t>
+      <w:proofErr w:type="spellStart"/>
+      <w:r>
+        <w:rPr>
+          <w:i/>
+          <w:iCs/>
+        </w:rPr>
+        <w:t>Update</w:t>
+      </w:r>
+      <w:proofErr w:type="spellEnd"/>
+      <w:r>
+        <w:rPr>
+          <w:i/>
+          <w:iCs/>
+        </w:rPr>
+        <w:t>()</w:t>
       </w:r>
       <w:r>
         <w:t xml:space="preserve"> de este componente se actualiza el </w:t>
@@ -4581,12 +5441,21 @@
       <w:r>
         <w:t xml:space="preserve">Opcionalmente, se implementó un sistema de teselación adaptativa sobre el </w:t>
       </w:r>
-      <w:r>
-        <w:rPr>
-          <w:i/>
-          <w:iCs/>
-        </w:rPr>
-        <w:t xml:space="preserve">shader </w:t>
+      <w:proofErr w:type="spellStart"/>
+      <w:r>
+        <w:rPr>
+          <w:i/>
+          <w:iCs/>
+        </w:rPr>
+        <w:t>shader</w:t>
+      </w:r>
+      <w:proofErr w:type="spellEnd"/>
+      <w:r>
+        <w:rPr>
+          <w:i/>
+          <w:iCs/>
+        </w:rPr>
+        <w:t xml:space="preserve"> </w:t>
       </w:r>
       <w:r>
         <w:t>del agua capaz de teselar la malla en relación a la cercanía de los vértices de soporte a la cámara. Para ello se agregaron las siguientes propiedades:</w:t>
@@ -4606,8 +5475,17 @@
           <w:i/>
           <w:iCs/>
         </w:rPr>
-        <w:t>_MaxTessellationFactor</w:t>
-      </w:r>
+        <w:t>_</w:t>
+      </w:r>
+      <w:proofErr w:type="spellStart"/>
+      <w:r>
+        <w:rPr>
+          <w:i/>
+          <w:iCs/>
+        </w:rPr>
+        <w:t>MaxTessellationFactor</w:t>
+      </w:r>
+      <w:proofErr w:type="spellEnd"/>
       <w:r>
         <w:t>: factor de teselación máxima, asociado a distancias cercanas.</w:t>
       </w:r>
@@ -4626,8 +5504,17 @@
           <w:i/>
           <w:iCs/>
         </w:rPr>
-        <w:t>_MinTessellationFactor</w:t>
-      </w:r>
+        <w:t>_</w:t>
+      </w:r>
+      <w:proofErr w:type="spellStart"/>
+      <w:r>
+        <w:rPr>
+          <w:i/>
+          <w:iCs/>
+        </w:rPr>
+        <w:t>MinTessellationFactor</w:t>
+      </w:r>
+      <w:proofErr w:type="spellEnd"/>
       <w:r>
         <w:t>:</w:t>
       </w:r>
@@ -4649,8 +5536,17 @@
           <w:i/>
           <w:iCs/>
         </w:rPr>
-        <w:t>_NearDist</w:t>
-      </w:r>
+        <w:t>_</w:t>
+      </w:r>
+      <w:proofErr w:type="spellStart"/>
+      <w:r>
+        <w:rPr>
+          <w:i/>
+          <w:iCs/>
+        </w:rPr>
+        <w:t>NearDist</w:t>
+      </w:r>
+      <w:proofErr w:type="spellEnd"/>
       <w:r>
         <w:t>:</w:t>
       </w:r>
@@ -4672,8 +5568,17 @@
           <w:i/>
           <w:iCs/>
         </w:rPr>
-        <w:t>_FarDist</w:t>
-      </w:r>
+        <w:t>_</w:t>
+      </w:r>
+      <w:proofErr w:type="spellStart"/>
+      <w:r>
+        <w:rPr>
+          <w:i/>
+          <w:iCs/>
+        </w:rPr>
+        <w:t>FarDist</w:t>
+      </w:r>
+      <w:proofErr w:type="spellEnd"/>
       <w:r>
         <w:t>:</w:t>
       </w:r>
@@ -4688,6 +5593,7 @@
       <w:r>
         <w:t xml:space="preserve">A </w:t>
       </w:r>
+      <w:proofErr w:type="spellStart"/>
       <w:r>
         <w:rPr>
           <w:i/>
@@ -4695,9 +5601,11 @@
         </w:rPr>
         <w:t>VertexOutput</w:t>
       </w:r>
+      <w:proofErr w:type="spellEnd"/>
       <w:r>
         <w:t xml:space="preserve"> se le agregó el valor </w:t>
       </w:r>
+      <w:proofErr w:type="spellStart"/>
       <w:r>
         <w:rPr>
           <w:i/>
@@ -4705,15 +5613,25 @@
         </w:rPr>
         <w:t>distToCam</w:t>
       </w:r>
+      <w:proofErr w:type="spellEnd"/>
       <w:r>
         <w:t xml:space="preserve"> al cual se le asigna en el </w:t>
       </w:r>
-      <w:r>
-        <w:rPr>
-          <w:i/>
-          <w:iCs/>
-        </w:rPr>
-        <w:t xml:space="preserve">shader </w:t>
+      <w:proofErr w:type="spellStart"/>
+      <w:r>
+        <w:rPr>
+          <w:i/>
+          <w:iCs/>
+        </w:rPr>
+        <w:t>shader</w:t>
+      </w:r>
+      <w:proofErr w:type="spellEnd"/>
+      <w:r>
+        <w:rPr>
+          <w:i/>
+          <w:iCs/>
+        </w:rPr>
+        <w:t xml:space="preserve"> </w:t>
       </w:r>
       <w:r>
         <w:t xml:space="preserve">de vértices la profundidad del vértice en coordenadas de cámara, es decir, la posición </w:t>
@@ -4724,6 +5642,7 @@
       <w:r>
         <w:t xml:space="preserve">en el eje z tras multiplicar por la matriz </w:t>
       </w:r>
+      <w:proofErr w:type="spellStart"/>
       <w:r>
         <w:rPr>
           <w:i/>
@@ -4731,6 +5650,7 @@
         </w:rPr>
         <w:t>ModelView</w:t>
       </w:r>
+      <w:proofErr w:type="spellEnd"/>
       <w:r>
         <w:t xml:space="preserve">. </w:t>
       </w:r>
@@ -4742,13 +5662,31 @@
       <w:r>
         <w:t xml:space="preserve">A partir de esta distancia calculada, en la etapa de </w:t>
       </w:r>
-      <w:r>
-        <w:rPr>
-          <w:i/>
-          <w:iCs/>
-        </w:rPr>
-        <w:t>hull shader</w:t>
-      </w:r>
+      <w:proofErr w:type="spellStart"/>
+      <w:r>
+        <w:rPr>
+          <w:i/>
+          <w:iCs/>
+        </w:rPr>
+        <w:t>hull</w:t>
+      </w:r>
+      <w:proofErr w:type="spellEnd"/>
+      <w:r>
+        <w:rPr>
+          <w:i/>
+          <w:iCs/>
+        </w:rPr>
+        <w:t xml:space="preserve"> </w:t>
+      </w:r>
+      <w:proofErr w:type="spellStart"/>
+      <w:r>
+        <w:rPr>
+          <w:i/>
+          <w:iCs/>
+        </w:rPr>
+        <w:t>shader</w:t>
+      </w:r>
+      <w:proofErr w:type="spellEnd"/>
       <w:r>
         <w:t xml:space="preserve"> se puede ajustar el factor de teselación dependiendo de la distancia de los vértices a la cámara:</w:t>
       </w:r>
@@ -4818,8 +5756,21 @@
       </w:fldSimple>
       <w:bookmarkEnd w:id="21"/>
       <w:r>
-        <w:t>. Teselación adaptativa en hull shader</w:t>
-      </w:r>
+        <w:t xml:space="preserve">. Teselación adaptativa en </w:t>
+      </w:r>
+      <w:proofErr w:type="spellStart"/>
+      <w:r>
+        <w:t>hull</w:t>
+      </w:r>
+      <w:proofErr w:type="spellEnd"/>
+      <w:r>
+        <w:t xml:space="preserve"> </w:t>
+      </w:r>
+      <w:proofErr w:type="spellStart"/>
+      <w:r>
+        <w:t>shader</w:t>
+      </w:r>
+      <w:proofErr w:type="spellEnd"/>
     </w:p>
     <w:p>
       <w:pPr>
@@ -4852,12 +5803,21 @@
       <w:r>
         <w:t xml:space="preserve">, se toma la distancia del vértice de control más cercano a la cámara y a partir de él se calcula un factor de interpolación t, comprendido en el intervalo [0, 1], con el que hacer un </w:t>
       </w:r>
-      <w:r>
-        <w:rPr>
-          <w:i/>
-          <w:iCs/>
-        </w:rPr>
-        <w:t xml:space="preserve">lerp </w:t>
+      <w:proofErr w:type="spellStart"/>
+      <w:r>
+        <w:rPr>
+          <w:i/>
+          <w:iCs/>
+        </w:rPr>
+        <w:t>lerp</w:t>
+      </w:r>
+      <w:proofErr w:type="spellEnd"/>
+      <w:r>
+        <w:rPr>
+          <w:i/>
+          <w:iCs/>
+        </w:rPr>
+        <w:t xml:space="preserve"> </w:t>
       </w:r>
       <w:r>
         <w:t>entre los factores mínimo y máximo de teselación.</w:t>
@@ -4948,12 +5908,21 @@
         <w:lastRenderedPageBreak/>
         <w:t xml:space="preserve">Movimiento de peces con </w:t>
       </w:r>
-      <w:r>
-        <w:rPr>
-          <w:i/>
-          <w:iCs/>
-        </w:rPr>
-        <w:t xml:space="preserve">shader </w:t>
+      <w:proofErr w:type="spellStart"/>
+      <w:r>
+        <w:rPr>
+          <w:i/>
+          <w:iCs/>
+        </w:rPr>
+        <w:t>shader</w:t>
+      </w:r>
+      <w:proofErr w:type="spellEnd"/>
+      <w:r>
+        <w:rPr>
+          <w:i/>
+          <w:iCs/>
+        </w:rPr>
+        <w:t xml:space="preserve"> </w:t>
       </w:r>
       <w:r>
         <w:t>de cómputo</w:t>
@@ -4967,6 +5936,7 @@
       <w:r>
         <w:t xml:space="preserve">El movimiento básico definido por </w:t>
       </w:r>
+      <w:proofErr w:type="spellStart"/>
       <w:r>
         <w:rPr>
           <w:i/>
@@ -4974,6 +5944,7 @@
         </w:rPr>
         <w:t>EntityGroupController</w:t>
       </w:r>
+      <w:proofErr w:type="spellEnd"/>
       <w:r>
         <w:t xml:space="preserve">, a pesar de funcionar correctamente, es ineficiente, sobre todo cuando el número de entidades a controlar es muy elevado. Esto se debe a que dicho comportamiento se implementa </w:t>
       </w:r>
@@ -4981,7 +5952,15 @@
         <w:t>a través de</w:t>
       </w:r>
       <w:r>
-        <w:t xml:space="preserve"> una corrutina por cada entidad generada. Para mejorar el rendimiento, se decidió implementar </w:t>
+        <w:t xml:space="preserve"> una </w:t>
+      </w:r>
+      <w:proofErr w:type="spellStart"/>
+      <w:r>
+        <w:t>corrutina</w:t>
+      </w:r>
+      <w:proofErr w:type="spellEnd"/>
+      <w:r>
+        <w:t xml:space="preserve"> por cada entidad generada. Para mejorar el rendimiento, se decidió implementar </w:t>
       </w:r>
       <w:r>
         <w:t>el</w:t>
@@ -4989,16 +5968,26 @@
       <w:r>
         <w:t xml:space="preserve"> mismo comportamiento de deambulación en un </w:t>
       </w:r>
-      <w:r>
-        <w:rPr>
-          <w:i/>
-          <w:iCs/>
-        </w:rPr>
-        <w:t xml:space="preserve">shader </w:t>
+      <w:proofErr w:type="spellStart"/>
+      <w:r>
+        <w:rPr>
+          <w:i/>
+          <w:iCs/>
+        </w:rPr>
+        <w:t>shader</w:t>
+      </w:r>
+      <w:proofErr w:type="spellEnd"/>
+      <w:r>
+        <w:rPr>
+          <w:i/>
+          <w:iCs/>
+        </w:rPr>
+        <w:t xml:space="preserve"> </w:t>
       </w:r>
       <w:r>
         <w:t xml:space="preserve">de cómputo en el archivo </w:t>
       </w:r>
+      <w:proofErr w:type="spellStart"/>
       <w:r>
         <w:rPr>
           <w:i/>
@@ -5006,6 +5995,7 @@
         </w:rPr>
         <w:t>WanderComputeShader.compute</w:t>
       </w:r>
+      <w:proofErr w:type="spellEnd"/>
       <w:r>
         <w:t>.</w:t>
       </w:r>
@@ -5017,18 +6007,35 @@
       <w:r>
         <w:t xml:space="preserve">Como el movimiento de los peces es independiente respecto al resto de entidades, la llamada al </w:t>
       </w:r>
-      <w:r>
-        <w:rPr>
-          <w:i/>
-          <w:iCs/>
-        </w:rPr>
-        <w:t xml:space="preserve">kernel </w:t>
+      <w:proofErr w:type="spellStart"/>
+      <w:r>
+        <w:rPr>
+          <w:i/>
+          <w:iCs/>
+        </w:rPr>
+        <w:t>kernel</w:t>
+      </w:r>
+      <w:proofErr w:type="spellEnd"/>
+      <w:r>
+        <w:rPr>
+          <w:i/>
+          <w:iCs/>
+        </w:rPr>
+        <w:t xml:space="preserve"> </w:t>
       </w:r>
       <w:r>
         <w:t>se efectúa únicamente en bloques con dimensionalidad (256, 1, 1)</w:t>
       </w:r>
       <w:r>
-        <w:t xml:space="preserve">. En él, el comportamiento de la corrutina es reproducido tal y como muestra el código de la </w:t>
+        <w:t xml:space="preserve">. En él, el comportamiento de la </w:t>
+      </w:r>
+      <w:proofErr w:type="spellStart"/>
+      <w:r>
+        <w:t>corrutina</w:t>
+      </w:r>
+      <w:proofErr w:type="spellEnd"/>
+      <w:r>
+        <w:t xml:space="preserve"> es reproducido tal y como muestra el código de la </w:t>
       </w:r>
       <w:r>
         <w:fldChar w:fldCharType="begin"/>
@@ -5121,9 +6128,22 @@
       </w:fldSimple>
       <w:bookmarkEnd w:id="23"/>
       <w:r>
-        <w:t>. Implementación del kernel de wander</w:t>
+        <w:t xml:space="preserve">. Implementación del </w:t>
+      </w:r>
+      <w:proofErr w:type="spellStart"/>
+      <w:r>
+        <w:t>kernel</w:t>
+      </w:r>
+      <w:proofErr w:type="spellEnd"/>
+      <w:r>
+        <w:t xml:space="preserve"> de </w:t>
+      </w:r>
+      <w:proofErr w:type="spellStart"/>
+      <w:r>
+        <w:t>wander</w:t>
       </w:r>
       <w:bookmarkEnd w:id="24"/>
+      <w:proofErr w:type="spellEnd"/>
     </w:p>
     <w:p>
       <w:pPr>
@@ -5132,12 +6152,21 @@
       <w:r>
         <w:t xml:space="preserve">Tal y como se aprecia en la imagen, el </w:t>
       </w:r>
-      <w:r>
-        <w:rPr>
-          <w:i/>
-          <w:iCs/>
-        </w:rPr>
-        <w:t xml:space="preserve">shader </w:t>
+      <w:proofErr w:type="spellStart"/>
+      <w:r>
+        <w:rPr>
+          <w:i/>
+          <w:iCs/>
+        </w:rPr>
+        <w:t>shader</w:t>
+      </w:r>
+      <w:proofErr w:type="spellEnd"/>
+      <w:r>
+        <w:rPr>
+          <w:i/>
+          <w:iCs/>
+        </w:rPr>
+        <w:t xml:space="preserve"> </w:t>
       </w:r>
       <w:r>
         <w:t xml:space="preserve">de cómputo necesita tanto de una serie de </w:t>
@@ -5183,6 +6212,7 @@
       <w:r>
         <w:t xml:space="preserve">y parámetros y realice las llamadas al </w:t>
       </w:r>
+      <w:proofErr w:type="spellStart"/>
       <w:r>
         <w:rPr>
           <w:i/>
@@ -5190,6 +6220,7 @@
         </w:rPr>
         <w:t>kernel</w:t>
       </w:r>
+      <w:proofErr w:type="spellEnd"/>
       <w:r>
         <w:t xml:space="preserve">. Dicho </w:t>
       </w:r>
@@ -5203,6 +6234,7 @@
       <w:r>
         <w:t xml:space="preserve">es </w:t>
       </w:r>
+      <w:proofErr w:type="spellStart"/>
       <w:r>
         <w:rPr>
           <w:i/>
@@ -5210,12 +6242,14 @@
         </w:rPr>
         <w:t>WanderMovement.cs</w:t>
       </w:r>
+      <w:proofErr w:type="spellEnd"/>
       <w:r>
         <w:t>, el cual puede ser adjuntado</w:t>
       </w:r>
       <w:r>
         <w:t xml:space="preserve"> a un </w:t>
       </w:r>
+      <w:proofErr w:type="spellStart"/>
       <w:r>
         <w:rPr>
           <w:i/>
@@ -5223,9 +6257,11 @@
         </w:rPr>
         <w:t>EntityGenerator</w:t>
       </w:r>
+      <w:proofErr w:type="spellEnd"/>
       <w:r>
         <w:t xml:space="preserve"> y a un </w:t>
       </w:r>
+      <w:proofErr w:type="spellStart"/>
       <w:r>
         <w:rPr>
           <w:i/>
@@ -5233,6 +6269,7 @@
         </w:rPr>
         <w:t>EntityGroupController</w:t>
       </w:r>
+      <w:proofErr w:type="spellEnd"/>
       <w:r>
         <w:t xml:space="preserve"> para tomar control de la posición y velocidades de las entidades.</w:t>
       </w:r>
@@ -5241,12 +6278,21 @@
       <w:pPr>
         <w:jc w:val="both"/>
       </w:pPr>
-      <w:r>
-        <w:rPr>
-          <w:i/>
-          <w:iCs/>
-        </w:rPr>
-        <w:t xml:space="preserve">WanderMovement </w:t>
+      <w:proofErr w:type="spellStart"/>
+      <w:r>
+        <w:rPr>
+          <w:i/>
+          <w:iCs/>
+        </w:rPr>
+        <w:t>WanderMovement</w:t>
+      </w:r>
+      <w:proofErr w:type="spellEnd"/>
+      <w:r>
+        <w:rPr>
+          <w:i/>
+          <w:iCs/>
+        </w:rPr>
+        <w:t xml:space="preserve"> </w:t>
       </w:r>
       <w:r>
         <w:t xml:space="preserve">se encarga únicamente de inicializar los </w:t>
@@ -5271,32 +6317,59 @@
       <w:r>
         <w:t xml:space="preserve">, de liberar la memoria asociada a ellos en </w:t>
       </w:r>
-      <w:r>
-        <w:rPr>
-          <w:i/>
-          <w:iCs/>
-        </w:rPr>
-        <w:t>OnDestroy()</w:t>
+      <w:proofErr w:type="spellStart"/>
+      <w:r>
+        <w:rPr>
+          <w:i/>
+          <w:iCs/>
+        </w:rPr>
+        <w:t>OnDestroy</w:t>
+      </w:r>
+      <w:proofErr w:type="spellEnd"/>
+      <w:r>
+        <w:rPr>
+          <w:i/>
+          <w:iCs/>
+        </w:rPr>
+        <w:t>()</w:t>
       </w:r>
       <w:r>
         <w:t xml:space="preserve"> y de realizar la actualización de datos y el </w:t>
       </w:r>
-      <w:r>
-        <w:rPr>
-          <w:i/>
-          <w:iCs/>
-        </w:rPr>
-        <w:t xml:space="preserve">Dispatch() </w:t>
+      <w:proofErr w:type="spellStart"/>
+      <w:r>
+        <w:rPr>
+          <w:i/>
+          <w:iCs/>
+        </w:rPr>
+        <w:t>Dispatch</w:t>
+      </w:r>
+      <w:proofErr w:type="spellEnd"/>
+      <w:r>
+        <w:rPr>
+          <w:i/>
+          <w:iCs/>
+        </w:rPr>
+        <w:t xml:space="preserve">() </w:t>
       </w:r>
       <w:r>
         <w:t xml:space="preserve">en el </w:t>
       </w:r>
-      <w:r>
-        <w:rPr>
-          <w:i/>
-          <w:iCs/>
-        </w:rPr>
-        <w:t>Update()</w:t>
+      <w:proofErr w:type="spellStart"/>
+      <w:r>
+        <w:rPr>
+          <w:i/>
+          <w:iCs/>
+        </w:rPr>
+        <w:t>Update</w:t>
+      </w:r>
+      <w:proofErr w:type="spellEnd"/>
+      <w:r>
+        <w:rPr>
+          <w:i/>
+          <w:iCs/>
+        </w:rPr>
+        <w:t>()</w:t>
       </w:r>
       <w:r>
         <w:t>. Al ser un código tan sencillo no se incluirán capturas del mismo.</w:t>
@@ -5311,6 +6384,7 @@
         <w:lastRenderedPageBreak/>
         <w:t xml:space="preserve">Movimiento de gaviotas con </w:t>
       </w:r>
+      <w:proofErr w:type="spellStart"/>
       <w:r>
         <w:rPr>
           <w:i/>
@@ -5318,6 +6392,7 @@
         </w:rPr>
         <w:t>shaders</w:t>
       </w:r>
+      <w:proofErr w:type="spellEnd"/>
       <w:r>
         <w:t xml:space="preserve"> de cómputo</w:t>
       </w:r>
@@ -5330,6 +6405,7 @@
       <w:r>
         <w:t xml:space="preserve">Para el movimiento de gaviotas organizadas en </w:t>
       </w:r>
+      <w:proofErr w:type="spellStart"/>
       <w:r>
         <w:rPr>
           <w:i/>
@@ -5337,9 +6413,11 @@
         </w:rPr>
         <w:t>flocks</w:t>
       </w:r>
+      <w:proofErr w:type="spellEnd"/>
       <w:r>
         <w:t xml:space="preserve">, de forma similar al comportamiento </w:t>
       </w:r>
+      <w:proofErr w:type="spellStart"/>
       <w:r>
         <w:rPr>
           <w:i/>
@@ -5347,15 +6425,25 @@
         </w:rPr>
         <w:t>wander</w:t>
       </w:r>
+      <w:proofErr w:type="spellEnd"/>
       <w:r>
         <w:t xml:space="preserve"> en </w:t>
       </w:r>
-      <w:r>
-        <w:rPr>
-          <w:i/>
-          <w:iCs/>
-        </w:rPr>
-        <w:t xml:space="preserve">shaders </w:t>
+      <w:proofErr w:type="spellStart"/>
+      <w:r>
+        <w:rPr>
+          <w:i/>
+          <w:iCs/>
+        </w:rPr>
+        <w:t>shaders</w:t>
+      </w:r>
+      <w:proofErr w:type="spellEnd"/>
+      <w:r>
+        <w:rPr>
+          <w:i/>
+          <w:iCs/>
+        </w:rPr>
+        <w:t xml:space="preserve"> </w:t>
       </w:r>
       <w:r>
         <w:t xml:space="preserve">de cómputo, </w:t>
@@ -5366,6 +6454,7 @@
       <w:r>
         <w:t xml:space="preserve"> creó el archivo </w:t>
       </w:r>
+      <w:proofErr w:type="spellStart"/>
       <w:r>
         <w:rPr>
           <w:i/>
@@ -5373,12 +6462,14 @@
         </w:rPr>
         <w:t>FlockComputeShader.compute</w:t>
       </w:r>
+      <w:proofErr w:type="spellEnd"/>
       <w:r>
         <w:t>. En él se realizó una implementación propia de las ecuaciones</w:t>
       </w:r>
       <w:r>
         <w:t xml:space="preserve"> de </w:t>
       </w:r>
+      <w:proofErr w:type="spellStart"/>
       <w:r>
         <w:rPr>
           <w:i/>
@@ -5386,6 +6477,7 @@
         </w:rPr>
         <w:t>boids</w:t>
       </w:r>
+      <w:proofErr w:type="spellEnd"/>
       <w:r>
         <w:t xml:space="preserve"> encontradas en el </w:t>
       </w:r>
@@ -5403,6 +6495,7 @@
       <w:r>
         <w:t xml:space="preserve"> Sobre dichas ecuaciones se agregó un cuarto término denominado </w:t>
       </w:r>
+      <w:proofErr w:type="spellStart"/>
       <w:r>
         <w:rPr>
           <w:i/>
@@ -5410,6 +6503,7 @@
         </w:rPr>
         <w:t>destForce</w:t>
       </w:r>
+      <w:proofErr w:type="spellEnd"/>
       <w:r>
         <w:t xml:space="preserve">, junto con su peso asociado, el cual introduce una fuerza hacia una posición de destino, tal y como se observa en la </w:t>
       </w:r>
@@ -5503,7 +6597,15 @@
       </w:fldSimple>
       <w:bookmarkEnd w:id="26"/>
       <w:r>
-        <w:t>. Obtención de posiciones y velocidades con destForce añadido</w:t>
+        <w:t xml:space="preserve">. Obtención de posiciones y velocidades con </w:t>
+      </w:r>
+      <w:proofErr w:type="spellStart"/>
+      <w:r>
+        <w:t>destForce</w:t>
+      </w:r>
+      <w:proofErr w:type="spellEnd"/>
+      <w:r>
+        <w:t xml:space="preserve"> añadido</w:t>
       </w:r>
     </w:p>
     <w:p>
@@ -5557,6 +6659,7 @@
       <w:r>
         <w:t xml:space="preserve">y </w:t>
       </w:r>
+      <w:proofErr w:type="spellStart"/>
       <w:r>
         <w:rPr>
           <w:i/>
@@ -5564,6 +6667,7 @@
         </w:rPr>
         <w:t>velocities</w:t>
       </w:r>
+      <w:proofErr w:type="spellEnd"/>
       <w:r>
         <w:t>)</w:t>
       </w:r>
@@ -5583,16 +6687,26 @@
       <w:r>
         <w:t xml:space="preserve"> de escritura y lectura (</w:t>
       </w:r>
-      <w:r>
-        <w:rPr>
-          <w:i/>
-          <w:iCs/>
-        </w:rPr>
-        <w:t xml:space="preserve">newPositions </w:t>
+      <w:proofErr w:type="spellStart"/>
+      <w:r>
+        <w:rPr>
+          <w:i/>
+          <w:iCs/>
+        </w:rPr>
+        <w:t>newPositions</w:t>
+      </w:r>
+      <w:proofErr w:type="spellEnd"/>
+      <w:r>
+        <w:rPr>
+          <w:i/>
+          <w:iCs/>
+        </w:rPr>
+        <w:t xml:space="preserve"> </w:t>
       </w:r>
       <w:r>
         <w:t xml:space="preserve">y </w:t>
       </w:r>
+      <w:proofErr w:type="spellStart"/>
       <w:r>
         <w:rPr>
           <w:i/>
@@ -5600,6 +6714,7 @@
         </w:rPr>
         <w:t>newVelocities</w:t>
       </w:r>
+      <w:proofErr w:type="spellEnd"/>
       <w:r>
         <w:t>)</w:t>
       </w:r>
@@ -5642,11 +6757,21 @@
           <w:i/>
           <w:iCs/>
         </w:rPr>
-        <w:t>compute shader</w:t>
-      </w:r>
+        <w:t xml:space="preserve">compute </w:t>
+      </w:r>
+      <w:proofErr w:type="spellStart"/>
+      <w:r>
+        <w:rPr>
+          <w:i/>
+          <w:iCs/>
+        </w:rPr>
+        <w:t>shader</w:t>
+      </w:r>
+      <w:proofErr w:type="spellEnd"/>
       <w:r>
         <w:t xml:space="preserve"> y encargar al </w:t>
       </w:r>
+      <w:proofErr w:type="spellStart"/>
       <w:r>
         <w:rPr>
           <w:i/>
@@ -5654,6 +6779,7 @@
         </w:rPr>
         <w:t>EntityGroupConroller</w:t>
       </w:r>
+      <w:proofErr w:type="spellEnd"/>
       <w:r>
         <w:t xml:space="preserve"> asociado la actualización de parámetros. El </w:t>
       </w:r>
@@ -5667,6 +6793,7 @@
       <w:r>
         <w:t xml:space="preserve">creado para este caso es </w:t>
       </w:r>
+      <w:proofErr w:type="spellStart"/>
       <w:r>
         <w:rPr>
           <w:i/>
@@ -5674,9 +6801,11 @@
         </w:rPr>
         <w:t>FlockMovement.cs</w:t>
       </w:r>
+      <w:proofErr w:type="spellEnd"/>
       <w:r>
         <w:t xml:space="preserve">, que, además de llevar a cabo las mismas tareas que </w:t>
       </w:r>
+      <w:proofErr w:type="spellStart"/>
       <w:r>
         <w:rPr>
           <w:i/>
@@ -5684,8 +6813,17 @@
         </w:rPr>
         <w:t>WanderMovement.cs</w:t>
       </w:r>
-      <w:r>
-        <w:t>, contiene una corrutina que actualiza la posición destino de las gaviotas tras intervalos aleatorios de tiempo.</w:t>
+      <w:proofErr w:type="spellEnd"/>
+      <w:r>
+        <w:t xml:space="preserve">, contiene una </w:t>
+      </w:r>
+      <w:proofErr w:type="spellStart"/>
+      <w:r>
+        <w:t>corrutina</w:t>
+      </w:r>
+      <w:proofErr w:type="spellEnd"/>
+      <w:r>
+        <w:t xml:space="preserve"> que actualiza la posición destino de las gaviotas tras intervalos aleatorios de tiempo.</w:t>
       </w:r>
     </w:p>
     <w:p>
@@ -5695,13 +6833,22 @@
       <w:r>
         <w:t xml:space="preserve">El resultado obtenido es coherente con la teoría de </w:t>
       </w:r>
-      <w:r>
-        <w:rPr>
-          <w:i/>
-          <w:iCs/>
-        </w:rPr>
-        <w:t>boids</w:t>
-      </w:r>
+      <w:proofErr w:type="spellStart"/>
+      <w:r>
+        <w:rPr>
+          <w:i/>
+          <w:iCs/>
+        </w:rPr>
+        <w:t>B</w:t>
+      </w:r>
+      <w:r>
+        <w:rPr>
+          <w:i/>
+          <w:iCs/>
+        </w:rPr>
+        <w:t>oids</w:t>
+      </w:r>
+      <w:proofErr w:type="spellEnd"/>
       <w:r>
         <w:t xml:space="preserve">, como se muestra en la </w:t>
       </w:r>
@@ -5817,7 +6964,6 @@
       </w:pPr>
       <w:bookmarkStart w:id="28" w:name="_Toc225964268"/>
       <w:r>
-        <w:lastRenderedPageBreak/>
         <w:t>Otros aspectos</w:t>
       </w:r>
       <w:bookmarkEnd w:id="28"/>
@@ -5866,6 +7012,7 @@
       <w:r>
         <w:t xml:space="preserve"> en estado </w:t>
       </w:r>
+      <w:proofErr w:type="spellStart"/>
       <w:r>
         <w:rPr>
           <w:i/>
@@ -5873,19 +7020,30 @@
         </w:rPr>
         <w:t>hover</w:t>
       </w:r>
+      <w:proofErr w:type="spellEnd"/>
       <w:r>
         <w:t xml:space="preserve">, dando </w:t>
       </w:r>
-      <w:r>
-        <w:rPr>
-          <w:i/>
-          <w:iCs/>
-        </w:rPr>
-        <w:t xml:space="preserve">feedback </w:t>
+      <w:proofErr w:type="spellStart"/>
+      <w:r>
+        <w:rPr>
+          <w:i/>
+          <w:iCs/>
+        </w:rPr>
+        <w:t>feedback</w:t>
+      </w:r>
+      <w:proofErr w:type="spellEnd"/>
+      <w:r>
+        <w:rPr>
+          <w:i/>
+          <w:iCs/>
+        </w:rPr>
+        <w:t xml:space="preserve"> </w:t>
       </w:r>
       <w:r>
         <w:t xml:space="preserve">visual que permite saber que la interacción está permitida. Si se pulsa E mientras un elemento está en </w:t>
       </w:r>
+      <w:proofErr w:type="spellStart"/>
       <w:r>
         <w:rPr>
           <w:i/>
@@ -5893,6 +7051,7 @@
         </w:rPr>
         <w:t>hover</w:t>
       </w:r>
+      <w:proofErr w:type="spellEnd"/>
       <w:r>
         <w:t xml:space="preserve"> se interactúa con él.</w:t>
       </w:r>
@@ -6106,12 +7265,21 @@
       <w:r>
         <w:t xml:space="preserve"> cubierta por el </w:t>
       </w:r>
-      <w:r>
-        <w:rPr>
-          <w:i/>
-          <w:iCs/>
-        </w:rPr>
-        <w:t xml:space="preserve">shader </w:t>
+      <w:proofErr w:type="spellStart"/>
+      <w:r>
+        <w:rPr>
+          <w:i/>
+          <w:iCs/>
+        </w:rPr>
+        <w:t>shader</w:t>
+      </w:r>
+      <w:proofErr w:type="spellEnd"/>
+      <w:r>
+        <w:rPr>
+          <w:i/>
+          <w:iCs/>
+        </w:rPr>
+        <w:t xml:space="preserve"> </w:t>
       </w:r>
       <w:r>
         <w:t>de hierba implementado en las clases prácticas de la asignatura.</w:t>
@@ -6237,6 +7405,7 @@
           <w:b/>
           <w:bCs/>
         </w:rPr>
+        <w:lastRenderedPageBreak/>
         <w:t>Acabados visuales:</w:t>
       </w:r>
     </w:p>
@@ -6245,9 +7414,9 @@
         <w:jc w:val="both"/>
       </w:pPr>
       <w:r>
-        <w:lastRenderedPageBreak/>
         <w:t xml:space="preserve">Para conseguir un mejor acabado visual se crearon dos </w:t>
       </w:r>
+      <w:proofErr w:type="spellStart"/>
       <w:r>
         <w:rPr>
           <w:i/>
@@ -6255,6 +7424,7 @@
         </w:rPr>
         <w:t>skybox</w:t>
       </w:r>
+      <w:proofErr w:type="spellEnd"/>
       <w:r>
         <w:t xml:space="preserve"> para la escena: una para la superficie y otra para la cúpula. Cuando el jugador toma el ascensor</w:t>
       </w:r>
@@ -6264,6 +7434,7 @@
       <w:r>
         <w:t xml:space="preserve">las </w:t>
       </w:r>
+      <w:proofErr w:type="spellStart"/>
       <w:r>
         <w:rPr>
           <w:i/>
@@ -6271,6 +7442,7 @@
         </w:rPr>
         <w:t>skybox</w:t>
       </w:r>
+      <w:proofErr w:type="spellEnd"/>
       <w:r>
         <w:t xml:space="preserve"> se cambian automáticamente.</w:t>
       </w:r>
@@ -6295,16 +7467,42 @@
       <w:r>
         <w:t xml:space="preserve">Finalmente, se creó un </w:t>
       </w:r>
-      <w:r>
-        <w:rPr>
-          <w:i/>
-          <w:iCs/>
-        </w:rPr>
-        <w:t xml:space="preserve">shader unlit </w:t>
+      <w:proofErr w:type="spellStart"/>
+      <w:r>
+        <w:rPr>
+          <w:i/>
+          <w:iCs/>
+        </w:rPr>
+        <w:t>shader</w:t>
+      </w:r>
+      <w:proofErr w:type="spellEnd"/>
+      <w:r>
+        <w:rPr>
+          <w:i/>
+          <w:iCs/>
+        </w:rPr>
+        <w:t xml:space="preserve"> </w:t>
+      </w:r>
+      <w:proofErr w:type="spellStart"/>
+      <w:r>
+        <w:rPr>
+          <w:i/>
+          <w:iCs/>
+        </w:rPr>
+        <w:t>unlit</w:t>
+      </w:r>
+      <w:proofErr w:type="spellEnd"/>
+      <w:r>
+        <w:rPr>
+          <w:i/>
+          <w:iCs/>
+        </w:rPr>
+        <w:t xml:space="preserve"> </w:t>
       </w:r>
       <w:r>
         <w:t xml:space="preserve">de </w:t>
       </w:r>
+      <w:proofErr w:type="spellStart"/>
       <w:r>
         <w:rPr>
           <w:i/>
@@ -6312,16 +7510,35 @@
         </w:rPr>
         <w:t>outline</w:t>
       </w:r>
+      <w:proofErr w:type="spellEnd"/>
       <w:r>
         <w:t xml:space="preserve"> basado en </w:t>
       </w:r>
-      <w:r>
-        <w:rPr>
-          <w:i/>
-          <w:iCs/>
-        </w:rPr>
-        <w:t>backface rendering</w:t>
-      </w:r>
+      <w:proofErr w:type="spellStart"/>
+      <w:r>
+        <w:rPr>
+          <w:i/>
+          <w:iCs/>
+        </w:rPr>
+        <w:t>backface</w:t>
+      </w:r>
+      <w:proofErr w:type="spellEnd"/>
+      <w:r>
+        <w:rPr>
+          <w:i/>
+          <w:iCs/>
+        </w:rPr>
+        <w:t xml:space="preserve"> </w:t>
+      </w:r>
+      <w:proofErr w:type="spellStart"/>
+      <w:r>
+        <w:rPr>
+          <w:i/>
+          <w:iCs/>
+        </w:rPr>
+        <w:t>rendering</w:t>
+      </w:r>
+      <w:proofErr w:type="spellEnd"/>
       <w:r>
         <w:t xml:space="preserve"> con el objetivo de resaltar el botón del ascensor cuando se pueda interactuar con él.</w:t>
       </w:r>

--- a/Memoria.docx
+++ b/Memoria.docx
@@ -73,7 +73,7 @@
         </w:p>
         <w:p>
           <w:pPr>
-            <w:pStyle w:val="Textoindependiente"/>
+            <w:pStyle w:val="BodyText"/>
             <w:spacing w:before="240" w:after="240"/>
             <w:jc w:val="center"/>
             <w:rPr>
@@ -83,7 +83,7 @@
         </w:p>
         <w:p>
           <w:pPr>
-            <w:pStyle w:val="Textoindependiente"/>
+            <w:pStyle w:val="BodyText"/>
             <w:spacing w:before="240" w:after="240"/>
             <w:jc w:val="center"/>
             <w:rPr>
@@ -233,7 +233,7 @@
         </w:p>
         <w:p>
           <w:pPr>
-            <w:pStyle w:val="Textoindependiente"/>
+            <w:pStyle w:val="BodyText"/>
             <w:rPr>
               <w:b/>
               <w:sz w:val="28"/>
@@ -242,7 +242,7 @@
         </w:p>
         <w:p>
           <w:pPr>
-            <w:pStyle w:val="Textoindependiente"/>
+            <w:pStyle w:val="BodyText"/>
             <w:rPr>
               <w:b/>
               <w:sz w:val="28"/>
@@ -251,7 +251,7 @@
         </w:p>
         <w:p>
           <w:pPr>
-            <w:pStyle w:val="Textoindependiente"/>
+            <w:pStyle w:val="BodyText"/>
             <w:rPr>
               <w:b/>
               <w:sz w:val="28"/>
@@ -260,7 +260,7 @@
         </w:p>
         <w:p>
           <w:pPr>
-            <w:pStyle w:val="Textoindependiente"/>
+            <w:pStyle w:val="BodyText"/>
             <w:rPr>
               <w:b/>
               <w:sz w:val="28"/>
@@ -269,7 +269,7 @@
         </w:p>
         <w:p>
           <w:pPr>
-            <w:pStyle w:val="Textoindependiente"/>
+            <w:pStyle w:val="BodyText"/>
             <w:rPr>
               <w:b/>
               <w:sz w:val="28"/>
@@ -278,7 +278,7 @@
         </w:p>
         <w:p>
           <w:pPr>
-            <w:pStyle w:val="Textoindependiente"/>
+            <w:pStyle w:val="BodyText"/>
             <w:rPr>
               <w:b/>
               <w:sz w:val="28"/>
@@ -287,25 +287,25 @@
         </w:p>
         <w:p>
           <w:pPr>
-            <w:pStyle w:val="Ttulo4"/>
+            <w:pStyle w:val="Heading4"/>
             <w:jc w:val="center"/>
           </w:pPr>
         </w:p>
         <w:p>
           <w:pPr>
-            <w:pStyle w:val="Ttulo4"/>
+            <w:pStyle w:val="Heading4"/>
             <w:jc w:val="center"/>
           </w:pPr>
         </w:p>
         <w:p>
           <w:pPr>
-            <w:pStyle w:val="Ttulo4"/>
+            <w:pStyle w:val="Heading4"/>
             <w:jc w:val="center"/>
           </w:pPr>
         </w:p>
         <w:p>
           <w:pPr>
-            <w:pStyle w:val="Ttulo4"/>
+            <w:pStyle w:val="Heading4"/>
             <w:jc w:val="center"/>
           </w:pPr>
         </w:p>
@@ -313,7 +313,7 @@
         <w:p/>
         <w:p>
           <w:pPr>
-            <w:pStyle w:val="Ttulo4"/>
+            <w:pStyle w:val="Heading4"/>
             <w:jc w:val="center"/>
             <w:rPr>
               <w:rFonts w:ascii="Times New Roman" w:hAnsi="Times New Roman" w:cs="Times New Roman"/>
@@ -332,7 +332,7 @@
         </w:p>
         <w:p>
           <w:pPr>
-            <w:pStyle w:val="Ttulo4"/>
+            <w:pStyle w:val="Heading4"/>
             <w:jc w:val="center"/>
             <w:rPr>
               <w:rFonts w:ascii="Times New Roman" w:hAnsi="Times New Roman" w:cs="Times New Roman"/>
@@ -374,15 +374,18 @@
           <w:sdtContent>
             <w:p>
               <w:pPr>
-                <w:pStyle w:val="TtuloTDC"/>
+                <w:pStyle w:val="TOCHeading"/>
               </w:pPr>
               <w:r>
-                <w:t>Contenido</w:t>
+                <w:t>Índice de c</w:t>
+              </w:r>
+              <w:r>
+                <w:t>ontenido</w:t>
               </w:r>
             </w:p>
             <w:p>
               <w:pPr>
-                <w:pStyle w:val="TDC1"/>
+                <w:pStyle w:val="TOC1"/>
                 <w:tabs>
                   <w:tab w:val="right" w:leader="dot" w:pos="8494"/>
                 </w:tabs>
@@ -403,7 +406,7 @@
               <w:hyperlink w:anchor="_Toc225964259" w:history="1">
                 <w:r>
                   <w:rPr>
-                    <w:rStyle w:val="Hipervnculo"/>
+                    <w:rStyle w:val="Hyperlink"/>
                     <w:noProof/>
                   </w:rPr>
                   <w:t>Generación de entidades</w:t>
@@ -460,7 +463,7 @@
             </w:p>
             <w:p>
               <w:pPr>
-                <w:pStyle w:val="TDC1"/>
+                <w:pStyle w:val="TOC1"/>
                 <w:tabs>
                   <w:tab w:val="right" w:leader="dot" w:pos="8494"/>
                 </w:tabs>
@@ -472,7 +475,7 @@
               <w:hyperlink w:anchor="_Toc225964260" w:history="1">
                 <w:r>
                   <w:rPr>
-                    <w:rStyle w:val="Hipervnculo"/>
+                    <w:rStyle w:val="Hyperlink"/>
                     <w:noProof/>
                   </w:rPr>
                   <w:t>Comportamiento de las entidades</w:t>
@@ -529,7 +532,7 @@
             </w:p>
             <w:p>
               <w:pPr>
-                <w:pStyle w:val="TDC1"/>
+                <w:pStyle w:val="TOC1"/>
                 <w:tabs>
                   <w:tab w:val="right" w:leader="dot" w:pos="8494"/>
                 </w:tabs>
@@ -541,14 +544,14 @@
               <w:hyperlink w:anchor="_Toc225964261" w:history="1">
                 <w:r>
                   <w:rPr>
-                    <w:rStyle w:val="Hipervnculo"/>
+                    <w:rStyle w:val="Hyperlink"/>
                     <w:noProof/>
                   </w:rPr>
                   <w:t xml:space="preserve">Peces con </w:t>
                 </w:r>
                 <w:r>
                   <w:rPr>
-                    <w:rStyle w:val="Hipervnculo"/>
+                    <w:rStyle w:val="Hyperlink"/>
                     <w:i/>
                     <w:iCs/>
                     <w:noProof/>
@@ -557,7 +560,7 @@
                 </w:r>
                 <w:r>
                   <w:rPr>
-                    <w:rStyle w:val="Hipervnculo"/>
+                    <w:rStyle w:val="Hyperlink"/>
                     <w:noProof/>
                   </w:rPr>
                   <w:t>de geometría</w:t>
@@ -614,7 +617,7 @@
             </w:p>
             <w:p>
               <w:pPr>
-                <w:pStyle w:val="TDC1"/>
+                <w:pStyle w:val="TOC1"/>
                 <w:tabs>
                   <w:tab w:val="right" w:leader="dot" w:pos="8494"/>
                 </w:tabs>
@@ -626,14 +629,14 @@
               <w:hyperlink w:anchor="_Toc225964262" w:history="1">
                 <w:r>
                   <w:rPr>
-                    <w:rStyle w:val="Hipervnculo"/>
+                    <w:rStyle w:val="Hyperlink"/>
                     <w:noProof/>
                   </w:rPr>
                   <w:t xml:space="preserve">Gaviotas con </w:t>
                 </w:r>
                 <w:r>
                   <w:rPr>
-                    <w:rStyle w:val="Hipervnculo"/>
+                    <w:rStyle w:val="Hyperlink"/>
                     <w:i/>
                     <w:iCs/>
                     <w:noProof/>
@@ -642,7 +645,7 @@
                 </w:r>
                 <w:r>
                   <w:rPr>
-                    <w:rStyle w:val="Hipervnculo"/>
+                    <w:rStyle w:val="Hyperlink"/>
                     <w:noProof/>
                   </w:rPr>
                   <w:t xml:space="preserve"> de geometría</w:t>
@@ -699,7 +702,7 @@
             </w:p>
             <w:p>
               <w:pPr>
-                <w:pStyle w:val="TDC1"/>
+                <w:pStyle w:val="TOC1"/>
                 <w:tabs>
                   <w:tab w:val="right" w:leader="dot" w:pos="8494"/>
                 </w:tabs>
@@ -711,14 +714,14 @@
               <w:hyperlink w:anchor="_Toc225964263" w:history="1">
                 <w:r>
                   <w:rPr>
-                    <w:rStyle w:val="Hipervnculo"/>
+                    <w:rStyle w:val="Hyperlink"/>
                     <w:noProof/>
                   </w:rPr>
                   <w:t xml:space="preserve">Mar con </w:t>
                 </w:r>
                 <w:r>
                   <w:rPr>
-                    <w:rStyle w:val="Hipervnculo"/>
+                    <w:rStyle w:val="Hyperlink"/>
                     <w:i/>
                     <w:iCs/>
                     <w:noProof/>
@@ -727,7 +730,7 @@
                 </w:r>
                 <w:r>
                   <w:rPr>
-                    <w:rStyle w:val="Hipervnculo"/>
+                    <w:rStyle w:val="Hyperlink"/>
                     <w:noProof/>
                   </w:rPr>
                   <w:t>y teselación</w:t>
@@ -784,7 +787,7 @@
             </w:p>
             <w:p>
               <w:pPr>
-                <w:pStyle w:val="TDC1"/>
+                <w:pStyle w:val="TOC1"/>
                 <w:tabs>
                   <w:tab w:val="right" w:leader="dot" w:pos="8494"/>
                 </w:tabs>
@@ -796,7 +799,7 @@
               <w:hyperlink w:anchor="_Toc225964264" w:history="1">
                 <w:r>
                   <w:rPr>
-                    <w:rStyle w:val="Hipervnculo"/>
+                    <w:rStyle w:val="Hyperlink"/>
                     <w:noProof/>
                   </w:rPr>
                   <w:t>Movimiento de olas</w:t>
@@ -853,7 +856,7 @@
             </w:p>
             <w:p>
               <w:pPr>
-                <w:pStyle w:val="TDC1"/>
+                <w:pStyle w:val="TOC1"/>
                 <w:tabs>
                   <w:tab w:val="right" w:leader="dot" w:pos="8494"/>
                 </w:tabs>
@@ -865,7 +868,7 @@
               <w:hyperlink w:anchor="_Toc225964265" w:history="1">
                 <w:r>
                   <w:rPr>
-                    <w:rStyle w:val="Hipervnculo"/>
+                    <w:rStyle w:val="Hyperlink"/>
                     <w:noProof/>
                   </w:rPr>
                   <w:t>Teselación adaptativa</w:t>
@@ -922,7 +925,7 @@
             </w:p>
             <w:p>
               <w:pPr>
-                <w:pStyle w:val="TDC1"/>
+                <w:pStyle w:val="TOC1"/>
                 <w:tabs>
                   <w:tab w:val="right" w:leader="dot" w:pos="8494"/>
                 </w:tabs>
@@ -934,14 +937,14 @@
               <w:hyperlink w:anchor="_Toc225964266" w:history="1">
                 <w:r>
                   <w:rPr>
-                    <w:rStyle w:val="Hipervnculo"/>
+                    <w:rStyle w:val="Hyperlink"/>
                     <w:noProof/>
                   </w:rPr>
                   <w:t xml:space="preserve">Movimiento de peces con </w:t>
                 </w:r>
                 <w:r>
                   <w:rPr>
-                    <w:rStyle w:val="Hipervnculo"/>
+                    <w:rStyle w:val="Hyperlink"/>
                     <w:i/>
                     <w:iCs/>
                     <w:noProof/>
@@ -950,7 +953,7 @@
                 </w:r>
                 <w:r>
                   <w:rPr>
-                    <w:rStyle w:val="Hipervnculo"/>
+                    <w:rStyle w:val="Hyperlink"/>
                     <w:noProof/>
                   </w:rPr>
                   <w:t>de cómputo</w:t>
@@ -1007,7 +1010,7 @@
             </w:p>
             <w:p>
               <w:pPr>
-                <w:pStyle w:val="TDC1"/>
+                <w:pStyle w:val="TOC1"/>
                 <w:tabs>
                   <w:tab w:val="right" w:leader="dot" w:pos="8494"/>
                 </w:tabs>
@@ -1019,14 +1022,14 @@
               <w:hyperlink w:anchor="_Toc225964267" w:history="1">
                 <w:r>
                   <w:rPr>
-                    <w:rStyle w:val="Hipervnculo"/>
+                    <w:rStyle w:val="Hyperlink"/>
                     <w:noProof/>
                   </w:rPr>
                   <w:t xml:space="preserve">Movimiento de gaviotas con </w:t>
                 </w:r>
                 <w:r>
                   <w:rPr>
-                    <w:rStyle w:val="Hipervnculo"/>
+                    <w:rStyle w:val="Hyperlink"/>
                     <w:i/>
                     <w:iCs/>
                     <w:noProof/>
@@ -1035,7 +1038,7 @@
                 </w:r>
                 <w:r>
                   <w:rPr>
-                    <w:rStyle w:val="Hipervnculo"/>
+                    <w:rStyle w:val="Hyperlink"/>
                     <w:noProof/>
                   </w:rPr>
                   <w:t xml:space="preserve"> de cómputo</w:t>
@@ -1092,7 +1095,7 @@
             </w:p>
             <w:p>
               <w:pPr>
-                <w:pStyle w:val="TDC1"/>
+                <w:pStyle w:val="TOC1"/>
                 <w:tabs>
                   <w:tab w:val="right" w:leader="dot" w:pos="8494"/>
                 </w:tabs>
@@ -1104,7 +1107,7 @@
               <w:hyperlink w:anchor="_Toc225964268" w:history="1">
                 <w:r>
                   <w:rPr>
-                    <w:rStyle w:val="Hipervnculo"/>
+                    <w:rStyle w:val="Hyperlink"/>
                     <w:noProof/>
                   </w:rPr>
                   <w:t>Otros aspectos</w:t>
@@ -1173,7 +1176,1431 @@
             </w:p>
           </w:sdtContent>
         </w:sdt>
+        <w:p/>
         <w:p>
+          <w:r>
+            <w:br w:type="page"/>
+          </w:r>
+        </w:p>
+        <w:p>
+          <w:pPr>
+            <w:pStyle w:val="TOCHeading"/>
+          </w:pPr>
+          <w:r>
+            <w:lastRenderedPageBreak/>
+            <w:t>Índice de figuras</w:t>
+          </w:r>
+        </w:p>
+        <w:p>
+          <w:pPr>
+            <w:pStyle w:val="TableofFigures"/>
+            <w:tabs>
+              <w:tab w:val="right" w:leader="dot" w:pos="8494"/>
+            </w:tabs>
+            <w:spacing w:before="240"/>
+            <w:rPr>
+              <w:noProof/>
+            </w:rPr>
+          </w:pPr>
+          <w:r>
+            <w:fldChar w:fldCharType="begin"/>
+          </w:r>
+          <w:r>
+            <w:instrText xml:space="preserve"> TOC \h \z \c "Figura" </w:instrText>
+          </w:r>
+          <w:r>
+            <w:fldChar w:fldCharType="separate"/>
+          </w:r>
+          <w:hyperlink w:anchor="_Toc227886925" w:history="1">
+            <w:r>
+              <w:rPr>
+                <w:rStyle w:val="Hyperlink"/>
+                <w:noProof/>
+              </w:rPr>
+              <w:t>Figura 1. Visualización del dominio 3D de un generador de entidades</w:t>
+            </w:r>
+            <w:r>
+              <w:rPr>
+                <w:noProof/>
+                <w:webHidden/>
+              </w:rPr>
+              <w:tab/>
+            </w:r>
+            <w:r>
+              <w:rPr>
+                <w:noProof/>
+                <w:webHidden/>
+              </w:rPr>
+              <w:fldChar w:fldCharType="begin"/>
+            </w:r>
+            <w:r>
+              <w:rPr>
+                <w:noProof/>
+                <w:webHidden/>
+              </w:rPr>
+              <w:instrText xml:space="preserve"> PAGEREF _Toc227886925 \h </w:instrText>
+            </w:r>
+            <w:r>
+              <w:rPr>
+                <w:noProof/>
+                <w:webHidden/>
+              </w:rPr>
+            </w:r>
+            <w:r>
+              <w:rPr>
+                <w:noProof/>
+                <w:webHidden/>
+              </w:rPr>
+              <w:fldChar w:fldCharType="separate"/>
+            </w:r>
+            <w:r>
+              <w:rPr>
+                <w:noProof/>
+                <w:webHidden/>
+              </w:rPr>
+              <w:t>4</w:t>
+            </w:r>
+            <w:r>
+              <w:rPr>
+                <w:noProof/>
+                <w:webHidden/>
+              </w:rPr>
+              <w:fldChar w:fldCharType="end"/>
+            </w:r>
+          </w:hyperlink>
+        </w:p>
+        <w:p>
+          <w:pPr>
+            <w:pStyle w:val="TableofFigures"/>
+            <w:tabs>
+              <w:tab w:val="right" w:leader="dot" w:pos="8494"/>
+            </w:tabs>
+            <w:spacing w:before="240"/>
+            <w:rPr>
+              <w:noProof/>
+            </w:rPr>
+          </w:pPr>
+          <w:hyperlink w:anchor="_Toc227886926" w:history="1">
+            <w:r>
+              <w:rPr>
+                <w:rStyle w:val="Hyperlink"/>
+                <w:noProof/>
+              </w:rPr>
+              <w:t>Figura 2. Obtención de los ejes del billboard</w:t>
+            </w:r>
+            <w:r>
+              <w:rPr>
+                <w:noProof/>
+                <w:webHidden/>
+              </w:rPr>
+              <w:tab/>
+            </w:r>
+            <w:r>
+              <w:rPr>
+                <w:noProof/>
+                <w:webHidden/>
+              </w:rPr>
+              <w:fldChar w:fldCharType="begin"/>
+            </w:r>
+            <w:r>
+              <w:rPr>
+                <w:noProof/>
+                <w:webHidden/>
+              </w:rPr>
+              <w:instrText xml:space="preserve"> PAGEREF _Toc227886926 \h </w:instrText>
+            </w:r>
+            <w:r>
+              <w:rPr>
+                <w:noProof/>
+                <w:webHidden/>
+              </w:rPr>
+            </w:r>
+            <w:r>
+              <w:rPr>
+                <w:noProof/>
+                <w:webHidden/>
+              </w:rPr>
+              <w:fldChar w:fldCharType="separate"/>
+            </w:r>
+            <w:r>
+              <w:rPr>
+                <w:noProof/>
+                <w:webHidden/>
+              </w:rPr>
+              <w:t>6</w:t>
+            </w:r>
+            <w:r>
+              <w:rPr>
+                <w:noProof/>
+                <w:webHidden/>
+              </w:rPr>
+              <w:fldChar w:fldCharType="end"/>
+            </w:r>
+          </w:hyperlink>
+        </w:p>
+        <w:p>
+          <w:pPr>
+            <w:pStyle w:val="TableofFigures"/>
+            <w:tabs>
+              <w:tab w:val="right" w:leader="dot" w:pos="8494"/>
+            </w:tabs>
+            <w:spacing w:before="240"/>
+            <w:rPr>
+              <w:noProof/>
+            </w:rPr>
+          </w:pPr>
+          <w:hyperlink w:anchor="_Toc227886927" w:history="1">
+            <w:r>
+              <w:rPr>
+                <w:rStyle w:val="Hyperlink"/>
+                <w:noProof/>
+              </w:rPr>
+              <w:t>Figura 3. Cálculo de posiciones de los vértices finales</w:t>
+            </w:r>
+            <w:r>
+              <w:rPr>
+                <w:noProof/>
+                <w:webHidden/>
+              </w:rPr>
+              <w:tab/>
+            </w:r>
+            <w:r>
+              <w:rPr>
+                <w:noProof/>
+                <w:webHidden/>
+              </w:rPr>
+              <w:fldChar w:fldCharType="begin"/>
+            </w:r>
+            <w:r>
+              <w:rPr>
+                <w:noProof/>
+                <w:webHidden/>
+              </w:rPr>
+              <w:instrText xml:space="preserve"> PAGEREF _Toc227886927 \h </w:instrText>
+            </w:r>
+            <w:r>
+              <w:rPr>
+                <w:noProof/>
+                <w:webHidden/>
+              </w:rPr>
+            </w:r>
+            <w:r>
+              <w:rPr>
+                <w:noProof/>
+                <w:webHidden/>
+              </w:rPr>
+              <w:fldChar w:fldCharType="separate"/>
+            </w:r>
+            <w:r>
+              <w:rPr>
+                <w:noProof/>
+                <w:webHidden/>
+              </w:rPr>
+              <w:t>6</w:t>
+            </w:r>
+            <w:r>
+              <w:rPr>
+                <w:noProof/>
+                <w:webHidden/>
+              </w:rPr>
+              <w:fldChar w:fldCharType="end"/>
+            </w:r>
+          </w:hyperlink>
+        </w:p>
+        <w:p>
+          <w:pPr>
+            <w:pStyle w:val="TableofFigures"/>
+            <w:tabs>
+              <w:tab w:val="right" w:leader="dot" w:pos="8494"/>
+            </w:tabs>
+            <w:spacing w:before="240"/>
+            <w:rPr>
+              <w:noProof/>
+            </w:rPr>
+          </w:pPr>
+          <w:hyperlink w:anchor="_Toc227886928" w:history="1">
+            <w:r>
+              <w:rPr>
+                <w:rStyle w:val="Hyperlink"/>
+                <w:noProof/>
+              </w:rPr>
+              <w:t>Figura 4. Código de animación de coleteo</w:t>
+            </w:r>
+            <w:r>
+              <w:rPr>
+                <w:noProof/>
+                <w:webHidden/>
+              </w:rPr>
+              <w:tab/>
+            </w:r>
+            <w:r>
+              <w:rPr>
+                <w:noProof/>
+                <w:webHidden/>
+              </w:rPr>
+              <w:fldChar w:fldCharType="begin"/>
+            </w:r>
+            <w:r>
+              <w:rPr>
+                <w:noProof/>
+                <w:webHidden/>
+              </w:rPr>
+              <w:instrText xml:space="preserve"> PAGEREF _Toc227886928 \h </w:instrText>
+            </w:r>
+            <w:r>
+              <w:rPr>
+                <w:noProof/>
+                <w:webHidden/>
+              </w:rPr>
+            </w:r>
+            <w:r>
+              <w:rPr>
+                <w:noProof/>
+                <w:webHidden/>
+              </w:rPr>
+              <w:fldChar w:fldCharType="separate"/>
+            </w:r>
+            <w:r>
+              <w:rPr>
+                <w:noProof/>
+                <w:webHidden/>
+              </w:rPr>
+              <w:t>7</w:t>
+            </w:r>
+            <w:r>
+              <w:rPr>
+                <w:noProof/>
+                <w:webHidden/>
+              </w:rPr>
+              <w:fldChar w:fldCharType="end"/>
+            </w:r>
+          </w:hyperlink>
+        </w:p>
+        <w:p>
+          <w:pPr>
+            <w:pStyle w:val="TableofFigures"/>
+            <w:tabs>
+              <w:tab w:val="right" w:leader="dot" w:pos="8494"/>
+            </w:tabs>
+            <w:spacing w:before="240"/>
+            <w:rPr>
+              <w:noProof/>
+            </w:rPr>
+          </w:pPr>
+          <w:hyperlink w:anchor="_Toc227886929" w:history="1">
+            <w:r>
+              <w:rPr>
+                <w:rStyle w:val="Hyperlink"/>
+                <w:noProof/>
+              </w:rPr>
+              <w:t>Figura 5. Resultado de Fish.shader</w:t>
+            </w:r>
+            <w:r>
+              <w:rPr>
+                <w:noProof/>
+                <w:webHidden/>
+              </w:rPr>
+              <w:tab/>
+            </w:r>
+            <w:r>
+              <w:rPr>
+                <w:noProof/>
+                <w:webHidden/>
+              </w:rPr>
+              <w:fldChar w:fldCharType="begin"/>
+            </w:r>
+            <w:r>
+              <w:rPr>
+                <w:noProof/>
+                <w:webHidden/>
+              </w:rPr>
+              <w:instrText xml:space="preserve"> PAGEREF _Toc227886929 \h </w:instrText>
+            </w:r>
+            <w:r>
+              <w:rPr>
+                <w:noProof/>
+                <w:webHidden/>
+              </w:rPr>
+            </w:r>
+            <w:r>
+              <w:rPr>
+                <w:noProof/>
+                <w:webHidden/>
+              </w:rPr>
+              <w:fldChar w:fldCharType="separate"/>
+            </w:r>
+            <w:r>
+              <w:rPr>
+                <w:noProof/>
+                <w:webHidden/>
+              </w:rPr>
+              <w:t>7</w:t>
+            </w:r>
+            <w:r>
+              <w:rPr>
+                <w:noProof/>
+                <w:webHidden/>
+              </w:rPr>
+              <w:fldChar w:fldCharType="end"/>
+            </w:r>
+          </w:hyperlink>
+        </w:p>
+        <w:p>
+          <w:pPr>
+            <w:pStyle w:val="TableofFigures"/>
+            <w:tabs>
+              <w:tab w:val="right" w:leader="dot" w:pos="8494"/>
+            </w:tabs>
+            <w:spacing w:before="240"/>
+            <w:rPr>
+              <w:noProof/>
+            </w:rPr>
+          </w:pPr>
+          <w:hyperlink w:anchor="_Toc227886930" w:history="1">
+            <w:r>
+              <w:rPr>
+                <w:rStyle w:val="Hyperlink"/>
+                <w:noProof/>
+              </w:rPr>
+              <w:t>Figura 6. Código de animación de aleteo</w:t>
+            </w:r>
+            <w:r>
+              <w:rPr>
+                <w:noProof/>
+                <w:webHidden/>
+              </w:rPr>
+              <w:tab/>
+            </w:r>
+            <w:r>
+              <w:rPr>
+                <w:noProof/>
+                <w:webHidden/>
+              </w:rPr>
+              <w:fldChar w:fldCharType="begin"/>
+            </w:r>
+            <w:r>
+              <w:rPr>
+                <w:noProof/>
+                <w:webHidden/>
+              </w:rPr>
+              <w:instrText xml:space="preserve"> PAGEREF _Toc227886930 \h </w:instrText>
+            </w:r>
+            <w:r>
+              <w:rPr>
+                <w:noProof/>
+                <w:webHidden/>
+              </w:rPr>
+            </w:r>
+            <w:r>
+              <w:rPr>
+                <w:noProof/>
+                <w:webHidden/>
+              </w:rPr>
+              <w:fldChar w:fldCharType="separate"/>
+            </w:r>
+            <w:r>
+              <w:rPr>
+                <w:noProof/>
+                <w:webHidden/>
+              </w:rPr>
+              <w:t>8</w:t>
+            </w:r>
+            <w:r>
+              <w:rPr>
+                <w:noProof/>
+                <w:webHidden/>
+              </w:rPr>
+              <w:fldChar w:fldCharType="end"/>
+            </w:r>
+          </w:hyperlink>
+        </w:p>
+        <w:p>
+          <w:pPr>
+            <w:pStyle w:val="TableofFigures"/>
+            <w:tabs>
+              <w:tab w:val="right" w:leader="dot" w:pos="8494"/>
+            </w:tabs>
+            <w:spacing w:before="240"/>
+            <w:rPr>
+              <w:noProof/>
+            </w:rPr>
+          </w:pPr>
+          <w:hyperlink w:anchor="_Toc227886931" w:history="1">
+            <w:r>
+              <w:rPr>
+                <w:rStyle w:val="Hyperlink"/>
+                <w:noProof/>
+              </w:rPr>
+              <w:t>Figura 7. Resulta</w:t>
+            </w:r>
+            <w:r>
+              <w:rPr>
+                <w:rStyle w:val="Hyperlink"/>
+                <w:noProof/>
+              </w:rPr>
+              <w:t>d</w:t>
+            </w:r>
+            <w:r>
+              <w:rPr>
+                <w:rStyle w:val="Hyperlink"/>
+                <w:noProof/>
+              </w:rPr>
+              <w:t>o de Seagull.shader</w:t>
+            </w:r>
+            <w:r>
+              <w:rPr>
+                <w:noProof/>
+                <w:webHidden/>
+              </w:rPr>
+              <w:tab/>
+            </w:r>
+            <w:r>
+              <w:rPr>
+                <w:noProof/>
+                <w:webHidden/>
+              </w:rPr>
+              <w:fldChar w:fldCharType="begin"/>
+            </w:r>
+            <w:r>
+              <w:rPr>
+                <w:noProof/>
+                <w:webHidden/>
+              </w:rPr>
+              <w:instrText xml:space="preserve"> PAGEREF _Toc227886931 \h </w:instrText>
+            </w:r>
+            <w:r>
+              <w:rPr>
+                <w:noProof/>
+                <w:webHidden/>
+              </w:rPr>
+            </w:r>
+            <w:r>
+              <w:rPr>
+                <w:noProof/>
+                <w:webHidden/>
+              </w:rPr>
+              <w:fldChar w:fldCharType="separate"/>
+            </w:r>
+            <w:r>
+              <w:rPr>
+                <w:noProof/>
+                <w:webHidden/>
+              </w:rPr>
+              <w:t>8</w:t>
+            </w:r>
+            <w:r>
+              <w:rPr>
+                <w:noProof/>
+                <w:webHidden/>
+              </w:rPr>
+              <w:fldChar w:fldCharType="end"/>
+            </w:r>
+          </w:hyperlink>
+        </w:p>
+        <w:p>
+          <w:pPr>
+            <w:pStyle w:val="TableofFigures"/>
+            <w:tabs>
+              <w:tab w:val="right" w:leader="dot" w:pos="8494"/>
+            </w:tabs>
+            <w:spacing w:before="240"/>
+            <w:rPr>
+              <w:noProof/>
+            </w:rPr>
+          </w:pPr>
+          <w:hyperlink w:anchor="_Toc227886932" w:history="1">
+            <w:r>
+              <w:rPr>
+                <w:rStyle w:val="Hyperlink"/>
+                <w:noProof/>
+              </w:rPr>
+              <w:t>Figura 8. Etapa de vértices de Water.shader</w:t>
+            </w:r>
+            <w:r>
+              <w:rPr>
+                <w:noProof/>
+                <w:webHidden/>
+              </w:rPr>
+              <w:tab/>
+            </w:r>
+            <w:r>
+              <w:rPr>
+                <w:noProof/>
+                <w:webHidden/>
+              </w:rPr>
+              <w:fldChar w:fldCharType="begin"/>
+            </w:r>
+            <w:r>
+              <w:rPr>
+                <w:noProof/>
+                <w:webHidden/>
+              </w:rPr>
+              <w:instrText xml:space="preserve"> PAGEREF _Toc227886932 \h </w:instrText>
+            </w:r>
+            <w:r>
+              <w:rPr>
+                <w:noProof/>
+                <w:webHidden/>
+              </w:rPr>
+            </w:r>
+            <w:r>
+              <w:rPr>
+                <w:noProof/>
+                <w:webHidden/>
+              </w:rPr>
+              <w:fldChar w:fldCharType="separate"/>
+            </w:r>
+            <w:r>
+              <w:rPr>
+                <w:noProof/>
+                <w:webHidden/>
+              </w:rPr>
+              <w:t>9</w:t>
+            </w:r>
+            <w:r>
+              <w:rPr>
+                <w:noProof/>
+                <w:webHidden/>
+              </w:rPr>
+              <w:fldChar w:fldCharType="end"/>
+            </w:r>
+          </w:hyperlink>
+        </w:p>
+        <w:p>
+          <w:pPr>
+            <w:pStyle w:val="TableofFigures"/>
+            <w:tabs>
+              <w:tab w:val="right" w:leader="dot" w:pos="8494"/>
+            </w:tabs>
+            <w:spacing w:before="240"/>
+            <w:rPr>
+              <w:noProof/>
+            </w:rPr>
+          </w:pPr>
+          <w:hyperlink w:anchor="_Toc227886933" w:history="1">
+            <w:r>
+              <w:rPr>
+                <w:rStyle w:val="Hyperlink"/>
+                <w:noProof/>
+              </w:rPr>
+              <w:t>Figura 9. Hull shader del agua</w:t>
+            </w:r>
+            <w:r>
+              <w:rPr>
+                <w:noProof/>
+                <w:webHidden/>
+              </w:rPr>
+              <w:tab/>
+            </w:r>
+            <w:r>
+              <w:rPr>
+                <w:noProof/>
+                <w:webHidden/>
+              </w:rPr>
+              <w:fldChar w:fldCharType="begin"/>
+            </w:r>
+            <w:r>
+              <w:rPr>
+                <w:noProof/>
+                <w:webHidden/>
+              </w:rPr>
+              <w:instrText xml:space="preserve"> PAGEREF _Toc227886933 \h </w:instrText>
+            </w:r>
+            <w:r>
+              <w:rPr>
+                <w:noProof/>
+                <w:webHidden/>
+              </w:rPr>
+            </w:r>
+            <w:r>
+              <w:rPr>
+                <w:noProof/>
+                <w:webHidden/>
+              </w:rPr>
+              <w:fldChar w:fldCharType="separate"/>
+            </w:r>
+            <w:r>
+              <w:rPr>
+                <w:noProof/>
+                <w:webHidden/>
+              </w:rPr>
+              <w:t>9</w:t>
+            </w:r>
+            <w:r>
+              <w:rPr>
+                <w:noProof/>
+                <w:webHidden/>
+              </w:rPr>
+              <w:fldChar w:fldCharType="end"/>
+            </w:r>
+          </w:hyperlink>
+        </w:p>
+        <w:p>
+          <w:pPr>
+            <w:pStyle w:val="TableofFigures"/>
+            <w:tabs>
+              <w:tab w:val="right" w:leader="dot" w:pos="8494"/>
+            </w:tabs>
+            <w:spacing w:before="240"/>
+            <w:rPr>
+              <w:noProof/>
+            </w:rPr>
+          </w:pPr>
+          <w:hyperlink w:anchor="_Toc227886934" w:history="1">
+            <w:r>
+              <w:rPr>
+                <w:rStyle w:val="Hyperlink"/>
+                <w:noProof/>
+              </w:rPr>
+              <w:t>Figura 10. Aplicación de desplazamiento vertical en el domain shader</w:t>
+            </w:r>
+            <w:r>
+              <w:rPr>
+                <w:noProof/>
+                <w:webHidden/>
+              </w:rPr>
+              <w:tab/>
+            </w:r>
+            <w:r>
+              <w:rPr>
+                <w:noProof/>
+                <w:webHidden/>
+              </w:rPr>
+              <w:fldChar w:fldCharType="begin"/>
+            </w:r>
+            <w:r>
+              <w:rPr>
+                <w:noProof/>
+                <w:webHidden/>
+              </w:rPr>
+              <w:instrText xml:space="preserve"> PAGEREF _Toc227886934 \h </w:instrText>
+            </w:r>
+            <w:r>
+              <w:rPr>
+                <w:noProof/>
+                <w:webHidden/>
+              </w:rPr>
+            </w:r>
+            <w:r>
+              <w:rPr>
+                <w:noProof/>
+                <w:webHidden/>
+              </w:rPr>
+              <w:fldChar w:fldCharType="separate"/>
+            </w:r>
+            <w:r>
+              <w:rPr>
+                <w:noProof/>
+                <w:webHidden/>
+              </w:rPr>
+              <w:t>10</w:t>
+            </w:r>
+            <w:r>
+              <w:rPr>
+                <w:noProof/>
+                <w:webHidden/>
+              </w:rPr>
+              <w:fldChar w:fldCharType="end"/>
+            </w:r>
+          </w:hyperlink>
+        </w:p>
+        <w:p>
+          <w:pPr>
+            <w:pStyle w:val="TableofFigures"/>
+            <w:tabs>
+              <w:tab w:val="right" w:leader="dot" w:pos="8494"/>
+            </w:tabs>
+            <w:spacing w:before="240"/>
+            <w:rPr>
+              <w:noProof/>
+            </w:rPr>
+          </w:pPr>
+          <w:hyperlink w:anchor="_Toc227886935" w:history="1">
+            <w:r>
+              <w:rPr>
+                <w:rStyle w:val="Hyperlink"/>
+                <w:noProof/>
+              </w:rPr>
+              <w:t>Figura 11. Cálculo de normales en el domain shader</w:t>
+            </w:r>
+            <w:r>
+              <w:rPr>
+                <w:noProof/>
+                <w:webHidden/>
+              </w:rPr>
+              <w:tab/>
+            </w:r>
+            <w:r>
+              <w:rPr>
+                <w:noProof/>
+                <w:webHidden/>
+              </w:rPr>
+              <w:fldChar w:fldCharType="begin"/>
+            </w:r>
+            <w:r>
+              <w:rPr>
+                <w:noProof/>
+                <w:webHidden/>
+              </w:rPr>
+              <w:instrText xml:space="preserve"> PAGEREF _Toc227886935 \h </w:instrText>
+            </w:r>
+            <w:r>
+              <w:rPr>
+                <w:noProof/>
+                <w:webHidden/>
+              </w:rPr>
+            </w:r>
+            <w:r>
+              <w:rPr>
+                <w:noProof/>
+                <w:webHidden/>
+              </w:rPr>
+              <w:fldChar w:fldCharType="separate"/>
+            </w:r>
+            <w:r>
+              <w:rPr>
+                <w:noProof/>
+                <w:webHidden/>
+              </w:rPr>
+              <w:t>10</w:t>
+            </w:r>
+            <w:r>
+              <w:rPr>
+                <w:noProof/>
+                <w:webHidden/>
+              </w:rPr>
+              <w:fldChar w:fldCharType="end"/>
+            </w:r>
+          </w:hyperlink>
+        </w:p>
+        <w:p>
+          <w:pPr>
+            <w:pStyle w:val="TableofFigures"/>
+            <w:tabs>
+              <w:tab w:val="right" w:leader="dot" w:pos="8494"/>
+            </w:tabs>
+            <w:spacing w:before="240"/>
+            <w:rPr>
+              <w:noProof/>
+            </w:rPr>
+          </w:pPr>
+          <w:hyperlink w:anchor="_Toc227886936" w:history="1">
+            <w:r>
+              <w:rPr>
+                <w:rStyle w:val="Hyperlink"/>
+                <w:noProof/>
+              </w:rPr>
+              <w:t>Figura 12. Iluminación del agua en el fragment shader</w:t>
+            </w:r>
+            <w:r>
+              <w:rPr>
+                <w:noProof/>
+                <w:webHidden/>
+              </w:rPr>
+              <w:tab/>
+            </w:r>
+            <w:r>
+              <w:rPr>
+                <w:noProof/>
+                <w:webHidden/>
+              </w:rPr>
+              <w:fldChar w:fldCharType="begin"/>
+            </w:r>
+            <w:r>
+              <w:rPr>
+                <w:noProof/>
+                <w:webHidden/>
+              </w:rPr>
+              <w:instrText xml:space="preserve"> PAGEREF _Toc227886936 \h </w:instrText>
+            </w:r>
+            <w:r>
+              <w:rPr>
+                <w:noProof/>
+                <w:webHidden/>
+              </w:rPr>
+            </w:r>
+            <w:r>
+              <w:rPr>
+                <w:noProof/>
+                <w:webHidden/>
+              </w:rPr>
+              <w:fldChar w:fldCharType="separate"/>
+            </w:r>
+            <w:r>
+              <w:rPr>
+                <w:noProof/>
+                <w:webHidden/>
+              </w:rPr>
+              <w:t>10</w:t>
+            </w:r>
+            <w:r>
+              <w:rPr>
+                <w:noProof/>
+                <w:webHidden/>
+              </w:rPr>
+              <w:fldChar w:fldCharType="end"/>
+            </w:r>
+          </w:hyperlink>
+        </w:p>
+        <w:p>
+          <w:pPr>
+            <w:pStyle w:val="TableofFigures"/>
+            <w:tabs>
+              <w:tab w:val="right" w:leader="dot" w:pos="8494"/>
+            </w:tabs>
+            <w:spacing w:before="240"/>
+            <w:rPr>
+              <w:noProof/>
+            </w:rPr>
+          </w:pPr>
+          <w:hyperlink w:anchor="_Toc227886937" w:history="1">
+            <w:r>
+              <w:rPr>
+                <w:rStyle w:val="Hyperlink"/>
+                <w:noProof/>
+              </w:rPr>
+              <w:t>Figura 13. Mar con olas estáticas</w:t>
+            </w:r>
+            <w:r>
+              <w:rPr>
+                <w:noProof/>
+                <w:webHidden/>
+              </w:rPr>
+              <w:tab/>
+            </w:r>
+            <w:r>
+              <w:rPr>
+                <w:noProof/>
+                <w:webHidden/>
+              </w:rPr>
+              <w:fldChar w:fldCharType="begin"/>
+            </w:r>
+            <w:r>
+              <w:rPr>
+                <w:noProof/>
+                <w:webHidden/>
+              </w:rPr>
+              <w:instrText xml:space="preserve"> PAGEREF _Toc227886937 \h </w:instrText>
+            </w:r>
+            <w:r>
+              <w:rPr>
+                <w:noProof/>
+                <w:webHidden/>
+              </w:rPr>
+            </w:r>
+            <w:r>
+              <w:rPr>
+                <w:noProof/>
+                <w:webHidden/>
+              </w:rPr>
+              <w:fldChar w:fldCharType="separate"/>
+            </w:r>
+            <w:r>
+              <w:rPr>
+                <w:noProof/>
+                <w:webHidden/>
+              </w:rPr>
+              <w:t>11</w:t>
+            </w:r>
+            <w:r>
+              <w:rPr>
+                <w:noProof/>
+                <w:webHidden/>
+              </w:rPr>
+              <w:fldChar w:fldCharType="end"/>
+            </w:r>
+          </w:hyperlink>
+        </w:p>
+        <w:p>
+          <w:pPr>
+            <w:pStyle w:val="TableofFigures"/>
+            <w:tabs>
+              <w:tab w:val="right" w:leader="dot" w:pos="8494"/>
+            </w:tabs>
+            <w:spacing w:before="240"/>
+            <w:rPr>
+              <w:noProof/>
+            </w:rPr>
+          </w:pPr>
+          <w:hyperlink w:anchor="_Toc227886938" w:history="1">
+            <w:r>
+              <w:rPr>
+                <w:rStyle w:val="Hyperlink"/>
+                <w:noProof/>
+              </w:rPr>
+              <w:t>Figura 14. Actualización de la velocidad de las olas</w:t>
+            </w:r>
+            <w:r>
+              <w:rPr>
+                <w:noProof/>
+                <w:webHidden/>
+              </w:rPr>
+              <w:tab/>
+            </w:r>
+            <w:r>
+              <w:rPr>
+                <w:noProof/>
+                <w:webHidden/>
+              </w:rPr>
+              <w:fldChar w:fldCharType="begin"/>
+            </w:r>
+            <w:r>
+              <w:rPr>
+                <w:noProof/>
+                <w:webHidden/>
+              </w:rPr>
+              <w:instrText xml:space="preserve"> PAGEREF _Toc227886938 \h </w:instrText>
+            </w:r>
+            <w:r>
+              <w:rPr>
+                <w:noProof/>
+                <w:webHidden/>
+              </w:rPr>
+            </w:r>
+            <w:r>
+              <w:rPr>
+                <w:noProof/>
+                <w:webHidden/>
+              </w:rPr>
+              <w:fldChar w:fldCharType="separate"/>
+            </w:r>
+            <w:r>
+              <w:rPr>
+                <w:noProof/>
+                <w:webHidden/>
+              </w:rPr>
+              <w:t>11</w:t>
+            </w:r>
+            <w:r>
+              <w:rPr>
+                <w:noProof/>
+                <w:webHidden/>
+              </w:rPr>
+              <w:fldChar w:fldCharType="end"/>
+            </w:r>
+          </w:hyperlink>
+        </w:p>
+        <w:p>
+          <w:pPr>
+            <w:pStyle w:val="TableofFigures"/>
+            <w:tabs>
+              <w:tab w:val="right" w:leader="dot" w:pos="8494"/>
+            </w:tabs>
+            <w:spacing w:before="240"/>
+            <w:rPr>
+              <w:noProof/>
+            </w:rPr>
+          </w:pPr>
+          <w:hyperlink w:anchor="_Toc227886939" w:history="1">
+            <w:r>
+              <w:rPr>
+                <w:rStyle w:val="Hyperlink"/>
+                <w:noProof/>
+              </w:rPr>
+              <w:t>Figura 15. Teselación adaptativa en hull shader</w:t>
+            </w:r>
+            <w:r>
+              <w:rPr>
+                <w:noProof/>
+                <w:webHidden/>
+              </w:rPr>
+              <w:tab/>
+            </w:r>
+            <w:r>
+              <w:rPr>
+                <w:noProof/>
+                <w:webHidden/>
+              </w:rPr>
+              <w:fldChar w:fldCharType="begin"/>
+            </w:r>
+            <w:r>
+              <w:rPr>
+                <w:noProof/>
+                <w:webHidden/>
+              </w:rPr>
+              <w:instrText xml:space="preserve"> PAGEREF _Toc227886939 \h </w:instrText>
+            </w:r>
+            <w:r>
+              <w:rPr>
+                <w:noProof/>
+                <w:webHidden/>
+              </w:rPr>
+            </w:r>
+            <w:r>
+              <w:rPr>
+                <w:noProof/>
+                <w:webHidden/>
+              </w:rPr>
+              <w:fldChar w:fldCharType="separate"/>
+            </w:r>
+            <w:r>
+              <w:rPr>
+                <w:noProof/>
+                <w:webHidden/>
+              </w:rPr>
+              <w:t>12</w:t>
+            </w:r>
+            <w:r>
+              <w:rPr>
+                <w:noProof/>
+                <w:webHidden/>
+              </w:rPr>
+              <w:fldChar w:fldCharType="end"/>
+            </w:r>
+          </w:hyperlink>
+        </w:p>
+        <w:p>
+          <w:pPr>
+            <w:pStyle w:val="TableofFigures"/>
+            <w:tabs>
+              <w:tab w:val="right" w:leader="dot" w:pos="8494"/>
+            </w:tabs>
+            <w:spacing w:before="240"/>
+            <w:rPr>
+              <w:noProof/>
+            </w:rPr>
+          </w:pPr>
+          <w:hyperlink w:anchor="_Toc227886940" w:history="1">
+            <w:r>
+              <w:rPr>
+                <w:rStyle w:val="Hyperlink"/>
+                <w:noProof/>
+              </w:rPr>
+              <w:t>Figura 16. Resultado de teselación adaptativa</w:t>
+            </w:r>
+            <w:r>
+              <w:rPr>
+                <w:noProof/>
+                <w:webHidden/>
+              </w:rPr>
+              <w:tab/>
+            </w:r>
+            <w:r>
+              <w:rPr>
+                <w:noProof/>
+                <w:webHidden/>
+              </w:rPr>
+              <w:fldChar w:fldCharType="begin"/>
+            </w:r>
+            <w:r>
+              <w:rPr>
+                <w:noProof/>
+                <w:webHidden/>
+              </w:rPr>
+              <w:instrText xml:space="preserve"> PAGEREF _Toc227886940 \h </w:instrText>
+            </w:r>
+            <w:r>
+              <w:rPr>
+                <w:noProof/>
+                <w:webHidden/>
+              </w:rPr>
+            </w:r>
+            <w:r>
+              <w:rPr>
+                <w:noProof/>
+                <w:webHidden/>
+              </w:rPr>
+              <w:fldChar w:fldCharType="separate"/>
+            </w:r>
+            <w:r>
+              <w:rPr>
+                <w:noProof/>
+                <w:webHidden/>
+              </w:rPr>
+              <w:t>12</w:t>
+            </w:r>
+            <w:r>
+              <w:rPr>
+                <w:noProof/>
+                <w:webHidden/>
+              </w:rPr>
+              <w:fldChar w:fldCharType="end"/>
+            </w:r>
+          </w:hyperlink>
+        </w:p>
+        <w:p>
+          <w:pPr>
+            <w:pStyle w:val="TableofFigures"/>
+            <w:tabs>
+              <w:tab w:val="right" w:leader="dot" w:pos="8494"/>
+            </w:tabs>
+            <w:spacing w:before="240"/>
+            <w:rPr>
+              <w:noProof/>
+            </w:rPr>
+          </w:pPr>
+          <w:hyperlink w:anchor="_Toc227886941" w:history="1">
+            <w:r>
+              <w:rPr>
+                <w:rStyle w:val="Hyperlink"/>
+                <w:noProof/>
+              </w:rPr>
+              <w:t>Figura 17. Implementación del kernel de wander</w:t>
+            </w:r>
+            <w:r>
+              <w:rPr>
+                <w:noProof/>
+                <w:webHidden/>
+              </w:rPr>
+              <w:tab/>
+            </w:r>
+            <w:r>
+              <w:rPr>
+                <w:noProof/>
+                <w:webHidden/>
+              </w:rPr>
+              <w:fldChar w:fldCharType="begin"/>
+            </w:r>
+            <w:r>
+              <w:rPr>
+                <w:noProof/>
+                <w:webHidden/>
+              </w:rPr>
+              <w:instrText xml:space="preserve"> PAGEREF _Toc227886941 \h </w:instrText>
+            </w:r>
+            <w:r>
+              <w:rPr>
+                <w:noProof/>
+                <w:webHidden/>
+              </w:rPr>
+            </w:r>
+            <w:r>
+              <w:rPr>
+                <w:noProof/>
+                <w:webHidden/>
+              </w:rPr>
+              <w:fldChar w:fldCharType="separate"/>
+            </w:r>
+            <w:r>
+              <w:rPr>
+                <w:noProof/>
+                <w:webHidden/>
+              </w:rPr>
+              <w:t>13</w:t>
+            </w:r>
+            <w:r>
+              <w:rPr>
+                <w:noProof/>
+                <w:webHidden/>
+              </w:rPr>
+              <w:fldChar w:fldCharType="end"/>
+            </w:r>
+          </w:hyperlink>
+        </w:p>
+        <w:p>
+          <w:pPr>
+            <w:pStyle w:val="TableofFigures"/>
+            <w:tabs>
+              <w:tab w:val="right" w:leader="dot" w:pos="8494"/>
+            </w:tabs>
+            <w:spacing w:before="240"/>
+            <w:rPr>
+              <w:noProof/>
+            </w:rPr>
+          </w:pPr>
+          <w:hyperlink w:anchor="_Toc227886942" w:history="1">
+            <w:r>
+              <w:rPr>
+                <w:rStyle w:val="Hyperlink"/>
+                <w:noProof/>
+              </w:rPr>
+              <w:t>Figura 18. Obtención de posiciones y velocidades con destForce añadido</w:t>
+            </w:r>
+            <w:r>
+              <w:rPr>
+                <w:noProof/>
+                <w:webHidden/>
+              </w:rPr>
+              <w:tab/>
+            </w:r>
+            <w:r>
+              <w:rPr>
+                <w:noProof/>
+                <w:webHidden/>
+              </w:rPr>
+              <w:fldChar w:fldCharType="begin"/>
+            </w:r>
+            <w:r>
+              <w:rPr>
+                <w:noProof/>
+                <w:webHidden/>
+              </w:rPr>
+              <w:instrText xml:space="preserve"> PAGEREF _Toc227886942 \h </w:instrText>
+            </w:r>
+            <w:r>
+              <w:rPr>
+                <w:noProof/>
+                <w:webHidden/>
+              </w:rPr>
+            </w:r>
+            <w:r>
+              <w:rPr>
+                <w:noProof/>
+                <w:webHidden/>
+              </w:rPr>
+              <w:fldChar w:fldCharType="separate"/>
+            </w:r>
+            <w:r>
+              <w:rPr>
+                <w:noProof/>
+                <w:webHidden/>
+              </w:rPr>
+              <w:t>14</w:t>
+            </w:r>
+            <w:r>
+              <w:rPr>
+                <w:noProof/>
+                <w:webHidden/>
+              </w:rPr>
+              <w:fldChar w:fldCharType="end"/>
+            </w:r>
+          </w:hyperlink>
+        </w:p>
+        <w:p>
+          <w:pPr>
+            <w:pStyle w:val="TableofFigures"/>
+            <w:tabs>
+              <w:tab w:val="right" w:leader="dot" w:pos="8494"/>
+            </w:tabs>
+            <w:spacing w:before="240"/>
+            <w:rPr>
+              <w:noProof/>
+            </w:rPr>
+          </w:pPr>
+          <w:hyperlink w:anchor="_Toc227886943" w:history="1">
+            <w:r>
+              <w:rPr>
+                <w:rStyle w:val="Hyperlink"/>
+                <w:noProof/>
+              </w:rPr>
+              <w:t>Figura 19. Conjunto de gaviotas volando en un Flock</w:t>
+            </w:r>
+            <w:r>
+              <w:rPr>
+                <w:noProof/>
+                <w:webHidden/>
+              </w:rPr>
+              <w:tab/>
+            </w:r>
+            <w:r>
+              <w:rPr>
+                <w:noProof/>
+                <w:webHidden/>
+              </w:rPr>
+              <w:fldChar w:fldCharType="begin"/>
+            </w:r>
+            <w:r>
+              <w:rPr>
+                <w:noProof/>
+                <w:webHidden/>
+              </w:rPr>
+              <w:instrText xml:space="preserve"> PAGEREF _Toc227886943 \h </w:instrText>
+            </w:r>
+            <w:r>
+              <w:rPr>
+                <w:noProof/>
+                <w:webHidden/>
+              </w:rPr>
+            </w:r>
+            <w:r>
+              <w:rPr>
+                <w:noProof/>
+                <w:webHidden/>
+              </w:rPr>
+              <w:fldChar w:fldCharType="separate"/>
+            </w:r>
+            <w:r>
+              <w:rPr>
+                <w:noProof/>
+                <w:webHidden/>
+              </w:rPr>
+              <w:t>14</w:t>
+            </w:r>
+            <w:r>
+              <w:rPr>
+                <w:noProof/>
+                <w:webHidden/>
+              </w:rPr>
+              <w:fldChar w:fldCharType="end"/>
+            </w:r>
+          </w:hyperlink>
+        </w:p>
+        <w:p>
+          <w:pPr>
+            <w:pStyle w:val="TableofFigures"/>
+            <w:tabs>
+              <w:tab w:val="right" w:leader="dot" w:pos="8494"/>
+            </w:tabs>
+            <w:spacing w:before="240"/>
+            <w:rPr>
+              <w:noProof/>
+            </w:rPr>
+          </w:pPr>
+          <w:hyperlink w:anchor="_Toc227886944" w:history="1">
+            <w:r>
+              <w:rPr>
+                <w:rStyle w:val="Hyperlink"/>
+                <w:noProof/>
+              </w:rPr>
+              <w:t>Figura 20. Resultado final del escenario</w:t>
+            </w:r>
+            <w:r>
+              <w:rPr>
+                <w:noProof/>
+                <w:webHidden/>
+              </w:rPr>
+              <w:tab/>
+            </w:r>
+            <w:r>
+              <w:rPr>
+                <w:noProof/>
+                <w:webHidden/>
+              </w:rPr>
+              <w:fldChar w:fldCharType="begin"/>
+            </w:r>
+            <w:r>
+              <w:rPr>
+                <w:noProof/>
+                <w:webHidden/>
+              </w:rPr>
+              <w:instrText xml:space="preserve"> PAGEREF _Toc227886944 \h </w:instrText>
+            </w:r>
+            <w:r>
+              <w:rPr>
+                <w:noProof/>
+                <w:webHidden/>
+              </w:rPr>
+            </w:r>
+            <w:r>
+              <w:rPr>
+                <w:noProof/>
+                <w:webHidden/>
+              </w:rPr>
+              <w:fldChar w:fldCharType="separate"/>
+            </w:r>
+            <w:r>
+              <w:rPr>
+                <w:noProof/>
+                <w:webHidden/>
+              </w:rPr>
+              <w:t>15</w:t>
+            </w:r>
+            <w:r>
+              <w:rPr>
+                <w:noProof/>
+                <w:webHidden/>
+              </w:rPr>
+              <w:fldChar w:fldCharType="end"/>
+            </w:r>
+          </w:hyperlink>
+        </w:p>
+        <w:p>
+          <w:pPr>
+            <w:spacing w:before="240"/>
+          </w:pPr>
+          <w:r>
+            <w:fldChar w:fldCharType="end"/>
+          </w:r>
           <w:r>
             <w:br w:type="page"/>
           </w:r>
@@ -1189,7 +2616,7 @@
         </w:p>
         <w:p>
           <w:pPr>
-            <w:pStyle w:val="Ttulo1"/>
+            <w:pStyle w:val="Heading1"/>
           </w:pPr>
           <w:bookmarkStart w:id="0" w:name="_Toc225964259"/>
           <w:r>
@@ -1262,7 +2689,7 @@
         </w:p>
         <w:p>
           <w:pPr>
-            <w:pStyle w:val="Prrafodelista"/>
+            <w:pStyle w:val="ListParagraph"/>
             <w:numPr>
               <w:ilvl w:val="0"/>
               <w:numId w:val="2"/>
@@ -1287,7 +2714,7 @@
         </w:p>
         <w:p>
           <w:pPr>
-            <w:pStyle w:val="Prrafodelista"/>
+            <w:pStyle w:val="ListParagraph"/>
             <w:numPr>
               <w:ilvl w:val="0"/>
               <w:numId w:val="2"/>
@@ -1335,21 +2762,12 @@
             <w:t xml:space="preserve">) que permiten la creación de entidades con distinto ancho y </w:t>
           </w:r>
           <w:r>
-            <w:rPr>
-              <w:u w:val="single"/>
-            </w:rPr>
             <w:t>al</w:t>
           </w:r>
           <w:r>
-            <w:rPr>
-              <w:u w:val="single"/>
-            </w:rPr>
             <w:t>t</w:t>
           </w:r>
           <w:r>
-            <w:rPr>
-              <w:u w:val="single"/>
-            </w:rPr>
             <w:t>o</w:t>
           </w:r>
           <w:r>
@@ -1389,7 +2807,7 @@
         </w:p>
         <w:p>
           <w:pPr>
-            <w:pStyle w:val="Prrafodelista"/>
+            <w:pStyle w:val="ListParagraph"/>
             <w:numPr>
               <w:ilvl w:val="0"/>
               <w:numId w:val="2"/>
@@ -1417,7 +2835,7 @@
         </w:p>
         <w:p>
           <w:pPr>
-            <w:pStyle w:val="Prrafodelista"/>
+            <w:pStyle w:val="ListParagraph"/>
             <w:numPr>
               <w:ilvl w:val="0"/>
               <w:numId w:val="2"/>
@@ -1615,11 +3033,12 @@
     </w:p>
     <w:p>
       <w:pPr>
-        <w:pStyle w:val="Descripcin"/>
+        <w:pStyle w:val="Caption"/>
         <w:jc w:val="center"/>
       </w:pPr>
       <w:bookmarkStart w:id="1" w:name="_Ref225903049"/>
       <w:bookmarkStart w:id="2" w:name="_Ref225902975"/>
+      <w:bookmarkStart w:id="3" w:name="_Toc227886925"/>
       <w:r>
         <w:t xml:space="preserve">Figura </w:t>
       </w:r>
@@ -1636,17 +3055,18 @@
         <w:t>. Visualización del dominio 3D de un generador de entidades</w:t>
       </w:r>
       <w:bookmarkEnd w:id="2"/>
-    </w:p>
-    <w:p>
-      <w:pPr>
-        <w:pStyle w:val="Ttulo1"/>
-      </w:pPr>
-      <w:bookmarkStart w:id="3" w:name="_Toc225964260"/>
+      <w:bookmarkEnd w:id="3"/>
+    </w:p>
+    <w:p>
+      <w:pPr>
+        <w:pStyle w:val="Heading1"/>
+      </w:pPr>
+      <w:bookmarkStart w:id="4" w:name="_Toc225964260"/>
       <w:r>
         <w:lastRenderedPageBreak/>
         <w:t>Comportamiento de las entidades</w:t>
       </w:r>
-      <w:bookmarkEnd w:id="3"/>
+      <w:bookmarkEnd w:id="4"/>
     </w:p>
     <w:p>
       <w:pPr>
@@ -1773,7 +3193,13 @@
         <w:t>). Una vez alcanzado el destino</w:t>
       </w:r>
       <w:r>
-        <w:t>, descansaría un tiempo aleatorio (</w:t>
+        <w:t xml:space="preserve">, </w:t>
+      </w:r>
+      <w:r>
+        <w:t>descansa</w:t>
+      </w:r>
+      <w:r>
+        <w:t xml:space="preserve"> un tiempo aleatorio (</w:t>
       </w:r>
       <w:proofErr w:type="spellStart"/>
       <w:r>
@@ -1785,7 +3211,13 @@
       </w:r>
       <w:proofErr w:type="spellEnd"/>
       <w:r>
-        <w:t xml:space="preserve">) y volvería a comenzar el ciclo. </w:t>
+        <w:t xml:space="preserve">) y </w:t>
+      </w:r>
+      <w:r>
+        <w:t>vuelve</w:t>
+      </w:r>
+      <w:r>
+        <w:t xml:space="preserve"> a comenzar el ciclo. </w:t>
       </w:r>
     </w:p>
     <w:p>
@@ -1805,7 +3237,13 @@
       </w:r>
       <w:proofErr w:type="spellEnd"/>
       <w:r>
-        <w:t xml:space="preserve">, es decir, que siempre mirarían a la cámara. De esta forma, durante el movimiento de los vértices también se calcula si se debe hacer un </w:t>
+        <w:t>, es decir, que siempre mirarían a la cámara. De esta forma, durante el movimiento de l</w:t>
+      </w:r>
+      <w:r>
+        <w:t xml:space="preserve">as entidades </w:t>
+      </w:r>
+      <w:r>
+        <w:t xml:space="preserve">también se calcula si se debe hacer un </w:t>
       </w:r>
       <w:proofErr w:type="spellStart"/>
       <w:r>
@@ -1915,7 +3353,7 @@
     </w:p>
     <w:p>
       <w:pPr>
-        <w:pStyle w:val="Prrafodelista"/>
+        <w:pStyle w:val="ListParagraph"/>
         <w:numPr>
           <w:ilvl w:val="0"/>
           <w:numId w:val="2"/>
@@ -1949,7 +3387,7 @@
     </w:p>
     <w:p>
       <w:pPr>
-        <w:pStyle w:val="Prrafodelista"/>
+        <w:pStyle w:val="ListParagraph"/>
         <w:numPr>
           <w:ilvl w:val="0"/>
           <w:numId w:val="2"/>
@@ -1986,7 +3424,7 @@
     </w:p>
     <w:p>
       <w:pPr>
-        <w:pStyle w:val="Prrafodelista"/>
+        <w:pStyle w:val="ListParagraph"/>
         <w:numPr>
           <w:ilvl w:val="0"/>
           <w:numId w:val="2"/>
@@ -2008,7 +3446,7 @@
     </w:p>
     <w:p>
       <w:pPr>
-        <w:pStyle w:val="Prrafodelista"/>
+        <w:pStyle w:val="ListParagraph"/>
         <w:numPr>
           <w:ilvl w:val="0"/>
           <w:numId w:val="2"/>
@@ -2236,9 +3674,9 @@
     </w:p>
     <w:p>
       <w:pPr>
-        <w:pStyle w:val="Ttulo1"/>
-      </w:pPr>
-      <w:bookmarkStart w:id="4" w:name="_Toc225964261"/>
+        <w:pStyle w:val="Heading1"/>
+      </w:pPr>
+      <w:bookmarkStart w:id="5" w:name="_Toc225964261"/>
       <w:r>
         <w:lastRenderedPageBreak/>
         <w:t>Peces</w:t>
@@ -2265,7 +3703,7 @@
       <w:r>
         <w:t>de geometría</w:t>
       </w:r>
-      <w:bookmarkEnd w:id="4"/>
+      <w:bookmarkEnd w:id="5"/>
     </w:p>
     <w:p>
       <w:pPr>
@@ -2699,10 +4137,11 @@
     </w:p>
     <w:p>
       <w:pPr>
-        <w:pStyle w:val="Descripcin"/>
+        <w:pStyle w:val="Caption"/>
         <w:jc w:val="center"/>
       </w:pPr>
-      <w:bookmarkStart w:id="5" w:name="_Ref225906960"/>
+      <w:bookmarkStart w:id="6" w:name="_Ref225906960"/>
+      <w:bookmarkStart w:id="7" w:name="_Toc227886926"/>
       <w:r>
         <w:t xml:space="preserve">Figura </w:t>
       </w:r>
@@ -2714,7 +4153,7 @@
           <w:t>2</w:t>
         </w:r>
       </w:fldSimple>
-      <w:bookmarkEnd w:id="5"/>
+      <w:bookmarkEnd w:id="6"/>
       <w:r>
         <w:t xml:space="preserve">. Obtención de los ejes del </w:t>
       </w:r>
@@ -2722,6 +4161,7 @@
       <w:r>
         <w:t>billboard</w:t>
       </w:r>
+      <w:bookmarkEnd w:id="7"/>
       <w:proofErr w:type="spellEnd"/>
     </w:p>
     <w:p>
@@ -2843,10 +4283,11 @@
     </w:p>
     <w:p>
       <w:pPr>
-        <w:pStyle w:val="Descripcin"/>
+        <w:pStyle w:val="Caption"/>
         <w:jc w:val="center"/>
       </w:pPr>
-      <w:bookmarkStart w:id="6" w:name="_Ref225907236"/>
+      <w:bookmarkStart w:id="8" w:name="_Ref225907236"/>
+      <w:bookmarkStart w:id="9" w:name="_Toc227886927"/>
       <w:r>
         <w:t xml:space="preserve">Figura </w:t>
       </w:r>
@@ -2858,10 +4299,11 @@
           <w:t>3</w:t>
         </w:r>
       </w:fldSimple>
-      <w:bookmarkEnd w:id="6"/>
+      <w:bookmarkEnd w:id="8"/>
       <w:r>
         <w:t>. Cálculo de posiciones de los vértices finales</w:t>
       </w:r>
+      <w:bookmarkEnd w:id="9"/>
     </w:p>
     <w:p>
       <w:pPr>
@@ -3005,10 +4447,11 @@
     </w:p>
     <w:p>
       <w:pPr>
-        <w:pStyle w:val="Descripcin"/>
+        <w:pStyle w:val="Caption"/>
         <w:jc w:val="center"/>
       </w:pPr>
-      <w:bookmarkStart w:id="7" w:name="_Ref225908082"/>
+      <w:bookmarkStart w:id="10" w:name="_Ref225908082"/>
+      <w:bookmarkStart w:id="11" w:name="_Toc227886928"/>
       <w:r>
         <w:t xml:space="preserve">Figura </w:t>
       </w:r>
@@ -3020,7 +4463,7 @@
           <w:t>4</w:t>
         </w:r>
       </w:fldSimple>
-      <w:bookmarkEnd w:id="7"/>
+      <w:bookmarkEnd w:id="10"/>
       <w:r>
         <w:t xml:space="preserve">. </w:t>
       </w:r>
@@ -3030,6 +4473,7 @@
       <w:r>
         <w:t xml:space="preserve"> de coleteo</w:t>
       </w:r>
+      <w:bookmarkEnd w:id="11"/>
     </w:p>
     <w:p>
       <w:pPr>
@@ -3426,10 +4870,11 @@
     </w:p>
     <w:p>
       <w:pPr>
-        <w:pStyle w:val="Descripcin"/>
+        <w:pStyle w:val="Caption"/>
         <w:jc w:val="center"/>
       </w:pPr>
-      <w:bookmarkStart w:id="8" w:name="_Ref225908774"/>
+      <w:bookmarkStart w:id="12" w:name="_Ref225908774"/>
+      <w:bookmarkStart w:id="13" w:name="_Toc227886929"/>
       <w:r>
         <w:t xml:space="preserve">Figura </w:t>
       </w:r>
@@ -3441,7 +4886,7 @@
           <w:t>5</w:t>
         </w:r>
       </w:fldSimple>
-      <w:bookmarkEnd w:id="8"/>
+      <w:bookmarkEnd w:id="12"/>
       <w:r>
         <w:t xml:space="preserve">. Resultado de </w:t>
       </w:r>
@@ -3449,6 +4894,7 @@
       <w:r>
         <w:t>Fish.shader</w:t>
       </w:r>
+      <w:bookmarkEnd w:id="13"/>
       <w:proofErr w:type="spellEnd"/>
     </w:p>
     <w:p>
@@ -3493,9 +4939,9 @@
     </w:p>
     <w:p>
       <w:pPr>
-        <w:pStyle w:val="Ttulo1"/>
-      </w:pPr>
-      <w:bookmarkStart w:id="9" w:name="_Toc225964262"/>
+        <w:pStyle w:val="Heading1"/>
+      </w:pPr>
+      <w:bookmarkStart w:id="14" w:name="_Toc225964262"/>
       <w:r>
         <w:lastRenderedPageBreak/>
         <w:t>Gaviotas</w:t>
@@ -3515,7 +4961,7 @@
       <w:r>
         <w:t xml:space="preserve"> de geometría</w:t>
       </w:r>
-      <w:bookmarkEnd w:id="9"/>
+      <w:bookmarkEnd w:id="14"/>
     </w:p>
     <w:p>
       <w:pPr>
@@ -3731,10 +5177,11 @@
     </w:p>
     <w:p>
       <w:pPr>
-        <w:pStyle w:val="Descripcin"/>
+        <w:pStyle w:val="Caption"/>
         <w:jc w:val="center"/>
       </w:pPr>
-      <w:bookmarkStart w:id="10" w:name="_Ref225941821"/>
+      <w:bookmarkStart w:id="15" w:name="_Ref225941821"/>
+      <w:bookmarkStart w:id="16" w:name="_Toc227886930"/>
       <w:r>
         <w:t xml:space="preserve">Figura </w:t>
       </w:r>
@@ -3746,10 +5193,11 @@
           <w:t>6</w:t>
         </w:r>
       </w:fldSimple>
-      <w:bookmarkEnd w:id="10"/>
+      <w:bookmarkEnd w:id="15"/>
       <w:r>
         <w:t>. Código de animación de aleteo</w:t>
       </w:r>
+      <w:bookmarkEnd w:id="16"/>
     </w:p>
     <w:p>
       <w:pPr>
@@ -3930,10 +5378,11 @@
     </w:p>
     <w:p>
       <w:pPr>
-        <w:pStyle w:val="Descripcin"/>
+        <w:pStyle w:val="Caption"/>
         <w:jc w:val="center"/>
       </w:pPr>
-      <w:bookmarkStart w:id="11" w:name="_Ref225942193"/>
+      <w:bookmarkStart w:id="17" w:name="_Ref225942193"/>
+      <w:bookmarkStart w:id="18" w:name="_Toc227886931"/>
       <w:r>
         <w:t xml:space="preserve">Figura </w:t>
       </w:r>
@@ -3945,7 +5394,7 @@
           <w:t>7</w:t>
         </w:r>
       </w:fldSimple>
-      <w:bookmarkEnd w:id="11"/>
+      <w:bookmarkEnd w:id="17"/>
       <w:r>
         <w:t xml:space="preserve">. Resultado de </w:t>
       </w:r>
@@ -3953,14 +5402,15 @@
       <w:r>
         <w:t>Seagull.shader</w:t>
       </w:r>
+      <w:bookmarkEnd w:id="18"/>
       <w:proofErr w:type="spellEnd"/>
     </w:p>
     <w:p/>
     <w:p>
       <w:pPr>
-        <w:pStyle w:val="Ttulo1"/>
-      </w:pPr>
-      <w:bookmarkStart w:id="12" w:name="_Toc225964263"/>
+        <w:pStyle w:val="Heading1"/>
+      </w:pPr>
+      <w:bookmarkStart w:id="19" w:name="_Toc225964263"/>
       <w:r>
         <w:lastRenderedPageBreak/>
         <w:t xml:space="preserve">Mar con </w:t>
@@ -3984,7 +5434,7 @@
       <w:r>
         <w:t>y teselación</w:t>
       </w:r>
-      <w:bookmarkEnd w:id="12"/>
+      <w:bookmarkEnd w:id="19"/>
     </w:p>
     <w:p>
       <w:pPr>
@@ -4097,10 +5547,11 @@
     </w:p>
     <w:p>
       <w:pPr>
-        <w:pStyle w:val="Descripcin"/>
+        <w:pStyle w:val="Caption"/>
         <w:jc w:val="center"/>
       </w:pPr>
-      <w:bookmarkStart w:id="13" w:name="_Ref225944203"/>
+      <w:bookmarkStart w:id="20" w:name="_Ref225944203"/>
+      <w:bookmarkStart w:id="21" w:name="_Toc227886932"/>
       <w:r>
         <w:t xml:space="preserve">Figura </w:t>
       </w:r>
@@ -4112,7 +5563,7 @@
           <w:t>8</w:t>
         </w:r>
       </w:fldSimple>
-      <w:bookmarkEnd w:id="13"/>
+      <w:bookmarkEnd w:id="20"/>
       <w:r>
         <w:t xml:space="preserve">. Etapa de vértices de </w:t>
       </w:r>
@@ -4120,6 +5571,7 @@
       <w:r>
         <w:t>Water.shader</w:t>
       </w:r>
+      <w:bookmarkEnd w:id="21"/>
       <w:proofErr w:type="spellEnd"/>
     </w:p>
     <w:p>
@@ -4378,9 +5830,10 @@
     </w:p>
     <w:p>
       <w:pPr>
-        <w:pStyle w:val="Descripcin"/>
+        <w:pStyle w:val="Caption"/>
         <w:jc w:val="center"/>
       </w:pPr>
+      <w:bookmarkStart w:id="22" w:name="_Toc227886933"/>
       <w:r>
         <w:t xml:space="preserve">Figura </w:t>
       </w:r>
@@ -4403,6 +5856,7 @@
       <w:r>
         <w:t xml:space="preserve"> del agua</w:t>
       </w:r>
+      <w:bookmarkEnd w:id="22"/>
     </w:p>
     <w:p>
       <w:pPr>
@@ -4647,10 +6101,11 @@
     </w:p>
     <w:p>
       <w:pPr>
-        <w:pStyle w:val="Descripcin"/>
+        <w:pStyle w:val="Caption"/>
         <w:jc w:val="center"/>
       </w:pPr>
-      <w:bookmarkStart w:id="14" w:name="_Ref225945359"/>
+      <w:bookmarkStart w:id="23" w:name="_Ref225945359"/>
+      <w:bookmarkStart w:id="24" w:name="_Toc227886934"/>
       <w:r>
         <w:t xml:space="preserve">Figura </w:t>
       </w:r>
@@ -4662,7 +6117,7 @@
           <w:t>10</w:t>
         </w:r>
       </w:fldSimple>
-      <w:bookmarkEnd w:id="14"/>
+      <w:bookmarkEnd w:id="23"/>
       <w:r>
         <w:t xml:space="preserve">. Aplicación de desplazamiento vertical en </w:t>
       </w:r>
@@ -4681,6 +6136,7 @@
       <w:r>
         <w:t>shader</w:t>
       </w:r>
+      <w:bookmarkEnd w:id="24"/>
       <w:proofErr w:type="spellEnd"/>
     </w:p>
     <w:p>
@@ -4749,7 +6205,7 @@
         <w:proofErr w:type="spellStart"/>
         <w:r>
           <w:rPr>
-            <w:rStyle w:val="Hipervnculo"/>
+            <w:rStyle w:val="Hyperlink"/>
             <w:i/>
             <w:iCs/>
           </w:rPr>
@@ -4758,7 +6214,7 @@
         <w:proofErr w:type="spellEnd"/>
         <w:r>
           <w:rPr>
-            <w:rStyle w:val="Hipervnculo"/>
+            <w:rStyle w:val="Hyperlink"/>
             <w:i/>
             <w:iCs/>
           </w:rPr>
@@ -4855,10 +6311,11 @@
     </w:p>
     <w:p>
       <w:pPr>
-        <w:pStyle w:val="Descripcin"/>
+        <w:pStyle w:val="Caption"/>
         <w:jc w:val="center"/>
       </w:pPr>
-      <w:bookmarkStart w:id="15" w:name="_Ref225946752"/>
+      <w:bookmarkStart w:id="25" w:name="_Ref225946752"/>
+      <w:bookmarkStart w:id="26" w:name="_Toc227886935"/>
       <w:r>
         <w:t xml:space="preserve">Figura </w:t>
       </w:r>
@@ -4870,7 +6327,7 @@
           <w:t>11</w:t>
         </w:r>
       </w:fldSimple>
-      <w:bookmarkEnd w:id="15"/>
+      <w:bookmarkEnd w:id="25"/>
       <w:r>
         <w:t xml:space="preserve">. Cálculo de normales en el </w:t>
       </w:r>
@@ -4886,6 +6343,7 @@
       <w:r>
         <w:t>shader</w:t>
       </w:r>
+      <w:bookmarkEnd w:id="26"/>
       <w:proofErr w:type="spellEnd"/>
     </w:p>
     <w:p>
@@ -5006,10 +6464,11 @@
     </w:p>
     <w:p>
       <w:pPr>
-        <w:pStyle w:val="Descripcin"/>
+        <w:pStyle w:val="Caption"/>
         <w:jc w:val="center"/>
       </w:pPr>
-      <w:bookmarkStart w:id="16" w:name="_Ref225947502"/>
+      <w:bookmarkStart w:id="27" w:name="_Ref225947502"/>
+      <w:bookmarkStart w:id="28" w:name="_Toc227886936"/>
       <w:r>
         <w:t xml:space="preserve">Figura </w:t>
       </w:r>
@@ -5021,7 +6480,7 @@
           <w:t>12</w:t>
         </w:r>
       </w:fldSimple>
-      <w:bookmarkEnd w:id="16"/>
+      <w:bookmarkEnd w:id="27"/>
       <w:r>
         <w:t xml:space="preserve">. Iluminación del agua en el </w:t>
       </w:r>
@@ -5037,6 +6496,7 @@
       <w:r>
         <w:t>shader</w:t>
       </w:r>
+      <w:bookmarkEnd w:id="28"/>
       <w:proofErr w:type="spellEnd"/>
     </w:p>
     <w:p/>
@@ -5118,10 +6578,11 @@
     </w:p>
     <w:p>
       <w:pPr>
-        <w:pStyle w:val="Descripcin"/>
+        <w:pStyle w:val="Caption"/>
         <w:jc w:val="center"/>
       </w:pPr>
-      <w:bookmarkStart w:id="17" w:name="_Ref225947932"/>
+      <w:bookmarkStart w:id="29" w:name="_Ref225947932"/>
+      <w:bookmarkStart w:id="30" w:name="_Toc227886937"/>
       <w:r>
         <w:t xml:space="preserve">Figura </w:t>
       </w:r>
@@ -5133,20 +6594,21 @@
           <w:t>13</w:t>
         </w:r>
       </w:fldSimple>
-      <w:bookmarkEnd w:id="17"/>
+      <w:bookmarkEnd w:id="29"/>
       <w:r>
         <w:t>. Mar con olas estáticas</w:t>
       </w:r>
-    </w:p>
-    <w:p>
-      <w:pPr>
-        <w:pStyle w:val="Ttulo1"/>
-      </w:pPr>
-      <w:bookmarkStart w:id="18" w:name="_Toc225964264"/>
+      <w:bookmarkEnd w:id="30"/>
+    </w:p>
+    <w:p>
+      <w:pPr>
+        <w:pStyle w:val="Heading1"/>
+      </w:pPr>
+      <w:bookmarkStart w:id="31" w:name="_Toc225964264"/>
       <w:r>
         <w:t>Movimiento de olas</w:t>
       </w:r>
-      <w:bookmarkEnd w:id="18"/>
+      <w:bookmarkEnd w:id="31"/>
     </w:p>
     <w:p>
       <w:pPr>
@@ -5369,10 +6831,11 @@
     </w:p>
     <w:p>
       <w:pPr>
-        <w:pStyle w:val="Descripcin"/>
+        <w:pStyle w:val="Caption"/>
         <w:jc w:val="center"/>
       </w:pPr>
-      <w:bookmarkStart w:id="19" w:name="_Ref225948412"/>
+      <w:bookmarkStart w:id="32" w:name="_Ref225948412"/>
+      <w:bookmarkStart w:id="33" w:name="_Toc227886938"/>
       <w:r>
         <w:t xml:space="preserve">Figura </w:t>
       </w:r>
@@ -5384,10 +6847,11 @@
           <w:t>14</w:t>
         </w:r>
       </w:fldSimple>
-      <w:bookmarkEnd w:id="19"/>
+      <w:bookmarkEnd w:id="32"/>
       <w:r>
         <w:t>. Actualización de la velocidad de las olas</w:t>
       </w:r>
+      <w:bookmarkEnd w:id="33"/>
     </w:p>
     <w:p>
       <w:r>
@@ -5425,14 +6889,14 @@
     </w:p>
     <w:p>
       <w:pPr>
-        <w:pStyle w:val="Ttulo1"/>
-      </w:pPr>
-      <w:bookmarkStart w:id="20" w:name="_Toc225964265"/>
+        <w:pStyle w:val="Heading1"/>
+      </w:pPr>
+      <w:bookmarkStart w:id="34" w:name="_Toc225964265"/>
       <w:r>
         <w:lastRenderedPageBreak/>
         <w:t>Teselación adaptativa</w:t>
       </w:r>
-      <w:bookmarkEnd w:id="20"/>
+      <w:bookmarkEnd w:id="34"/>
     </w:p>
     <w:p>
       <w:pPr>
@@ -5463,7 +6927,7 @@
     </w:p>
     <w:p>
       <w:pPr>
-        <w:pStyle w:val="Prrafodelista"/>
+        <w:pStyle w:val="ListParagraph"/>
         <w:numPr>
           <w:ilvl w:val="0"/>
           <w:numId w:val="2"/>
@@ -5492,7 +6956,7 @@
     </w:p>
     <w:p>
       <w:pPr>
-        <w:pStyle w:val="Prrafodelista"/>
+        <w:pStyle w:val="ListParagraph"/>
         <w:numPr>
           <w:ilvl w:val="0"/>
           <w:numId w:val="2"/>
@@ -5524,7 +6988,7 @@
     </w:p>
     <w:p>
       <w:pPr>
-        <w:pStyle w:val="Prrafodelista"/>
+        <w:pStyle w:val="ListParagraph"/>
         <w:numPr>
           <w:ilvl w:val="0"/>
           <w:numId w:val="2"/>
@@ -5556,7 +7020,7 @@
     </w:p>
     <w:p>
       <w:pPr>
-        <w:pStyle w:val="Prrafodelista"/>
+        <w:pStyle w:val="ListParagraph"/>
         <w:numPr>
           <w:ilvl w:val="0"/>
           <w:numId w:val="2"/>
@@ -5739,10 +7203,11 @@
     </w:p>
     <w:p>
       <w:pPr>
-        <w:pStyle w:val="Descripcin"/>
+        <w:pStyle w:val="Caption"/>
         <w:jc w:val="center"/>
       </w:pPr>
-      <w:bookmarkStart w:id="21" w:name="_Ref225949617"/>
+      <w:bookmarkStart w:id="35" w:name="_Ref225949617"/>
+      <w:bookmarkStart w:id="36" w:name="_Toc227886939"/>
       <w:r>
         <w:t xml:space="preserve">Figura </w:t>
       </w:r>
@@ -5754,7 +7219,7 @@
           <w:t>15</w:t>
         </w:r>
       </w:fldSimple>
-      <w:bookmarkEnd w:id="21"/>
+      <w:bookmarkEnd w:id="35"/>
       <w:r>
         <w:t xml:space="preserve">. Teselación adaptativa en </w:t>
       </w:r>
@@ -5770,6 +7235,7 @@
       <w:r>
         <w:t>shader</w:t>
       </w:r>
+      <w:bookmarkEnd w:id="36"/>
       <w:proofErr w:type="spellEnd"/>
     </w:p>
     <w:p>
@@ -5880,9 +7346,10 @@
     </w:p>
     <w:p>
       <w:pPr>
-        <w:pStyle w:val="Descripcin"/>
+        <w:pStyle w:val="Caption"/>
         <w:jc w:val="center"/>
       </w:pPr>
+      <w:bookmarkStart w:id="37" w:name="_Toc227886940"/>
       <w:r>
         <w:t xml:space="preserve">Figura </w:t>
       </w:r>
@@ -5897,13 +7364,14 @@
       <w:r>
         <w:t>. Resultado de teselación adaptativa</w:t>
       </w:r>
+      <w:bookmarkEnd w:id="37"/>
     </w:p>
     <w:p/>
     <w:p>
       <w:pPr>
-        <w:pStyle w:val="Ttulo1"/>
-      </w:pPr>
-      <w:bookmarkStart w:id="22" w:name="_Toc225964266"/>
+        <w:pStyle w:val="Heading1"/>
+      </w:pPr>
+      <w:bookmarkStart w:id="38" w:name="_Toc225964266"/>
       <w:r>
         <w:lastRenderedPageBreak/>
         <w:t xml:space="preserve">Movimiento de peces con </w:t>
@@ -5927,7 +7395,7 @@
       <w:r>
         <w:t>de cómputo</w:t>
       </w:r>
-      <w:bookmarkEnd w:id="22"/>
+      <w:bookmarkEnd w:id="38"/>
     </w:p>
     <w:p>
       <w:pPr>
@@ -6110,11 +7578,12 @@
     </w:p>
     <w:p>
       <w:pPr>
-        <w:pStyle w:val="Descripcin"/>
+        <w:pStyle w:val="Caption"/>
         <w:jc w:val="center"/>
       </w:pPr>
-      <w:bookmarkStart w:id="23" w:name="_Ref225956501"/>
-      <w:bookmarkStart w:id="24" w:name="_Ref225956495"/>
+      <w:bookmarkStart w:id="39" w:name="_Ref225956501"/>
+      <w:bookmarkStart w:id="40" w:name="_Ref225956495"/>
+      <w:bookmarkStart w:id="41" w:name="_Toc227886941"/>
       <w:r>
         <w:t xml:space="preserve">Figura </w:t>
       </w:r>
@@ -6126,7 +7595,7 @@
           <w:t>17</w:t>
         </w:r>
       </w:fldSimple>
-      <w:bookmarkEnd w:id="23"/>
+      <w:bookmarkEnd w:id="39"/>
       <w:r>
         <w:t xml:space="preserve">. Implementación del </w:t>
       </w:r>
@@ -6142,7 +7611,8 @@
       <w:r>
         <w:t>wander</w:t>
       </w:r>
-      <w:bookmarkEnd w:id="24"/>
+      <w:bookmarkEnd w:id="40"/>
+      <w:bookmarkEnd w:id="41"/>
       <w:proofErr w:type="spellEnd"/>
     </w:p>
     <w:p>
@@ -6377,9 +7847,9 @@
     </w:p>
     <w:p>
       <w:pPr>
-        <w:pStyle w:val="Ttulo1"/>
-      </w:pPr>
-      <w:bookmarkStart w:id="25" w:name="_Toc225964267"/>
+        <w:pStyle w:val="Heading1"/>
+      </w:pPr>
+      <w:bookmarkStart w:id="42" w:name="_Toc225964267"/>
       <w:r>
         <w:lastRenderedPageBreak/>
         <w:t xml:space="preserve">Movimiento de gaviotas con </w:t>
@@ -6396,7 +7866,7 @@
       <w:r>
         <w:t xml:space="preserve"> de cómputo</w:t>
       </w:r>
-      <w:bookmarkEnd w:id="25"/>
+      <w:bookmarkEnd w:id="42"/>
     </w:p>
     <w:p>
       <w:pPr>
@@ -6475,7 +7945,14 @@
           <w:i/>
           <w:iCs/>
         </w:rPr>
-        <w:t>boids</w:t>
+        <w:t>B</w:t>
+      </w:r>
+      <w:r>
+        <w:rPr>
+          <w:i/>
+          <w:iCs/>
+        </w:rPr>
+        <w:t>oids</w:t>
       </w:r>
       <w:proofErr w:type="spellEnd"/>
       <w:r>
@@ -6484,7 +7961,7 @@
       <w:hyperlink r:id="rId29" w:history="1">
         <w:r>
           <w:rPr>
-            <w:rStyle w:val="Hipervnculo"/>
+            <w:rStyle w:val="Hyperlink"/>
           </w:rPr>
           <w:t>link</w:t>
         </w:r>
@@ -6580,10 +8057,11 @@
     </w:p>
     <w:p>
       <w:pPr>
-        <w:pStyle w:val="Descripcin"/>
+        <w:pStyle w:val="Caption"/>
         <w:jc w:val="center"/>
       </w:pPr>
-      <w:bookmarkStart w:id="26" w:name="_Ref225960222"/>
+      <w:bookmarkStart w:id="43" w:name="_Ref225960222"/>
+      <w:bookmarkStart w:id="44" w:name="_Toc227886942"/>
       <w:r>
         <w:t xml:space="preserve">Figura </w:t>
       </w:r>
@@ -6595,7 +8073,7 @@
           <w:t>18</w:t>
         </w:r>
       </w:fldSimple>
-      <w:bookmarkEnd w:id="26"/>
+      <w:bookmarkEnd w:id="43"/>
       <w:r>
         <w:t xml:space="preserve">. Obtención de posiciones y velocidades con </w:t>
       </w:r>
@@ -6607,6 +8085,7 @@
       <w:r>
         <w:t xml:space="preserve"> añadido</w:t>
       </w:r>
+      <w:bookmarkEnd w:id="44"/>
     </w:p>
     <w:p>
       <w:pPr>
@@ -6777,7 +8256,21 @@
           <w:i/>
           <w:iCs/>
         </w:rPr>
-        <w:t>EntityGroupConroller</w:t>
+        <w:t>EntityGroupCon</w:t>
+      </w:r>
+      <w:r>
+        <w:rPr>
+          <w:i/>
+          <w:iCs/>
+        </w:rPr>
+        <w:t>t</w:t>
+      </w:r>
+      <w:r>
+        <w:rPr>
+          <w:i/>
+          <w:iCs/>
+        </w:rPr>
+        <w:t>roller</w:t>
       </w:r>
       <w:proofErr w:type="spellEnd"/>
       <w:r>
@@ -6934,10 +8427,11 @@
     </w:p>
     <w:p>
       <w:pPr>
-        <w:pStyle w:val="Descripcin"/>
+        <w:pStyle w:val="Caption"/>
         <w:jc w:val="center"/>
       </w:pPr>
-      <w:bookmarkStart w:id="27" w:name="_Ref225962041"/>
+      <w:bookmarkStart w:id="45" w:name="_Ref225962041"/>
+      <w:bookmarkStart w:id="46" w:name="_Toc227886943"/>
       <w:r>
         <w:t xml:space="preserve">Figura </w:t>
       </w:r>
@@ -6949,24 +8443,25 @@
           <w:t>19</w:t>
         </w:r>
       </w:fldSimple>
-      <w:bookmarkEnd w:id="27"/>
+      <w:bookmarkEnd w:id="45"/>
       <w:r>
         <w:t xml:space="preserve">. Conjunto de gaviotas volando en un </w:t>
       </w:r>
       <w:r>
         <w:t>Flock</w:t>
       </w:r>
+      <w:bookmarkEnd w:id="46"/>
     </w:p>
     <w:p/>
     <w:p>
       <w:pPr>
-        <w:pStyle w:val="Ttulo1"/>
-      </w:pPr>
-      <w:bookmarkStart w:id="28" w:name="_Toc225964268"/>
+        <w:pStyle w:val="Heading1"/>
+      </w:pPr>
+      <w:bookmarkStart w:id="47" w:name="_Toc225964268"/>
       <w:r>
         <w:t>Otros aspectos</w:t>
       </w:r>
-      <w:bookmarkEnd w:id="28"/>
+      <w:bookmarkEnd w:id="47"/>
     </w:p>
     <w:p>
       <w:pPr>
@@ -7202,7 +8697,7 @@
     </w:p>
     <w:p>
       <w:pPr>
-        <w:pStyle w:val="Prrafodelista"/>
+        <w:pStyle w:val="ListParagraph"/>
         <w:numPr>
           <w:ilvl w:val="0"/>
           <w:numId w:val="2"/>
@@ -7249,7 +8744,7 @@
     </w:p>
     <w:p>
       <w:pPr>
-        <w:pStyle w:val="Prrafodelista"/>
+        <w:pStyle w:val="ListParagraph"/>
         <w:numPr>
           <w:ilvl w:val="0"/>
           <w:numId w:val="2"/>
@@ -7287,7 +8782,7 @@
     </w:p>
     <w:p>
       <w:pPr>
-        <w:pStyle w:val="Prrafodelista"/>
+        <w:pStyle w:val="ListParagraph"/>
         <w:numPr>
           <w:ilvl w:val="0"/>
           <w:numId w:val="2"/>
@@ -7306,18 +8801,95 @@
     </w:p>
     <w:p>
       <w:pPr>
+        <w:jc w:val="both"/>
+      </w:pPr>
+      <w:r>
+        <w:t>Siendo este el resultado final del escenario:</w:t>
+      </w:r>
+    </w:p>
+    <w:p>
+      <w:pPr>
+        <w:keepNext/>
+        <w:jc w:val="center"/>
+      </w:pPr>
+      <w:r>
+        <w:drawing>
+          <wp:inline distT="0" distB="0" distL="0" distR="0" wp14:anchorId="219A44FB" wp14:editId="756798E4">
+            <wp:extent cx="3834472" cy="2147977"/>
+            <wp:effectExtent l="0" t="0" r="0" b="5080"/>
+            <wp:docPr id="914531212" name="Picture 3"/>
+            <wp:cNvGraphicFramePr>
+              <a:graphicFrameLocks xmlns:a="http://schemas.openxmlformats.org/drawingml/2006/main" noChangeAspect="1"/>
+            </wp:cNvGraphicFramePr>
+            <a:graphic xmlns:a="http://schemas.openxmlformats.org/drawingml/2006/main">
+              <a:graphicData uri="http://schemas.openxmlformats.org/drawingml/2006/picture">
+                <pic:pic xmlns:pic="http://schemas.openxmlformats.org/drawingml/2006/picture">
+                  <pic:nvPicPr>
+                    <pic:cNvPr id="0" name="Picture 1"/>
+                    <pic:cNvPicPr>
+                      <a:picLocks noChangeAspect="1" noChangeArrowheads="1"/>
+                    </pic:cNvPicPr>
+                  </pic:nvPicPr>
+                  <pic:blipFill>
+                    <a:blip r:embed="rId32" cstate="print">
+                      <a:extLst>
+                        <a:ext uri="{28A0092B-C50C-407E-A947-70E740481C1C}">
+                          <a14:useLocalDpi xmlns:a14="http://schemas.microsoft.com/office/drawing/2010/main" val="0"/>
+                        </a:ext>
+                      </a:extLst>
+                    </a:blip>
+                    <a:srcRect/>
+                    <a:stretch>
+                      <a:fillRect/>
+                    </a:stretch>
+                  </pic:blipFill>
+                  <pic:spPr bwMode="auto">
+                    <a:xfrm>
+                      <a:off x="0" y="0"/>
+                      <a:ext cx="3859273" cy="2161870"/>
+                    </a:xfrm>
+                    <a:prstGeom prst="rect">
+                      <a:avLst/>
+                    </a:prstGeom>
+                    <a:noFill/>
+                    <a:ln>
+                      <a:noFill/>
+                    </a:ln>
+                  </pic:spPr>
+                </pic:pic>
+              </a:graphicData>
+            </a:graphic>
+          </wp:inline>
+        </w:drawing>
+      </w:r>
+    </w:p>
+    <w:p>
+      <w:pPr>
+        <w:pStyle w:val="Caption"/>
+        <w:jc w:val="center"/>
+      </w:pPr>
+      <w:bookmarkStart w:id="48" w:name="_Toc227886944"/>
+      <w:r>
+        <w:t xml:space="preserve">Figura </w:t>
+      </w:r>
+      <w:fldSimple w:instr=" SEQ Figura \* ARABIC ">
+        <w:r>
+          <w:rPr>
+            <w:noProof/>
+          </w:rPr>
+          <w:t>20</w:t>
+        </w:r>
+      </w:fldSimple>
+      <w:r>
+        <w:t>. Resultado final del escenario</w:t>
+      </w:r>
+      <w:bookmarkEnd w:id="48"/>
+    </w:p>
+    <w:p>
+      <w:pPr>
         <w:ind w:left="360"/>
         <w:jc w:val="both"/>
       </w:pPr>
-      <w:r>
-        <w:t>Siendo este el resultado final del escenario:</w:t>
-      </w:r>
-    </w:p>
-    <w:p>
-      <w:pPr>
-        <w:ind w:left="360"/>
-        <w:jc w:val="both"/>
-      </w:pPr>
     </w:p>
     <w:p>
       <w:pPr>
@@ -7349,7 +8921,7 @@
     </w:p>
     <w:p>
       <w:pPr>
-        <w:pStyle w:val="Prrafodelista"/>
+        <w:pStyle w:val="ListParagraph"/>
         <w:numPr>
           <w:ilvl w:val="0"/>
           <w:numId w:val="2"/>
@@ -7366,7 +8938,7 @@
     </w:p>
     <w:p>
       <w:pPr>
-        <w:pStyle w:val="Prrafodelista"/>
+        <w:pStyle w:val="ListParagraph"/>
         <w:numPr>
           <w:ilvl w:val="0"/>
           <w:numId w:val="2"/>
@@ -7405,7 +8977,6 @@
           <w:b/>
           <w:bCs/>
         </w:rPr>
-        <w:lastRenderedPageBreak/>
         <w:t>Acabados visuales:</w:t>
       </w:r>
     </w:p>
@@ -7545,11 +9116,7 @@
     </w:p>
     <w:p>
       <w:pPr>
-        <w:jc w:val="both"/>
-        <w:rPr>
-          <w:b/>
-          <w:bCs/>
-        </w:rPr>
+        <w:pStyle w:val="BodyText"/>
       </w:pPr>
     </w:p>
     <w:sectPr>
@@ -8197,11 +9764,11 @@
     <w:name w:val="Normal"/>
     <w:qFormat/>
   </w:style>
-  <w:style w:type="paragraph" w:styleId="Ttulo1">
+  <w:style w:type="paragraph" w:styleId="Heading1">
     <w:name w:val="heading 1"/>
     <w:basedOn w:val="Normal"/>
     <w:next w:val="Normal"/>
-    <w:link w:val="Ttulo1Car"/>
+    <w:link w:val="Heading1Char"/>
     <w:uiPriority w:val="9"/>
     <w:qFormat/>
     <w:rsid w:val="009B6004"/>
@@ -8218,11 +9785,11 @@
       <w:szCs w:val="40"/>
     </w:rPr>
   </w:style>
-  <w:style w:type="paragraph" w:styleId="Ttulo2">
+  <w:style w:type="paragraph" w:styleId="Heading2">
     <w:name w:val="heading 2"/>
     <w:basedOn w:val="Normal"/>
     <w:next w:val="Normal"/>
-    <w:link w:val="Ttulo2Car"/>
+    <w:link w:val="Heading2Char"/>
     <w:uiPriority w:val="9"/>
     <w:unhideWhenUsed/>
     <w:qFormat/>
@@ -8240,11 +9807,11 @@
       <w:szCs w:val="32"/>
     </w:rPr>
   </w:style>
-  <w:style w:type="paragraph" w:styleId="Ttulo3">
+  <w:style w:type="paragraph" w:styleId="Heading3">
     <w:name w:val="heading 3"/>
     <w:basedOn w:val="Normal"/>
     <w:next w:val="Normal"/>
-    <w:link w:val="Ttulo3Car"/>
+    <w:link w:val="Heading3Char"/>
     <w:uiPriority w:val="9"/>
     <w:semiHidden/>
     <w:unhideWhenUsed/>
@@ -8263,11 +9830,11 @@
       <w:szCs w:val="28"/>
     </w:rPr>
   </w:style>
-  <w:style w:type="paragraph" w:styleId="Ttulo4">
+  <w:style w:type="paragraph" w:styleId="Heading4">
     <w:name w:val="heading 4"/>
     <w:basedOn w:val="Normal"/>
     <w:next w:val="Normal"/>
-    <w:link w:val="Ttulo4Car"/>
+    <w:link w:val="Heading4Char"/>
     <w:uiPriority w:val="9"/>
     <w:unhideWhenUsed/>
     <w:qFormat/>
@@ -8285,11 +9852,11 @@
       <w:color w:val="0F4761" w:themeColor="accent1" w:themeShade="BF"/>
     </w:rPr>
   </w:style>
-  <w:style w:type="paragraph" w:styleId="Ttulo5">
+  <w:style w:type="paragraph" w:styleId="Heading5">
     <w:name w:val="heading 5"/>
     <w:basedOn w:val="Normal"/>
     <w:next w:val="Normal"/>
-    <w:link w:val="Ttulo5Car"/>
+    <w:link w:val="Heading5Char"/>
     <w:uiPriority w:val="9"/>
     <w:semiHidden/>
     <w:unhideWhenUsed/>
@@ -8306,11 +9873,11 @@
       <w:color w:val="0F4761" w:themeColor="accent1" w:themeShade="BF"/>
     </w:rPr>
   </w:style>
-  <w:style w:type="paragraph" w:styleId="Ttulo6">
+  <w:style w:type="paragraph" w:styleId="Heading6">
     <w:name w:val="heading 6"/>
     <w:basedOn w:val="Normal"/>
     <w:next w:val="Normal"/>
-    <w:link w:val="Ttulo6Car"/>
+    <w:link w:val="Heading6Char"/>
     <w:uiPriority w:val="9"/>
     <w:semiHidden/>
     <w:unhideWhenUsed/>
@@ -8329,11 +9896,11 @@
       <w:color w:val="595959" w:themeColor="text1" w:themeTint="A6"/>
     </w:rPr>
   </w:style>
-  <w:style w:type="paragraph" w:styleId="Ttulo7">
+  <w:style w:type="paragraph" w:styleId="Heading7">
     <w:name w:val="heading 7"/>
     <w:basedOn w:val="Normal"/>
     <w:next w:val="Normal"/>
-    <w:link w:val="Ttulo7Car"/>
+    <w:link w:val="Heading7Char"/>
     <w:uiPriority w:val="9"/>
     <w:semiHidden/>
     <w:unhideWhenUsed/>
@@ -8350,11 +9917,11 @@
       <w:color w:val="595959" w:themeColor="text1" w:themeTint="A6"/>
     </w:rPr>
   </w:style>
-  <w:style w:type="paragraph" w:styleId="Ttulo8">
+  <w:style w:type="paragraph" w:styleId="Heading8">
     <w:name w:val="heading 8"/>
     <w:basedOn w:val="Normal"/>
     <w:next w:val="Normal"/>
-    <w:link w:val="Ttulo8Car"/>
+    <w:link w:val="Heading8Char"/>
     <w:uiPriority w:val="9"/>
     <w:semiHidden/>
     <w:unhideWhenUsed/>
@@ -8373,11 +9940,11 @@
       <w:color w:val="272727" w:themeColor="text1" w:themeTint="D8"/>
     </w:rPr>
   </w:style>
-  <w:style w:type="paragraph" w:styleId="Ttulo9">
+  <w:style w:type="paragraph" w:styleId="Heading9">
     <w:name w:val="heading 9"/>
     <w:basedOn w:val="Normal"/>
     <w:next w:val="Normal"/>
-    <w:link w:val="Ttulo9Car"/>
+    <w:link w:val="Heading9Char"/>
     <w:uiPriority w:val="9"/>
     <w:semiHidden/>
     <w:unhideWhenUsed/>
@@ -8394,13 +9961,12 @@
       <w:color w:val="272727" w:themeColor="text1" w:themeTint="D8"/>
     </w:rPr>
   </w:style>
-  <w:style w:type="character" w:default="1" w:styleId="Fuentedeprrafopredeter">
+  <w:style w:type="character" w:default="1" w:styleId="DefaultParagraphFont">
     <w:name w:val="Default Paragraph Font"/>
     <w:uiPriority w:val="1"/>
-    <w:semiHidden/>
     <w:unhideWhenUsed/>
   </w:style>
-  <w:style w:type="table" w:default="1" w:styleId="Tablanormal">
+  <w:style w:type="table" w:default="1" w:styleId="TableNormal">
     <w:name w:val="Normal Table"/>
     <w:uiPriority w:val="99"/>
     <w:semiHidden/>
@@ -8415,16 +9981,16 @@
       </w:tblCellMar>
     </w:tblPr>
   </w:style>
-  <w:style w:type="numbering" w:default="1" w:styleId="Sinlista">
+  <w:style w:type="numbering" w:default="1" w:styleId="NoList">
     <w:name w:val="No List"/>
     <w:uiPriority w:val="99"/>
     <w:semiHidden/>
     <w:unhideWhenUsed/>
   </w:style>
-  <w:style w:type="character" w:customStyle="1" w:styleId="Ttulo1Car">
-    <w:name w:val="Título 1 Car"/>
-    <w:basedOn w:val="Fuentedeprrafopredeter"/>
-    <w:link w:val="Ttulo1"/>
+  <w:style w:type="character" w:customStyle="1" w:styleId="Heading1Char">
+    <w:name w:val="Heading 1 Char"/>
+    <w:basedOn w:val="DefaultParagraphFont"/>
+    <w:link w:val="Heading1"/>
     <w:uiPriority w:val="9"/>
     <w:rsid w:val="009B6004"/>
     <w:rPr>
@@ -8434,10 +10000,10 @@
       <w:szCs w:val="40"/>
     </w:rPr>
   </w:style>
-  <w:style w:type="character" w:customStyle="1" w:styleId="Ttulo2Car">
-    <w:name w:val="Título 2 Car"/>
-    <w:basedOn w:val="Fuentedeprrafopredeter"/>
-    <w:link w:val="Ttulo2"/>
+  <w:style w:type="character" w:customStyle="1" w:styleId="Heading2Char">
+    <w:name w:val="Heading 2 Char"/>
+    <w:basedOn w:val="DefaultParagraphFont"/>
+    <w:link w:val="Heading2"/>
     <w:uiPriority w:val="9"/>
     <w:rsid w:val="009B6004"/>
     <w:rPr>
@@ -8447,10 +10013,10 @@
       <w:szCs w:val="32"/>
     </w:rPr>
   </w:style>
-  <w:style w:type="character" w:customStyle="1" w:styleId="Ttulo3Car">
-    <w:name w:val="Título 3 Car"/>
-    <w:basedOn w:val="Fuentedeprrafopredeter"/>
-    <w:link w:val="Ttulo3"/>
+  <w:style w:type="character" w:customStyle="1" w:styleId="Heading3Char">
+    <w:name w:val="Heading 3 Char"/>
+    <w:basedOn w:val="DefaultParagraphFont"/>
+    <w:link w:val="Heading3"/>
     <w:uiPriority w:val="9"/>
     <w:semiHidden/>
     <w:rsid w:val="009B6004"/>
@@ -8461,10 +10027,10 @@
       <w:szCs w:val="28"/>
     </w:rPr>
   </w:style>
-  <w:style w:type="character" w:customStyle="1" w:styleId="Ttulo4Car">
-    <w:name w:val="Título 4 Car"/>
-    <w:basedOn w:val="Fuentedeprrafopredeter"/>
-    <w:link w:val="Ttulo4"/>
+  <w:style w:type="character" w:customStyle="1" w:styleId="Heading4Char">
+    <w:name w:val="Heading 4 Char"/>
+    <w:basedOn w:val="DefaultParagraphFont"/>
+    <w:link w:val="Heading4"/>
     <w:uiPriority w:val="9"/>
     <w:rsid w:val="009B6004"/>
     <w:rPr>
@@ -8474,10 +10040,10 @@
       <w:color w:val="0F4761" w:themeColor="accent1" w:themeShade="BF"/>
     </w:rPr>
   </w:style>
-  <w:style w:type="character" w:customStyle="1" w:styleId="Ttulo5Car">
-    <w:name w:val="Título 5 Car"/>
-    <w:basedOn w:val="Fuentedeprrafopredeter"/>
-    <w:link w:val="Ttulo5"/>
+  <w:style w:type="character" w:customStyle="1" w:styleId="Heading5Char">
+    <w:name w:val="Heading 5 Char"/>
+    <w:basedOn w:val="DefaultParagraphFont"/>
+    <w:link w:val="Heading5"/>
     <w:uiPriority w:val="9"/>
     <w:semiHidden/>
     <w:rsid w:val="009B6004"/>
@@ -8486,10 +10052,10 @@
       <w:color w:val="0F4761" w:themeColor="accent1" w:themeShade="BF"/>
     </w:rPr>
   </w:style>
-  <w:style w:type="character" w:customStyle="1" w:styleId="Ttulo6Car">
-    <w:name w:val="Título 6 Car"/>
-    <w:basedOn w:val="Fuentedeprrafopredeter"/>
-    <w:link w:val="Ttulo6"/>
+  <w:style w:type="character" w:customStyle="1" w:styleId="Heading6Char">
+    <w:name w:val="Heading 6 Char"/>
+    <w:basedOn w:val="DefaultParagraphFont"/>
+    <w:link w:val="Heading6"/>
     <w:uiPriority w:val="9"/>
     <w:semiHidden/>
     <w:rsid w:val="009B6004"/>
@@ -8500,10 +10066,10 @@
       <w:color w:val="595959" w:themeColor="text1" w:themeTint="A6"/>
     </w:rPr>
   </w:style>
-  <w:style w:type="character" w:customStyle="1" w:styleId="Ttulo7Car">
-    <w:name w:val="Título 7 Car"/>
-    <w:basedOn w:val="Fuentedeprrafopredeter"/>
-    <w:link w:val="Ttulo7"/>
+  <w:style w:type="character" w:customStyle="1" w:styleId="Heading7Char">
+    <w:name w:val="Heading 7 Char"/>
+    <w:basedOn w:val="DefaultParagraphFont"/>
+    <w:link w:val="Heading7"/>
     <w:uiPriority w:val="9"/>
     <w:semiHidden/>
     <w:rsid w:val="009B6004"/>
@@ -8512,10 +10078,10 @@
       <w:color w:val="595959" w:themeColor="text1" w:themeTint="A6"/>
     </w:rPr>
   </w:style>
-  <w:style w:type="character" w:customStyle="1" w:styleId="Ttulo8Car">
-    <w:name w:val="Título 8 Car"/>
-    <w:basedOn w:val="Fuentedeprrafopredeter"/>
-    <w:link w:val="Ttulo8"/>
+  <w:style w:type="character" w:customStyle="1" w:styleId="Heading8Char">
+    <w:name w:val="Heading 8 Char"/>
+    <w:basedOn w:val="DefaultParagraphFont"/>
+    <w:link w:val="Heading8"/>
     <w:uiPriority w:val="9"/>
     <w:semiHidden/>
     <w:rsid w:val="009B6004"/>
@@ -8526,10 +10092,10 @@
       <w:color w:val="272727" w:themeColor="text1" w:themeTint="D8"/>
     </w:rPr>
   </w:style>
-  <w:style w:type="character" w:customStyle="1" w:styleId="Ttulo9Car">
-    <w:name w:val="Título 9 Car"/>
-    <w:basedOn w:val="Fuentedeprrafopredeter"/>
-    <w:link w:val="Ttulo9"/>
+  <w:style w:type="character" w:customStyle="1" w:styleId="Heading9Char">
+    <w:name w:val="Heading 9 Char"/>
+    <w:basedOn w:val="DefaultParagraphFont"/>
+    <w:link w:val="Heading9"/>
     <w:uiPriority w:val="9"/>
     <w:semiHidden/>
     <w:rsid w:val="009B6004"/>
@@ -8538,11 +10104,11 @@
       <w:color w:val="272727" w:themeColor="text1" w:themeTint="D8"/>
     </w:rPr>
   </w:style>
-  <w:style w:type="paragraph" w:styleId="Ttulo">
+  <w:style w:type="paragraph" w:styleId="Title">
     <w:name w:val="Title"/>
     <w:basedOn w:val="Normal"/>
     <w:next w:val="Normal"/>
-    <w:link w:val="TtuloCar"/>
+    <w:link w:val="TitleChar"/>
     <w:uiPriority w:val="10"/>
     <w:qFormat/>
     <w:rsid w:val="009B6004"/>
@@ -8558,10 +10124,10 @@
       <w:szCs w:val="56"/>
     </w:rPr>
   </w:style>
-  <w:style w:type="character" w:customStyle="1" w:styleId="TtuloCar">
-    <w:name w:val="Título Car"/>
-    <w:basedOn w:val="Fuentedeprrafopredeter"/>
-    <w:link w:val="Ttulo"/>
+  <w:style w:type="character" w:customStyle="1" w:styleId="TitleChar">
+    <w:name w:val="Title Char"/>
+    <w:basedOn w:val="DefaultParagraphFont"/>
+    <w:link w:val="Title"/>
     <w:uiPriority w:val="10"/>
     <w:rsid w:val="009B6004"/>
     <w:rPr>
@@ -8572,11 +10138,11 @@
       <w:szCs w:val="56"/>
     </w:rPr>
   </w:style>
-  <w:style w:type="paragraph" w:styleId="Subttulo">
+  <w:style w:type="paragraph" w:styleId="Subtitle">
     <w:name w:val="Subtitle"/>
     <w:basedOn w:val="Normal"/>
     <w:next w:val="Normal"/>
-    <w:link w:val="SubttuloCar"/>
+    <w:link w:val="SubtitleChar"/>
     <w:uiPriority w:val="11"/>
     <w:qFormat/>
     <w:rsid w:val="009B6004"/>
@@ -8593,10 +10159,10 @@
       <w:szCs w:val="28"/>
     </w:rPr>
   </w:style>
-  <w:style w:type="character" w:customStyle="1" w:styleId="SubttuloCar">
-    <w:name w:val="Subtítulo Car"/>
-    <w:basedOn w:val="Fuentedeprrafopredeter"/>
-    <w:link w:val="Subttulo"/>
+  <w:style w:type="character" w:customStyle="1" w:styleId="SubtitleChar">
+    <w:name w:val="Subtitle Char"/>
+    <w:basedOn w:val="DefaultParagraphFont"/>
+    <w:link w:val="Subtitle"/>
     <w:uiPriority w:val="11"/>
     <w:rsid w:val="009B6004"/>
     <w:rPr>
@@ -8607,11 +10173,11 @@
       <w:szCs w:val="28"/>
     </w:rPr>
   </w:style>
-  <w:style w:type="paragraph" w:styleId="Cita">
+  <w:style w:type="paragraph" w:styleId="Quote">
     <w:name w:val="Quote"/>
     <w:basedOn w:val="Normal"/>
     <w:next w:val="Normal"/>
-    <w:link w:val="CitaCar"/>
+    <w:link w:val="QuoteChar"/>
     <w:uiPriority w:val="29"/>
     <w:qFormat/>
     <w:rsid w:val="009B6004"/>
@@ -8625,10 +10191,10 @@
       <w:color w:val="404040" w:themeColor="text1" w:themeTint="BF"/>
     </w:rPr>
   </w:style>
-  <w:style w:type="character" w:customStyle="1" w:styleId="CitaCar">
-    <w:name w:val="Cita Car"/>
-    <w:basedOn w:val="Fuentedeprrafopredeter"/>
-    <w:link w:val="Cita"/>
+  <w:style w:type="character" w:customStyle="1" w:styleId="QuoteChar">
+    <w:name w:val="Quote Char"/>
+    <w:basedOn w:val="DefaultParagraphFont"/>
+    <w:link w:val="Quote"/>
     <w:uiPriority w:val="29"/>
     <w:rsid w:val="009B6004"/>
     <w:rPr>
@@ -8637,7 +10203,7 @@
       <w:color w:val="404040" w:themeColor="text1" w:themeTint="BF"/>
     </w:rPr>
   </w:style>
-  <w:style w:type="paragraph" w:styleId="Prrafodelista">
+  <w:style w:type="paragraph" w:styleId="ListParagraph">
     <w:name w:val="List Paragraph"/>
     <w:basedOn w:val="Normal"/>
     <w:uiPriority w:val="34"/>
@@ -8648,9 +10214,9 @@
       <w:contextualSpacing/>
     </w:pPr>
   </w:style>
-  <w:style w:type="character" w:styleId="nfasisintenso">
+  <w:style w:type="character" w:styleId="IntenseEmphasis">
     <w:name w:val="Intense Emphasis"/>
-    <w:basedOn w:val="Fuentedeprrafopredeter"/>
+    <w:basedOn w:val="DefaultParagraphFont"/>
     <w:uiPriority w:val="21"/>
     <w:qFormat/>
     <w:rsid w:val="009B6004"/>
@@ -8660,11 +10226,11 @@
       <w:color w:val="0F4761" w:themeColor="accent1" w:themeShade="BF"/>
     </w:rPr>
   </w:style>
-  <w:style w:type="paragraph" w:styleId="Citadestacada">
+  <w:style w:type="paragraph" w:styleId="IntenseQuote">
     <w:name w:val="Intense Quote"/>
     <w:basedOn w:val="Normal"/>
     <w:next w:val="Normal"/>
-    <w:link w:val="CitadestacadaCar"/>
+    <w:link w:val="IntenseQuoteChar"/>
     <w:uiPriority w:val="30"/>
     <w:qFormat/>
     <w:rsid w:val="009B6004"/>
@@ -8683,10 +10249,10 @@
       <w:color w:val="0F4761" w:themeColor="accent1" w:themeShade="BF"/>
     </w:rPr>
   </w:style>
-  <w:style w:type="character" w:customStyle="1" w:styleId="CitadestacadaCar">
-    <w:name w:val="Cita destacada Car"/>
-    <w:basedOn w:val="Fuentedeprrafopredeter"/>
-    <w:link w:val="Citadestacada"/>
+  <w:style w:type="character" w:customStyle="1" w:styleId="IntenseQuoteChar">
+    <w:name w:val="Intense Quote Char"/>
+    <w:basedOn w:val="DefaultParagraphFont"/>
+    <w:link w:val="IntenseQuote"/>
     <w:uiPriority w:val="30"/>
     <w:rsid w:val="009B6004"/>
     <w:rPr>
@@ -8695,9 +10261,9 @@
       <w:color w:val="0F4761" w:themeColor="accent1" w:themeShade="BF"/>
     </w:rPr>
   </w:style>
-  <w:style w:type="character" w:styleId="Referenciaintensa">
+  <w:style w:type="character" w:styleId="IntenseReference">
     <w:name w:val="Intense Reference"/>
-    <w:basedOn w:val="Fuentedeprrafopredeter"/>
+    <w:basedOn w:val="DefaultParagraphFont"/>
     <w:uiPriority w:val="32"/>
     <w:qFormat/>
     <w:rsid w:val="009B6004"/>
@@ -8709,10 +10275,10 @@
       <w:spacing w:val="5"/>
     </w:rPr>
   </w:style>
-  <w:style w:type="paragraph" w:styleId="Textoindependiente">
+  <w:style w:type="paragraph" w:styleId="BodyText">
     <w:name w:val="Body Text"/>
     <w:basedOn w:val="Normal"/>
-    <w:link w:val="TextoindependienteCar"/>
+    <w:link w:val="BodyTextChar"/>
     <w:uiPriority w:val="1"/>
     <w:qFormat/>
     <w:rsid w:val="008715DD"/>
@@ -8728,10 +10294,10 @@
       <w:szCs w:val="24"/>
     </w:rPr>
   </w:style>
-  <w:style w:type="character" w:customStyle="1" w:styleId="TextoindependienteCar">
-    <w:name w:val="Texto independiente Car"/>
-    <w:basedOn w:val="Fuentedeprrafopredeter"/>
-    <w:link w:val="Textoindependiente"/>
+  <w:style w:type="character" w:customStyle="1" w:styleId="BodyTextChar">
+    <w:name w:val="Body Text Char"/>
+    <w:basedOn w:val="DefaultParagraphFont"/>
+    <w:link w:val="BodyText"/>
     <w:uiPriority w:val="1"/>
     <w:rsid w:val="008715DD"/>
     <w:rPr>
@@ -8758,7 +10324,7 @@
       <w:sz w:val="24"/>
     </w:rPr>
   </w:style>
-  <w:style w:type="paragraph" w:styleId="Descripcin">
+  <w:style w:type="paragraph" w:styleId="Caption">
     <w:name w:val="caption"/>
     <w:basedOn w:val="Normal"/>
     <w:next w:val="Normal"/>
@@ -8777,9 +10343,9 @@
       <w:szCs w:val="18"/>
     </w:rPr>
   </w:style>
-  <w:style w:type="character" w:styleId="Textodelmarcadordeposicin">
+  <w:style w:type="character" w:styleId="PlaceholderText">
     <w:name w:val="Placeholder Text"/>
-    <w:basedOn w:val="Fuentedeprrafopredeter"/>
+    <w:basedOn w:val="DefaultParagraphFont"/>
     <w:uiPriority w:val="99"/>
     <w:semiHidden/>
     <w:rsid w:val="00197339"/>
@@ -8787,9 +10353,9 @@
       <w:color w:val="666666"/>
     </w:rPr>
   </w:style>
-  <w:style w:type="table" w:styleId="Tablaconcuadrcula">
+  <w:style w:type="table" w:styleId="TableGrid">
     <w:name w:val="Table Grid"/>
-    <w:basedOn w:val="Tablanormal"/>
+    <w:basedOn w:val="TableNormal"/>
     <w:uiPriority w:val="39"/>
     <w:rsid w:val="00565717"/>
     <w:pPr>
@@ -8806,9 +10372,9 @@
       </w:tblBorders>
     </w:tblPr>
   </w:style>
-  <w:style w:type="character" w:styleId="Hipervnculo">
+  <w:style w:type="character" w:styleId="Hyperlink">
     <w:name w:val="Hyperlink"/>
-    <w:basedOn w:val="Fuentedeprrafopredeter"/>
+    <w:basedOn w:val="DefaultParagraphFont"/>
     <w:uiPriority w:val="99"/>
     <w:unhideWhenUsed/>
     <w:rsid w:val="00311B4C"/>
@@ -8817,9 +10383,9 @@
       <w:u w:val="single"/>
     </w:rPr>
   </w:style>
-  <w:style w:type="character" w:styleId="Mencinsinresolver">
+  <w:style w:type="character" w:styleId="UnresolvedMention">
     <w:name w:val="Unresolved Mention"/>
-    <w:basedOn w:val="Fuentedeprrafopredeter"/>
+    <w:basedOn w:val="DefaultParagraphFont"/>
     <w:uiPriority w:val="99"/>
     <w:semiHidden/>
     <w:unhideWhenUsed/>
@@ -8829,9 +10395,9 @@
       <w:shd w:val="clear" w:color="auto" w:fill="E1DFDD"/>
     </w:rPr>
   </w:style>
-  <w:style w:type="character" w:styleId="Hipervnculovisitado">
+  <w:style w:type="character" w:styleId="FollowedHyperlink">
     <w:name w:val="FollowedHyperlink"/>
-    <w:basedOn w:val="Fuentedeprrafopredeter"/>
+    <w:basedOn w:val="DefaultParagraphFont"/>
     <w:uiPriority w:val="99"/>
     <w:semiHidden/>
     <w:unhideWhenUsed/>
@@ -8841,9 +10407,9 @@
       <w:u w:val="single"/>
     </w:rPr>
   </w:style>
-  <w:style w:type="paragraph" w:styleId="TtuloTDC">
+  <w:style w:type="paragraph" w:styleId="TOCHeading">
     <w:name w:val="TOC Heading"/>
-    <w:basedOn w:val="Ttulo1"/>
+    <w:basedOn w:val="Heading1"/>
     <w:next w:val="Normal"/>
     <w:uiPriority w:val="39"/>
     <w:unhideWhenUsed/>
@@ -8859,7 +10425,7 @@
       <w:lang w:eastAsia="es-ES"/>
     </w:rPr>
   </w:style>
-  <w:style w:type="paragraph" w:styleId="TDC1">
+  <w:style w:type="paragraph" w:styleId="TOC1">
     <w:name w:val="toc 1"/>
     <w:basedOn w:val="Normal"/>
     <w:next w:val="Normal"/>
@@ -8869,6 +10435,17 @@
     <w:rsid w:val="00C248DF"/>
     <w:pPr>
       <w:spacing w:after="100"/>
+    </w:pPr>
+  </w:style>
+  <w:style w:type="paragraph" w:styleId="TableofFigures">
+    <w:name w:val="table of figures"/>
+    <w:basedOn w:val="Normal"/>
+    <w:next w:val="Normal"/>
+    <w:uiPriority w:val="99"/>
+    <w:unhideWhenUsed/>
+    <w:rsid w:val="00922AD9"/>
+    <w:pPr>
+      <w:spacing w:after="0"/>
     </w:pPr>
   </w:style>
 </w:styles>
